--- a/docs/PAPER_MDPI.ru.docx
+++ b/docs/PAPER_MDPI.ru.docx
@@ -183,7 +183,7 @@
                 <w:sz w:val="18"/>
                 <w:szCs w:val="18"/>
               </w:rPr>
-              <w:t xml:space="preserve">Глобальные нарушения цепочек поставок — землетрясения, наводнения, блокировки каналов, финансовые кризисы — каскадируют между отраслями и странами, однако опубликованные имитационные модели, как правило, валидируются на одном-двух событиях и по одной метрике ошибки. Настоящая работа ставит вопрос: способна ли такая валидация вообще отличить содержательную модель от наивного бейслайна — и строит инфраструктуру, позволяющую на него ответить. Собран бенчмарк из 27 исторических событий (1999–2023, десять категорий), каждое откалибровано по первичным источникам согласно письменному протоколу иерархии источников, и трёхосевая система валидации, оценивающая (1) глобальную магнитуду потерь, (2) форму каскада на уровне узла (пик, тайминг, восстановление) и (3) пространственный охват. Протестированы четыре модели: авторский симулятор SEIRS-bullwhip-hysteresis (GEDS), межотраслевая модель Леонтьева, линейная сетевая диффузия и наивный предиктор среднего. По точечной магнитуде ни одна модель статистически значимо не превосходит другую (все шесть парных перестановочных тестов p ≥ 0,09 при N=27), и результат сохраняется при кросс-валидации с пофолдовой рекалибровкой (p = 0,89): валидация одним числом эти модели не различает. Траекторная валидация — различает: GEDS, единственная модель, порождающая полные траектории, ранжирует длительности восстановления со Spearman 0,88 (95% ДИ 0,56–0,99) и тайминг пика с 0,69 (0,20–0,87). Замена ручного 12-странового графа на граф OECD ICIO из 405 узлов поднимает пространственный охват каскада с 0,29 до 0,79 без подстройки параметров: связывающее ограничение — полнота сети, а не подгонка. Все результаты детерминированы, зафиксированы golden-тестами и воспроизводятся из открытого репозитория одной командой.</w:t>
+              <w:t xml:space="preserve">Глобальные нарушения цепочек поставок — землетрясения, наводнения, блокировки каналов, финансовые кризисы — каскадируют между отраслями и странами, однако опубликованные имитационные модели, как правило, валидируются на одном-двух событиях и по одной метрике ошибки. Настоящая работа ставит вопрос: способна ли такая валидация вообще отличить содержательную модель от наивного бейслайна — и строит инфраструктуру, позволяющую на него ответить. Собран бенчмарк из 27 исторических событий (1999–2023, десять категорий), каждое откалибровано по первичным источникам согласно письменному протоколу иерархии источников, и трёхосевая система валидации, оценивающая (1) глобальную магнитуду потерь, (2) форму каскада на уровне узла (пик, тайминг, восстановление) и (3) пространственный охват. Протестированы четыре модели: авторский симулятор SEIRS-bullwhip-hysteresis (GEDS), межотраслевая модель Леонтьева, линейная сетевая диффузия и наивный предиктор среднего. По точечной магнитуде ни одна модель статистически значимо не превосходит другую (все шесть парных перестановочных тестов p ≥ 0,09 при N=27), и результат сохраняется при кросс-валидации с пофолдовой рекалибровкой (p = 0,89): валидация одним числом эти модели не различает. Анализ мощности показывает, что при N=27 минимальный детектируемый эффект (0,018 MAE) превышает реальные различия моделей (~0,007) — то есть паритет ограничен разрешением выборки, а не доказан. Траекторная валидация различает модели: GEDS, единственная модель, порождающая полные траектории, ранжирует длительности восстановления со Spearman 0,88 (95% ДИ 0,56–0,99) и тайминг пика с 0,69 (0,20–0,87). Замена ручного 12-странового графа на граф OECD ICIO из 405 узлов поднимает пространственный охват каскада с 0,29 до 0,79 без подстройки параметров. Все результаты детерминированы, зафиксированы golden-тестами и воспроизводятся из открытого репозитория.</w:t>
             </w:r>
           </w:p>
         </w:tc>
@@ -210,7 +210,7 @@
           <w:sz w:val="18"/>
           <w:szCs w:val="18"/>
         </w:rPr>
-        <w:t xml:space="preserve">цепочки поставок; распространение шоков; валидация моделей; SEIRS; бутстрэп; перестановочный тест; OECD ICIO; бенчмарк каскадов</w:t>
+        <w:t xml:space="preserve">цепочки поставок; распространение шоков; валидация моделей; SEIRS; бутстрэп; перестановочный тест; анализ мощности; OECD ICIO; бенчмарк каскадов</w:t>
       </w:r>
     </w:p>
     <w:p>
@@ -246,7 +246,7 @@
           <w:sz w:val="15"/>
           <w:szCs w:val="15"/>
         </w:rPr>
-        <w:t xml:space="preserve">Авторские права: © 2026 автор(ы). Распространяется на условиях CC BY 4.0.  </w:t>
+        <w:t xml:space="preserve">Авторские права: © 2026 автор(ы). CC BY 4.0.  </w:t>
       </w:r>
       <w:r>
         <w:rPr>
@@ -255,7 +255,7 @@
           <w:sz w:val="15"/>
           <w:szCs w:val="15"/>
         </w:rPr>
-        <w:t xml:space="preserve">Числа генерируются из артефактов репозитория и воспроизводимы с фиксированными сидами.</w:t>
+        <w:t xml:space="preserve">Все числа генерируются из артефактов репозитория и воспроизводимы с фиксированными сидами.</w:t>
       </w:r>
     </w:p>
     <w:p>
@@ -317,7 +317,7 @@
           <w:sz w:val="19"/>
           <w:szCs w:val="19"/>
         </w:rPr>
-        <w:t xml:space="preserve">Блокировка Суэцкого канала контейнеровозом Ever Given (2021) остановила около 12% мировой торговли на шесть дней; наводнения в Таиланде (2011) сократили национальное автопроизводство на 87,5% в пиковый месяц; дефицит чипов 2020–2021 годов обошёлся мировому автопрому в 9,5 млн невыпущенных машин. Политикам и компаниям нужны модели, предсказывающие, как локальный шок распространится по глобальной производственной сети. Литература предлагает десятки таких моделей — но почти каждая валидируется на одном-двух событиях, чаще всего по единственному скаляру («глобальные потери составили X%»).</w:t>
+        <w:t xml:space="preserve">Блокировка Суэцкого канала контейнеровозом Ever Given (2021) остановила около 12% мировой торговли на шесть дней; наводнения в Таиланде (2011) сократили национальное автопроизводство на 87,5% в пиковый месяц; дефицит чипов 2020–2021 годов обошёлся мировому автопрому в 9,5 млн невыпущенных машин. Политикам и компаниям нужны модели, предсказывающие, как локальный шок распространится по глобальной производственной сети. Литература предлагает десятки таких моделей — но почти каждая валидируется на одном-двух событиях, чаще всего по единственному скаляру.</w:t>
       </w:r>
     </w:p>
     <w:p>
@@ -420,7 +420,7 @@
           <w:sz w:val="19"/>
           <w:szCs w:val="19"/>
         </w:rPr>
-        <w:t xml:space="preserve">: 27 исторических событий-нарушений (1999–2023) с калибровочными целями из первичных источников (отраслевые статагентства, центробанки, МВФ) по письменному протоколу иерархии источников; плюс библиотека из 17+ задокументированных «почти-промахов» как отрицательный контроль.</w:t>
+        <w:t xml:space="preserve">: 27 исторических событий-нарушений (1999–2023) с калибровочными целями из первичных источников по письменному протоколу иерархии источников; плюс библиотека из 17+ задокументированных «почти-промахов» как отрицательный контроль.</w:t>
       </w:r>
     </w:p>
     <w:p>
@@ -453,7 +453,7 @@
           <w:sz w:val="19"/>
           <w:szCs w:val="19"/>
         </w:rPr>
-        <w:t xml:space="preserve">: глобальная магнитуда (Track A), форма траектории шокированного узла — пик/тайминг/восстановление (Track B), пространственный охват и порядок поражения узлов.</w:t>
+        <w:t xml:space="preserve">: глобальная магнитуда (Track A), форма траектории шокированного узла (Track B), пространственный охват и порядок поражения узлов.</w:t>
       </w:r>
     </w:p>
     <w:p>
@@ -486,7 +486,7 @@
           <w:sz w:val="19"/>
           <w:szCs w:val="19"/>
         </w:rPr>
-        <w:t xml:space="preserve">: событийный бутстрэп (10 000 ресемплов), парный бутстрэп с общими индексами, знаковые перестановочные тесты (20 000 перестановок) — каждое «лучше/хуже» снабжено доверительным интервалом и p-значением.</w:t>
+        <w:t xml:space="preserve">: событийный бутстрэп, парный бутстрэп с общими индексами, знаковые перестановочные тесты и анализ мощности — каждое «лучше/хуже» снабжено доверительным интервалом и p-значением.</w:t>
       </w:r>
     </w:p>
     <w:p>
@@ -519,7 +519,7 @@
           <w:sz w:val="19"/>
           <w:szCs w:val="19"/>
         </w:rPr>
-        <w:t xml:space="preserve">: паритет всех четырёх моделей по магнитуде при N=27 (внутри- и вневыборочно) и значимое разделение на траекторных осях, где конкурирует только GEDS.</w:t>
+        <w:t xml:space="preserve">: паритет всех четырёх моделей по магнитуде при N=27 (внутри- и вневыборочно, и это ограничение мощности, а не эквивалентность) и значимое разделение на траекторных осях, где конкурирует только GEDS.</w:t>
       </w:r>
     </w:p>
     <w:p>
@@ -584,7 +584,7 @@
           <w:sz w:val="19"/>
           <w:szCs w:val="19"/>
         </w:rPr>
-        <w:t xml:space="preserve">Распространение шоков по производственным сетям — устоявшаяся область: Acemoglu и соавт. (2012) заложили теорию сетевых истоков агрегатных флуктуаций; Carvalho и соавт. (2021) эмпирически проследили каскад землетрясения Тохоку по цепочкам поставщиков; Barrot и Sauvagnat (2016) измерили передачу шоков между фирмами. Эффект хлыста — учебная классика (Lee и соавт., 1997); гистерезис выпуска после кризисов — эмпирический консенсус (Cerra и Saxena, 2008). Применение эпидемиологических SEIR-схем к цепочкам поставок появилось недавно и мейнстримом не стало.</w:t>
+        <w:t xml:space="preserve">Работа лежит на пересечении четырёх линий литературы; полные ссылки — в разделе «Литература».</w:t>
       </w:r>
     </w:p>
     <w:p>
@@ -596,10 +596,120 @@
       <w:r>
         <w:rPr>
           <w:rFonts w:ascii="Palatino Linotype" w:cs="Palatino Linotype" w:eastAsia="Palatino Linotype" w:hAnsi="Palatino Linotype"/>
-          <w:sz w:val="19"/>
-          <w:szCs w:val="19"/>
-        </w:rPr>
-        <w:t xml:space="preserve">Насколько нам известно, ни одна опубликованная работа (а) не совмещает SEIRS-динамику, эффект хлыста и гистерезис в одном движке и (б), что важнее, не валидирует модель каскадов одновременно по магнитуде, форме траектории и пространственному охвату на десятках разнотипных исторических событий. Постановка «валидируем валидацию» перекликается с M-соревнованиями в прогнозировании, где простые методы систематически оказывались неотличимы от сложных или лучше их — наш результат воспроизводит этот паттерн в новой предметной области.</w:t>
+          <w:b/>
+          <w:bCs/>
+          <w:sz w:val="19"/>
+          <w:szCs w:val="19"/>
+        </w:rPr>
+        <w:t xml:space="preserve">Распространение шоков по производственным сетям.</w:t>
+      </w:r>
+      <w:r>
+        <w:rPr>
+          <w:rFonts w:ascii="Palatino Linotype" w:cs="Palatino Linotype" w:eastAsia="Palatino Linotype" w:hAnsi="Palatino Linotype"/>
+          <w:sz w:val="19"/>
+          <w:szCs w:val="19"/>
+        </w:rPr>
+        <w:t xml:space="preserve"> Теоретический фундамент заложили Acemoglu et al. [1], показавшие сетевые истоки агрегатных флуктуаций, и продолжения о микро-истоках и распределениях (Acemoglu et al. [2]; Baqaee [3]; Bigio &amp; La'O [4]). Эмпирику закрыли Carvalho et al. [5], проследившие каскад землетрясения Тохоку по реальным цепочкам поставщиков, Barrot &amp; Sauvagnat [6] через специфичность вводимых ресурсов и Boehm et al. [7]. Гранулярность как источник агрегатных колебаний — Gabaix [8], di Giovanni &amp; Levchenko [9], Oberfield et al. [10]. Наша работа не добавляет теории — она использует эту структуру как субстрат и спрашивает, насколько хорошо динамические модели на ней предсказывают реальные каскады.</w:t>
+      </w:r>
+    </w:p>
+    <w:p>
+      <w:pPr>
+        <w:spacing w:after="20" w:line="240"/>
+        <w:ind w:firstLine="220"/>
+        <w:jc w:val="both"/>
+      </w:pPr>
+      <w:r>
+        <w:rPr>
+          <w:rFonts w:ascii="Palatino Linotype" w:cs="Palatino Linotype" w:eastAsia="Palatino Linotype" w:hAnsi="Palatino Linotype"/>
+          <w:b/>
+          <w:bCs/>
+          <w:sz w:val="19"/>
+          <w:szCs w:val="19"/>
+        </w:rPr>
+        <w:t xml:space="preserve">Имитационные и агентные модели.</w:t>
+      </w:r>
+      <w:r>
+        <w:rPr>
+          <w:rFonts w:ascii="Palatino Linotype" w:cs="Palatino Linotype" w:eastAsia="Palatino Linotype" w:hAnsi="Palatino Linotype"/>
+          <w:sz w:val="19"/>
+          <w:szCs w:val="19"/>
+        </w:rPr>
+        <w:t xml:space="preserve"> Inoue &amp; Todo [11] построили фирменно-уровневую агентную модель распространения по цепочкам поставок; Otto et al. [12] (Acclimate) моделируют климатические шоки на международной торговле. Эти работы валидируются на одном классе событий; наш вклад ортогонален — система сравнительной валидации, в которой такие модели ставятся рядом на общем бенчмарке.</w:t>
+      </w:r>
+    </w:p>
+    <w:p>
+      <w:pPr>
+        <w:spacing w:after="20" w:line="240"/>
+        <w:ind w:firstLine="220"/>
+        <w:jc w:val="both"/>
+      </w:pPr>
+      <w:r>
+        <w:rPr>
+          <w:rFonts w:ascii="Palatino Linotype" w:cs="Palatino Linotype" w:eastAsia="Palatino Linotype" w:hAnsi="Palatino Linotype"/>
+          <w:b/>
+          <w:bCs/>
+          <w:sz w:val="19"/>
+          <w:szCs w:val="19"/>
+        </w:rPr>
+        <w:t xml:space="preserve">Финансовое заражение.</w:t>
+      </w:r>
+      <w:r>
+        <w:rPr>
+          <w:rFonts w:ascii="Palatino Linotype" w:cs="Palatino Linotype" w:eastAsia="Palatino Linotype" w:hAnsi="Palatino Linotype"/>
+          <w:sz w:val="19"/>
+          <w:szCs w:val="19"/>
+        </w:rPr>
+        <w:t xml:space="preserve"> Механика распространения по сетям изучена в финансах: Allen &amp; Gale [13], Gai &amp; Kapadia [14], Battiston et al. [15], Elliott et al. [16], Haldane &amp; May [17], Acemoglu et al. [20]. Мы заимствуем идею порогового каскада (узел переходит в «дистресс» при превышении эндогенного порога), но применяем к производственному выпуску.</w:t>
+      </w:r>
+    </w:p>
+    <w:p>
+      <w:pPr>
+        <w:spacing w:after="20" w:line="240"/>
+        <w:ind w:firstLine="220"/>
+        <w:jc w:val="both"/>
+      </w:pPr>
+      <w:r>
+        <w:rPr>
+          <w:rFonts w:ascii="Palatino Linotype" w:cs="Palatino Linotype" w:eastAsia="Palatino Linotype" w:hAnsi="Palatino Linotype"/>
+          <w:b/>
+          <w:bCs/>
+          <w:sz w:val="19"/>
+          <w:szCs w:val="19"/>
+        </w:rPr>
+        <w:t xml:space="preserve">Эпидемиологические динамики и валидация прогнозов.</w:t>
+      </w:r>
+      <w:r>
+        <w:rPr>
+          <w:rFonts w:ascii="Palatino Linotype" w:cs="Palatino Linotype" w:eastAsia="Palatino Linotype" w:hAnsi="Palatino Linotype"/>
+          <w:sz w:val="19"/>
+          <w:szCs w:val="19"/>
+        </w:rPr>
+        <w:t xml:space="preserve"> Перенос SEIR-схем на экономику активизировался после COVID (Eichenbaum et al. [18]; Coquidé et al. [19]; Starnini et al. [21]). Методология сравнительной валидации — M-соревнования и бенчмарки временных графов — систематически обнаруживала, что простые методы неотличимы от сложных; наш результат воспроизводит этот паттерн в новой области.</w:t>
+      </w:r>
+    </w:p>
+    <w:p>
+      <w:pPr>
+        <w:spacing w:after="20" w:line="240"/>
+        <w:ind w:firstLine="220"/>
+        <w:jc w:val="both"/>
+      </w:pPr>
+      <w:r>
+        <w:rPr>
+          <w:rFonts w:ascii="Palatino Linotype" w:cs="Palatino Linotype" w:eastAsia="Palatino Linotype" w:hAnsi="Palatino Linotype"/>
+          <w:b/>
+          <w:bCs/>
+          <w:sz w:val="19"/>
+          <w:szCs w:val="19"/>
+        </w:rPr>
+        <w:t xml:space="preserve">Ниша.</w:t>
+      </w:r>
+      <w:r>
+        <w:rPr>
+          <w:rFonts w:ascii="Palatino Linotype" w:cs="Palatino Linotype" w:eastAsia="Palatino Linotype" w:hAnsi="Palatino Linotype"/>
+          <w:sz w:val="19"/>
+          <w:szCs w:val="19"/>
+        </w:rPr>
+        <w:t xml:space="preserve"> Насколько нам известно, ни одна опубликованная работа не совмещает SEIRS-динамику, эффект хлыста и гистерезис в одном движке и, что важнее, не валидирует модель каскадов одновременно по магнитуде, форме траектории и пространственному охвату на десятках разнотипных событий с полным статистическим слоем. Пробел — не «ещё одна модель», а «как честно сравнивать такие модели».</w:t>
       </w:r>
     </w:p>
     <w:p>
@@ -650,7 +760,7 @@
           <w:sz w:val="19"/>
           <w:szCs w:val="19"/>
         </w:rPr>
-        <w:t xml:space="preserve">Каждое событие задаётся: шокируемый узел (страна:отрасль или чокпойнт), магнитуда шока на стороне источника, длительность, форма форсирования, горизонт; и наблюдаемая цель — глобальная/отраслевая потеря выпуска из первичного источника. Примеры: тройная катастрофа в Японии 2011 (JPN:automotive, JAMA: −60,1% месячного выпуска на узле, глобальная цель −3,9%), коллапс автопрома в мировой финансовый кризис 2008–09 (USA:automotive, OICA: −13,1% мирового производства за год, ФРС: −47% SAAR в нижней точке), блокировка Суэца 2021 (CP:Suez, транзитный дефицit по данным IMF PortWatch).</w:t>
+        <w:t xml:space="preserve">Каждое событие задаётся: шокируемый узел (страна:отрасль или чокпойнт), магнитуда шока на стороне источника, длительность, форма форсирования, горизонт; и наблюдаемая цель — глобальная/отраслевая потеря выпуска из первичного источника. Полный список — Приложение A. Категории: землетрясения, наводнения, пожары, локдауны, энергокризисы, портовые заторы, блокировки чокпойнтов, торговые ограничения, забастовки, финансовый кризис.</w:t>
       </w:r>
     </w:p>
     <w:p>
@@ -675,7 +785,7 @@
           <w:sz w:val="19"/>
           <w:szCs w:val="19"/>
         </w:rPr>
-        <w:t xml:space="preserve"> (письменный, версионируется в репозитории): уровень 1 — отраслевые статагентства (OICA, JAMA, VDA, SIA) и официальные макроданные (центробанки, МВФ, Всемирный банк, IMF PortWatch); уровень 2 — отчётность и релизы компаний; уровень 3 (Reuters/Bloomberg/Nikkei) — только при прямой цитате уровня 1/2; агрегаторы и Wikipedia для ключевых чисел запрещены. Правила: пик отличается от остаточного значения; производные числа помечаются [DERIVED] с формулой; узел назначается по месту производства, а не по юрисдикции штаб-квартиры.</w:t>
+        <w:t xml:space="preserve"> (письменный): уровень 1 — отраслевые статагентства (OICA, JAMA, VDA, SIA) и официальные макроданные (центробанки, МВФ, IMF PortWatch [26]); уровень 2 — отчётность компаний; уровень 3 (Reuters/Bloomberg/Nikkei) — только при прямой цитате уровня 1/2. Правила: пик отличается от остаточного значения; производные числа помечаются [DERIVED]; узел назначается по месту производства.</w:t>
       </w:r>
     </w:p>
     <w:p>
@@ -700,7 +810,7 @@
           <w:sz w:val="19"/>
           <w:szCs w:val="19"/>
         </w:rPr>
-        <w:t xml:space="preserve">: события, не прошедшие протокол (нет чистого первичного числа — пожар Philips 2000; структурная неполнота графа — Boeing 737 MAX), документируются как невключённые с указанием причины, а не подгоняются. База также содержит 17+ «почти-промахов» — событий, где каскада почти не было: модель штрафуется за ложные срабатывания.</w:t>
+        <w:t xml:space="preserve">: события без чистого первичного числа (пожар Philips 2000) или со структурной неполнотой графа (Boeing 737 MAX) документируются как невключённые с указанием причины. База содержит 17+ «почти-промахов» — событий, где каскада почти не было: модель штрафуется за ложные срабатывания.</w:t>
       </w:r>
     </w:p>
     <w:p>
@@ -719,7 +829,7 @@
           <w:sz w:val="19"/>
           <w:szCs w:val="19"/>
         </w:rPr>
-        <w:t xml:space="preserve">3.2. Цели траекторной валидации</w:t>
+        <w:t xml:space="preserve">3.2. Цели траекторной валидации и граф</w:t>
       </w:r>
     </w:p>
     <w:p>
@@ -734,7 +844,67 @@
           <w:sz w:val="19"/>
           <w:szCs w:val="19"/>
         </w:rPr>
-        <w:t xml:space="preserve">Для Track B собраны отдельные наборы: пиковая потеря выпуска непосредственно шокированного сектора в стране-источнике (THA:automotive −87,5%, Bank of Thailand/FTI, ноябрь 2011; только измеримые цели, статус «null» с причиной — где чистого источника не существует); недели до пика и недели до восстановления 90% (n=15 и n=11); 62 строки «событие → поражённый узел → неделя начала» с первичной ссылкой на каждую.</w:t>
+        <w:t xml:space="preserve">Для Track B собраны: пиковая потеря выпуска шокированного сектора в стране-источнике (только измеримые цели, статус «null» с причиной, где источника нет); недели до пика и до восстановления 90%; 62 строки «событие → поражённый узел → неделя начала» с первичной ссылкой. Граф v2: 41 узел (12 стран × 6 отраслей + 5 чокпойнтов), веса перепроверены против OECD ICIO [25] (Spearman 0,79–0,84). Граф v3: 405 узлов (81 экономика × 5 секторов) непосредственно из таблиц ICIO 2019.</w:t>
+      </w:r>
+    </w:p>
+    <w:p>
+      <w:pPr>
+        <w:keepNext/>
+        <w:spacing w:after="70" w:before="200"/>
+      </w:pPr>
+      <w:r>
+        <w:rPr>
+          <w:rFonts w:ascii="Palatino Linotype" w:cs="Palatino Linotype" w:eastAsia="Palatino Linotype" w:hAnsi="Palatino Linotype"/>
+          <w:b/>
+          <w:bCs/>
+          <w:color w:val="1A1A1A"/>
+          <w:sz w:val="21"/>
+          <w:szCs w:val="21"/>
+        </w:rPr>
+        <w:t xml:space="preserve">4. Модели</w:t>
+      </w:r>
+    </w:p>
+    <w:p>
+      <w:pPr>
+        <w:spacing w:after="20" w:line="240"/>
+        <w:ind w:firstLine="220"/>
+        <w:jc w:val="both"/>
+      </w:pPr>
+      <w:r>
+        <w:rPr>
+          <w:rFonts w:ascii="Palatino Linotype" w:cs="Palatino Linotype" w:eastAsia="Palatino Linotype" w:hAnsi="Palatino Linotype"/>
+          <w:b/>
+          <w:bCs/>
+          <w:sz w:val="19"/>
+          <w:szCs w:val="19"/>
+        </w:rPr>
+        <w:t xml:space="preserve">GEDS (SEIRS-Bullwhip-Hysteresis)</w:t>
+      </w:r>
+      <w:r>
+        <w:rPr>
+          <w:rFonts w:ascii="Palatino Linotype" w:cs="Palatino Linotype" w:eastAsia="Palatino Linotype" w:hAnsi="Palatino Linotype"/>
+          <w:sz w:val="19"/>
+          <w:szCs w:val="19"/>
+        </w:rPr>
+        <w:t xml:space="preserve"> — авторский движок: каждый узел проходит состояния Susceptible → Exposed (буфер запасов поглощает дефицит) → Infected (потеря выпуска с нелинейным усилением) → Recovered (гистерезис). </w:t>
+      </w:r>
+      <w:r>
+        <w:rPr>
+          <w:rFonts w:ascii="Palatino Linotype" w:cs="Palatino Linotype" w:eastAsia="Palatino Linotype" w:hAnsi="Palatino Linotype"/>
+          <w:b/>
+          <w:bCs/>
+          <w:sz w:val="19"/>
+          <w:szCs w:val="19"/>
+        </w:rPr>
+        <w:t xml:space="preserve">Бейслайны</w:t>
+      </w:r>
+      <w:r>
+        <w:rPr>
+          <w:rFonts w:ascii="Palatino Linotype" w:cs="Palatino Linotype" w:eastAsia="Palatino Linotype" w:hAnsi="Palatino Linotype"/>
+          <w:sz w:val="19"/>
+          <w:szCs w:val="19"/>
+        </w:rPr>
+        <w:t xml:space="preserve"> (ноль подгоняемых параметров): межотраслевая модель Леонтьева, линейная сетевая диффузия, наивный предиктор среднего. Конфигурация детерминирована (stochastic_sigma = 0, seed = 0) и запинена golden-тестом.</w:t>
       </w:r>
     </w:p>
     <w:p>
@@ -753,7 +923,7 @@
           <w:sz w:val="19"/>
           <w:szCs w:val="19"/>
         </w:rPr>
-        <w:t xml:space="preserve">3.3. Граф</w:t>
+        <w:t xml:space="preserve">4.1. Формальная спецификация движка</w:t>
       </w:r>
     </w:p>
     <w:p>
@@ -768,7 +938,795 @@
           <w:sz w:val="19"/>
           <w:szCs w:val="19"/>
         </w:rPr>
-        <w:t xml:space="preserve">Основной граф v2: 41 узел (12 стран × 6 отраслей + 5 чокпойнтов), рёбра взвешены по данным UN Comtrade и литературе, веса перепроверены против измеренных межотраслевых потоков OECD ICIO (Spearman 0,79–0,84 для семейств рёбер с измеримой конвенцией). Расширенный граф v3: 405 узлов (81 экономика × 5 секторов) непосредственно из таблиц OECD ICIO 2019 без ручных весов.</w:t>
+        <w:t xml:space="preserve">Пусть s_i(t) ∈ [0, 1] — уровень шока узла i на неделе t; D_eff — матрица эффективных зависимостей. Обновление за шаг (векторизовано по узлам). Входящее давление с эффектом хлыста, где β_i = bullwhip-фактор (1,25 в состоянии E):</w:t>
+      </w:r>
+    </w:p>
+    <w:p>
+      <w:pPr>
+        <w:spacing w:after="40" w:before="40"/>
+        <w:jc w:val="center"/>
+      </w:pPr>
+      <w:r>
+        <w:rPr>
+          <w:rFonts w:ascii="Palatino Linotype" w:cs="Palatino Linotype" w:eastAsia="Palatino Linotype" w:hAnsi="Palatino Linotype"/>
+          <w:sz w:val="18"/>
+          <w:szCs w:val="18"/>
+        </w:rPr>
+        <w:t xml:space="preserve">in</w:t>
+      </w:r>
+      <w:r>
+        <w:rPr>
+          <w:rFonts w:ascii="Palatino Linotype" w:cs="Palatino Linotype" w:eastAsia="Palatino Linotype" w:hAnsi="Palatino Linotype"/>
+          <w:sz w:val="18"/>
+          <w:szCs w:val="18"/>
+          <w:vertAlign w:val="subscript"/>
+        </w:rPr>
+        <w:t xml:space="preserve">i</w:t>
+      </w:r>
+      <w:r>
+        <w:rPr>
+          <w:rFonts w:ascii="Palatino Linotype" w:cs="Palatino Linotype" w:eastAsia="Palatino Linotype" w:hAnsi="Palatino Linotype"/>
+          <w:sz w:val="18"/>
+          <w:szCs w:val="18"/>
+        </w:rPr>
+        <w:t xml:space="preserve">(t) = </w:t>
+      </w:r>
+      <w:r>
+        <w:rPr>
+          <w:rFonts w:ascii="Palatino Linotype" w:cs="Palatino Linotype" w:eastAsia="Palatino Linotype" w:hAnsi="Palatino Linotype"/>
+          <w:i/>
+          <w:iCs/>
+          <w:sz w:val="18"/>
+          <w:szCs w:val="18"/>
+        </w:rPr>
+        <w:t xml:space="preserve">β</w:t>
+      </w:r>
+      <w:r>
+        <w:rPr>
+          <w:rFonts w:ascii="Palatino Linotype" w:cs="Palatino Linotype" w:eastAsia="Palatino Linotype" w:hAnsi="Palatino Linotype"/>
+          <w:sz w:val="18"/>
+          <w:szCs w:val="18"/>
+          <w:vertAlign w:val="subscript"/>
+        </w:rPr>
+        <w:t xml:space="preserve">i</w:t>
+      </w:r>
+      <w:r>
+        <w:rPr>
+          <w:rFonts w:ascii="Palatino Linotype" w:cs="Palatino Linotype" w:eastAsia="Palatino Linotype" w:hAnsi="Palatino Linotype"/>
+          <w:sz w:val="18"/>
+          <w:szCs w:val="18"/>
+        </w:rPr>
+        <w:t xml:space="preserve"> · Σ</w:t>
+      </w:r>
+      <w:r>
+        <w:rPr>
+          <w:rFonts w:ascii="Palatino Linotype" w:cs="Palatino Linotype" w:eastAsia="Palatino Linotype" w:hAnsi="Palatino Linotype"/>
+          <w:sz w:val="18"/>
+          <w:szCs w:val="18"/>
+          <w:vertAlign w:val="subscript"/>
+        </w:rPr>
+        <w:t xml:space="preserve">j</w:t>
+      </w:r>
+      <w:r>
+        <w:rPr>
+          <w:rFonts w:ascii="Palatino Linotype" w:cs="Palatino Linotype" w:eastAsia="Palatino Linotype" w:hAnsi="Palatino Linotype"/>
+          <w:sz w:val="18"/>
+          <w:szCs w:val="18"/>
+        </w:rPr>
+        <w:t xml:space="preserve"> D</w:t>
+      </w:r>
+      <w:r>
+        <w:rPr>
+          <w:rFonts w:ascii="Palatino Linotype" w:cs="Palatino Linotype" w:eastAsia="Palatino Linotype" w:hAnsi="Palatino Linotype"/>
+          <w:sz w:val="18"/>
+          <w:szCs w:val="18"/>
+          <w:vertAlign w:val="subscript"/>
+        </w:rPr>
+        <w:t xml:space="preserve">eff</w:t>
+      </w:r>
+      <w:r>
+        <w:rPr>
+          <w:rFonts w:ascii="Palatino Linotype" w:cs="Palatino Linotype" w:eastAsia="Palatino Linotype" w:hAnsi="Palatino Linotype"/>
+          <w:sz w:val="18"/>
+          <w:szCs w:val="18"/>
+        </w:rPr>
+        <w:t xml:space="preserve">[i,j] · s</w:t>
+      </w:r>
+      <w:r>
+        <w:rPr>
+          <w:rFonts w:ascii="Palatino Linotype" w:cs="Palatino Linotype" w:eastAsia="Palatino Linotype" w:hAnsi="Palatino Linotype"/>
+          <w:sz w:val="18"/>
+          <w:szCs w:val="18"/>
+          <w:vertAlign w:val="subscript"/>
+        </w:rPr>
+        <w:t xml:space="preserve">j</w:t>
+      </w:r>
+      <w:r>
+        <w:rPr>
+          <w:rFonts w:ascii="Palatino Linotype" w:cs="Palatino Linotype" w:eastAsia="Palatino Linotype" w:hAnsi="Palatino Linotype"/>
+          <w:sz w:val="18"/>
+          <w:szCs w:val="18"/>
+        </w:rPr>
+        <w:t xml:space="preserve">(t)</w:t>
+      </w:r>
+      <w:r>
+        <w:rPr>
+          <w:rFonts w:ascii="Palatino Linotype" w:cs="Palatino Linotype" w:eastAsia="Palatino Linotype" w:hAnsi="Palatino Linotype"/>
+          <w:sz w:val="18"/>
+          <w:szCs w:val="18"/>
+        </w:rPr>
+        <w:t xml:space="preserve">    (1)</w:t>
+      </w:r>
+    </w:p>
+    <w:p>
+      <w:pPr>
+        <w:spacing w:after="20" w:line="240"/>
+        <w:ind w:firstLine="220"/>
+        <w:jc w:val="both"/>
+      </w:pPr>
+      <w:r>
+        <w:rPr>
+          <w:rFonts w:ascii="Palatino Linotype" w:cs="Palatino Linotype" w:eastAsia="Palatino Linotype" w:hAnsi="Palatino Linotype"/>
+          <w:sz w:val="19"/>
+          <w:szCs w:val="19"/>
+        </w:rPr>
+        <w:t xml:space="preserve">Импульс воздействия (δ — propagation_decay, V — уязвимость, A — нелинейное усиление, ρ — устойчивость, множитель (1−s) даёт насыщение):</w:t>
+      </w:r>
+    </w:p>
+    <w:p>
+      <w:pPr>
+        <w:spacing w:after="40" w:before="40"/>
+        <w:jc w:val="center"/>
+      </w:pPr>
+      <w:r>
+        <w:rPr>
+          <w:rFonts w:ascii="Palatino Linotype" w:cs="Palatino Linotype" w:eastAsia="Palatino Linotype" w:hAnsi="Palatino Linotype"/>
+          <w:sz w:val="18"/>
+          <w:szCs w:val="18"/>
+        </w:rPr>
+        <w:t xml:space="preserve">Δ</w:t>
+      </w:r>
+      <w:r>
+        <w:rPr>
+          <w:rFonts w:ascii="Palatino Linotype" w:cs="Palatino Linotype" w:eastAsia="Palatino Linotype" w:hAnsi="Palatino Linotype"/>
+          <w:sz w:val="18"/>
+          <w:szCs w:val="18"/>
+          <w:vertAlign w:val="subscript"/>
+        </w:rPr>
+        <w:t xml:space="preserve">i</w:t>
+      </w:r>
+      <w:r>
+        <w:rPr>
+          <w:rFonts w:ascii="Palatino Linotype" w:cs="Palatino Linotype" w:eastAsia="Palatino Linotype" w:hAnsi="Palatino Linotype"/>
+          <w:sz w:val="18"/>
+          <w:szCs w:val="18"/>
+        </w:rPr>
+        <w:t xml:space="preserve">(t) = </w:t>
+      </w:r>
+      <w:r>
+        <w:rPr>
+          <w:rFonts w:ascii="Palatino Linotype" w:cs="Palatino Linotype" w:eastAsia="Palatino Linotype" w:hAnsi="Palatino Linotype"/>
+          <w:i/>
+          <w:iCs/>
+          <w:sz w:val="18"/>
+          <w:szCs w:val="18"/>
+        </w:rPr>
+        <w:t xml:space="preserve">δ</w:t>
+      </w:r>
+      <w:r>
+        <w:rPr>
+          <w:rFonts w:ascii="Palatino Linotype" w:cs="Palatino Linotype" w:eastAsia="Palatino Linotype" w:hAnsi="Palatino Linotype"/>
+          <w:sz w:val="18"/>
+          <w:szCs w:val="18"/>
+        </w:rPr>
+        <w:t xml:space="preserve"> · in</w:t>
+      </w:r>
+      <w:r>
+        <w:rPr>
+          <w:rFonts w:ascii="Palatino Linotype" w:cs="Palatino Linotype" w:eastAsia="Palatino Linotype" w:hAnsi="Palatino Linotype"/>
+          <w:sz w:val="18"/>
+          <w:szCs w:val="18"/>
+          <w:vertAlign w:val="subscript"/>
+        </w:rPr>
+        <w:t xml:space="preserve">i</w:t>
+      </w:r>
+      <w:r>
+        <w:rPr>
+          <w:rFonts w:ascii="Palatino Linotype" w:cs="Palatino Linotype" w:eastAsia="Palatino Linotype" w:hAnsi="Palatino Linotype"/>
+          <w:sz w:val="18"/>
+          <w:szCs w:val="18"/>
+        </w:rPr>
+        <w:t xml:space="preserve">(t) · V</w:t>
+      </w:r>
+      <w:r>
+        <w:rPr>
+          <w:rFonts w:ascii="Palatino Linotype" w:cs="Palatino Linotype" w:eastAsia="Palatino Linotype" w:hAnsi="Palatino Linotype"/>
+          <w:sz w:val="18"/>
+          <w:szCs w:val="18"/>
+          <w:vertAlign w:val="subscript"/>
+        </w:rPr>
+        <w:t xml:space="preserve">i</w:t>
+      </w:r>
+      <w:r>
+        <w:rPr>
+          <w:rFonts w:ascii="Palatino Linotype" w:cs="Palatino Linotype" w:eastAsia="Palatino Linotype" w:hAnsi="Palatino Linotype"/>
+          <w:sz w:val="18"/>
+          <w:szCs w:val="18"/>
+        </w:rPr>
+        <w:t xml:space="preserve"> · A</w:t>
+      </w:r>
+      <w:r>
+        <w:rPr>
+          <w:rFonts w:ascii="Palatino Linotype" w:cs="Palatino Linotype" w:eastAsia="Palatino Linotype" w:hAnsi="Palatino Linotype"/>
+          <w:sz w:val="18"/>
+          <w:szCs w:val="18"/>
+          <w:vertAlign w:val="subscript"/>
+        </w:rPr>
+        <w:t xml:space="preserve">i</w:t>
+      </w:r>
+      <w:r>
+        <w:rPr>
+          <w:rFonts w:ascii="Palatino Linotype" w:cs="Palatino Linotype" w:eastAsia="Palatino Linotype" w:hAnsi="Palatino Linotype"/>
+          <w:sz w:val="18"/>
+          <w:szCs w:val="18"/>
+        </w:rPr>
+        <w:t xml:space="preserve"> · (1−</w:t>
+      </w:r>
+      <w:r>
+        <w:rPr>
+          <w:rFonts w:ascii="Palatino Linotype" w:cs="Palatino Linotype" w:eastAsia="Palatino Linotype" w:hAnsi="Palatino Linotype"/>
+          <w:i/>
+          <w:iCs/>
+          <w:sz w:val="18"/>
+          <w:szCs w:val="18"/>
+        </w:rPr>
+        <w:t xml:space="preserve">ρ</w:t>
+      </w:r>
+      <w:r>
+        <w:rPr>
+          <w:rFonts w:ascii="Palatino Linotype" w:cs="Palatino Linotype" w:eastAsia="Palatino Linotype" w:hAnsi="Palatino Linotype"/>
+          <w:sz w:val="18"/>
+          <w:szCs w:val="18"/>
+          <w:vertAlign w:val="subscript"/>
+        </w:rPr>
+        <w:t xml:space="preserve">i</w:t>
+      </w:r>
+      <w:r>
+        <w:rPr>
+          <w:rFonts w:ascii="Palatino Linotype" w:cs="Palatino Linotype" w:eastAsia="Palatino Linotype" w:hAnsi="Palatino Linotype"/>
+          <w:sz w:val="18"/>
+          <w:szCs w:val="18"/>
+        </w:rPr>
+        <w:t xml:space="preserve">) · (1−s</w:t>
+      </w:r>
+      <w:r>
+        <w:rPr>
+          <w:rFonts w:ascii="Palatino Linotype" w:cs="Palatino Linotype" w:eastAsia="Palatino Linotype" w:hAnsi="Palatino Linotype"/>
+          <w:sz w:val="18"/>
+          <w:szCs w:val="18"/>
+          <w:vertAlign w:val="subscript"/>
+        </w:rPr>
+        <w:t xml:space="preserve">i</w:t>
+      </w:r>
+      <w:r>
+        <w:rPr>
+          <w:rFonts w:ascii="Palatino Linotype" w:cs="Palatino Linotype" w:eastAsia="Palatino Linotype" w:hAnsi="Palatino Linotype"/>
+          <w:sz w:val="18"/>
+          <w:szCs w:val="18"/>
+        </w:rPr>
+        <w:t xml:space="preserve">(t))</w:t>
+      </w:r>
+      <w:r>
+        <w:rPr>
+          <w:rFonts w:ascii="Palatino Linotype" w:cs="Palatino Linotype" w:eastAsia="Palatino Linotype" w:hAnsi="Palatino Linotype"/>
+          <w:sz w:val="18"/>
+          <w:szCs w:val="18"/>
+        </w:rPr>
+        <w:t xml:space="preserve">    (2)</w:t>
+      </w:r>
+    </w:p>
+    <w:p>
+      <w:pPr>
+        <w:spacing w:after="20" w:line="240"/>
+        <w:ind w:firstLine="220"/>
+        <w:jc w:val="both"/>
+      </w:pPr>
+      <w:r>
+        <w:rPr>
+          <w:rFonts w:ascii="Palatino Linotype" w:cs="Palatino Linotype" w:eastAsia="Palatino Linotype" w:hAnsi="Palatino Linotype"/>
+          <w:sz w:val="19"/>
+          <w:szCs w:val="19"/>
+        </w:rPr>
+        <w:t xml:space="preserve">Недельная скорость восстановления, привязанная к узловой задержке delay_i (8 недель — опорная):</w:t>
+      </w:r>
+    </w:p>
+    <w:p>
+      <w:pPr>
+        <w:spacing w:after="40" w:before="40"/>
+        <w:jc w:val="center"/>
+      </w:pPr>
+      <w:r>
+        <w:rPr>
+          <w:rFonts w:ascii="Palatino Linotype" w:cs="Palatino Linotype" w:eastAsia="Palatino Linotype" w:hAnsi="Palatino Linotype"/>
+          <w:i/>
+          <w:iCs/>
+          <w:sz w:val="18"/>
+          <w:szCs w:val="18"/>
+        </w:rPr>
+        <w:t xml:space="preserve">γ</w:t>
+      </w:r>
+      <w:r>
+        <w:rPr>
+          <w:rFonts w:ascii="Palatino Linotype" w:cs="Palatino Linotype" w:eastAsia="Palatino Linotype" w:hAnsi="Palatino Linotype"/>
+          <w:sz w:val="18"/>
+          <w:szCs w:val="18"/>
+          <w:vertAlign w:val="subscript"/>
+        </w:rPr>
+        <w:t xml:space="preserve">i</w:t>
+      </w:r>
+      <w:r>
+        <w:rPr>
+          <w:rFonts w:ascii="Palatino Linotype" w:cs="Palatino Linotype" w:eastAsia="Palatino Linotype" w:hAnsi="Palatino Linotype"/>
+          <w:sz w:val="18"/>
+          <w:szCs w:val="18"/>
+        </w:rPr>
+        <w:t xml:space="preserve"> = clip( recovery_rate · (8 / max(delay</w:t>
+      </w:r>
+      <w:r>
+        <w:rPr>
+          <w:rFonts w:ascii="Palatino Linotype" w:cs="Palatino Linotype" w:eastAsia="Palatino Linotype" w:hAnsi="Palatino Linotype"/>
+          <w:sz w:val="18"/>
+          <w:szCs w:val="18"/>
+          <w:vertAlign w:val="subscript"/>
+        </w:rPr>
+        <w:t xml:space="preserve">i</w:t>
+      </w:r>
+      <w:r>
+        <w:rPr>
+          <w:rFonts w:ascii="Palatino Linotype" w:cs="Palatino Linotype" w:eastAsia="Palatino Linotype" w:hAnsi="Palatino Linotype"/>
+          <w:sz w:val="18"/>
+          <w:szCs w:val="18"/>
+        </w:rPr>
+        <w:t xml:space="preserve">, 0,5)), 0, 0,95 )</w:t>
+      </w:r>
+      <w:r>
+        <w:rPr>
+          <w:rFonts w:ascii="Palatino Linotype" w:cs="Palatino Linotype" w:eastAsia="Palatino Linotype" w:hAnsi="Palatino Linotype"/>
+          <w:sz w:val="18"/>
+          <w:szCs w:val="18"/>
+        </w:rPr>
+        <w:t xml:space="preserve">    (3)</w:t>
+      </w:r>
+    </w:p>
+    <w:p>
+      <w:pPr>
+        <w:spacing w:after="20" w:line="240"/>
+        <w:ind w:firstLine="220"/>
+        <w:jc w:val="both"/>
+      </w:pPr>
+      <w:r>
+        <w:rPr>
+          <w:rFonts w:ascii="Palatino Linotype" w:cs="Palatino Linotype" w:eastAsia="Palatino Linotype" w:hAnsi="Palatino Linotype"/>
+          <w:sz w:val="19"/>
+          <w:szCs w:val="19"/>
+        </w:rPr>
+        <w:t xml:space="preserve">Переход состояния, где x_i — внешнее форсирование события (форма step/linear/exp/ramp), r_i = γ_i·s_i для незафорсированных узлов, ε — шум (в бенчмарке ε ≡ 0):</w:t>
+      </w:r>
+    </w:p>
+    <w:p>
+      <w:pPr>
+        <w:spacing w:after="40" w:before="40"/>
+        <w:jc w:val="center"/>
+      </w:pPr>
+      <w:r>
+        <w:rPr>
+          <w:rFonts w:ascii="Palatino Linotype" w:cs="Palatino Linotype" w:eastAsia="Palatino Linotype" w:hAnsi="Palatino Linotype"/>
+          <w:sz w:val="18"/>
+          <w:szCs w:val="18"/>
+        </w:rPr>
+        <w:t xml:space="preserve">s</w:t>
+      </w:r>
+      <w:r>
+        <w:rPr>
+          <w:rFonts w:ascii="Palatino Linotype" w:cs="Palatino Linotype" w:eastAsia="Palatino Linotype" w:hAnsi="Palatino Linotype"/>
+          <w:sz w:val="18"/>
+          <w:szCs w:val="18"/>
+          <w:vertAlign w:val="subscript"/>
+        </w:rPr>
+        <w:t xml:space="preserve">i</w:t>
+      </w:r>
+      <w:r>
+        <w:rPr>
+          <w:rFonts w:ascii="Palatino Linotype" w:cs="Palatino Linotype" w:eastAsia="Palatino Linotype" w:hAnsi="Palatino Linotype"/>
+          <w:sz w:val="18"/>
+          <w:szCs w:val="18"/>
+        </w:rPr>
+        <w:t xml:space="preserve">(t+1) = clip( max( x</w:t>
+      </w:r>
+      <w:r>
+        <w:rPr>
+          <w:rFonts w:ascii="Palatino Linotype" w:cs="Palatino Linotype" w:eastAsia="Palatino Linotype" w:hAnsi="Palatino Linotype"/>
+          <w:sz w:val="18"/>
+          <w:szCs w:val="18"/>
+          <w:vertAlign w:val="subscript"/>
+        </w:rPr>
+        <w:t xml:space="preserve">i</w:t>
+      </w:r>
+      <w:r>
+        <w:rPr>
+          <w:rFonts w:ascii="Palatino Linotype" w:cs="Palatino Linotype" w:eastAsia="Palatino Linotype" w:hAnsi="Palatino Linotype"/>
+          <w:sz w:val="18"/>
+          <w:szCs w:val="18"/>
+        </w:rPr>
+        <w:t xml:space="preserve">(t+1), s</w:t>
+      </w:r>
+      <w:r>
+        <w:rPr>
+          <w:rFonts w:ascii="Palatino Linotype" w:cs="Palatino Linotype" w:eastAsia="Palatino Linotype" w:hAnsi="Palatino Linotype"/>
+          <w:sz w:val="18"/>
+          <w:szCs w:val="18"/>
+          <w:vertAlign w:val="subscript"/>
+        </w:rPr>
+        <w:t xml:space="preserve">i</w:t>
+      </w:r>
+      <w:r>
+        <w:rPr>
+          <w:rFonts w:ascii="Palatino Linotype" w:cs="Palatino Linotype" w:eastAsia="Palatino Linotype" w:hAnsi="Palatino Linotype"/>
+          <w:sz w:val="18"/>
+          <w:szCs w:val="18"/>
+        </w:rPr>
+        <w:t xml:space="preserve">(t) + Δ</w:t>
+      </w:r>
+      <w:r>
+        <w:rPr>
+          <w:rFonts w:ascii="Palatino Linotype" w:cs="Palatino Linotype" w:eastAsia="Palatino Linotype" w:hAnsi="Palatino Linotype"/>
+          <w:sz w:val="18"/>
+          <w:szCs w:val="18"/>
+          <w:vertAlign w:val="subscript"/>
+        </w:rPr>
+        <w:t xml:space="preserve">i</w:t>
+      </w:r>
+      <w:r>
+        <w:rPr>
+          <w:rFonts w:ascii="Palatino Linotype" w:cs="Palatino Linotype" w:eastAsia="Palatino Linotype" w:hAnsi="Palatino Linotype"/>
+          <w:sz w:val="18"/>
+          <w:szCs w:val="18"/>
+        </w:rPr>
+        <w:t xml:space="preserve">(t) − r</w:t>
+      </w:r>
+      <w:r>
+        <w:rPr>
+          <w:rFonts w:ascii="Palatino Linotype" w:cs="Palatino Linotype" w:eastAsia="Palatino Linotype" w:hAnsi="Palatino Linotype"/>
+          <w:sz w:val="18"/>
+          <w:szCs w:val="18"/>
+          <w:vertAlign w:val="subscript"/>
+        </w:rPr>
+        <w:t xml:space="preserve">i</w:t>
+      </w:r>
+      <w:r>
+        <w:rPr>
+          <w:rFonts w:ascii="Palatino Linotype" w:cs="Palatino Linotype" w:eastAsia="Palatino Linotype" w:hAnsi="Palatino Linotype"/>
+          <w:sz w:val="18"/>
+          <w:szCs w:val="18"/>
+        </w:rPr>
+        <w:t xml:space="preserve">(t) + </w:t>
+      </w:r>
+      <w:r>
+        <w:rPr>
+          <w:rFonts w:ascii="Palatino Linotype" w:cs="Palatino Linotype" w:eastAsia="Palatino Linotype" w:hAnsi="Palatino Linotype"/>
+          <w:i/>
+          <w:iCs/>
+          <w:sz w:val="18"/>
+          <w:szCs w:val="18"/>
+        </w:rPr>
+        <w:t xml:space="preserve">ε</w:t>
+      </w:r>
+      <w:r>
+        <w:rPr>
+          <w:rFonts w:ascii="Palatino Linotype" w:cs="Palatino Linotype" w:eastAsia="Palatino Linotype" w:hAnsi="Palatino Linotype"/>
+          <w:sz w:val="18"/>
+          <w:szCs w:val="18"/>
+          <w:vertAlign w:val="subscript"/>
+        </w:rPr>
+        <w:t xml:space="preserve">i</w:t>
+      </w:r>
+      <w:r>
+        <w:rPr>
+          <w:rFonts w:ascii="Palatino Linotype" w:cs="Palatino Linotype" w:eastAsia="Palatino Linotype" w:hAnsi="Palatino Linotype"/>
+          <w:sz w:val="18"/>
+          <w:szCs w:val="18"/>
+        </w:rPr>
+        <w:t xml:space="preserve">(t) ), 0, 1 )</w:t>
+      </w:r>
+      <w:r>
+        <w:rPr>
+          <w:rFonts w:ascii="Palatino Linotype" w:cs="Palatino Linotype" w:eastAsia="Palatino Linotype" w:hAnsi="Palatino Linotype"/>
+          <w:sz w:val="18"/>
+          <w:szCs w:val="18"/>
+        </w:rPr>
+        <w:t xml:space="preserve">    (4)</w:t>
+      </w:r>
+    </w:p>
+    <w:p>
+      <w:pPr>
+        <w:spacing w:after="20" w:line="240"/>
+        <w:ind w:firstLine="220"/>
+        <w:jc w:val="both"/>
+      </w:pPr>
+      <w:r>
+        <w:rPr>
+          <w:rFonts w:ascii="Palatino Linotype" w:cs="Palatino Linotype" w:eastAsia="Palatino Linotype" w:hAnsi="Palatino Linotype"/>
+          <w:sz w:val="19"/>
+          <w:szCs w:val="19"/>
+        </w:rPr>
+        <w:t xml:space="preserve">Наблюдаемая потеря выпуска узла (η — эластичность, f_i — пол гистерезиса R-состояния, ≥ 0,30 пока узел восстанавливается):</w:t>
+      </w:r>
+    </w:p>
+    <w:p>
+      <w:pPr>
+        <w:spacing w:after="40" w:before="40"/>
+        <w:jc w:val="center"/>
+      </w:pPr>
+      <w:r>
+        <w:rPr>
+          <w:rFonts w:ascii="Palatino Linotype" w:cs="Palatino Linotype" w:eastAsia="Palatino Linotype" w:hAnsi="Palatino Linotype"/>
+          <w:sz w:val="18"/>
+          <w:szCs w:val="18"/>
+        </w:rPr>
+        <w:t xml:space="preserve">L</w:t>
+      </w:r>
+      <w:r>
+        <w:rPr>
+          <w:rFonts w:ascii="Palatino Linotype" w:cs="Palatino Linotype" w:eastAsia="Palatino Linotype" w:hAnsi="Palatino Linotype"/>
+          <w:sz w:val="18"/>
+          <w:szCs w:val="18"/>
+          <w:vertAlign w:val="subscript"/>
+        </w:rPr>
+        <w:t xml:space="preserve">i</w:t>
+      </w:r>
+      <w:r>
+        <w:rPr>
+          <w:rFonts w:ascii="Palatino Linotype" w:cs="Palatino Linotype" w:eastAsia="Palatino Linotype" w:hAnsi="Palatino Linotype"/>
+          <w:sz w:val="18"/>
+          <w:szCs w:val="18"/>
+        </w:rPr>
+        <w:t xml:space="preserve">(t) = max( s</w:t>
+      </w:r>
+      <w:r>
+        <w:rPr>
+          <w:rFonts w:ascii="Palatino Linotype" w:cs="Palatino Linotype" w:eastAsia="Palatino Linotype" w:hAnsi="Palatino Linotype"/>
+          <w:sz w:val="18"/>
+          <w:szCs w:val="18"/>
+          <w:vertAlign w:val="subscript"/>
+        </w:rPr>
+        <w:t xml:space="preserve">i</w:t>
+      </w:r>
+      <w:r>
+        <w:rPr>
+          <w:rFonts w:ascii="Palatino Linotype" w:cs="Palatino Linotype" w:eastAsia="Palatino Linotype" w:hAnsi="Palatino Linotype"/>
+          <w:sz w:val="18"/>
+          <w:szCs w:val="18"/>
+        </w:rPr>
+        <w:t xml:space="preserve">(t) · </w:t>
+      </w:r>
+      <w:r>
+        <w:rPr>
+          <w:rFonts w:ascii="Palatino Linotype" w:cs="Palatino Linotype" w:eastAsia="Palatino Linotype" w:hAnsi="Palatino Linotype"/>
+          <w:i/>
+          <w:iCs/>
+          <w:sz w:val="18"/>
+          <w:szCs w:val="18"/>
+        </w:rPr>
+        <w:t xml:space="preserve">η</w:t>
+      </w:r>
+      <w:r>
+        <w:rPr>
+          <w:rFonts w:ascii="Palatino Linotype" w:cs="Palatino Linotype" w:eastAsia="Palatino Linotype" w:hAnsi="Palatino Linotype"/>
+          <w:sz w:val="18"/>
+          <w:szCs w:val="18"/>
+          <w:vertAlign w:val="subscript"/>
+        </w:rPr>
+        <w:t xml:space="preserve">i</w:t>
+      </w:r>
+      <w:r>
+        <w:rPr>
+          <w:rFonts w:ascii="Palatino Linotype" w:cs="Palatino Linotype" w:eastAsia="Palatino Linotype" w:hAnsi="Palatino Linotype"/>
+          <w:sz w:val="18"/>
+          <w:szCs w:val="18"/>
+        </w:rPr>
+        <w:t xml:space="preserve"> · (1−</w:t>
+      </w:r>
+      <w:r>
+        <w:rPr>
+          <w:rFonts w:ascii="Palatino Linotype" w:cs="Palatino Linotype" w:eastAsia="Palatino Linotype" w:hAnsi="Palatino Linotype"/>
+          <w:i/>
+          <w:iCs/>
+          <w:sz w:val="18"/>
+          <w:szCs w:val="18"/>
+        </w:rPr>
+        <w:t xml:space="preserve">ρ</w:t>
+      </w:r>
+      <w:r>
+        <w:rPr>
+          <w:rFonts w:ascii="Palatino Linotype" w:cs="Palatino Linotype" w:eastAsia="Palatino Linotype" w:hAnsi="Palatino Linotype"/>
+          <w:sz w:val="18"/>
+          <w:szCs w:val="18"/>
+          <w:vertAlign w:val="subscript"/>
+        </w:rPr>
+        <w:t xml:space="preserve">i</w:t>
+      </w:r>
+      <w:r>
+        <w:rPr>
+          <w:rFonts w:ascii="Palatino Linotype" w:cs="Palatino Linotype" w:eastAsia="Palatino Linotype" w:hAnsi="Palatino Linotype"/>
+          <w:sz w:val="18"/>
+          <w:szCs w:val="18"/>
+        </w:rPr>
+        <w:t xml:space="preserve">), f</w:t>
+      </w:r>
+      <w:r>
+        <w:rPr>
+          <w:rFonts w:ascii="Palatino Linotype" w:cs="Palatino Linotype" w:eastAsia="Palatino Linotype" w:hAnsi="Palatino Linotype"/>
+          <w:sz w:val="18"/>
+          <w:szCs w:val="18"/>
+          <w:vertAlign w:val="subscript"/>
+        </w:rPr>
+        <w:t xml:space="preserve">i</w:t>
+      </w:r>
+      <w:r>
+        <w:rPr>
+          <w:rFonts w:ascii="Palatino Linotype" w:cs="Palatino Linotype" w:eastAsia="Palatino Linotype" w:hAnsi="Palatino Linotype"/>
+          <w:sz w:val="18"/>
+          <w:szCs w:val="18"/>
+        </w:rPr>
+        <w:t xml:space="preserve">(t) )</w:t>
+      </w:r>
+      <w:r>
+        <w:rPr>
+          <w:rFonts w:ascii="Palatino Linotype" w:cs="Palatino Linotype" w:eastAsia="Palatino Linotype" w:hAnsi="Palatino Linotype"/>
+          <w:sz w:val="18"/>
+          <w:szCs w:val="18"/>
+        </w:rPr>
+        <w:t xml:space="preserve">    (5)</w:t>
+      </w:r>
+    </w:p>
+    <w:p>
+      <w:pPr>
+        <w:spacing w:after="20" w:line="240"/>
+        <w:ind w:firstLine="220"/>
+        <w:jc w:val="both"/>
+      </w:pPr>
+      <w:r>
+        <w:rPr>
+          <w:rFonts w:ascii="Palatino Linotype" w:cs="Palatino Linotype" w:eastAsia="Palatino Linotype" w:hAnsi="Palatino Linotype"/>
+          <w:sz w:val="19"/>
+          <w:szCs w:val="19"/>
+        </w:rPr>
+        <w:t xml:space="preserve">Скалярный индекс тяжести каскада (c_i — центральность узла, d_i — входная экспозиция):</w:t>
+      </w:r>
+    </w:p>
+    <w:p>
+      <w:pPr>
+        <w:spacing w:after="40" w:before="40"/>
+        <w:jc w:val="center"/>
+      </w:pPr>
+      <w:r>
+        <w:rPr>
+          <w:rFonts w:ascii="Palatino Linotype" w:cs="Palatino Linotype" w:eastAsia="Palatino Linotype" w:hAnsi="Palatino Linotype"/>
+          <w:sz w:val="18"/>
+          <w:szCs w:val="18"/>
+        </w:rPr>
+        <w:t xml:space="preserve">CSI(t) = (1/N) · Σ</w:t>
+      </w:r>
+      <w:r>
+        <w:rPr>
+          <w:rFonts w:ascii="Palatino Linotype" w:cs="Palatino Linotype" w:eastAsia="Palatino Linotype" w:hAnsi="Palatino Linotype"/>
+          <w:sz w:val="18"/>
+          <w:szCs w:val="18"/>
+          <w:vertAlign w:val="subscript"/>
+        </w:rPr>
+        <w:t xml:space="preserve">i</w:t>
+      </w:r>
+      <w:r>
+        <w:rPr>
+          <w:rFonts w:ascii="Palatino Linotype" w:cs="Palatino Linotype" w:eastAsia="Palatino Linotype" w:hAnsi="Palatino Linotype"/>
+          <w:sz w:val="18"/>
+          <w:szCs w:val="18"/>
+        </w:rPr>
+        <w:t xml:space="preserve"> s</w:t>
+      </w:r>
+      <w:r>
+        <w:rPr>
+          <w:rFonts w:ascii="Palatino Linotype" w:cs="Palatino Linotype" w:eastAsia="Palatino Linotype" w:hAnsi="Palatino Linotype"/>
+          <w:sz w:val="18"/>
+          <w:szCs w:val="18"/>
+          <w:vertAlign w:val="subscript"/>
+        </w:rPr>
+        <w:t xml:space="preserve">i</w:t>
+      </w:r>
+      <w:r>
+        <w:rPr>
+          <w:rFonts w:ascii="Palatino Linotype" w:cs="Palatino Linotype" w:eastAsia="Palatino Linotype" w:hAnsi="Palatino Linotype"/>
+          <w:sz w:val="18"/>
+          <w:szCs w:val="18"/>
+        </w:rPr>
+        <w:t xml:space="preserve">(t) · c</w:t>
+      </w:r>
+      <w:r>
+        <w:rPr>
+          <w:rFonts w:ascii="Palatino Linotype" w:cs="Palatino Linotype" w:eastAsia="Palatino Linotype" w:hAnsi="Palatino Linotype"/>
+          <w:sz w:val="18"/>
+          <w:szCs w:val="18"/>
+          <w:vertAlign w:val="subscript"/>
+        </w:rPr>
+        <w:t xml:space="preserve">i</w:t>
+      </w:r>
+      <w:r>
+        <w:rPr>
+          <w:rFonts w:ascii="Palatino Linotype" w:cs="Palatino Linotype" w:eastAsia="Palatino Linotype" w:hAnsi="Palatino Linotype"/>
+          <w:sz w:val="18"/>
+          <w:szCs w:val="18"/>
+        </w:rPr>
+        <w:t xml:space="preserve"> · d</w:t>
+      </w:r>
+      <w:r>
+        <w:rPr>
+          <w:rFonts w:ascii="Palatino Linotype" w:cs="Palatino Linotype" w:eastAsia="Palatino Linotype" w:hAnsi="Palatino Linotype"/>
+          <w:sz w:val="18"/>
+          <w:szCs w:val="18"/>
+          <w:vertAlign w:val="subscript"/>
+        </w:rPr>
+        <w:t xml:space="preserve">i</w:t>
+      </w:r>
+      <w:r>
+        <w:rPr>
+          <w:rFonts w:ascii="Palatino Linotype" w:cs="Palatino Linotype" w:eastAsia="Palatino Linotype" w:hAnsi="Palatino Linotype"/>
+          <w:sz w:val="18"/>
+          <w:szCs w:val="18"/>
+        </w:rPr>
+        <w:t xml:space="preserve">    (6)</w:t>
+      </w:r>
+    </w:p>
+    <w:p>
+      <w:pPr>
+        <w:spacing w:after="20" w:line="240"/>
+        <w:ind w:firstLine="220"/>
+        <w:jc w:val="both"/>
+      </w:pPr>
+      <w:r>
+        <w:rPr>
+          <w:rFonts w:ascii="Palatino Linotype" w:cs="Palatino Linotype" w:eastAsia="Palatino Linotype" w:hAnsi="Palatino Linotype"/>
+          <w:b/>
+          <w:bCs/>
+          <w:sz w:val="19"/>
+          <w:szCs w:val="19"/>
+        </w:rPr>
+        <w:t xml:space="preserve">Состояния SEIRS.</w:t>
+      </w:r>
+      <w:r>
+        <w:rPr>
+          <w:rFonts w:ascii="Palatino Linotype" w:cs="Palatino Linotype" w:eastAsia="Palatino Linotype" w:hAnsi="Palatino Linotype"/>
+          <w:sz w:val="19"/>
+          <w:szCs w:val="19"/>
+        </w:rPr>
+        <w:t xml:space="preserve"> Узел из S переходит в E при пересечении входящим давлением триггера (буфер запасов глубиной inventory_scale поглощает дефицит), из E — в I, из I — в R при спаде шока; в R держится delay_i недель с полом выпуска f_i, затем возвращается в S — это и есть гистерезис. </w:t>
+      </w:r>
+      <w:r>
+        <w:rPr>
+          <w:rFonts w:ascii="Palatino Linotype" w:cs="Palatino Linotype" w:eastAsia="Palatino Linotype" w:hAnsi="Palatino Linotype"/>
+          <w:b/>
+          <w:bCs/>
+          <w:sz w:val="19"/>
+          <w:szCs w:val="19"/>
+        </w:rPr>
+        <w:t xml:space="preserve">Пять калибруемых параметров</w:t>
+      </w:r>
+      <w:r>
+        <w:rPr>
+          <w:rFonts w:ascii="Palatino Linotype" w:cs="Palatino Linotype" w:eastAsia="Palatino Linotype" w:hAnsi="Palatino Linotype"/>
+          <w:sz w:val="19"/>
+          <w:szCs w:val="19"/>
+        </w:rPr>
+        <w:t xml:space="preserve"> θ = (amplification_mu, bullwhip_factor, recovery_rate, inventory_scale, distress_base); остальные величины структурны либо фиксированы. Бейслайны формально: Леонтьев решает (I−A)^{-1}-подобное равновесие потерь; линейная диффузия итерирует s(t+1)=s(t)+δ·(W·s(t)) без насыщения и восстановления; наивный предиктор возвращает среднее выборки.</w:t>
       </w:r>
     </w:p>
     <w:p>
@@ -785,7 +1743,144 @@
           <w:sz w:val="21"/>
           <w:szCs w:val="21"/>
         </w:rPr>
-        <w:t xml:space="preserve">4. Модели</w:t>
+        <w:t xml:space="preserve">5. Методы валидации</w:t>
+      </w:r>
+    </w:p>
+    <w:p>
+      <w:pPr>
+        <w:keepNext/>
+        <w:spacing w:after="50" w:before="140"/>
+      </w:pPr>
+      <w:r>
+        <w:rPr>
+          <w:rFonts w:ascii="Palatino Linotype" w:cs="Palatino Linotype" w:eastAsia="Palatino Linotype" w:hAnsi="Palatino Linotype"/>
+          <w:b/>
+          <w:bCs/>
+          <w:i/>
+          <w:iCs/>
+          <w:color w:val="1A1A1A"/>
+          <w:sz w:val="19"/>
+          <w:szCs w:val="19"/>
+        </w:rPr>
+        <w:t xml:space="preserve">5.1. Три оси</w:t>
+      </w:r>
+    </w:p>
+    <w:p>
+      <w:pPr>
+        <w:spacing w:after="20" w:line="240"/>
+        <w:ind w:left="300" w:hanging="160"/>
+        <w:jc w:val="both"/>
+      </w:pPr>
+      <w:r>
+        <w:rPr>
+          <w:rFonts w:ascii="Palatino Linotype" w:cs="Palatino Linotype" w:eastAsia="Palatino Linotype" w:hAnsi="Palatino Linotype"/>
+          <w:sz w:val="19"/>
+          <w:szCs w:val="19"/>
+        </w:rPr>
+        <w:t xml:space="preserve">—  </w:t>
+      </w:r>
+      <w:r>
+        <w:rPr>
+          <w:rFonts w:ascii="Palatino Linotype" w:cs="Palatino Linotype" w:eastAsia="Palatino Linotype" w:hAnsi="Palatino Linotype"/>
+          <w:b/>
+          <w:bCs/>
+          <w:sz w:val="19"/>
+          <w:szCs w:val="19"/>
+        </w:rPr>
+        <w:t xml:space="preserve">Track A (магнитуда)</w:t>
+      </w:r>
+      <w:r>
+        <w:rPr>
+          <w:rFonts w:ascii="Palatino Linotype" w:cs="Palatino Linotype" w:eastAsia="Palatino Linotype" w:hAnsi="Palatino Linotype"/>
+          <w:sz w:val="19"/>
+          <w:szCs w:val="19"/>
+        </w:rPr>
+        <w:t xml:space="preserve">: предсказанная против наблюдаемой глобальной/отраслевой потери, N=27; MAE, RMSE, Spearman.</w:t>
+      </w:r>
+    </w:p>
+    <w:p>
+      <w:pPr>
+        <w:spacing w:after="20" w:line="240"/>
+        <w:ind w:left="300" w:hanging="160"/>
+        <w:jc w:val="both"/>
+      </w:pPr>
+      <w:r>
+        <w:rPr>
+          <w:rFonts w:ascii="Palatino Linotype" w:cs="Palatino Linotype" w:eastAsia="Palatino Linotype" w:hAnsi="Palatino Linotype"/>
+          <w:sz w:val="19"/>
+          <w:szCs w:val="19"/>
+        </w:rPr>
+        <w:t xml:space="preserve">—  </w:t>
+      </w:r>
+      <w:r>
+        <w:rPr>
+          <w:rFonts w:ascii="Palatino Linotype" w:cs="Palatino Linotype" w:eastAsia="Palatino Linotype" w:hAnsi="Palatino Linotype"/>
+          <w:b/>
+          <w:bCs/>
+          <w:sz w:val="19"/>
+          <w:szCs w:val="19"/>
+        </w:rPr>
+        <w:t xml:space="preserve">Track B (форма)</w:t>
+      </w:r>
+      <w:r>
+        <w:rPr>
+          <w:rFonts w:ascii="Palatino Linotype" w:cs="Palatino Linotype" w:eastAsia="Palatino Linotype" w:hAnsi="Palatino Linotype"/>
+          <w:sz w:val="19"/>
+          <w:szCs w:val="19"/>
+        </w:rPr>
+        <w:t xml:space="preserve">: траектория непосредственно шокированного узла: пиковая магнитуда (n=5), недели до пика (n=15), недели до восстановления 90% (n=11).</w:t>
+      </w:r>
+    </w:p>
+    <w:p>
+      <w:pPr>
+        <w:spacing w:after="20" w:line="240"/>
+        <w:ind w:left="300" w:hanging="160"/>
+        <w:jc w:val="both"/>
+      </w:pPr>
+      <w:r>
+        <w:rPr>
+          <w:rFonts w:ascii="Palatino Linotype" w:cs="Palatino Linotype" w:eastAsia="Palatino Linotype" w:hAnsi="Palatino Linotype"/>
+          <w:sz w:val="19"/>
+          <w:szCs w:val="19"/>
+        </w:rPr>
+        <w:t xml:space="preserve">—  </w:t>
+      </w:r>
+      <w:r>
+        <w:rPr>
+          <w:rFonts w:ascii="Palatino Linotype" w:cs="Palatino Linotype" w:eastAsia="Palatino Linotype" w:hAnsi="Palatino Linotype"/>
+          <w:b/>
+          <w:bCs/>
+          <w:sz w:val="19"/>
+          <w:szCs w:val="19"/>
+        </w:rPr>
+        <w:t xml:space="preserve">Spatial</w:t>
+      </w:r>
+      <w:r>
+        <w:rPr>
+          <w:rFonts w:ascii="Palatino Linotype" w:cs="Palatino Linotype" w:eastAsia="Palatino Linotype" w:hAnsi="Palatino Linotype"/>
+          <w:sz w:val="19"/>
+          <w:szCs w:val="19"/>
+        </w:rPr>
+        <w:t xml:space="preserve">: доля исторически поражённых узлов, до которых каскад доходит (recall), и ранговая корреляция порядка поражения.</w:t>
+      </w:r>
+    </w:p>
+    <w:p>
+      <w:pPr>
+        <w:keepNext/>
+        <w:spacing w:after="50" w:before="140"/>
+      </w:pPr>
+      <w:r>
+        <w:rPr>
+          <w:rFonts w:ascii="Palatino Linotype" w:cs="Palatino Linotype" w:eastAsia="Palatino Linotype" w:hAnsi="Palatino Linotype"/>
+          <w:b/>
+          <w:bCs/>
+          <w:i/>
+          <w:iCs/>
+          <w:color w:val="1A1A1A"/>
+          <w:sz w:val="19"/>
+          <w:szCs w:val="19"/>
+        </w:rPr>
+        <w:t xml:space="preserve">5.2. Статистический слой</w:t>
       </w:r>
     </w:p>
     <w:p>
@@ -797,20 +1892,76 @@
       <w:r>
         <w:rPr>
           <w:rFonts w:ascii="Palatino Linotype" w:cs="Palatino Linotype" w:eastAsia="Palatino Linotype" w:hAnsi="Palatino Linotype"/>
+          <w:sz w:val="19"/>
+          <w:szCs w:val="19"/>
+        </w:rPr>
+        <w:t xml:space="preserve">При N=27 вопрос «значимо ли различие?» первичен. Все процедуры детерминированы (сид 20260718) и ресемплируют целые события.</w:t>
+      </w:r>
+    </w:p>
+    <w:p>
+      <w:pPr>
+        <w:spacing w:after="20" w:line="240"/>
+        <w:ind w:left="300" w:hanging="160"/>
+        <w:jc w:val="both"/>
+      </w:pPr>
+      <w:r>
+        <w:rPr>
+          <w:rFonts w:ascii="Palatino Linotype" w:cs="Palatino Linotype" w:eastAsia="Palatino Linotype" w:hAnsi="Palatino Linotype"/>
+          <w:sz w:val="19"/>
+          <w:szCs w:val="19"/>
+        </w:rPr>
+        <w:t xml:space="preserve">—  </w:t>
+      </w:r>
+      <w:r>
+        <w:rPr>
+          <w:rFonts w:ascii="Palatino Linotype" w:cs="Palatino Linotype" w:eastAsia="Palatino Linotype" w:hAnsi="Palatino Linotype"/>
           <w:b/>
           <w:bCs/>
           <w:sz w:val="19"/>
           <w:szCs w:val="19"/>
         </w:rPr>
-        <w:t xml:space="preserve">GEDS (SEIRS-Bullwhip-Hysteresis)</w:t>
-      </w:r>
-      <w:r>
-        <w:rPr>
-          <w:rFonts w:ascii="Palatino Linotype" w:cs="Palatino Linotype" w:eastAsia="Palatino Linotype" w:hAnsi="Palatino Linotype"/>
-          <w:sz w:val="19"/>
-          <w:szCs w:val="19"/>
-        </w:rPr>
-        <w:t xml:space="preserve"> — авторский движок: каждый узел проходит состояния Susceptible → Exposed (буфер запасов поглощает входящий дефицит) → Infected (потеря выпуска, нелинейное усиление с порогом) → Recovered (гистерезис: выпуск восстанавливается с задержкой, пол потерь 30% до истечения узловой задержки). Заказы вверх по цепочке усиливаются (bullwhip 1,25); адаптивная перемаршрутизация с эффективностью 0,55. Пять калибруемых параметров.</w:t>
+        <w:t xml:space="preserve">Бутстрэп-ДИ</w:t>
+      </w:r>
+      <w:r>
+        <w:rPr>
+          <w:rFonts w:ascii="Palatino Linotype" w:cs="Palatino Linotype" w:eastAsia="Palatino Linotype" w:hAnsi="Palatino Linotype"/>
+          <w:sz w:val="19"/>
+          <w:szCs w:val="19"/>
+        </w:rPr>
+        <w:t xml:space="preserve"> каждой метрики: 10 000 ресемплов, перцентильные 95% интервалы.</w:t>
+      </w:r>
+    </w:p>
+    <w:p>
+      <w:pPr>
+        <w:spacing w:after="20" w:line="240"/>
+        <w:ind w:left="300" w:hanging="160"/>
+        <w:jc w:val="both"/>
+      </w:pPr>
+      <w:r>
+        <w:rPr>
+          <w:rFonts w:ascii="Palatino Linotype" w:cs="Palatino Linotype" w:eastAsia="Palatino Linotype" w:hAnsi="Palatino Linotype"/>
+          <w:sz w:val="19"/>
+          <w:szCs w:val="19"/>
+        </w:rPr>
+        <w:t xml:space="preserve">—  </w:t>
+      </w:r>
+      <w:r>
+        <w:rPr>
+          <w:rFonts w:ascii="Palatino Linotype" w:cs="Palatino Linotype" w:eastAsia="Palatino Linotype" w:hAnsi="Palatino Linotype"/>
+          <w:b/>
+          <w:bCs/>
+          <w:sz w:val="19"/>
+          <w:szCs w:val="19"/>
+        </w:rPr>
+        <w:t xml:space="preserve">Парный бутстрэп разностей</w:t>
+      </w:r>
+      <w:r>
+        <w:rPr>
+          <w:rFonts w:ascii="Palatino Linotype" w:cs="Palatino Linotype" w:eastAsia="Palatino Linotype" w:hAnsi="Palatino Linotype"/>
+          <w:sz w:val="19"/>
+          <w:szCs w:val="19"/>
+        </w:rPr>
+        <w:t xml:space="preserve">: общие индексы ресемплов для обеих моделей.</w:t>
       </w:r>
     </w:p>
     <w:p>
@@ -827,15 +1978,203 @@
           <w:sz w:val="19"/>
           <w:szCs w:val="19"/>
         </w:rPr>
-        <w:t xml:space="preserve">Бейслайны</w:t>
-      </w:r>
-      <w:r>
-        <w:rPr>
-          <w:rFonts w:ascii="Palatino Linotype" w:cs="Palatino Linotype" w:eastAsia="Palatino Linotype" w:hAnsi="Palatino Linotype"/>
-          <w:sz w:val="19"/>
-          <w:szCs w:val="19"/>
-        </w:rPr>
-        <w:t xml:space="preserve"> (все — ноль подгоняемых параметров): межотраслевая модель Леонтьева (равновесное распространение по матрице зависимостей); линейная сетевая диффузия; наивный предиктор «всегда среднее по выборке». Конфигурация бенчмарка детерминирована (stochastic_sigma = 0, seed = 0) и запинена; любое изменение результатов ломает golden-тест.</w:t>
+        <w:t xml:space="preserve">Знаковый перестановочный тест</w:t>
+      </w:r>
+      <w:r>
+        <w:rPr>
+          <w:rFonts w:ascii="Palatino Linotype" w:cs="Palatino Linotype" w:eastAsia="Palatino Linotype" w:hAnsi="Palatino Linotype"/>
+          <w:sz w:val="19"/>
+          <w:szCs w:val="19"/>
+        </w:rPr>
+        <w:t xml:space="preserve"> для пары (A, B) с поэлементными ошибками e_A, e_B: статистика T = |mean(|e_A|−|e_B|)|; под H0 знак каждой разности переворачивается независимо (20 000 перестановок); двусторонний p:</w:t>
+      </w:r>
+    </w:p>
+    <w:p>
+      <w:pPr>
+        <w:spacing w:after="40" w:before="40"/>
+        <w:jc w:val="center"/>
+      </w:pPr>
+      <w:r>
+        <w:rPr>
+          <w:rFonts w:ascii="Palatino Linotype" w:cs="Palatino Linotype" w:eastAsia="Palatino Linotype" w:hAnsi="Palatino Linotype"/>
+          <w:sz w:val="18"/>
+          <w:szCs w:val="18"/>
+        </w:rPr>
+        <w:t xml:space="preserve">p = (1 + #{ T* ≥ T }) / (20000 + 1)</w:t>
+      </w:r>
+      <w:r>
+        <w:rPr>
+          <w:rFonts w:ascii="Palatino Linotype" w:cs="Palatino Linotype" w:eastAsia="Palatino Linotype" w:hAnsi="Palatino Linotype"/>
+          <w:sz w:val="18"/>
+          <w:szCs w:val="18"/>
+        </w:rPr>
+        <w:t xml:space="preserve">    (7)</w:t>
+      </w:r>
+    </w:p>
+    <w:p>
+      <w:pPr>
+        <w:spacing w:after="20" w:line="240"/>
+        <w:ind w:firstLine="220"/>
+        <w:jc w:val="both"/>
+      </w:pPr>
+      <w:r>
+        <w:rPr>
+          <w:rFonts w:ascii="Palatino Linotype" w:cs="Palatino Linotype" w:eastAsia="Palatino Linotype" w:hAnsi="Palatino Linotype"/>
+          <w:b/>
+          <w:bCs/>
+          <w:sz w:val="19"/>
+          <w:szCs w:val="19"/>
+        </w:rPr>
+        <w:t xml:space="preserve">Анализ мощности / минимальный детектируемый эффект</w:t>
+      </w:r>
+      <w:r>
+        <w:rPr>
+          <w:rFonts w:ascii="Palatino Linotype" w:cs="Palatino Linotype" w:eastAsia="Palatino Linotype" w:hAnsi="Palatino Linotype"/>
+          <w:sz w:val="19"/>
+          <w:szCs w:val="19"/>
+        </w:rPr>
+        <w:t xml:space="preserve">: для парных разностей d_i минимальная средняя разность MAE, детектируемая при мощности 80% и α=0,05, и требуемое N для наблюдаемой разности:</w:t>
+      </w:r>
+    </w:p>
+    <w:p>
+      <w:pPr>
+        <w:spacing w:after="40" w:before="40"/>
+        <w:jc w:val="center"/>
+      </w:pPr>
+      <w:r>
+        <w:rPr>
+          <w:rFonts w:ascii="Palatino Linotype" w:cs="Palatino Linotype" w:eastAsia="Palatino Linotype" w:hAnsi="Palatino Linotype"/>
+          <w:sz w:val="18"/>
+          <w:szCs w:val="18"/>
+        </w:rPr>
+        <w:t xml:space="preserve">MDE = (z</w:t>
+      </w:r>
+      <w:r>
+        <w:rPr>
+          <w:rFonts w:ascii="Palatino Linotype" w:cs="Palatino Linotype" w:eastAsia="Palatino Linotype" w:hAnsi="Palatino Linotype"/>
+          <w:sz w:val="18"/>
+          <w:szCs w:val="18"/>
+          <w:vertAlign w:val="subscript"/>
+        </w:rPr>
+        <w:t xml:space="preserve">0,975</w:t>
+      </w:r>
+      <w:r>
+        <w:rPr>
+          <w:rFonts w:ascii="Palatino Linotype" w:cs="Palatino Linotype" w:eastAsia="Palatino Linotype" w:hAnsi="Palatino Linotype"/>
+          <w:sz w:val="18"/>
+          <w:szCs w:val="18"/>
+        </w:rPr>
+        <w:t xml:space="preserve"> + z</w:t>
+      </w:r>
+      <w:r>
+        <w:rPr>
+          <w:rFonts w:ascii="Palatino Linotype" w:cs="Palatino Linotype" w:eastAsia="Palatino Linotype" w:hAnsi="Palatino Linotype"/>
+          <w:sz w:val="18"/>
+          <w:szCs w:val="18"/>
+          <w:vertAlign w:val="subscript"/>
+        </w:rPr>
+        <w:t xml:space="preserve">0,80</w:t>
+      </w:r>
+      <w:r>
+        <w:rPr>
+          <w:rFonts w:ascii="Palatino Linotype" w:cs="Palatino Linotype" w:eastAsia="Palatino Linotype" w:hAnsi="Palatino Linotype"/>
+          <w:sz w:val="18"/>
+          <w:szCs w:val="18"/>
+        </w:rPr>
+        <w:t xml:space="preserve">) · sd(d) / √N ,   N</w:t>
+      </w:r>
+      <w:r>
+        <w:rPr>
+          <w:rFonts w:ascii="Palatino Linotype" w:cs="Palatino Linotype" w:eastAsia="Palatino Linotype" w:hAnsi="Palatino Linotype"/>
+          <w:sz w:val="18"/>
+          <w:szCs w:val="18"/>
+          <w:vertAlign w:val="subscript"/>
+        </w:rPr>
+        <w:t xml:space="preserve">req</w:t>
+      </w:r>
+      <w:r>
+        <w:rPr>
+          <w:rFonts w:ascii="Palatino Linotype" w:cs="Palatino Linotype" w:eastAsia="Palatino Linotype" w:hAnsi="Palatino Linotype"/>
+          <w:sz w:val="18"/>
+          <w:szCs w:val="18"/>
+        </w:rPr>
+        <w:t xml:space="preserve"> = ( 2,80 · sd(d) / |mean(d)| )</w:t>
+      </w:r>
+      <w:r>
+        <w:rPr>
+          <w:rFonts w:ascii="Palatino Linotype" w:cs="Palatino Linotype" w:eastAsia="Palatino Linotype" w:hAnsi="Palatino Linotype"/>
+          <w:sz w:val="18"/>
+          <w:szCs w:val="18"/>
+          <w:vertAlign w:val="superscript"/>
+        </w:rPr>
+        <w:t xml:space="preserve">2</w:t>
+      </w:r>
+      <w:r>
+        <w:rPr>
+          <w:rFonts w:ascii="Palatino Linotype" w:cs="Palatino Linotype" w:eastAsia="Palatino Linotype" w:hAnsi="Palatino Linotype"/>
+          <w:sz w:val="18"/>
+          <w:szCs w:val="18"/>
+        </w:rPr>
+        <w:t xml:space="preserve">    (8)</w:t>
+      </w:r>
+    </w:p>
+    <w:p>
+      <w:pPr>
+        <w:spacing w:after="20" w:line="240"/>
+        <w:ind w:firstLine="220"/>
+        <w:jc w:val="both"/>
+      </w:pPr>
+      <w:r>
+        <w:rPr>
+          <w:rFonts w:ascii="Palatino Linotype" w:cs="Palatino Linotype" w:eastAsia="Palatino Linotype" w:hAnsi="Palatino Linotype"/>
+          <w:b/>
+          <w:bCs/>
+          <w:sz w:val="19"/>
+          <w:szCs w:val="19"/>
+        </w:rPr>
+        <w:t xml:space="preserve">Вневыборочная проверка</w:t>
+      </w:r>
+      <w:r>
+        <w:rPr>
+          <w:rFonts w:ascii="Palatino Linotype" w:cs="Palatino Linotype" w:eastAsia="Palatino Linotype" w:hAnsi="Palatino Linotype"/>
+          <w:sz w:val="19"/>
+          <w:szCs w:val="19"/>
+        </w:rPr>
+        <w:t xml:space="preserve">: кросс-валидация leave-one-out с пофолдовой рекалибровкой пяти параметров дифференциальной эволюцией — удерживаемое событие не влияет на свои параметры; у бейслайнов параметров нет.</w:t>
+      </w:r>
+    </w:p>
+    <w:p>
+      <w:pPr>
+        <w:keepNext/>
+        <w:spacing w:after="50" w:before="140"/>
+      </w:pPr>
+      <w:r>
+        <w:rPr>
+          <w:rFonts w:ascii="Palatino Linotype" w:cs="Palatino Linotype" w:eastAsia="Palatino Linotype" w:hAnsi="Palatino Linotype"/>
+          <w:b/>
+          <w:bCs/>
+          <w:i/>
+          <w:iCs/>
+          <w:color w:val="1A1A1A"/>
+          <w:sz w:val="19"/>
+          <w:szCs w:val="19"/>
+        </w:rPr>
+        <w:t xml:space="preserve">5.3. Пре-регистрация механизменных изменений</w:t>
+      </w:r>
+    </w:p>
+    <w:p>
+      <w:pPr>
+        <w:spacing w:after="20" w:line="240"/>
+        <w:ind w:firstLine="220"/>
+        <w:jc w:val="both"/>
+      </w:pPr>
+      <w:r>
+        <w:rPr>
+          <w:rFonts w:ascii="Palatino Linotype" w:cs="Palatino Linotype" w:eastAsia="Palatino Linotype" w:hAnsi="Palatino Linotype"/>
+          <w:sz w:val="19"/>
+          <w:szCs w:val="19"/>
+        </w:rPr>
+        <w:t xml:space="preserve">Любое изменение движка проходит через заранее объявленный гейт. Прецеденты отрицательных исходов сохранены: поглощение запасами, поузловое восстановление, удаление пола гистерезиса — все три улучшали внутривыборочные метрики и были отвергнуты по вневыборочному гейту. Принятое изменение (ramp, §6.3) прошло тот же протокол.</w:t>
       </w:r>
     </w:p>
     <w:p>
@@ -852,7 +2191,7 @@
           <w:sz w:val="21"/>
           <w:szCs w:val="21"/>
         </w:rPr>
-        <w:t xml:space="preserve">5. Методы валидации</w:t>
+        <w:t xml:space="preserve">6. Результаты</w:t>
       </w:r>
     </w:p>
     <w:p>
@@ -871,125 +2210,7 @@
           <w:sz w:val="19"/>
           <w:szCs w:val="19"/>
         </w:rPr>
-        <w:t xml:space="preserve">5.1. Три оси</w:t>
-      </w:r>
-    </w:p>
-    <w:p>
-      <w:pPr>
-        <w:spacing w:after="20" w:line="240"/>
-        <w:ind w:left="300" w:hanging="160"/>
-        <w:jc w:val="both"/>
-      </w:pPr>
-      <w:r>
-        <w:rPr>
-          <w:rFonts w:ascii="Palatino Linotype" w:cs="Palatino Linotype" w:eastAsia="Palatino Linotype" w:hAnsi="Palatino Linotype"/>
-          <w:sz w:val="19"/>
-          <w:szCs w:val="19"/>
-        </w:rPr>
-        <w:t xml:space="preserve">—  </w:t>
-      </w:r>
-      <w:r>
-        <w:rPr>
-          <w:rFonts w:ascii="Palatino Linotype" w:cs="Palatino Linotype" w:eastAsia="Palatino Linotype" w:hAnsi="Palatino Linotype"/>
-          <w:b/>
-          <w:bCs/>
-          <w:sz w:val="19"/>
-          <w:szCs w:val="19"/>
-        </w:rPr>
-        <w:t xml:space="preserve">Track A (магнитуда)</w:t>
-      </w:r>
-      <w:r>
-        <w:rPr>
-          <w:rFonts w:ascii="Palatino Linotype" w:cs="Palatino Linotype" w:eastAsia="Palatino Linotype" w:hAnsi="Palatino Linotype"/>
-          <w:sz w:val="19"/>
-          <w:szCs w:val="19"/>
-        </w:rPr>
-        <w:t xml:space="preserve">: предсказанная против наблюдаемой глобальной/отраслевой потери, N=27; MAE, RMSE, Spearman.</w:t>
-      </w:r>
-    </w:p>
-    <w:p>
-      <w:pPr>
-        <w:spacing w:after="20" w:line="240"/>
-        <w:ind w:left="300" w:hanging="160"/>
-        <w:jc w:val="both"/>
-      </w:pPr>
-      <w:r>
-        <w:rPr>
-          <w:rFonts w:ascii="Palatino Linotype" w:cs="Palatino Linotype" w:eastAsia="Palatino Linotype" w:hAnsi="Palatino Linotype"/>
-          <w:sz w:val="19"/>
-          <w:szCs w:val="19"/>
-        </w:rPr>
-        <w:t xml:space="preserve">—  </w:t>
-      </w:r>
-      <w:r>
-        <w:rPr>
-          <w:rFonts w:ascii="Palatino Linotype" w:cs="Palatino Linotype" w:eastAsia="Palatino Linotype" w:hAnsi="Palatino Linotype"/>
-          <w:b/>
-          <w:bCs/>
-          <w:sz w:val="19"/>
-          <w:szCs w:val="19"/>
-        </w:rPr>
-        <w:t xml:space="preserve">Track B (форма)</w:t>
-      </w:r>
-      <w:r>
-        <w:rPr>
-          <w:rFonts w:ascii="Palatino Linotype" w:cs="Palatino Linotype" w:eastAsia="Palatino Linotype" w:hAnsi="Palatino Linotype"/>
-          <w:sz w:val="19"/>
-          <w:szCs w:val="19"/>
-        </w:rPr>
-        <w:t xml:space="preserve">: траектория непосредственно шокированного узла (не разбавленный отраслевой агрегат): пиковая магнитуда (n=5), недели до пика (n=15), недели до восстановления 90% (n=11).</w:t>
-      </w:r>
-    </w:p>
-    <w:p>
-      <w:pPr>
-        <w:spacing w:after="20" w:line="240"/>
-        <w:ind w:left="300" w:hanging="160"/>
-        <w:jc w:val="both"/>
-      </w:pPr>
-      <w:r>
-        <w:rPr>
-          <w:rFonts w:ascii="Palatino Linotype" w:cs="Palatino Linotype" w:eastAsia="Palatino Linotype" w:hAnsi="Palatino Linotype"/>
-          <w:sz w:val="19"/>
-          <w:szCs w:val="19"/>
-        </w:rPr>
-        <w:t xml:space="preserve">—  </w:t>
-      </w:r>
-      <w:r>
-        <w:rPr>
-          <w:rFonts w:ascii="Palatino Linotype" w:cs="Palatino Linotype" w:eastAsia="Palatino Linotype" w:hAnsi="Palatino Linotype"/>
-          <w:b/>
-          <w:bCs/>
-          <w:sz w:val="19"/>
-          <w:szCs w:val="19"/>
-        </w:rPr>
-        <w:t xml:space="preserve">Spatial</w:t>
-      </w:r>
-      <w:r>
-        <w:rPr>
-          <w:rFonts w:ascii="Palatino Linotype" w:cs="Palatino Linotype" w:eastAsia="Palatino Linotype" w:hAnsi="Palatino Linotype"/>
-          <w:sz w:val="19"/>
-          <w:szCs w:val="19"/>
-        </w:rPr>
-        <w:t xml:space="preserve">: доля исторически поражённых узлов, до которых каскад доходит (recall), и ранговая корреляция порядка поражения.</w:t>
-      </w:r>
-    </w:p>
-    <w:p>
-      <w:pPr>
-        <w:keepNext/>
-        <w:spacing w:after="50" w:before="140"/>
-      </w:pPr>
-      <w:r>
-        <w:rPr>
-          <w:rFonts w:ascii="Palatino Linotype" w:cs="Palatino Linotype" w:eastAsia="Palatino Linotype" w:hAnsi="Palatino Linotype"/>
-          <w:b/>
-          <w:bCs/>
-          <w:i/>
-          <w:iCs/>
-          <w:color w:val="1A1A1A"/>
-          <w:sz w:val="19"/>
-          <w:szCs w:val="19"/>
-        </w:rPr>
-        <w:t xml:space="preserve">5.2. Статистический слой</w:t>
+        <w:t xml:space="preserve">6.1. Track A: паритет магнитуды</w:t>
       </w:r>
     </w:p>
     <w:p>
@@ -1004,22 +2225,7 @@
           <w:sz w:val="19"/>
           <w:szCs w:val="19"/>
         </w:rPr>
-        <w:t xml:space="preserve">При N=27 вопрос «значимо ли различие?» первичен. Все процедуры детерминированы (сид 20260718) и ресемплируют целые события — гетероскедастичность типов событий сохраняется:</w:t>
-      </w:r>
-    </w:p>
-    <w:p>
-      <w:pPr>
-        <w:spacing w:after="20" w:line="240"/>
-        <w:ind w:left="300" w:hanging="160"/>
-        <w:jc w:val="both"/>
-      </w:pPr>
-      <w:r>
-        <w:rPr>
-          <w:rFonts w:ascii="Palatino Linotype" w:cs="Palatino Linotype" w:eastAsia="Palatino Linotype" w:hAnsi="Palatino Linotype"/>
-          <w:sz w:val="19"/>
-          <w:szCs w:val="19"/>
-        </w:rPr>
-        <w:t xml:space="preserve">—  </w:t>
+        <w:t xml:space="preserve">Четыре модели на дефолтных параметрах — Таблица 1. Точечные оценки создают видимость иерархии, но ни одна из шести парных разностей MAE не значима (Рисунок 1): GEDS−Леонтьев ΔMAE +0,0074 [−0,0031; +0,0218], p=0,42; Леонтьев−наивное −0,0040 [−0,0083; +0,0005], p=0,09; остальные p=0,21–0,97. </w:t>
       </w:r>
       <w:r>
         <w:rPr>
@@ -1029,217 +2235,15 @@
           <w:sz w:val="19"/>
           <w:szCs w:val="19"/>
         </w:rPr>
-        <w:t xml:space="preserve">Бутстрэп-ДИ</w:t>
-      </w:r>
-      <w:r>
-        <w:rPr>
-          <w:rFonts w:ascii="Palatino Linotype" w:cs="Palatino Linotype" w:eastAsia="Palatino Linotype" w:hAnsi="Palatino Linotype"/>
-          <w:sz w:val="19"/>
-          <w:szCs w:val="19"/>
-        </w:rPr>
-        <w:t xml:space="preserve"> каждой метрики: 10 000 ресемплов, перцентильные 95% интервалы.</w:t>
-      </w:r>
-    </w:p>
-    <w:p>
-      <w:pPr>
-        <w:spacing w:after="20" w:line="240"/>
-        <w:ind w:left="300" w:hanging="160"/>
-        <w:jc w:val="both"/>
-      </w:pPr>
-      <w:r>
-        <w:rPr>
-          <w:rFonts w:ascii="Palatino Linotype" w:cs="Palatino Linotype" w:eastAsia="Palatino Linotype" w:hAnsi="Palatino Linotype"/>
-          <w:sz w:val="19"/>
-          <w:szCs w:val="19"/>
-        </w:rPr>
-        <w:t xml:space="preserve">—  </w:t>
-      </w:r>
-      <w:r>
-        <w:rPr>
-          <w:rFonts w:ascii="Palatino Linotype" w:cs="Palatino Linotype" w:eastAsia="Palatino Linotype" w:hAnsi="Palatino Linotype"/>
-          <w:b/>
-          <w:bCs/>
-          <w:sz w:val="19"/>
-          <w:szCs w:val="19"/>
-        </w:rPr>
-        <w:t xml:space="preserve">Парный бутстрэп разностей</w:t>
-      </w:r>
-      <w:r>
-        <w:rPr>
-          <w:rFonts w:ascii="Palatino Linotype" w:cs="Palatino Linotype" w:eastAsia="Palatino Linotype" w:hAnsi="Palatino Linotype"/>
-          <w:sz w:val="19"/>
-          <w:szCs w:val="19"/>
-        </w:rPr>
-        <w:t xml:space="preserve">: общие индексы ресемплов для обеих моделей — интервал отражает разброс разности на общих событиях, а не сумму разбросов сторон.</w:t>
-      </w:r>
-    </w:p>
-    <w:p>
-      <w:pPr>
-        <w:spacing w:after="20" w:line="240"/>
-        <w:ind w:left="300" w:hanging="160"/>
-        <w:jc w:val="both"/>
-      </w:pPr>
-      <w:r>
-        <w:rPr>
-          <w:rFonts w:ascii="Palatino Linotype" w:cs="Palatino Linotype" w:eastAsia="Palatino Linotype" w:hAnsi="Palatino Linotype"/>
-          <w:sz w:val="19"/>
-          <w:szCs w:val="19"/>
-        </w:rPr>
-        <w:t xml:space="preserve">—  </w:t>
-      </w:r>
-      <w:r>
-        <w:rPr>
-          <w:rFonts w:ascii="Palatino Linotype" w:cs="Palatino Linotype" w:eastAsia="Palatino Linotype" w:hAnsi="Palatino Linotype"/>
-          <w:b/>
-          <w:bCs/>
-          <w:sz w:val="19"/>
-          <w:szCs w:val="19"/>
-        </w:rPr>
-        <w:t xml:space="preserve">Знаковый перестановочный тест</w:t>
-      </w:r>
-      <w:r>
-        <w:rPr>
-          <w:rFonts w:ascii="Palatino Linotype" w:cs="Palatino Linotype" w:eastAsia="Palatino Linotype" w:hAnsi="Palatino Linotype"/>
-          <w:sz w:val="19"/>
-          <w:szCs w:val="19"/>
-        </w:rPr>
-        <w:t xml:space="preserve">: статистика — среднее разностей поэлементных |ошибок|; знак каждой разности переворачивается случайно (20 000 перестановок, поправка +1); двусторонний p.</w:t>
-      </w:r>
-    </w:p>
-    <w:p>
-      <w:pPr>
-        <w:spacing w:after="20" w:line="240"/>
-        <w:ind w:left="300" w:hanging="160"/>
-        <w:jc w:val="both"/>
-      </w:pPr>
-      <w:r>
-        <w:rPr>
-          <w:rFonts w:ascii="Palatino Linotype" w:cs="Palatino Linotype" w:eastAsia="Palatino Linotype" w:hAnsi="Palatino Linotype"/>
-          <w:sz w:val="19"/>
-          <w:szCs w:val="19"/>
-        </w:rPr>
-        <w:t xml:space="preserve">—  </w:t>
-      </w:r>
-      <w:r>
-        <w:rPr>
-          <w:rFonts w:ascii="Palatino Linotype" w:cs="Palatino Linotype" w:eastAsia="Palatino Linotype" w:hAnsi="Palatino Linotype"/>
-          <w:b/>
-          <w:bCs/>
-          <w:sz w:val="19"/>
-          <w:szCs w:val="19"/>
-        </w:rPr>
-        <w:t xml:space="preserve">Вневыборочная проверка</w:t>
-      </w:r>
-      <w:r>
-        <w:rPr>
-          <w:rFonts w:ascii="Palatino Linotype" w:cs="Palatino Linotype" w:eastAsia="Palatino Linotype" w:hAnsi="Palatino Linotype"/>
-          <w:sz w:val="19"/>
-          <w:szCs w:val="19"/>
-        </w:rPr>
-        <w:t xml:space="preserve">: leave-one-out с пофолдовой рекалибровкой пяти параметров дифференциальной эволюцией — удерживаемое событие не влияет на свои параметры; у бейслайнов параметров нет.</w:t>
-      </w:r>
-    </w:p>
-    <w:p>
-      <w:pPr>
-        <w:keepNext/>
-        <w:spacing w:after="50" w:before="140"/>
-      </w:pPr>
-      <w:r>
-        <w:rPr>
-          <w:rFonts w:ascii="Palatino Linotype" w:cs="Palatino Linotype" w:eastAsia="Palatino Linotype" w:hAnsi="Palatino Linotype"/>
-          <w:b/>
-          <w:bCs/>
-          <w:i/>
-          <w:iCs/>
-          <w:color w:val="1A1A1A"/>
-          <w:sz w:val="19"/>
-          <w:szCs w:val="19"/>
-        </w:rPr>
-        <w:t xml:space="preserve">5.3. Пре-регистрация механизменных изменений</w:t>
-      </w:r>
-    </w:p>
-    <w:p>
-      <w:pPr>
-        <w:spacing w:after="20" w:line="240"/>
-        <w:ind w:firstLine="220"/>
-        <w:jc w:val="both"/>
-      </w:pPr>
-      <w:r>
-        <w:rPr>
-          <w:rFonts w:ascii="Palatino Linotype" w:cs="Palatino Linotype" w:eastAsia="Palatino Linotype" w:hAnsi="Palatino Linotype"/>
-          <w:sz w:val="19"/>
-          <w:szCs w:val="19"/>
-        </w:rPr>
-        <w:t xml:space="preserve">Любое изменение движка проходит через заранее объявленный гейт. Прецеденты отрицательных исходов сохранены: поглощение запасами, поузловое восстановление, удаление пола гистерезиса — все три улучшали внутривыборочные метрики и были отвергнуты по вневыборочному гейту. Принятое изменение (ramp, §6.3) прошло тот же протокол.</w:t>
-      </w:r>
-    </w:p>
-    <w:p>
-      <w:pPr>
-        <w:keepNext/>
-        <w:spacing w:after="70" w:before="200"/>
-      </w:pPr>
-      <w:r>
-        <w:rPr>
-          <w:rFonts w:ascii="Palatino Linotype" w:cs="Palatino Linotype" w:eastAsia="Palatino Linotype" w:hAnsi="Palatino Linotype"/>
-          <w:b/>
-          <w:bCs/>
-          <w:color w:val="1A1A1A"/>
-          <w:sz w:val="21"/>
-          <w:szCs w:val="21"/>
-        </w:rPr>
-        <w:t xml:space="preserve">6. Результаты</w:t>
-      </w:r>
-    </w:p>
-    <w:p>
-      <w:pPr>
-        <w:keepNext/>
-        <w:spacing w:after="50" w:before="140"/>
-      </w:pPr>
-      <w:r>
-        <w:rPr>
-          <w:rFonts w:ascii="Palatino Linotype" w:cs="Palatino Linotype" w:eastAsia="Palatino Linotype" w:hAnsi="Palatino Linotype"/>
-          <w:b/>
-          <w:bCs/>
-          <w:i/>
-          <w:iCs/>
-          <w:color w:val="1A1A1A"/>
-          <w:sz w:val="19"/>
-          <w:szCs w:val="19"/>
-        </w:rPr>
-        <w:t xml:space="preserve">6.1. Track A: паритет магнитуды</w:t>
-      </w:r>
-    </w:p>
-    <w:p>
-      <w:pPr>
-        <w:spacing w:after="20" w:line="240"/>
-        <w:ind w:firstLine="220"/>
-        <w:jc w:val="both"/>
-      </w:pPr>
-      <w:r>
-        <w:rPr>
-          <w:rFonts w:ascii="Palatino Linotype" w:cs="Palatino Linotype" w:eastAsia="Palatino Linotype" w:hAnsi="Palatino Linotype"/>
-          <w:sz w:val="19"/>
-          <w:szCs w:val="19"/>
-        </w:rPr>
-        <w:t xml:space="preserve">Четыре модели на дефолтных параметрах приведены в Таблице 1 (95% бутстрэп-ДИ). Точечные оценки создают видимость иерархии (Леонтьев «лучший»), но ни одна из шести парных разностей MAE не значима (Рисунок 1): GEDS−Леонтьев ΔMAE +0,0074 [−0,0031; +0,0218], p=0,42; даже Леонтьев−наивное −0,0040 [−0,0083; +0,0005], p=0,09; остальные пары p=0,21–0,97. </w:t>
-      </w:r>
-      <w:r>
-        <w:rPr>
-          <w:rFonts w:ascii="Palatino Linotype" w:cs="Palatino Linotype" w:eastAsia="Palatino Linotype" w:hAnsi="Palatino Linotype"/>
-          <w:b/>
-          <w:bCs/>
-          <w:sz w:val="19"/>
-          <w:szCs w:val="19"/>
-        </w:rPr>
-        <w:t xml:space="preserve">При N=27 валидация одним числом не ранжирует эти четыре модели.</w:t>
-      </w:r>
-      <w:r>
-        <w:rPr>
-          <w:rFonts w:ascii="Palatino Linotype" w:cs="Palatino Linotype" w:eastAsia="Palatino Linotype" w:hAnsi="Palatino Linotype"/>
-          <w:sz w:val="19"/>
-          <w:szCs w:val="19"/>
-        </w:rPr>
-        <w:t xml:space="preserve"> Единственные значимые сигналы Track A — ранговые: линейная диффузия (0,72 [0,40; 0,91]) и GEDS (0,45 [0,06; 0,73]) ранжируют тяжесть событий лучше случайности.</w:t>
+        <w:t xml:space="preserve">При N=27 валидация одним числом не ранжирует эти модели.</w:t>
+      </w:r>
+      <w:r>
+        <w:rPr>
+          <w:rFonts w:ascii="Palatino Linotype" w:cs="Palatino Linotype" w:eastAsia="Palatino Linotype" w:hAnsi="Palatino Linotype"/>
+          <w:sz w:val="19"/>
+          <w:szCs w:val="19"/>
+        </w:rPr>
+        <w:t xml:space="preserve"> Значимы только ранговые сигналы: линейная диффузия (0,72 [0,40; 0,91]) и GEDS (0,45 [0,06; 0,73]).</w:t>
       </w:r>
     </w:p>
     <w:p>
@@ -1264,16 +2268,16 @@
           <w:rFonts w:ascii="Palatino Linotype" w:cs="Palatino Linotype" w:eastAsia="Palatino Linotype" w:hAnsi="Palatino Linotype"/>
           <w:b/>
           <w:bCs/>
-          <w:sz w:val="17"/>
-          <w:szCs w:val="17"/>
+          <w:sz w:val="16"/>
+          <w:szCs w:val="16"/>
         </w:rPr>
         <w:t xml:space="preserve">Таблица 1.</w:t>
       </w:r>
       <w:r>
         <w:rPr>
           <w:rFonts w:ascii="Palatino Linotype" w:cs="Palatino Linotype" w:eastAsia="Palatino Linotype" w:hAnsi="Palatino Linotype"/>
-          <w:sz w:val="17"/>
-          <w:szCs w:val="17"/>
+          <w:sz w:val="16"/>
+          <w:szCs w:val="16"/>
         </w:rPr>
         <w:t xml:space="preserve"> Четыре модели на дефолтных параметрах; MAE / RMSE / Spearman с 95% бутстрэп-ДИ (N=27).</w:t>
       </w:r>
@@ -1324,8 +2328,8 @@
                 <w:rFonts w:ascii="Palatino Linotype" w:cs="Palatino Linotype" w:eastAsia="Palatino Linotype" w:hAnsi="Palatino Linotype"/>
                 <w:b/>
                 <w:bCs/>
-                <w:sz w:val="17"/>
-                <w:szCs w:val="17"/>
+                <w:sz w:val="16"/>
+                <w:szCs w:val="16"/>
               </w:rPr>
               <w:t xml:space="preserve">Модель</w:t>
             </w:r>
@@ -1355,8 +2359,8 @@
                 <w:rFonts w:ascii="Palatino Linotype" w:cs="Palatino Linotype" w:eastAsia="Palatino Linotype" w:hAnsi="Palatino Linotype"/>
                 <w:b/>
                 <w:bCs/>
-                <w:sz w:val="17"/>
-                <w:szCs w:val="17"/>
+                <w:sz w:val="16"/>
+                <w:szCs w:val="16"/>
               </w:rPr>
               <w:t xml:space="preserve">MAE [95% ДИ]</w:t>
             </w:r>
@@ -1386,8 +2390,8 @@
                 <w:rFonts w:ascii="Palatino Linotype" w:cs="Palatino Linotype" w:eastAsia="Palatino Linotype" w:hAnsi="Palatino Linotype"/>
                 <w:b/>
                 <w:bCs/>
-                <w:sz w:val="17"/>
-                <w:szCs w:val="17"/>
+                <w:sz w:val="16"/>
+                <w:szCs w:val="16"/>
               </w:rPr>
               <w:t xml:space="preserve">RMSE [95% ДИ]</w:t>
             </w:r>
@@ -1417,8 +2421,8 @@
                 <w:rFonts w:ascii="Palatino Linotype" w:cs="Palatino Linotype" w:eastAsia="Palatino Linotype" w:hAnsi="Palatino Linotype"/>
                 <w:b/>
                 <w:bCs/>
-                <w:sz w:val="17"/>
-                <w:szCs w:val="17"/>
+                <w:sz w:val="16"/>
+                <w:szCs w:val="16"/>
               </w:rPr>
               <w:t xml:space="preserve">Spearman [95% ДИ]</w:t>
             </w:r>
@@ -1447,10 +2451,10 @@
             <w:r>
               <w:rPr>
                 <w:rFonts w:ascii="Palatino Linotype" w:cs="Palatino Linotype" w:eastAsia="Palatino Linotype" w:hAnsi="Palatino Linotype"/>
-                <w:sz w:val="17"/>
-                <w:szCs w:val="17"/>
-              </w:rPr>
-              <w:t xml:space="preserve">GEDS (SEIRS-bull.-hyst.)</w:t>
+                <w:sz w:val="16"/>
+                <w:szCs w:val="16"/>
+              </w:rPr>
+              <w:t xml:space="preserve">GEDS (SEIRS-b.-h.)</w:t>
             </w:r>
           </w:p>
         </w:tc>
@@ -1472,8 +2476,8 @@
             <w:r>
               <w:rPr>
                 <w:rFonts w:ascii="Palatino Linotype" w:cs="Palatino Linotype" w:eastAsia="Palatino Linotype" w:hAnsi="Palatino Linotype"/>
-                <w:sz w:val="17"/>
-                <w:szCs w:val="17"/>
+                <w:sz w:val="16"/>
+                <w:szCs w:val="16"/>
               </w:rPr>
               <w:t xml:space="preserve">0,0242 [0,011; 0,040]</w:t>
             </w:r>
@@ -1497,8 +2501,8 @@
             <w:r>
               <w:rPr>
                 <w:rFonts w:ascii="Palatino Linotype" w:cs="Palatino Linotype" w:eastAsia="Palatino Linotype" w:hAnsi="Palatino Linotype"/>
-                <w:sz w:val="17"/>
-                <w:szCs w:val="17"/>
+                <w:sz w:val="16"/>
+                <w:szCs w:val="16"/>
               </w:rPr>
               <w:t xml:space="preserve">0,0464 [0,021; 0,067]</w:t>
             </w:r>
@@ -1522,8 +2526,8 @@
             <w:r>
               <w:rPr>
                 <w:rFonts w:ascii="Palatino Linotype" w:cs="Palatino Linotype" w:eastAsia="Palatino Linotype" w:hAnsi="Palatino Linotype"/>
-                <w:sz w:val="17"/>
-                <w:szCs w:val="17"/>
+                <w:sz w:val="16"/>
+                <w:szCs w:val="16"/>
               </w:rPr>
               <w:t xml:space="preserve">0,45 [0,06; 0,73]</w:t>
             </w:r>
@@ -1552,8 +2556,8 @@
             <w:r>
               <w:rPr>
                 <w:rFonts w:ascii="Palatino Linotype" w:cs="Palatino Linotype" w:eastAsia="Palatino Linotype" w:hAnsi="Palatino Linotype"/>
-                <w:sz w:val="17"/>
-                <w:szCs w:val="17"/>
+                <w:sz w:val="16"/>
+                <w:szCs w:val="16"/>
               </w:rPr>
               <w:t xml:space="preserve">Леонтьев</w:t>
             </w:r>
@@ -1577,8 +2581,8 @@
             <w:r>
               <w:rPr>
                 <w:rFonts w:ascii="Palatino Linotype" w:cs="Palatino Linotype" w:eastAsia="Palatino Linotype" w:hAnsi="Palatino Linotype"/>
-                <w:sz w:val="17"/>
-                <w:szCs w:val="17"/>
+                <w:sz w:val="16"/>
+                <w:szCs w:val="16"/>
               </w:rPr>
               <w:t xml:space="preserve">0,0168 [0,008; 0,028]</w:t>
             </w:r>
@@ -1602,8 +2606,8 @@
             <w:r>
               <w:rPr>
                 <w:rFonts w:ascii="Palatino Linotype" w:cs="Palatino Linotype" w:eastAsia="Palatino Linotype" w:hAnsi="Palatino Linotype"/>
-                <w:sz w:val="17"/>
-                <w:szCs w:val="17"/>
+                <w:sz w:val="16"/>
+                <w:szCs w:val="16"/>
               </w:rPr>
               <w:t xml:space="preserve">0,0313 [0,011; 0,046]</w:t>
             </w:r>
@@ -1627,8 +2631,8 @@
             <w:r>
               <w:rPr>
                 <w:rFonts w:ascii="Palatino Linotype" w:cs="Palatino Linotype" w:eastAsia="Palatino Linotype" w:hAnsi="Palatino Linotype"/>
-                <w:sz w:val="17"/>
-                <w:szCs w:val="17"/>
+                <w:sz w:val="16"/>
+                <w:szCs w:val="16"/>
               </w:rPr>
               <w:t xml:space="preserve">0,34 [−0,10; 0,67]</w:t>
             </w:r>
@@ -1657,8 +2661,8 @@
             <w:r>
               <w:rPr>
                 <w:rFonts w:ascii="Palatino Linotype" w:cs="Palatino Linotype" w:eastAsia="Palatino Linotype" w:hAnsi="Palatino Linotype"/>
-                <w:sz w:val="17"/>
-                <w:szCs w:val="17"/>
+                <w:sz w:val="16"/>
+                <w:szCs w:val="16"/>
               </w:rPr>
               <w:t xml:space="preserve">Линейная диффузия</w:t>
             </w:r>
@@ -1682,8 +2686,8 @@
             <w:r>
               <w:rPr>
                 <w:rFonts w:ascii="Palatino Linotype" w:cs="Palatino Linotype" w:eastAsia="Palatino Linotype" w:hAnsi="Palatino Linotype"/>
-                <w:sz w:val="17"/>
-                <w:szCs w:val="17"/>
+                <w:sz w:val="16"/>
+                <w:szCs w:val="16"/>
               </w:rPr>
               <w:t xml:space="preserve">0,0171 [0,009; 0,029]</w:t>
             </w:r>
@@ -1707,8 +2711,8 @@
             <w:r>
               <w:rPr>
                 <w:rFonts w:ascii="Palatino Linotype" w:cs="Palatino Linotype" w:eastAsia="Palatino Linotype" w:hAnsi="Palatino Linotype"/>
-                <w:sz w:val="17"/>
-                <w:szCs w:val="17"/>
+                <w:sz w:val="16"/>
+                <w:szCs w:val="16"/>
               </w:rPr>
               <w:t xml:space="preserve">0,0317 [0,012; 0,049]</w:t>
             </w:r>
@@ -1732,8 +2736,8 @@
             <w:r>
               <w:rPr>
                 <w:rFonts w:ascii="Palatino Linotype" w:cs="Palatino Linotype" w:eastAsia="Palatino Linotype" w:hAnsi="Palatino Linotype"/>
-                <w:sz w:val="17"/>
-                <w:szCs w:val="17"/>
+                <w:sz w:val="16"/>
+                <w:szCs w:val="16"/>
               </w:rPr>
               <w:t xml:space="preserve">0,72 [0,40; 0,91]</w:t>
             </w:r>
@@ -1762,8 +2766,8 @@
             <w:r>
               <w:rPr>
                 <w:rFonts w:ascii="Palatino Linotype" w:cs="Palatino Linotype" w:eastAsia="Palatino Linotype" w:hAnsi="Palatino Linotype"/>
-                <w:sz w:val="17"/>
-                <w:szCs w:val="17"/>
+                <w:sz w:val="16"/>
+                <w:szCs w:val="16"/>
               </w:rPr>
               <w:t xml:space="preserve">Наивное среднее</w:t>
             </w:r>
@@ -1787,8 +2791,8 @@
             <w:r>
               <w:rPr>
                 <w:rFonts w:ascii="Palatino Linotype" w:cs="Palatino Linotype" w:eastAsia="Palatino Linotype" w:hAnsi="Palatino Linotype"/>
-                <w:sz w:val="17"/>
-                <w:szCs w:val="17"/>
+                <w:sz w:val="16"/>
+                <w:szCs w:val="16"/>
               </w:rPr>
               <w:t xml:space="preserve">0,0208 [0,013; 0,031]</w:t>
             </w:r>
@@ -1812,8 +2816,8 @@
             <w:r>
               <w:rPr>
                 <w:rFonts w:ascii="Palatino Linotype" w:cs="Palatino Linotype" w:eastAsia="Palatino Linotype" w:hAnsi="Palatino Linotype"/>
-                <w:sz w:val="17"/>
-                <w:szCs w:val="17"/>
+                <w:sz w:val="16"/>
+                <w:szCs w:val="16"/>
               </w:rPr>
               <w:t xml:space="preserve">0,0324 [0,014; 0,047]</w:t>
             </w:r>
@@ -1837,8 +2841,8 @@
             <w:r>
               <w:rPr>
                 <w:rFonts w:ascii="Palatino Linotype" w:cs="Palatino Linotype" w:eastAsia="Palatino Linotype" w:hAnsi="Palatino Linotype"/>
-                <w:sz w:val="17"/>
-                <w:szCs w:val="17"/>
+                <w:sz w:val="16"/>
+                <w:szCs w:val="16"/>
               </w:rPr>
               <w:t xml:space="preserve">— (константа)</w:t>
             </w:r>
@@ -1914,18 +2918,18 @@
           <w:rFonts w:ascii="Palatino Linotype" w:cs="Palatino Linotype" w:eastAsia="Palatino Linotype" w:hAnsi="Palatino Linotype"/>
           <w:b/>
           <w:bCs/>
-          <w:sz w:val="17"/>
-          <w:szCs w:val="17"/>
+          <w:sz w:val="16"/>
+          <w:szCs w:val="16"/>
         </w:rPr>
         <w:t xml:space="preserve">Рисунок 1.</w:t>
       </w:r>
       <w:r>
         <w:rPr>
           <w:rFonts w:ascii="Palatino Linotype" w:cs="Palatino Linotype" w:eastAsia="Palatino Linotype" w:hAnsi="Palatino Linotype"/>
-          <w:sz w:val="17"/>
-          <w:szCs w:val="17"/>
-        </w:rPr>
-        <w:t xml:space="preserve"> Парные разности MAE (первая минус вторая) с 95% парными бутстрэп-ДИ и двусторонними перестановочными p. Все шесть пар пересекают ноль — при N=27 модели неразличимы по магнитуде.</w:t>
+          <w:sz w:val="16"/>
+          <w:szCs w:val="16"/>
+        </w:rPr>
+        <w:t xml:space="preserve"> Парные разности MAE (первая минус вторая) с 95% парными бутстрэп-ДИ и двусторонними перестановочными p. Все шесть пар пересекают ноль.</w:t>
       </w:r>
     </w:p>
     <w:p>
@@ -1996,18 +3000,18 @@
           <w:rFonts w:ascii="Palatino Linotype" w:cs="Palatino Linotype" w:eastAsia="Palatino Linotype" w:hAnsi="Palatino Linotype"/>
           <w:b/>
           <w:bCs/>
-          <w:sz w:val="17"/>
-          <w:szCs w:val="17"/>
+          <w:sz w:val="16"/>
+          <w:szCs w:val="16"/>
         </w:rPr>
         <w:t xml:space="preserve">Рисунок 2.</w:t>
       </w:r>
       <w:r>
         <w:rPr>
           <w:rFonts w:ascii="Palatino Linotype" w:cs="Palatino Linotype" w:eastAsia="Palatino Linotype" w:hAnsi="Palatino Linotype"/>
-          <w:sz w:val="17"/>
-          <w:szCs w:val="17"/>
-        </w:rPr>
-        <w:t xml:space="preserve"> Предсказанное против наблюдаемого по каждой модели, N=27. Пунктир — идеальное совпадение; подписи дают MAE и ранговую корреляцию ρ.</w:t>
+          <w:sz w:val="16"/>
+          <w:szCs w:val="16"/>
+        </w:rPr>
+        <w:t xml:space="preserve"> Предсказанное против наблюдаемого по каждой модели, N=27; пунктир — идеальное совпадение.</w:t>
       </w:r>
     </w:p>
     <w:p>
@@ -2053,7 +3057,7 @@
           <w:sz w:val="19"/>
           <w:szCs w:val="19"/>
         </w:rPr>
-        <w:t xml:space="preserve">Ни Леонтьев (равновесный, без времени), ни наивное среднее траекторий не порождают; линейная диффузия даёт кривую без восстановления. Полную форму «пик → спад → восстановление» предсказывает только GEDS — и на этих осях результат значим (Таблица 2). Ранжирование длительностей восстановления (0,88) — сильнейший результат модели; ДИ обеих временных осей не содержат ноль. Ось магнитуды при n=5 статистически пуста и заявляется только как ограничение.</w:t>
+        <w:t xml:space="preserve">Ни Леонтьев, ни наивное среднее траекторий не порождают; линейная диффузия даёт кривую без восстановления. Полную форму «пик → спад → восстановление» предсказывает только GEDS — и на этих осях результат значим (Таблица 2). Ранжирование восстановления (0,88) — сильнейший результат; ДИ обеих временных осей не содержат ноль. Ось магнитуды при n=5 статистически пуста и заявляется только как ограничение.</w:t>
       </w:r>
     </w:p>
     <w:p>
@@ -2078,16 +3082,16 @@
           <w:rFonts w:ascii="Palatino Linotype" w:cs="Palatino Linotype" w:eastAsia="Palatino Linotype" w:hAnsi="Palatino Linotype"/>
           <w:b/>
           <w:bCs/>
-          <w:sz w:val="17"/>
-          <w:szCs w:val="17"/>
+          <w:sz w:val="16"/>
+          <w:szCs w:val="16"/>
         </w:rPr>
         <w:t xml:space="preserve">Таблица 2.</w:t>
       </w:r>
       <w:r>
         <w:rPr>
           <w:rFonts w:ascii="Palatino Linotype" w:cs="Palatino Linotype" w:eastAsia="Palatino Linotype" w:hAnsi="Palatino Linotype"/>
-          <w:sz w:val="17"/>
-          <w:szCs w:val="17"/>
+          <w:sz w:val="16"/>
+          <w:szCs w:val="16"/>
         </w:rPr>
         <w:t xml:space="preserve"> Track B: оси формы траектории на уровне узла (единственные оси, которые порождает только GEDS).</w:t>
       </w:r>
@@ -2138,8 +3142,8 @@
                 <w:rFonts w:ascii="Palatino Linotype" w:cs="Palatino Linotype" w:eastAsia="Palatino Linotype" w:hAnsi="Palatino Linotype"/>
                 <w:b/>
                 <w:bCs/>
-                <w:sz w:val="17"/>
-                <w:szCs w:val="17"/>
+                <w:sz w:val="16"/>
+                <w:szCs w:val="16"/>
               </w:rPr>
               <w:t xml:space="preserve">Ось</w:t>
             </w:r>
@@ -2169,8 +3173,8 @@
                 <w:rFonts w:ascii="Palatino Linotype" w:cs="Palatino Linotype" w:eastAsia="Palatino Linotype" w:hAnsi="Palatino Linotype"/>
                 <w:b/>
                 <w:bCs/>
-                <w:sz w:val="17"/>
-                <w:szCs w:val="17"/>
+                <w:sz w:val="16"/>
+                <w:szCs w:val="16"/>
               </w:rPr>
               <w:t xml:space="preserve">n</w:t>
             </w:r>
@@ -2200,8 +3204,8 @@
                 <w:rFonts w:ascii="Palatino Linotype" w:cs="Palatino Linotype" w:eastAsia="Palatino Linotype" w:hAnsi="Palatino Linotype"/>
                 <w:b/>
                 <w:bCs/>
-                <w:sz w:val="17"/>
-                <w:szCs w:val="17"/>
+                <w:sz w:val="16"/>
+                <w:szCs w:val="16"/>
               </w:rPr>
               <w:t xml:space="preserve">Spearman [95% ДИ]</w:t>
             </w:r>
@@ -2231,8 +3235,8 @@
                 <w:rFonts w:ascii="Palatino Linotype" w:cs="Palatino Linotype" w:eastAsia="Palatino Linotype" w:hAnsi="Palatino Linotype"/>
                 <w:b/>
                 <w:bCs/>
-                <w:sz w:val="17"/>
-                <w:szCs w:val="17"/>
+                <w:sz w:val="16"/>
+                <w:szCs w:val="16"/>
               </w:rPr>
               <w:t xml:space="preserve">MAE</w:t>
             </w:r>
@@ -2261,8 +3265,8 @@
             <w:r>
               <w:rPr>
                 <w:rFonts w:ascii="Palatino Linotype" w:cs="Palatino Linotype" w:eastAsia="Palatino Linotype" w:hAnsi="Palatino Linotype"/>
-                <w:sz w:val="17"/>
-                <w:szCs w:val="17"/>
+                <w:sz w:val="16"/>
+                <w:szCs w:val="16"/>
               </w:rPr>
               <w:t xml:space="preserve">Пиковая магнитуда узла</w:t>
             </w:r>
@@ -2286,8 +3290,8 @@
             <w:r>
               <w:rPr>
                 <w:rFonts w:ascii="Palatino Linotype" w:cs="Palatino Linotype" w:eastAsia="Palatino Linotype" w:hAnsi="Palatino Linotype"/>
-                <w:sz w:val="17"/>
-                <w:szCs w:val="17"/>
+                <w:sz w:val="16"/>
+                <w:szCs w:val="16"/>
               </w:rPr>
               <w:t xml:space="preserve">5</w:t>
             </w:r>
@@ -2311,8 +3315,8 @@
             <w:r>
               <w:rPr>
                 <w:rFonts w:ascii="Palatino Linotype" w:cs="Palatino Linotype" w:eastAsia="Palatino Linotype" w:hAnsi="Palatino Linotype"/>
-                <w:sz w:val="17"/>
-                <w:szCs w:val="17"/>
+                <w:sz w:val="16"/>
+                <w:szCs w:val="16"/>
               </w:rPr>
               <w:t xml:space="preserve">0,60 [−1,00; 1,00] — не заявляем</w:t>
             </w:r>
@@ -2336,8 +3340,8 @@
             <w:r>
               <w:rPr>
                 <w:rFonts w:ascii="Palatino Linotype" w:cs="Palatino Linotype" w:eastAsia="Palatino Linotype" w:hAnsi="Palatino Linotype"/>
-                <w:sz w:val="17"/>
-                <w:szCs w:val="17"/>
+                <w:sz w:val="16"/>
+                <w:szCs w:val="16"/>
               </w:rPr>
               <w:t xml:space="preserve">0,42</w:t>
             </w:r>
@@ -2366,8 +3370,8 @@
             <w:r>
               <w:rPr>
                 <w:rFonts w:ascii="Palatino Linotype" w:cs="Palatino Linotype" w:eastAsia="Palatino Linotype" w:hAnsi="Palatino Linotype"/>
-                <w:sz w:val="17"/>
-                <w:szCs w:val="17"/>
+                <w:sz w:val="16"/>
+                <w:szCs w:val="16"/>
               </w:rPr>
               <w:t xml:space="preserve">Недели до пика</w:t>
             </w:r>
@@ -2391,8 +3395,8 @@
             <w:r>
               <w:rPr>
                 <w:rFonts w:ascii="Palatino Linotype" w:cs="Palatino Linotype" w:eastAsia="Palatino Linotype" w:hAnsi="Palatino Linotype"/>
-                <w:sz w:val="17"/>
-                <w:szCs w:val="17"/>
+                <w:sz w:val="16"/>
+                <w:szCs w:val="16"/>
               </w:rPr>
               <w:t xml:space="preserve">15</w:t>
             </w:r>
@@ -2416,8 +3420,8 @@
             <w:r>
               <w:rPr>
                 <w:rFonts w:ascii="Palatino Linotype" w:cs="Palatino Linotype" w:eastAsia="Palatino Linotype" w:hAnsi="Palatino Linotype"/>
-                <w:sz w:val="17"/>
-                <w:szCs w:val="17"/>
+                <w:sz w:val="16"/>
+                <w:szCs w:val="16"/>
               </w:rPr>
               <w:t xml:space="preserve">0,69 [0,20; 0,87]</w:t>
             </w:r>
@@ -2441,8 +3445,8 @@
             <w:r>
               <w:rPr>
                 <w:rFonts w:ascii="Palatino Linotype" w:cs="Palatino Linotype" w:eastAsia="Palatino Linotype" w:hAnsi="Palatino Linotype"/>
-                <w:sz w:val="17"/>
-                <w:szCs w:val="17"/>
+                <w:sz w:val="16"/>
+                <w:szCs w:val="16"/>
               </w:rPr>
               <w:t xml:space="preserve">7,1 нед</w:t>
             </w:r>
@@ -2471,8 +3475,8 @@
             <w:r>
               <w:rPr>
                 <w:rFonts w:ascii="Palatino Linotype" w:cs="Palatino Linotype" w:eastAsia="Palatino Linotype" w:hAnsi="Palatino Linotype"/>
-                <w:sz w:val="17"/>
-                <w:szCs w:val="17"/>
+                <w:sz w:val="16"/>
+                <w:szCs w:val="16"/>
               </w:rPr>
               <w:t xml:space="preserve">Недели до восстановления 90%</w:t>
             </w:r>
@@ -2496,8 +3500,8 @@
             <w:r>
               <w:rPr>
                 <w:rFonts w:ascii="Palatino Linotype" w:cs="Palatino Linotype" w:eastAsia="Palatino Linotype" w:hAnsi="Palatino Linotype"/>
-                <w:sz w:val="17"/>
-                <w:szCs w:val="17"/>
+                <w:sz w:val="16"/>
+                <w:szCs w:val="16"/>
               </w:rPr>
               <w:t xml:space="preserve">11</w:t>
             </w:r>
@@ -2521,8 +3525,8 @@
             <w:r>
               <w:rPr>
                 <w:rFonts w:ascii="Palatino Linotype" w:cs="Palatino Linotype" w:eastAsia="Palatino Linotype" w:hAnsi="Palatino Linotype"/>
-                <w:sz w:val="17"/>
-                <w:szCs w:val="17"/>
+                <w:sz w:val="16"/>
+                <w:szCs w:val="16"/>
               </w:rPr>
               <w:t xml:space="preserve">0,88 [0,56; 0,99]</w:t>
             </w:r>
@@ -2546,8 +3550,8 @@
             <w:r>
               <w:rPr>
                 <w:rFonts w:ascii="Palatino Linotype" w:cs="Palatino Linotype" w:eastAsia="Palatino Linotype" w:hAnsi="Palatino Linotype"/>
-                <w:sz w:val="17"/>
-                <w:szCs w:val="17"/>
+                <w:sz w:val="16"/>
+                <w:szCs w:val="16"/>
               </w:rPr>
               <w:t xml:space="preserve">8,5 нед</w:t>
             </w:r>
@@ -2598,7 +3602,7 @@
           <w:sz w:val="19"/>
           <w:szCs w:val="19"/>
         </w:rPr>
-        <w:t xml:space="preserve">До этой работы недели-до-пика показывали Spearman 0,07 [−0,43; +0,53] — уровень случайности. Форензика локализовала причину в коде формы шока: все три реализованные кривые (step, linear, exp) имеют максимум в момент начала, а храповик обновления состояния рендерит убывающее форсирование как прямоугольный импульс — в результате 12 из 15 предсказанных пиков приходились на неделю 0 (всё множество предсказаний: {0, 11, 22} против наблюдаемых 1–52). У движка отсутствовала сама форма «медленно нарастающий шок», которой требуют засухи, портовые заторы и спросовые коллапсы.</w:t>
+        <w:t xml:space="preserve">До этой работы недели-до-пика показывали Spearman 0,07 [−0,43; +0,53] — уровень случайности. Форензика локализовала причину: все три реализованные формы шока (step, linear, exp) имеют максимум в момент начала, а храповик обновления состояния рендерит убывающее форсирование как прямоугольный импульс — 12 из 15 предсказанных пиков приходились на неделю 0. У движка отсутствовала форма «медленно нарастающий шок», которой требуют засухи, заторы и спросовые коллапсы.</w:t>
       </w:r>
     </w:p>
     <w:p>
@@ -2613,7 +3617,7 @@
           <w:sz w:val="19"/>
           <w:szCs w:val="19"/>
         </w:rPr>
-        <w:t xml:space="preserve">Исправление: добавлена кривая ramp (линейное нарастание к концу окна), и четыре события переведены на неё </w:t>
+        <w:t xml:space="preserve">Исправление: добавлена форма ramp (линейное нарастание), четыре события переведены на неё </w:t>
       </w:r>
       <w:r>
         <w:rPr>
@@ -2631,7 +3635,7 @@
           <w:sz w:val="19"/>
           <w:szCs w:val="19"/>
         </w:rPr>
-        <w:t xml:space="preserve"> (заторы западного побережья США 2021; засуха Панамского канала 2023; спросовый коллапс 2008–09; эскалация цен на энергию в ЕС 2021). Пре-регистрированный гейт из четырёх критериев пройден: Spearman недель-до-пика 0,07 → 0,69; просадка других осей 0,00; цена по бенчмарку +0,0001 MAE; нетронутые события бит-идентичны (Рисунок 3).</w:t>
+        <w:t xml:space="preserve">. Пре-регистрированный гейт из четырёх критериев пройден: Spearman недель-до-пика 0,07 → 0,69; просадка других осей 0,00; цена по бенчмарку +0,0001 MAE; нетронутые события бит-идентичны (Рисунок 3).</w:t>
       </w:r>
     </w:p>
     <w:p>
@@ -2702,18 +3706,18 @@
           <w:rFonts w:ascii="Palatino Linotype" w:cs="Palatino Linotype" w:eastAsia="Palatino Linotype" w:hAnsi="Palatino Linotype"/>
           <w:b/>
           <w:bCs/>
-          <w:sz w:val="17"/>
-          <w:szCs w:val="17"/>
+          <w:sz w:val="16"/>
+          <w:szCs w:val="16"/>
         </w:rPr>
         <w:t xml:space="preserve">Рисунок 3.</w:t>
       </w:r>
       <w:r>
         <w:rPr>
           <w:rFonts w:ascii="Palatino Linotype" w:cs="Palatino Linotype" w:eastAsia="Palatino Linotype" w:hAnsi="Palatino Linotype"/>
-          <w:sz w:val="17"/>
-          <w:szCs w:val="17"/>
-        </w:rPr>
-        <w:t xml:space="preserve"> Недели до пика: предсказанное против наблюдаемого до (полые кружки) и после (закрашенные) принятия формы ramp. Стрелки — четыре пере-специфицированных события; Spearman 0,07 → 0,69.</w:t>
+          <w:sz w:val="16"/>
+          <w:szCs w:val="16"/>
+        </w:rPr>
+        <w:t xml:space="preserve"> Недели до пика: предсказанное против наблюдаемого до (полые) и после (закрашенные) принятия формы ramp; Spearman 0,07 → 0,69.</w:t>
       </w:r>
     </w:p>
     <w:p>
@@ -2744,7 +3748,7 @@
           <w:sz w:val="19"/>
           <w:szCs w:val="19"/>
         </w:rPr>
-        <w:t xml:space="preserve">6.4. Вневыборочная проверка: паритет сохраняется</w:t>
+        <w:t xml:space="preserve">6.4. Вневыборочная проверка и анализ мощности</w:t>
       </w:r>
     </w:p>
     <w:p>
@@ -2759,7 +3763,32 @@
           <w:sz w:val="19"/>
           <w:szCs w:val="19"/>
         </w:rPr>
-        <w:t xml:space="preserve">27-фолдовый LOO с пофолдовой DE-рекалибровкой (Таблица 3). Парно против Леонтьева: ΔMAE +0,0024 [−0,0073; +0,0167], p=0,89 — паритет магнитуды держится и вневыборочно, настроенная модель статистически неотличима от безпараметрических бейслайнов. Два систематических промаха честно фиксируются: землетрясение Чи-Чи 1999 (предсказано 0,19 против наблюдаемых 0,005 — источниковый узел не залечивается за горизонт; три пре-регистрированные попытки исправить это провалили гейт) и кризис 2008–09 (0,051 против 0,130 — спросовый коллапс структурно не похож на моделируемые каскады предложения).</w:t>
+        <w:t xml:space="preserve">27-фолдовый LOO с пофолдовой DE-рекалибровкой: MAE 0,0192, RMSE 0,0422, Pearson 0,25, Spearman 0,56, R² −0,70. Парно против Леонтьева: ΔMAE +0,0024 [−0,0073; +0,0167], p=0,89 — паритет держится и вневыборочно. Два систематических промаха фиксируются честно: Чи-Чи 1999 (0,19 против 0,005 — источниковый узел не залечивается за горизонт) и кризис 2008–09 (0,051 против 0,130 — спросовый коллапс структурно не похож на каскады предложения).</w:t>
+      </w:r>
+    </w:p>
+    <w:p>
+      <w:pPr>
+        <w:spacing w:after="20" w:line="240"/>
+        <w:ind w:firstLine="220"/>
+        <w:jc w:val="both"/>
+      </w:pPr>
+      <w:r>
+        <w:rPr>
+          <w:rFonts w:ascii="Palatino Linotype" w:cs="Palatino Linotype" w:eastAsia="Palatino Linotype" w:hAnsi="Palatino Linotype"/>
+          <w:b/>
+          <w:bCs/>
+          <w:sz w:val="19"/>
+          <w:szCs w:val="19"/>
+        </w:rPr>
+        <w:t xml:space="preserve">Паритет — это ограничение мощности, а не доказанная эквивалентность</w:t>
+      </w:r>
+      <w:r>
+        <w:rPr>
+          <w:rFonts w:ascii="Palatino Linotype" w:cs="Palatino Linotype" w:eastAsia="Palatino Linotype" w:hAnsi="Palatino Linotype"/>
+          <w:sz w:val="19"/>
+          <w:szCs w:val="19"/>
+        </w:rPr>
+        <w:t xml:space="preserve"> (Таблица 3). При N=27 минимальный детектируемый эффект для GEDS/Леонтьев равен 0,0184, тогда как наблюдаемые разности ~0,004–0,007 лежат ниже разрешения. Чтобы различить наблюдаемую разность, требуется ≈166 событий. Это превращает нулевой результат в ограниченное сверху утверждение и задаёт метрику для набора данных.</w:t>
       </w:r>
     </w:p>
     <w:p>
@@ -2784,18 +3813,18 @@
           <w:rFonts w:ascii="Palatino Linotype" w:cs="Palatino Linotype" w:eastAsia="Palatino Linotype" w:hAnsi="Palatino Linotype"/>
           <w:b/>
           <w:bCs/>
-          <w:sz w:val="17"/>
-          <w:szCs w:val="17"/>
+          <w:sz w:val="16"/>
+          <w:szCs w:val="16"/>
         </w:rPr>
         <w:t xml:space="preserve">Таблица 3.</w:t>
       </w:r>
       <w:r>
         <w:rPr>
           <w:rFonts w:ascii="Palatino Linotype" w:cs="Palatino Linotype" w:eastAsia="Palatino Linotype" w:hAnsi="Palatino Linotype"/>
-          <w:sz w:val="17"/>
-          <w:szCs w:val="17"/>
-        </w:rPr>
-        <w:t xml:space="preserve"> Вневыборочная проверка (27-фолдовый leave-one-out с пофолдовой рекалибровкой).</w:t>
+          <w:sz w:val="16"/>
+          <w:szCs w:val="16"/>
+        </w:rPr>
+        <w:t xml:space="preserve"> Анализ мощности: минимальный детектируемый эффект при N=27 и требуемое N для наблюдаемой разности.</w:t>
       </w:r>
     </w:p>
     <w:tbl>
@@ -2811,12 +3840,10 @@
         </w:tblBorders>
       </w:tblPr>
       <w:tblGrid>
-        <w:gridCol w:w="2638"/>
-        <w:gridCol w:w="1400"/>
-        <w:gridCol w:w="1400"/>
-        <w:gridCol w:w="1400"/>
-        <w:gridCol w:w="1400"/>
-        <w:gridCol w:w="1400"/>
+        <w:gridCol w:w="4238"/>
+        <w:gridCol w:w="1800"/>
+        <w:gridCol w:w="1800"/>
+        <w:gridCol w:w="1800"/>
       </w:tblGrid>
       <w:tr>
         <w:trPr>
@@ -2824,7 +3851,7 @@
         </w:trPr>
         <w:tc>
           <w:tcPr>
-            <w:tcW w:type="dxa" w:w="2638"/>
+            <w:tcW w:type="dxa" w:w="4238"/>
             <w:tcBorders>
               <w:bottom w:val="single" w:color="1A1A1A" w:sz="8"/>
             </w:tcBorders>
@@ -2841,11 +3868,21 @@
               <w:spacing w:after="0" w:line="220"/>
               <w:jc w:val="left"/>
             </w:pPr>
-          </w:p>
-        </w:tc>
-        <w:tc>
-          <w:tcPr>
-            <w:tcW w:type="dxa" w:w="1400"/>
+            <w:r>
+              <w:rPr>
+                <w:rFonts w:ascii="Palatino Linotype" w:cs="Palatino Linotype" w:eastAsia="Palatino Linotype" w:hAnsi="Palatino Linotype"/>
+                <w:b/>
+                <w:bCs/>
+                <w:sz w:val="16"/>
+                <w:szCs w:val="16"/>
+              </w:rPr>
+              <w:t xml:space="preserve">Пара</w:t>
+            </w:r>
+          </w:p>
+        </w:tc>
+        <w:tc>
+          <w:tcPr>
+            <w:tcW w:type="dxa" w:w="1800"/>
             <w:tcBorders>
               <w:bottom w:val="single" w:color="1A1A1A" w:sz="8"/>
             </w:tcBorders>
@@ -2867,16 +3904,16 @@
                 <w:rFonts w:ascii="Palatino Linotype" w:cs="Palatino Linotype" w:eastAsia="Palatino Linotype" w:hAnsi="Palatino Linotype"/>
                 <w:b/>
                 <w:bCs/>
-                <w:sz w:val="17"/>
-                <w:szCs w:val="17"/>
-              </w:rPr>
-              <w:t xml:space="preserve">MAE</w:t>
-            </w:r>
-          </w:p>
-        </w:tc>
-        <w:tc>
-          <w:tcPr>
-            <w:tcW w:type="dxa" w:w="1400"/>
+                <w:sz w:val="16"/>
+                <w:szCs w:val="16"/>
+              </w:rPr>
+              <w:t xml:space="preserve">набл. ΔMAE</w:t>
+            </w:r>
+          </w:p>
+        </w:tc>
+        <w:tc>
+          <w:tcPr>
+            <w:tcW w:type="dxa" w:w="1800"/>
             <w:tcBorders>
               <w:bottom w:val="single" w:color="1A1A1A" w:sz="8"/>
             </w:tcBorders>
@@ -2898,16 +3935,16 @@
                 <w:rFonts w:ascii="Palatino Linotype" w:cs="Palatino Linotype" w:eastAsia="Palatino Linotype" w:hAnsi="Palatino Linotype"/>
                 <w:b/>
                 <w:bCs/>
-                <w:sz w:val="17"/>
-                <w:szCs w:val="17"/>
-              </w:rPr>
-              <w:t xml:space="preserve">RMSE</w:t>
-            </w:r>
-          </w:p>
-        </w:tc>
-        <w:tc>
-          <w:tcPr>
-            <w:tcW w:type="dxa" w:w="1400"/>
+                <w:sz w:val="16"/>
+                <w:szCs w:val="16"/>
+              </w:rPr>
+              <w:t xml:space="preserve">MDE при N=27</w:t>
+            </w:r>
+          </w:p>
+        </w:tc>
+        <w:tc>
+          <w:tcPr>
+            <w:tcW w:type="dxa" w:w="1800"/>
             <w:tcBorders>
               <w:bottom w:val="single" w:color="1A1A1A" w:sz="8"/>
             </w:tcBorders>
@@ -2929,72 +3966,10 @@
                 <w:rFonts w:ascii="Palatino Linotype" w:cs="Palatino Linotype" w:eastAsia="Palatino Linotype" w:hAnsi="Palatino Linotype"/>
                 <w:b/>
                 <w:bCs/>
-                <w:sz w:val="17"/>
-                <w:szCs w:val="17"/>
-              </w:rPr>
-              <w:t xml:space="preserve">Pearson</w:t>
-            </w:r>
-          </w:p>
-        </w:tc>
-        <w:tc>
-          <w:tcPr>
-            <w:tcW w:type="dxa" w:w="1400"/>
-            <w:tcBorders>
-              <w:bottom w:val="single" w:color="1A1A1A" w:sz="8"/>
-            </w:tcBorders>
-            <w:shd w:fill="E8F3EC" w:val="clear"/>
-            <w:tcMar>
-              <w:top w:type="dxa" w:w="40"/>
-              <w:left w:type="dxa" w:w="80"/>
-              <w:bottom w:type="dxa" w:w="40"/>
-              <w:right w:type="dxa" w:w="80"/>
-            </w:tcMar>
-          </w:tcPr>
-          <w:p>
-            <w:pPr>
-              <w:spacing w:after="0" w:line="220"/>
-              <w:jc w:val="center"/>
-            </w:pPr>
-            <w:r>
-              <w:rPr>
-                <w:rFonts w:ascii="Palatino Linotype" w:cs="Palatino Linotype" w:eastAsia="Palatino Linotype" w:hAnsi="Palatino Linotype"/>
-                <w:b/>
-                <w:bCs/>
-                <w:sz w:val="17"/>
-                <w:szCs w:val="17"/>
-              </w:rPr>
-              <w:t xml:space="preserve">Spearman</w:t>
-            </w:r>
-          </w:p>
-        </w:tc>
-        <w:tc>
-          <w:tcPr>
-            <w:tcW w:type="dxa" w:w="1400"/>
-            <w:tcBorders>
-              <w:bottom w:val="single" w:color="1A1A1A" w:sz="8"/>
-            </w:tcBorders>
-            <w:shd w:fill="E8F3EC" w:val="clear"/>
-            <w:tcMar>
-              <w:top w:type="dxa" w:w="40"/>
-              <w:left w:type="dxa" w:w="80"/>
-              <w:bottom w:type="dxa" w:w="40"/>
-              <w:right w:type="dxa" w:w="80"/>
-            </w:tcMar>
-          </w:tcPr>
-          <w:p>
-            <w:pPr>
-              <w:spacing w:after="0" w:line="220"/>
-              <w:jc w:val="center"/>
-            </w:pPr>
-            <w:r>
-              <w:rPr>
-                <w:rFonts w:ascii="Palatino Linotype" w:cs="Palatino Linotype" w:eastAsia="Palatino Linotype" w:hAnsi="Palatino Linotype"/>
-                <w:b/>
-                <w:bCs/>
-                <w:sz w:val="17"/>
-                <w:szCs w:val="17"/>
-              </w:rPr>
-              <w:t xml:space="preserve">R²</w:t>
+                <w:sz w:val="16"/>
+                <w:szCs w:val="16"/>
+              </w:rPr>
+              <w:t xml:space="preserve">N для детекции</w:t>
             </w:r>
           </w:p>
         </w:tc>
@@ -3005,7 +3980,7 @@
         </w:trPr>
         <w:tc>
           <w:tcPr>
-            <w:tcW w:type="dxa" w:w="2638"/>
+            <w:tcW w:type="dxa" w:w="4238"/>
             <w:tcMar>
               <w:top w:type="dxa" w:w="40"/>
               <w:left w:type="dxa" w:w="80"/>
@@ -3021,135 +3996,295 @@
             <w:r>
               <w:rPr>
                 <w:rFonts w:ascii="Palatino Linotype" w:cs="Palatino Linotype" w:eastAsia="Palatino Linotype" w:hAnsi="Palatino Linotype"/>
-                <w:sz w:val="17"/>
-                <w:szCs w:val="17"/>
-              </w:rPr>
-              <w:t xml:space="preserve">GEDS, LOO-рекалиброванный</w:t>
-            </w:r>
-          </w:p>
-        </w:tc>
-        <w:tc>
-          <w:tcPr>
-            <w:tcW w:type="dxa" w:w="1400"/>
-            <w:tcMar>
-              <w:top w:type="dxa" w:w="40"/>
-              <w:left w:type="dxa" w:w="80"/>
-              <w:bottom w:type="dxa" w:w="40"/>
-              <w:right w:type="dxa" w:w="80"/>
-            </w:tcMar>
-          </w:tcPr>
-          <w:p>
-            <w:pPr>
-              <w:spacing w:after="0" w:line="220"/>
-              <w:jc w:val="center"/>
-            </w:pPr>
-            <w:r>
-              <w:rPr>
-                <w:rFonts w:ascii="Palatino Linotype" w:cs="Palatino Linotype" w:eastAsia="Palatino Linotype" w:hAnsi="Palatino Linotype"/>
-                <w:sz w:val="17"/>
-                <w:szCs w:val="17"/>
-              </w:rPr>
-              <w:t xml:space="preserve">0,0192</w:t>
-            </w:r>
-          </w:p>
-        </w:tc>
-        <w:tc>
-          <w:tcPr>
-            <w:tcW w:type="dxa" w:w="1400"/>
-            <w:tcMar>
-              <w:top w:type="dxa" w:w="40"/>
-              <w:left w:type="dxa" w:w="80"/>
-              <w:bottom w:type="dxa" w:w="40"/>
-              <w:right w:type="dxa" w:w="80"/>
-            </w:tcMar>
-          </w:tcPr>
-          <w:p>
-            <w:pPr>
-              <w:spacing w:after="0" w:line="220"/>
-              <w:jc w:val="center"/>
-            </w:pPr>
-            <w:r>
-              <w:rPr>
-                <w:rFonts w:ascii="Palatino Linotype" w:cs="Palatino Linotype" w:eastAsia="Palatino Linotype" w:hAnsi="Palatino Linotype"/>
-                <w:sz w:val="17"/>
-                <w:szCs w:val="17"/>
-              </w:rPr>
-              <w:t xml:space="preserve">0,0422</w:t>
-            </w:r>
-          </w:p>
-        </w:tc>
-        <w:tc>
-          <w:tcPr>
-            <w:tcW w:type="dxa" w:w="1400"/>
-            <w:tcMar>
-              <w:top w:type="dxa" w:w="40"/>
-              <w:left w:type="dxa" w:w="80"/>
-              <w:bottom w:type="dxa" w:w="40"/>
-              <w:right w:type="dxa" w:w="80"/>
-            </w:tcMar>
-          </w:tcPr>
-          <w:p>
-            <w:pPr>
-              <w:spacing w:after="0" w:line="220"/>
-              <w:jc w:val="center"/>
-            </w:pPr>
-            <w:r>
-              <w:rPr>
-                <w:rFonts w:ascii="Palatino Linotype" w:cs="Palatino Linotype" w:eastAsia="Palatino Linotype" w:hAnsi="Palatino Linotype"/>
-                <w:sz w:val="17"/>
-                <w:szCs w:val="17"/>
-              </w:rPr>
-              <w:t xml:space="preserve">0,25</w:t>
-            </w:r>
-          </w:p>
-        </w:tc>
-        <w:tc>
-          <w:tcPr>
-            <w:tcW w:type="dxa" w:w="1400"/>
-            <w:tcMar>
-              <w:top w:type="dxa" w:w="40"/>
-              <w:left w:type="dxa" w:w="80"/>
-              <w:bottom w:type="dxa" w:w="40"/>
-              <w:right w:type="dxa" w:w="80"/>
-            </w:tcMar>
-          </w:tcPr>
-          <w:p>
-            <w:pPr>
-              <w:spacing w:after="0" w:line="220"/>
-              <w:jc w:val="center"/>
-            </w:pPr>
-            <w:r>
-              <w:rPr>
-                <w:rFonts w:ascii="Palatino Linotype" w:cs="Palatino Linotype" w:eastAsia="Palatino Linotype" w:hAnsi="Palatino Linotype"/>
-                <w:sz w:val="17"/>
-                <w:szCs w:val="17"/>
-              </w:rPr>
-              <w:t xml:space="preserve">0,56</w:t>
-            </w:r>
-          </w:p>
-        </w:tc>
-        <w:tc>
-          <w:tcPr>
-            <w:tcW w:type="dxa" w:w="1400"/>
-            <w:tcMar>
-              <w:top w:type="dxa" w:w="40"/>
-              <w:left w:type="dxa" w:w="80"/>
-              <w:bottom w:type="dxa" w:w="40"/>
-              <w:right w:type="dxa" w:w="80"/>
-            </w:tcMar>
-          </w:tcPr>
-          <w:p>
-            <w:pPr>
-              <w:spacing w:after="0" w:line="220"/>
-              <w:jc w:val="center"/>
-            </w:pPr>
-            <w:r>
-              <w:rPr>
-                <w:rFonts w:ascii="Palatino Linotype" w:cs="Palatino Linotype" w:eastAsia="Palatino Linotype" w:hAnsi="Palatino Linotype"/>
-                <w:sz w:val="17"/>
-                <w:szCs w:val="17"/>
-              </w:rPr>
-              <w:t xml:space="preserve">−0,70</w:t>
+                <w:sz w:val="16"/>
+                <w:szCs w:val="16"/>
+              </w:rPr>
+              <w:t xml:space="preserve">GEDS vs Леонтьев</w:t>
+            </w:r>
+          </w:p>
+        </w:tc>
+        <w:tc>
+          <w:tcPr>
+            <w:tcW w:type="dxa" w:w="1800"/>
+            <w:tcMar>
+              <w:top w:type="dxa" w:w="40"/>
+              <w:left w:type="dxa" w:w="80"/>
+              <w:bottom w:type="dxa" w:w="40"/>
+              <w:right w:type="dxa" w:w="80"/>
+            </w:tcMar>
+          </w:tcPr>
+          <w:p>
+            <w:pPr>
+              <w:spacing w:after="0" w:line="220"/>
+              <w:jc w:val="center"/>
+            </w:pPr>
+            <w:r>
+              <w:rPr>
+                <w:rFonts w:ascii="Palatino Linotype" w:cs="Palatino Linotype" w:eastAsia="Palatino Linotype" w:hAnsi="Palatino Linotype"/>
+                <w:sz w:val="16"/>
+                <w:szCs w:val="16"/>
+              </w:rPr>
+              <w:t xml:space="preserve">+0,0074</w:t>
+            </w:r>
+          </w:p>
+        </w:tc>
+        <w:tc>
+          <w:tcPr>
+            <w:tcW w:type="dxa" w:w="1800"/>
+            <w:tcMar>
+              <w:top w:type="dxa" w:w="40"/>
+              <w:left w:type="dxa" w:w="80"/>
+              <w:bottom w:type="dxa" w:w="40"/>
+              <w:right w:type="dxa" w:w="80"/>
+            </w:tcMar>
+          </w:tcPr>
+          <w:p>
+            <w:pPr>
+              <w:spacing w:after="0" w:line="220"/>
+              <w:jc w:val="center"/>
+            </w:pPr>
+            <w:r>
+              <w:rPr>
+                <w:rFonts w:ascii="Palatino Linotype" w:cs="Palatino Linotype" w:eastAsia="Palatino Linotype" w:hAnsi="Palatino Linotype"/>
+                <w:sz w:val="16"/>
+                <w:szCs w:val="16"/>
+              </w:rPr>
+              <w:t xml:space="preserve">0,0184</w:t>
+            </w:r>
+          </w:p>
+        </w:tc>
+        <w:tc>
+          <w:tcPr>
+            <w:tcW w:type="dxa" w:w="1800"/>
+            <w:tcMar>
+              <w:top w:type="dxa" w:w="40"/>
+              <w:left w:type="dxa" w:w="80"/>
+              <w:bottom w:type="dxa" w:w="40"/>
+              <w:right w:type="dxa" w:w="80"/>
+            </w:tcMar>
+          </w:tcPr>
+          <w:p>
+            <w:pPr>
+              <w:spacing w:after="0" w:line="220"/>
+              <w:jc w:val="center"/>
+            </w:pPr>
+            <w:r>
+              <w:rPr>
+                <w:rFonts w:ascii="Palatino Linotype" w:cs="Palatino Linotype" w:eastAsia="Palatino Linotype" w:hAnsi="Palatino Linotype"/>
+                <w:sz w:val="16"/>
+                <w:szCs w:val="16"/>
+              </w:rPr>
+              <w:t xml:space="preserve">≈166</w:t>
+            </w:r>
+          </w:p>
+        </w:tc>
+      </w:tr>
+      <w:tr>
+        <w:trPr>
+          <w:tblHeader w:val="false"/>
+        </w:trPr>
+        <w:tc>
+          <w:tcPr>
+            <w:tcW w:type="dxa" w:w="4238"/>
+            <w:tcMar>
+              <w:top w:type="dxa" w:w="40"/>
+              <w:left w:type="dxa" w:w="80"/>
+              <w:bottom w:type="dxa" w:w="40"/>
+              <w:right w:type="dxa" w:w="80"/>
+            </w:tcMar>
+          </w:tcPr>
+          <w:p>
+            <w:pPr>
+              <w:spacing w:after="0" w:line="220"/>
+              <w:jc w:val="left"/>
+            </w:pPr>
+            <w:r>
+              <w:rPr>
+                <w:rFonts w:ascii="Palatino Linotype" w:cs="Palatino Linotype" w:eastAsia="Palatino Linotype" w:hAnsi="Palatino Linotype"/>
+                <w:sz w:val="16"/>
+                <w:szCs w:val="16"/>
+              </w:rPr>
+              <w:t xml:space="preserve">GEDS vs лин. диффузия</w:t>
+            </w:r>
+          </w:p>
+        </w:tc>
+        <w:tc>
+          <w:tcPr>
+            <w:tcW w:type="dxa" w:w="1800"/>
+            <w:tcMar>
+              <w:top w:type="dxa" w:w="40"/>
+              <w:left w:type="dxa" w:w="80"/>
+              <w:bottom w:type="dxa" w:w="40"/>
+              <w:right w:type="dxa" w:w="80"/>
+            </w:tcMar>
+          </w:tcPr>
+          <w:p>
+            <w:pPr>
+              <w:spacing w:after="0" w:line="220"/>
+              <w:jc w:val="center"/>
+            </w:pPr>
+            <w:r>
+              <w:rPr>
+                <w:rFonts w:ascii="Palatino Linotype" w:cs="Palatino Linotype" w:eastAsia="Palatino Linotype" w:hAnsi="Palatino Linotype"/>
+                <w:sz w:val="16"/>
+                <w:szCs w:val="16"/>
+              </w:rPr>
+              <w:t xml:space="preserve">+0,0071</w:t>
+            </w:r>
+          </w:p>
+        </w:tc>
+        <w:tc>
+          <w:tcPr>
+            <w:tcW w:type="dxa" w:w="1800"/>
+            <w:tcMar>
+              <w:top w:type="dxa" w:w="40"/>
+              <w:left w:type="dxa" w:w="80"/>
+              <w:bottom w:type="dxa" w:w="40"/>
+              <w:right w:type="dxa" w:w="80"/>
+            </w:tcMar>
+          </w:tcPr>
+          <w:p>
+            <w:pPr>
+              <w:spacing w:after="0" w:line="220"/>
+              <w:jc w:val="center"/>
+            </w:pPr>
+            <w:r>
+              <w:rPr>
+                <w:rFonts w:ascii="Palatino Linotype" w:cs="Palatino Linotype" w:eastAsia="Palatino Linotype" w:hAnsi="Palatino Linotype"/>
+                <w:sz w:val="16"/>
+                <w:szCs w:val="16"/>
+              </w:rPr>
+              <w:t xml:space="preserve">0,0149</w:t>
+            </w:r>
+          </w:p>
+        </w:tc>
+        <w:tc>
+          <w:tcPr>
+            <w:tcW w:type="dxa" w:w="1800"/>
+            <w:tcMar>
+              <w:top w:type="dxa" w:w="40"/>
+              <w:left w:type="dxa" w:w="80"/>
+              <w:bottom w:type="dxa" w:w="40"/>
+              <w:right w:type="dxa" w:w="80"/>
+            </w:tcMar>
+          </w:tcPr>
+          <w:p>
+            <w:pPr>
+              <w:spacing w:after="0" w:line="220"/>
+              <w:jc w:val="center"/>
+            </w:pPr>
+            <w:r>
+              <w:rPr>
+                <w:rFonts w:ascii="Palatino Linotype" w:cs="Palatino Linotype" w:eastAsia="Palatino Linotype" w:hAnsi="Palatino Linotype"/>
+                <w:sz w:val="16"/>
+                <w:szCs w:val="16"/>
+              </w:rPr>
+              <w:t xml:space="preserve">≈119</w:t>
+            </w:r>
+          </w:p>
+        </w:tc>
+      </w:tr>
+      <w:tr>
+        <w:trPr>
+          <w:tblHeader w:val="false"/>
+        </w:trPr>
+        <w:tc>
+          <w:tcPr>
+            <w:tcW w:type="dxa" w:w="4238"/>
+            <w:tcMar>
+              <w:top w:type="dxa" w:w="40"/>
+              <w:left w:type="dxa" w:w="80"/>
+              <w:bottom w:type="dxa" w:w="40"/>
+              <w:right w:type="dxa" w:w="80"/>
+            </w:tcMar>
+          </w:tcPr>
+          <w:p>
+            <w:pPr>
+              <w:spacing w:after="0" w:line="220"/>
+              <w:jc w:val="left"/>
+            </w:pPr>
+            <w:r>
+              <w:rPr>
+                <w:rFonts w:ascii="Palatino Linotype" w:cs="Palatino Linotype" w:eastAsia="Palatino Linotype" w:hAnsi="Palatino Linotype"/>
+                <w:sz w:val="16"/>
+                <w:szCs w:val="16"/>
+              </w:rPr>
+              <w:t xml:space="preserve">Леонтьев vs наивное</w:t>
+            </w:r>
+          </w:p>
+        </w:tc>
+        <w:tc>
+          <w:tcPr>
+            <w:tcW w:type="dxa" w:w="1800"/>
+            <w:tcMar>
+              <w:top w:type="dxa" w:w="40"/>
+              <w:left w:type="dxa" w:w="80"/>
+              <w:bottom w:type="dxa" w:w="40"/>
+              <w:right w:type="dxa" w:w="80"/>
+            </w:tcMar>
+          </w:tcPr>
+          <w:p>
+            <w:pPr>
+              <w:spacing w:after="0" w:line="220"/>
+              <w:jc w:val="center"/>
+            </w:pPr>
+            <w:r>
+              <w:rPr>
+                <w:rFonts w:ascii="Palatino Linotype" w:cs="Palatino Linotype" w:eastAsia="Palatino Linotype" w:hAnsi="Palatino Linotype"/>
+                <w:sz w:val="16"/>
+                <w:szCs w:val="16"/>
+              </w:rPr>
+              <w:t xml:space="preserve">−0,0040</w:t>
+            </w:r>
+          </w:p>
+        </w:tc>
+        <w:tc>
+          <w:tcPr>
+            <w:tcW w:type="dxa" w:w="1800"/>
+            <w:tcMar>
+              <w:top w:type="dxa" w:w="40"/>
+              <w:left w:type="dxa" w:w="80"/>
+              <w:bottom w:type="dxa" w:w="40"/>
+              <w:right w:type="dxa" w:w="80"/>
+            </w:tcMar>
+          </w:tcPr>
+          <w:p>
+            <w:pPr>
+              <w:spacing w:after="0" w:line="220"/>
+              <w:jc w:val="center"/>
+            </w:pPr>
+            <w:r>
+              <w:rPr>
+                <w:rFonts w:ascii="Palatino Linotype" w:cs="Palatino Linotype" w:eastAsia="Palatino Linotype" w:hAnsi="Palatino Linotype"/>
+                <w:sz w:val="16"/>
+                <w:szCs w:val="16"/>
+              </w:rPr>
+              <w:t xml:space="preserve">0,0064</w:t>
+            </w:r>
+          </w:p>
+        </w:tc>
+        <w:tc>
+          <w:tcPr>
+            <w:tcW w:type="dxa" w:w="1800"/>
+            <w:tcMar>
+              <w:top w:type="dxa" w:w="40"/>
+              <w:left w:type="dxa" w:w="80"/>
+              <w:bottom w:type="dxa" w:w="40"/>
+              <w:right w:type="dxa" w:w="80"/>
+            </w:tcMar>
+          </w:tcPr>
+          <w:p>
+            <w:pPr>
+              <w:spacing w:after="0" w:line="220"/>
+              <w:jc w:val="center"/>
+            </w:pPr>
+            <w:r>
+              <w:rPr>
+                <w:rFonts w:ascii="Palatino Linotype" w:cs="Palatino Linotype" w:eastAsia="Palatino Linotype" w:hAnsi="Palatino Linotype"/>
+                <w:sz w:val="16"/>
+                <w:szCs w:val="16"/>
+              </w:rPr>
+              <w:t xml:space="preserve">≈69</w:t>
             </w:r>
           </w:p>
         </w:tc>
@@ -3198,7 +4333,7 @@
           <w:sz w:val="19"/>
           <w:szCs w:val="19"/>
         </w:rPr>
-        <w:t xml:space="preserve">Тот же движок, те же шоки — меняется только граф (12 сопоставимых производственных событий, Таблица 4). Плотный граф закрывает именно те дыры, которые ручной граф не мог выразить (каскад пожара Renesas в иностранный автопром: 0/4 → 3/4 узлов). Порядок поражения достигнутых узлов ранжируется хорошо (Spearman 0,79). Ни один параметр при этом не менялся: </w:t>
+        <w:t xml:space="preserve">Тот же движок, те же шоки — меняется только граф (Таблица 4). Плотный граф закрывает дыры, которые ручной не мог выразить (каскад пожара Renesas в иностранный автопром: 0/4 → 3/4). Порядок поражения ранжируется хорошо (Spearman 0,79). Ни один параметр не менялся: </w:t>
       </w:r>
       <w:r>
         <w:rPr>
@@ -3208,7 +4343,7 @@
           <w:sz w:val="19"/>
           <w:szCs w:val="19"/>
         </w:rPr>
-        <w:t xml:space="preserve">связывающее ограничение модели — полнота сети, а не тонкость динамики</w:t>
+        <w:t xml:space="preserve">связывающее ограничение — полнота сети, а не тонкость динамики</w:t>
       </w:r>
       <w:r>
         <w:rPr>
@@ -3241,16 +4376,16 @@
           <w:rFonts w:ascii="Palatino Linotype" w:cs="Palatino Linotype" w:eastAsia="Palatino Linotype" w:hAnsi="Palatino Linotype"/>
           <w:b/>
           <w:bCs/>
-          <w:sz w:val="17"/>
-          <w:szCs w:val="17"/>
+          <w:sz w:val="16"/>
+          <w:szCs w:val="16"/>
         </w:rPr>
         <w:t xml:space="preserve">Таблица 4.</w:t>
       </w:r>
       <w:r>
         <w:rPr>
           <w:rFonts w:ascii="Palatino Linotype" w:cs="Palatino Linotype" w:eastAsia="Palatino Linotype" w:hAnsi="Palatino Linotype"/>
-          <w:sz w:val="17"/>
-          <w:szCs w:val="17"/>
+          <w:sz w:val="16"/>
+          <w:szCs w:val="16"/>
         </w:rPr>
         <w:t xml:space="preserve"> Пространственный охват каскада: ручной граф v2 против ICIO-графа v3.</w:t>
       </w:r>
@@ -3300,8 +4435,8 @@
                 <w:rFonts w:ascii="Palatino Linotype" w:cs="Palatino Linotype" w:eastAsia="Palatino Linotype" w:hAnsi="Palatino Linotype"/>
                 <w:b/>
                 <w:bCs/>
-                <w:sz w:val="17"/>
-                <w:szCs w:val="17"/>
+                <w:sz w:val="16"/>
+                <w:szCs w:val="16"/>
               </w:rPr>
               <w:t xml:space="preserve">Граф</w:t>
             </w:r>
@@ -3331,8 +4466,8 @@
                 <w:rFonts w:ascii="Palatino Linotype" w:cs="Palatino Linotype" w:eastAsia="Palatino Linotype" w:hAnsi="Palatino Linotype"/>
                 <w:b/>
                 <w:bCs/>
-                <w:sz w:val="17"/>
-                <w:szCs w:val="17"/>
+                <w:sz w:val="16"/>
+                <w:szCs w:val="16"/>
               </w:rPr>
               <w:t xml:space="preserve">Узлы</w:t>
             </w:r>
@@ -3362,8 +4497,8 @@
                 <w:rFonts w:ascii="Palatino Linotype" w:cs="Palatino Linotype" w:eastAsia="Palatino Linotype" w:hAnsi="Palatino Linotype"/>
                 <w:b/>
                 <w:bCs/>
-                <w:sz w:val="17"/>
-                <w:szCs w:val="17"/>
+                <w:sz w:val="16"/>
+                <w:szCs w:val="16"/>
               </w:rPr>
               <w:t xml:space="preserve">Пространственный recall</w:t>
             </w:r>
@@ -3392,8 +4527,8 @@
             <w:r>
               <w:rPr>
                 <w:rFonts w:ascii="Palatino Linotype" w:cs="Palatino Linotype" w:eastAsia="Palatino Linotype" w:hAnsi="Palatino Linotype"/>
-                <w:sz w:val="17"/>
-                <w:szCs w:val="17"/>
+                <w:sz w:val="16"/>
+                <w:szCs w:val="16"/>
               </w:rPr>
               <w:t xml:space="preserve">v2, ручной</w:t>
             </w:r>
@@ -3417,8 +4552,8 @@
             <w:r>
               <w:rPr>
                 <w:rFonts w:ascii="Palatino Linotype" w:cs="Palatino Linotype" w:eastAsia="Palatino Linotype" w:hAnsi="Palatino Linotype"/>
-                <w:sz w:val="17"/>
-                <w:szCs w:val="17"/>
+                <w:sz w:val="16"/>
+                <w:szCs w:val="16"/>
               </w:rPr>
               <w:t xml:space="preserve">36</w:t>
             </w:r>
@@ -3442,8 +4577,8 @@
             <w:r>
               <w:rPr>
                 <w:rFonts w:ascii="Palatino Linotype" w:cs="Palatino Linotype" w:eastAsia="Palatino Linotype" w:hAnsi="Palatino Linotype"/>
-                <w:sz w:val="17"/>
-                <w:szCs w:val="17"/>
+                <w:sz w:val="16"/>
+                <w:szCs w:val="16"/>
               </w:rPr>
               <w:t xml:space="preserve">0,29 (10/35)</w:t>
             </w:r>
@@ -3472,8 +4607,8 @@
             <w:r>
               <w:rPr>
                 <w:rFonts w:ascii="Palatino Linotype" w:cs="Palatino Linotype" w:eastAsia="Palatino Linotype" w:hAnsi="Palatino Linotype"/>
-                <w:sz w:val="17"/>
-                <w:szCs w:val="17"/>
+                <w:sz w:val="16"/>
+                <w:szCs w:val="16"/>
               </w:rPr>
               <w:t xml:space="preserve">v3, OECD ICIO 2019</w:t>
             </w:r>
@@ -3497,8 +4632,8 @@
             <w:r>
               <w:rPr>
                 <w:rFonts w:ascii="Palatino Linotype" w:cs="Palatino Linotype" w:eastAsia="Palatino Linotype" w:hAnsi="Palatino Linotype"/>
-                <w:sz w:val="17"/>
-                <w:szCs w:val="17"/>
+                <w:sz w:val="16"/>
+                <w:szCs w:val="16"/>
               </w:rPr>
               <w:t xml:space="preserve">405</w:t>
             </w:r>
@@ -3522,8 +4657,8 @@
             <w:r>
               <w:rPr>
                 <w:rFonts w:ascii="Palatino Linotype" w:cs="Palatino Linotype" w:eastAsia="Palatino Linotype" w:hAnsi="Palatino Linotype"/>
-                <w:sz w:val="17"/>
-                <w:szCs w:val="17"/>
+                <w:sz w:val="16"/>
+                <w:szCs w:val="16"/>
               </w:rPr>
               <w:t xml:space="preserve">0,79 (30/38)</w:t>
             </w:r>
@@ -3599,18 +4734,18 @@
           <w:rFonts w:ascii="Palatino Linotype" w:cs="Palatino Linotype" w:eastAsia="Palatino Linotype" w:hAnsi="Palatino Linotype"/>
           <w:b/>
           <w:bCs/>
-          <w:sz w:val="17"/>
-          <w:szCs w:val="17"/>
+          <w:sz w:val="16"/>
+          <w:szCs w:val="16"/>
         </w:rPr>
         <w:t xml:space="preserve">Рисунок 4.</w:t>
       </w:r>
       <w:r>
         <w:rPr>
           <w:rFonts w:ascii="Palatino Linotype" w:cs="Palatino Linotype" w:eastAsia="Palatino Linotype" w:hAnsi="Palatino Linotype"/>
-          <w:sz w:val="17"/>
-          <w:szCs w:val="17"/>
-        </w:rPr>
-        <w:t xml:space="preserve"> Пространственный охват по событиям: доля исторически поражённых узлов, до которых доходит каскад, на ручном графе v2 (полые) и ICIO-графе v3 (закрашенные).</w:t>
+          <w:sz w:val="16"/>
+          <w:szCs w:val="16"/>
+        </w:rPr>
+        <w:t xml:space="preserve"> Пространственный охват по событиям: доля исторически поражённых узлов на ручном графе v2 (полые) и ICIO-графе v3 (закрашенные).</w:t>
       </w:r>
     </w:p>
     <w:p>
@@ -3654,7 +4789,7 @@
           <w:sz w:val="19"/>
           <w:szCs w:val="19"/>
         </w:rPr>
-        <w:t xml:space="preserve">Три результата складываются в один вывод. (1) На оси, по которой отчитываются почти все работы — точечная магнитуда — четыре принципиально разные модели статистически неразличимы, и это не артефакт слабой настройки: паритет переживает пофолдовую рекалибровку. (2) Оси, различающие модели — временные и пространственные: там, где только полная динамическая модель вообще способна конкурировать, её результаты значимы (0,69 и 0,88). (3) Наибольший измеренный прирост качества дала не динамика, а данные о структуре сети (recall 0,29 → 0,79 бесплатно по параметрам).</w:t>
+        <w:t xml:space="preserve">Три результата складываются в один вывод. (1) На оси, по которой отчитываются почти все работы — точечная магнитуда — четыре принципиально разные модели статистически неразличимы, и это не артефакт слабой настройки: паритет переживает пофолдовую рекалибровку и количественно ограничен мощностью. (2) Оси, различающие модели — временные и пространственные: там, где только полная динамическая модель способна конкурировать, её результаты значимы (0,69 и 0,88). (3) Наибольший прирост качества дала не динамика, а данные о структуре сети (recall 0,29 → 0,79 бесплатно по параметрам).</w:t>
       </w:r>
     </w:p>
     <w:p>
@@ -3669,7 +4804,7 @@
           <w:sz w:val="19"/>
           <w:szCs w:val="19"/>
         </w:rPr>
-        <w:t xml:space="preserve">Практический вывод для области: валидировать модели каскадов нужно по образцу «предсказать паттерн, а не одно число» — иначе таблицы лидеров сравнивают шум. Методологический вывод: пре-регистрация гейтов делает отрицательные результаты публикуемыми активами (три отвергнутых механизма информативнее, чем один принятый без контроля).</w:t>
+        <w:t xml:space="preserve">Практический вывод: валидировать модели каскадов нужно по образцу «предсказать паттерн, а не одно число», иначе таблицы лидеров сравнивают шум. Методологический вывод: пре-регистрация гейтов делает отрицательные результаты публикуемыми активами.</w:t>
       </w:r>
     </w:p>
     <w:p>
@@ -3719,7 +4854,7 @@
           <w:sz w:val="19"/>
           <w:szCs w:val="19"/>
         </w:rPr>
-        <w:t xml:space="preserve"> для Track A и n=5/15/11 для осей Track B — мощность ограничена; отсутствие значимости не равно эквивалентности.</w:t>
+        <w:t xml:space="preserve"> для Track A и n=5/15/11 для Track B — мощность ограничена; отсутствие значимости не равно эквивалентности (§6.4).</w:t>
       </w:r>
     </w:p>
     <w:p>
@@ -3810,15 +4945,15 @@
           <w:sz w:val="19"/>
           <w:szCs w:val="19"/>
         </w:rPr>
-        <w:t xml:space="preserve">Полнота графа</w:t>
-      </w:r>
-      <w:r>
-        <w:rPr>
-          <w:rFonts w:ascii="Palatino Linotype" w:cs="Palatino Linotype" w:eastAsia="Palatino Linotype" w:hAnsi="Palatino Linotype"/>
-          <w:sz w:val="19"/>
-          <w:szCs w:val="19"/>
-        </w:rPr>
-        <w:t xml:space="preserve">: v2 не содержит ряда реальных производителей (например, Франции в аэрокосмосе); v3 (405 узлов) пока не откалиброван по магнитудам.</w:t>
+        <w:t xml:space="preserve">Бейслайны учебные</w:t>
+      </w:r>
+      <w:r>
+        <w:rPr>
+          <w:rFonts w:ascii="Palatino Linotype" w:cs="Palatino Linotype" w:eastAsia="Palatino Linotype" w:hAnsi="Palatino Linotype"/>
+          <w:sz w:val="19"/>
+          <w:szCs w:val="19"/>
+        </w:rPr>
+        <w:t xml:space="preserve">: сравнение с опубликованными моделями каскадов [11,12] — следующий шаг.</w:t>
       </w:r>
     </w:p>
     <w:p>
@@ -3843,15 +4978,15 @@
           <w:sz w:val="19"/>
           <w:szCs w:val="19"/>
         </w:rPr>
-        <w:t xml:space="preserve">Выбор событий смещён к задокументированным</w:t>
-      </w:r>
-      <w:r>
-        <w:rPr>
-          <w:rFonts w:ascii="Palatino Linotype" w:cs="Palatino Linotype" w:eastAsia="Palatino Linotype" w:hAnsi="Palatino Linotype"/>
-          <w:sz w:val="19"/>
-          <w:szCs w:val="19"/>
-        </w:rPr>
-        <w:t xml:space="preserve">: протокол источников систематически исключает события без первичных чисел.</w:t>
+        <w:t xml:space="preserve">Полнота графа</w:t>
+      </w:r>
+      <w:r>
+        <w:rPr>
+          <w:rFonts w:ascii="Palatino Linotype" w:cs="Palatino Linotype" w:eastAsia="Palatino Linotype" w:hAnsi="Palatino Linotype"/>
+          <w:sz w:val="19"/>
+          <w:szCs w:val="19"/>
+        </w:rPr>
+        <w:t xml:space="preserve">: v2 не содержит ряда реальных производителей; v3 (405 узлов) пока не откалиброван по магнитудам.</w:t>
       </w:r>
     </w:p>
     <w:p>
@@ -3883,7 +5018,7 @@
           <w:sz w:val="19"/>
           <w:szCs w:val="19"/>
         </w:rPr>
-        <w:t xml:space="preserve">Конфигурация движка запинена (сиды фиксированы, стохастика выключена); результаты заморожены golden-тестами, любое численное изменение — явный диф в том же коммите. Статистический слой детерминирован (сид 20260718). Головной документ чисел и все четыре фигуры генерируются скриптами из артефактов; каждая фигура сопровождается численной таблицей. 157 автотестов. Отдельно зафиксирован эпизод целостности: обнаруженная в ранней версии пайплайна утечка данных была изолирована в карантин с полным аудитом, ядро движка пере-проверено как чистое — история сохранена намеренно.</w:t>
+        <w:t xml:space="preserve">Конфигурация движка запинена (сиды фиксированы, стохастика выключена); результаты заморожены golden-тестами, любое численное изменение — явный диф в том же коммите. Статистический слой детерминирован (сид 20260718). Головной документ чисел и все фигуры генерируются скриптами из артефактов; каждая фигура сопровождается численной таблицей. 157 автотестов. Точные команды — Приложение B.</w:t>
       </w:r>
     </w:p>
     <w:p>
@@ -3915,7 +5050,37 @@
           <w:sz w:val="19"/>
           <w:szCs w:val="19"/>
         </w:rPr>
-        <w:t xml:space="preserve">Построенный бенчмарк и трёхосевая валидация дают области способ отличать модели каскадов друг от друга статистически честно. Дальше: рост N через чокпойнт-события (транзитные данные IMF PortWatch обходят проблему разбавления агрегатов); калибровка магнитуд на 405-узловом ICIO-графе; спросовый механизм для событий типа 2008–09; публикация бенчмарка как открытого стандарта для сторонних моделей.</w:t>
+        <w:t xml:space="preserve">Построенный бенчмарк и трёхосевая валидация дают способ отличать модели каскадов друг от друга статистически честно. Дальше: рост N через чокпойнт-события (транзитные данные IMF PortWatch обходят проблему разбавления); калибровка магнитуд на 405-узловом ICIO-графе; спросовый механизм для событий типа 2008–09; публикация бенчмарка как открытого стандарта.</w:t>
+      </w:r>
+    </w:p>
+    <w:p>
+      <w:pPr>
+        <w:spacing w:after="40" w:before="100"/>
+      </w:pPr>
+      <w:r>
+        <w:rPr>
+          <w:rFonts w:ascii="Palatino Linotype" w:cs="Palatino Linotype" w:eastAsia="Palatino Linotype" w:hAnsi="Palatino Linotype"/>
+          <w:b/>
+          <w:bCs/>
+          <w:color w:val="1A1A1A"/>
+          <w:sz w:val="18"/>
+          <w:szCs w:val="18"/>
+        </w:rPr>
+        <w:t xml:space="preserve">Раскрытие использования ИИ</w:t>
+      </w:r>
+    </w:p>
+    <w:p>
+      <w:pPr>
+        <w:spacing w:after="20" w:line="240"/>
+        <w:jc w:val="both"/>
+      </w:pPr>
+      <w:r>
+        <w:rPr>
+          <w:rFonts w:ascii="Palatino Linotype" w:cs="Palatino Linotype" w:eastAsia="Palatino Linotype" w:hAnsi="Palatino Linotype"/>
+          <w:sz w:val="19"/>
+          <w:szCs w:val="19"/>
+        </w:rPr>
+        <w:t xml:space="preserve">Инженерная реализация, статистическая обработка и подготовка черновиков выполнялись с использованием ИИ-ассистента под руководством автора; постановка задачи, решения о включении данных, принятие/отклонение механизмов по гейтам и финальный текст — авторские. Все данные — из открытых первичных источников, перечисленных построчно в CSV-файлах репозитория.</w:t>
       </w:r>
     </w:p>
     <w:p>
@@ -3932,22 +5097,844 @@
           <w:sz w:val="21"/>
           <w:szCs w:val="21"/>
         </w:rPr>
-        <w:t xml:space="preserve">Раскрытие использования ИИ и благодарности</w:t>
-      </w:r>
-    </w:p>
-    <w:p>
-      <w:pPr>
-        <w:spacing w:after="20" w:line="240"/>
-        <w:ind w:firstLine="220"/>
+        <w:t xml:space="preserve">Литература</w:t>
+      </w:r>
+    </w:p>
+    <w:p>
+      <w:pPr>
+        <w:spacing w:after="24" w:line="210"/>
+        <w:ind w:left="300" w:hanging="300"/>
         <w:jc w:val="both"/>
       </w:pPr>
       <w:r>
         <w:rPr>
           <w:rFonts w:ascii="Palatino Linotype" w:cs="Palatino Linotype" w:eastAsia="Palatino Linotype" w:hAnsi="Palatino Linotype"/>
-          <w:sz w:val="19"/>
-          <w:szCs w:val="19"/>
-        </w:rPr>
-        <w:t xml:space="preserve">Инженерная реализация, статистическая обработка и подготовка черновиков документации выполнялись с использованием ИИ-ассистента под руководством автора; постановка задачи, решения о включении данных, принятие/отклонение механизмов по гейтам и финальный текст — авторские. Все данные — из открытых первичных источников, перечисленных построчно в CSV-файлах репозитория.</w:t>
+          <w:sz w:val="16"/>
+          <w:szCs w:val="16"/>
+        </w:rPr>
+        <w:t xml:space="preserve">1. Acemoglu, D.; Carvalho, V.M.; Ozdaglar, A.; Tahbaz-Salehi, A. The Network Origins of Aggregate Fluctuations. </w:t>
+      </w:r>
+      <w:r>
+        <w:rPr>
+          <w:rFonts w:ascii="Palatino Linotype" w:cs="Palatino Linotype" w:eastAsia="Palatino Linotype" w:hAnsi="Palatino Linotype"/>
+          <w:i/>
+          <w:iCs/>
+          <w:sz w:val="16"/>
+          <w:szCs w:val="16"/>
+        </w:rPr>
+        <w:t xml:space="preserve">Econometrica</w:t>
+      </w:r>
+      <w:r>
+        <w:rPr>
+          <w:rFonts w:ascii="Palatino Linotype" w:cs="Palatino Linotype" w:eastAsia="Palatino Linotype" w:hAnsi="Palatino Linotype"/>
+          <w:sz w:val="16"/>
+          <w:szCs w:val="16"/>
+        </w:rPr>
+        <w:t xml:space="preserve"> 2012, 80, 1977–2016. doi:10.3982/ECTA9623.</w:t>
+      </w:r>
+    </w:p>
+    <w:p>
+      <w:pPr>
+        <w:spacing w:after="24" w:line="210"/>
+        <w:ind w:left="300" w:hanging="300"/>
+        <w:jc w:val="both"/>
+      </w:pPr>
+      <w:r>
+        <w:rPr>
+          <w:rFonts w:ascii="Palatino Linotype" w:cs="Palatino Linotype" w:eastAsia="Palatino Linotype" w:hAnsi="Palatino Linotype"/>
+          <w:sz w:val="16"/>
+          <w:szCs w:val="16"/>
+        </w:rPr>
+        <w:t xml:space="preserve">2. Acemoglu, D.; Ozdaglar, A.; Tahbaz-Salehi, A. Microeconomic Origins of Macroeconomic Tail Risks. </w:t>
+      </w:r>
+      <w:r>
+        <w:rPr>
+          <w:rFonts w:ascii="Palatino Linotype" w:cs="Palatino Linotype" w:eastAsia="Palatino Linotype" w:hAnsi="Palatino Linotype"/>
+          <w:i/>
+          <w:iCs/>
+          <w:sz w:val="16"/>
+          <w:szCs w:val="16"/>
+        </w:rPr>
+        <w:t xml:space="preserve">American Economic Review</w:t>
+      </w:r>
+      <w:r>
+        <w:rPr>
+          <w:rFonts w:ascii="Palatino Linotype" w:cs="Palatino Linotype" w:eastAsia="Palatino Linotype" w:hAnsi="Palatino Linotype"/>
+          <w:sz w:val="16"/>
+          <w:szCs w:val="16"/>
+        </w:rPr>
+        <w:t xml:space="preserve"> 2017, 107, 54–108. doi:10.1257/aer.20151086.</w:t>
+      </w:r>
+    </w:p>
+    <w:p>
+      <w:pPr>
+        <w:spacing w:after="24" w:line="210"/>
+        <w:ind w:left="300" w:hanging="300"/>
+        <w:jc w:val="both"/>
+      </w:pPr>
+      <w:r>
+        <w:rPr>
+          <w:rFonts w:ascii="Palatino Linotype" w:cs="Palatino Linotype" w:eastAsia="Palatino Linotype" w:hAnsi="Palatino Linotype"/>
+          <w:sz w:val="16"/>
+          <w:szCs w:val="16"/>
+        </w:rPr>
+        <w:t xml:space="preserve">3. Baqaee, D.R. Cascading Failures in Production Networks. </w:t>
+      </w:r>
+      <w:r>
+        <w:rPr>
+          <w:rFonts w:ascii="Palatino Linotype" w:cs="Palatino Linotype" w:eastAsia="Palatino Linotype" w:hAnsi="Palatino Linotype"/>
+          <w:i/>
+          <w:iCs/>
+          <w:sz w:val="16"/>
+          <w:szCs w:val="16"/>
+        </w:rPr>
+        <w:t xml:space="preserve">Working Paper</w:t>
+      </w:r>
+      <w:r>
+        <w:rPr>
+          <w:rFonts w:ascii="Palatino Linotype" w:cs="Palatino Linotype" w:eastAsia="Palatino Linotype" w:hAnsi="Palatino Linotype"/>
+          <w:sz w:val="16"/>
+          <w:szCs w:val="16"/>
+        </w:rPr>
+        <w:t xml:space="preserve"> 2016.</w:t>
+      </w:r>
+    </w:p>
+    <w:p>
+      <w:pPr>
+        <w:spacing w:after="24" w:line="210"/>
+        <w:ind w:left="300" w:hanging="300"/>
+        <w:jc w:val="both"/>
+      </w:pPr>
+      <w:r>
+        <w:rPr>
+          <w:rFonts w:ascii="Palatino Linotype" w:cs="Palatino Linotype" w:eastAsia="Palatino Linotype" w:hAnsi="Palatino Linotype"/>
+          <w:sz w:val="16"/>
+          <w:szCs w:val="16"/>
+        </w:rPr>
+        <w:t xml:space="preserve">4. Bigio, S.; La'O, J. Distortions in Production Networks. </w:t>
+      </w:r>
+      <w:r>
+        <w:rPr>
+          <w:rFonts w:ascii="Palatino Linotype" w:cs="Palatino Linotype" w:eastAsia="Palatino Linotype" w:hAnsi="Palatino Linotype"/>
+          <w:i/>
+          <w:iCs/>
+          <w:sz w:val="16"/>
+          <w:szCs w:val="16"/>
+        </w:rPr>
+        <w:t xml:space="preserve">Quarterly Journal of Economics</w:t>
+      </w:r>
+      <w:r>
+        <w:rPr>
+          <w:rFonts w:ascii="Palatino Linotype" w:cs="Palatino Linotype" w:eastAsia="Palatino Linotype" w:hAnsi="Palatino Linotype"/>
+          <w:sz w:val="16"/>
+          <w:szCs w:val="16"/>
+        </w:rPr>
+        <w:t xml:space="preserve"> 2020, 135, 2187–2253. doi:10.1093/qjecon/qjaa002.</w:t>
+      </w:r>
+    </w:p>
+    <w:p>
+      <w:pPr>
+        <w:spacing w:after="24" w:line="210"/>
+        <w:ind w:left="300" w:hanging="300"/>
+        <w:jc w:val="both"/>
+      </w:pPr>
+      <w:r>
+        <w:rPr>
+          <w:rFonts w:ascii="Palatino Linotype" w:cs="Palatino Linotype" w:eastAsia="Palatino Linotype" w:hAnsi="Palatino Linotype"/>
+          <w:sz w:val="16"/>
+          <w:szCs w:val="16"/>
+        </w:rPr>
+        <w:t xml:space="preserve">5. Carvalho, V.M.; Nirei, M.; Saito, Y.U.; Tahbaz-Salehi, A. Supply Chain Disruptions: Evidence from the Great East Japan Earthquake. </w:t>
+      </w:r>
+      <w:r>
+        <w:rPr>
+          <w:rFonts w:ascii="Palatino Linotype" w:cs="Palatino Linotype" w:eastAsia="Palatino Linotype" w:hAnsi="Palatino Linotype"/>
+          <w:i/>
+          <w:iCs/>
+          <w:sz w:val="16"/>
+          <w:szCs w:val="16"/>
+        </w:rPr>
+        <w:t xml:space="preserve">Quarterly Journal of Economics</w:t>
+      </w:r>
+      <w:r>
+        <w:rPr>
+          <w:rFonts w:ascii="Palatino Linotype" w:cs="Palatino Linotype" w:eastAsia="Palatino Linotype" w:hAnsi="Palatino Linotype"/>
+          <w:sz w:val="16"/>
+          <w:szCs w:val="16"/>
+        </w:rPr>
+        <w:t xml:space="preserve"> 2021, 136, 1255–1321. doi:10.1093/qje/qjaa044.</w:t>
+      </w:r>
+    </w:p>
+    <w:p>
+      <w:pPr>
+        <w:spacing w:after="24" w:line="210"/>
+        <w:ind w:left="300" w:hanging="300"/>
+        <w:jc w:val="both"/>
+      </w:pPr>
+      <w:r>
+        <w:rPr>
+          <w:rFonts w:ascii="Palatino Linotype" w:cs="Palatino Linotype" w:eastAsia="Palatino Linotype" w:hAnsi="Palatino Linotype"/>
+          <w:sz w:val="16"/>
+          <w:szCs w:val="16"/>
+        </w:rPr>
+        <w:t xml:space="preserve">6. Barrot, J.-N.; Sauvagnat, J. Input Specificity and the Propagation of Idiosyncratic Shocks in Production Networks. </w:t>
+      </w:r>
+      <w:r>
+        <w:rPr>
+          <w:rFonts w:ascii="Palatino Linotype" w:cs="Palatino Linotype" w:eastAsia="Palatino Linotype" w:hAnsi="Palatino Linotype"/>
+          <w:i/>
+          <w:iCs/>
+          <w:sz w:val="16"/>
+          <w:szCs w:val="16"/>
+        </w:rPr>
+        <w:t xml:space="preserve">Quarterly Journal of Economics</w:t>
+      </w:r>
+      <w:r>
+        <w:rPr>
+          <w:rFonts w:ascii="Palatino Linotype" w:cs="Palatino Linotype" w:eastAsia="Palatino Linotype" w:hAnsi="Palatino Linotype"/>
+          <w:sz w:val="16"/>
+          <w:szCs w:val="16"/>
+        </w:rPr>
+        <w:t xml:space="preserve"> 2016, 131, 1543–1592. doi:10.1093/qje/qjw018.</w:t>
+      </w:r>
+    </w:p>
+    <w:p>
+      <w:pPr>
+        <w:spacing w:after="24" w:line="210"/>
+        <w:ind w:left="300" w:hanging="300"/>
+        <w:jc w:val="both"/>
+      </w:pPr>
+      <w:r>
+        <w:rPr>
+          <w:rFonts w:ascii="Palatino Linotype" w:cs="Palatino Linotype" w:eastAsia="Palatino Linotype" w:hAnsi="Palatino Linotype"/>
+          <w:sz w:val="16"/>
+          <w:szCs w:val="16"/>
+        </w:rPr>
+        <w:t xml:space="preserve">7. Boehm, C.E.; Flaaen, A.; Pandalai-Nayar, N. Input Linkages and the Transmission of Shocks: Firm-Level Evidence from the 2011 Tōhoku Earthquake. </w:t>
+      </w:r>
+      <w:r>
+        <w:rPr>
+          <w:rFonts w:ascii="Palatino Linotype" w:cs="Palatino Linotype" w:eastAsia="Palatino Linotype" w:hAnsi="Palatino Linotype"/>
+          <w:i/>
+          <w:iCs/>
+          <w:sz w:val="16"/>
+          <w:szCs w:val="16"/>
+        </w:rPr>
+        <w:t xml:space="preserve">Review of Economics and Statistics</w:t>
+      </w:r>
+      <w:r>
+        <w:rPr>
+          <w:rFonts w:ascii="Palatino Linotype" w:cs="Palatino Linotype" w:eastAsia="Palatino Linotype" w:hAnsi="Palatino Linotype"/>
+          <w:sz w:val="16"/>
+          <w:szCs w:val="16"/>
+        </w:rPr>
+        <w:t xml:space="preserve"> 2019, 101, 60–75. doi:10.1162/rest_a_00750.</w:t>
+      </w:r>
+    </w:p>
+    <w:p>
+      <w:pPr>
+        <w:spacing w:after="24" w:line="210"/>
+        <w:ind w:left="300" w:hanging="300"/>
+        <w:jc w:val="both"/>
+      </w:pPr>
+      <w:r>
+        <w:rPr>
+          <w:rFonts w:ascii="Palatino Linotype" w:cs="Palatino Linotype" w:eastAsia="Palatino Linotype" w:hAnsi="Palatino Linotype"/>
+          <w:sz w:val="16"/>
+          <w:szCs w:val="16"/>
+        </w:rPr>
+        <w:t xml:space="preserve">8. Gabaix, X. The Granular Origins of Aggregate Fluctuations. </w:t>
+      </w:r>
+      <w:r>
+        <w:rPr>
+          <w:rFonts w:ascii="Palatino Linotype" w:cs="Palatino Linotype" w:eastAsia="Palatino Linotype" w:hAnsi="Palatino Linotype"/>
+          <w:i/>
+          <w:iCs/>
+          <w:sz w:val="16"/>
+          <w:szCs w:val="16"/>
+        </w:rPr>
+        <w:t xml:space="preserve">Econometrica</w:t>
+      </w:r>
+      <w:r>
+        <w:rPr>
+          <w:rFonts w:ascii="Palatino Linotype" w:cs="Palatino Linotype" w:eastAsia="Palatino Linotype" w:hAnsi="Palatino Linotype"/>
+          <w:sz w:val="16"/>
+          <w:szCs w:val="16"/>
+        </w:rPr>
+        <w:t xml:space="preserve"> 2011, 79, 733–772. doi:10.3982/ECTA8769.</w:t>
+      </w:r>
+    </w:p>
+    <w:p>
+      <w:pPr>
+        <w:spacing w:after="24" w:line="210"/>
+        <w:ind w:left="300" w:hanging="300"/>
+        <w:jc w:val="both"/>
+      </w:pPr>
+      <w:r>
+        <w:rPr>
+          <w:rFonts w:ascii="Palatino Linotype" w:cs="Palatino Linotype" w:eastAsia="Palatino Linotype" w:hAnsi="Palatino Linotype"/>
+          <w:sz w:val="16"/>
+          <w:szCs w:val="16"/>
+        </w:rPr>
+        <w:t xml:space="preserve">9. di Giovanni, J.; Levchenko, A.A. Country Size, International Trade, and Aggregate Fluctuations in Granular Economies. </w:t>
+      </w:r>
+      <w:r>
+        <w:rPr>
+          <w:rFonts w:ascii="Palatino Linotype" w:cs="Palatino Linotype" w:eastAsia="Palatino Linotype" w:hAnsi="Palatino Linotype"/>
+          <w:i/>
+          <w:iCs/>
+          <w:sz w:val="16"/>
+          <w:szCs w:val="16"/>
+        </w:rPr>
+        <w:t xml:space="preserve">Journal of Political Economy</w:t>
+      </w:r>
+      <w:r>
+        <w:rPr>
+          <w:rFonts w:ascii="Palatino Linotype" w:cs="Palatino Linotype" w:eastAsia="Palatino Linotype" w:hAnsi="Palatino Linotype"/>
+          <w:sz w:val="16"/>
+          <w:szCs w:val="16"/>
+        </w:rPr>
+        <w:t xml:space="preserve"> 2012, 120, 1083–1132. doi:10.1086/669161.</w:t>
+      </w:r>
+    </w:p>
+    <w:p>
+      <w:pPr>
+        <w:spacing w:after="24" w:line="210"/>
+        <w:ind w:left="300" w:hanging="300"/>
+        <w:jc w:val="both"/>
+      </w:pPr>
+      <w:r>
+        <w:rPr>
+          <w:rFonts w:ascii="Palatino Linotype" w:cs="Palatino Linotype" w:eastAsia="Palatino Linotype" w:hAnsi="Palatino Linotype"/>
+          <w:sz w:val="16"/>
+          <w:szCs w:val="16"/>
+        </w:rPr>
+        <w:t xml:space="preserve">10. Oberfield, E.; et al. Aggregate Fluctuations in Adaptive Production Networks. </w:t>
+      </w:r>
+      <w:r>
+        <w:rPr>
+          <w:rFonts w:ascii="Palatino Linotype" w:cs="Palatino Linotype" w:eastAsia="Palatino Linotype" w:hAnsi="Palatino Linotype"/>
+          <w:i/>
+          <w:iCs/>
+          <w:sz w:val="16"/>
+          <w:szCs w:val="16"/>
+        </w:rPr>
+        <w:t xml:space="preserve">PNAS</w:t>
+      </w:r>
+      <w:r>
+        <w:rPr>
+          <w:rFonts w:ascii="Palatino Linotype" w:cs="Palatino Linotype" w:eastAsia="Palatino Linotype" w:hAnsi="Palatino Linotype"/>
+          <w:sz w:val="16"/>
+          <w:szCs w:val="16"/>
+        </w:rPr>
+        <w:t xml:space="preserve"> 2022, 119, e2203730119. doi:10.1073/pnas.2203730119.</w:t>
+      </w:r>
+    </w:p>
+    <w:p>
+      <w:pPr>
+        <w:spacing w:after="24" w:line="210"/>
+        <w:ind w:left="300" w:hanging="300"/>
+        <w:jc w:val="both"/>
+      </w:pPr>
+      <w:r>
+        <w:rPr>
+          <w:rFonts w:ascii="Palatino Linotype" w:cs="Palatino Linotype" w:eastAsia="Palatino Linotype" w:hAnsi="Palatino Linotype"/>
+          <w:sz w:val="16"/>
+          <w:szCs w:val="16"/>
+        </w:rPr>
+        <w:t xml:space="preserve">11. Inoue, H.; Todo, Y. Firm-Level Propagation of Shocks Through Supply-Chain Networks. </w:t>
+      </w:r>
+      <w:r>
+        <w:rPr>
+          <w:rFonts w:ascii="Palatino Linotype" w:cs="Palatino Linotype" w:eastAsia="Palatino Linotype" w:hAnsi="Palatino Linotype"/>
+          <w:i/>
+          <w:iCs/>
+          <w:sz w:val="16"/>
+          <w:szCs w:val="16"/>
+        </w:rPr>
+        <w:t xml:space="preserve">Nature Sustainability</w:t>
+      </w:r>
+      <w:r>
+        <w:rPr>
+          <w:rFonts w:ascii="Palatino Linotype" w:cs="Palatino Linotype" w:eastAsia="Palatino Linotype" w:hAnsi="Palatino Linotype"/>
+          <w:sz w:val="16"/>
+          <w:szCs w:val="16"/>
+        </w:rPr>
+        <w:t xml:space="preserve"> 2019, 2, 841–847. doi:10.1038/s41893-019-0357-z.</w:t>
+      </w:r>
+    </w:p>
+    <w:p>
+      <w:pPr>
+        <w:spacing w:after="24" w:line="210"/>
+        <w:ind w:left="300" w:hanging="300"/>
+        <w:jc w:val="both"/>
+      </w:pPr>
+      <w:r>
+        <w:rPr>
+          <w:rFonts w:ascii="Palatino Linotype" w:cs="Palatino Linotype" w:eastAsia="Palatino Linotype" w:hAnsi="Palatino Linotype"/>
+          <w:sz w:val="16"/>
+          <w:szCs w:val="16"/>
+        </w:rPr>
+        <w:t xml:space="preserve">12. Otto, C.; Willner, S.N.; Wenz, L.; Frieler, K.; Levermann, A. Modeling Loss-Propagation in the Global Supply Network: The Dynamic Agent-Based Model Acclimate. </w:t>
+      </w:r>
+      <w:r>
+        <w:rPr>
+          <w:rFonts w:ascii="Palatino Linotype" w:cs="Palatino Linotype" w:eastAsia="Palatino Linotype" w:hAnsi="Palatino Linotype"/>
+          <w:i/>
+          <w:iCs/>
+          <w:sz w:val="16"/>
+          <w:szCs w:val="16"/>
+        </w:rPr>
+        <w:t xml:space="preserve">Journal of Economic Dynamics &amp; Control</w:t>
+      </w:r>
+      <w:r>
+        <w:rPr>
+          <w:rFonts w:ascii="Palatino Linotype" w:cs="Palatino Linotype" w:eastAsia="Palatino Linotype" w:hAnsi="Palatino Linotype"/>
+          <w:sz w:val="16"/>
+          <w:szCs w:val="16"/>
+        </w:rPr>
+        <w:t xml:space="preserve"> 2017, 83, 232–269. doi:10.1016/j.jedc.2017.08.001.</w:t>
+      </w:r>
+    </w:p>
+    <w:p>
+      <w:pPr>
+        <w:spacing w:after="24" w:line="210"/>
+        <w:ind w:left="300" w:hanging="300"/>
+        <w:jc w:val="both"/>
+      </w:pPr>
+      <w:r>
+        <w:rPr>
+          <w:rFonts w:ascii="Palatino Linotype" w:cs="Palatino Linotype" w:eastAsia="Palatino Linotype" w:hAnsi="Palatino Linotype"/>
+          <w:sz w:val="16"/>
+          <w:szCs w:val="16"/>
+        </w:rPr>
+        <w:t xml:space="preserve">13. Allen, F.; Gale, D. Financial Contagion. </w:t>
+      </w:r>
+      <w:r>
+        <w:rPr>
+          <w:rFonts w:ascii="Palatino Linotype" w:cs="Palatino Linotype" w:eastAsia="Palatino Linotype" w:hAnsi="Palatino Linotype"/>
+          <w:i/>
+          <w:iCs/>
+          <w:sz w:val="16"/>
+          <w:szCs w:val="16"/>
+        </w:rPr>
+        <w:t xml:space="preserve">Journal of Political Economy</w:t>
+      </w:r>
+      <w:r>
+        <w:rPr>
+          <w:rFonts w:ascii="Palatino Linotype" w:cs="Palatino Linotype" w:eastAsia="Palatino Linotype" w:hAnsi="Palatino Linotype"/>
+          <w:sz w:val="16"/>
+          <w:szCs w:val="16"/>
+        </w:rPr>
+        <w:t xml:space="preserve"> 2000, 108, 1–33. doi:10.1086/262109.</w:t>
+      </w:r>
+    </w:p>
+    <w:p>
+      <w:pPr>
+        <w:spacing w:after="24" w:line="210"/>
+        <w:ind w:left="300" w:hanging="300"/>
+        <w:jc w:val="both"/>
+      </w:pPr>
+      <w:r>
+        <w:rPr>
+          <w:rFonts w:ascii="Palatino Linotype" w:cs="Palatino Linotype" w:eastAsia="Palatino Linotype" w:hAnsi="Palatino Linotype"/>
+          <w:sz w:val="16"/>
+          <w:szCs w:val="16"/>
+        </w:rPr>
+        <w:t xml:space="preserve">14. Gai, P.; Kapadia, S. Contagion in Financial Networks. </w:t>
+      </w:r>
+      <w:r>
+        <w:rPr>
+          <w:rFonts w:ascii="Palatino Linotype" w:cs="Palatino Linotype" w:eastAsia="Palatino Linotype" w:hAnsi="Palatino Linotype"/>
+          <w:i/>
+          <w:iCs/>
+          <w:sz w:val="16"/>
+          <w:szCs w:val="16"/>
+        </w:rPr>
+        <w:t xml:space="preserve">Proceedings of the Royal Society A</w:t>
+      </w:r>
+      <w:r>
+        <w:rPr>
+          <w:rFonts w:ascii="Palatino Linotype" w:cs="Palatino Linotype" w:eastAsia="Palatino Linotype" w:hAnsi="Palatino Linotype"/>
+          <w:sz w:val="16"/>
+          <w:szCs w:val="16"/>
+        </w:rPr>
+        <w:t xml:space="preserve"> 2010, 466, 2401–2423. doi:10.1098/rspa.2009.0410.</w:t>
+      </w:r>
+    </w:p>
+    <w:p>
+      <w:pPr>
+        <w:spacing w:after="24" w:line="210"/>
+        <w:ind w:left="300" w:hanging="300"/>
+        <w:jc w:val="both"/>
+      </w:pPr>
+      <w:r>
+        <w:rPr>
+          <w:rFonts w:ascii="Palatino Linotype" w:cs="Palatino Linotype" w:eastAsia="Palatino Linotype" w:hAnsi="Palatino Linotype"/>
+          <w:sz w:val="16"/>
+          <w:szCs w:val="16"/>
+        </w:rPr>
+        <w:t xml:space="preserve">15. Battiston, S.; Delli Gatti, D.; Gallegati, M.; Greenwald, B.; Stiglitz, J.E. Liaisons Dangereuses: Increasing Connectivity, Risk Sharing, and Systemic Risk. </w:t>
+      </w:r>
+      <w:r>
+        <w:rPr>
+          <w:rFonts w:ascii="Palatino Linotype" w:cs="Palatino Linotype" w:eastAsia="Palatino Linotype" w:hAnsi="Palatino Linotype"/>
+          <w:i/>
+          <w:iCs/>
+          <w:sz w:val="16"/>
+          <w:szCs w:val="16"/>
+        </w:rPr>
+        <w:t xml:space="preserve">Journal of Economic Dynamics &amp; Control</w:t>
+      </w:r>
+      <w:r>
+        <w:rPr>
+          <w:rFonts w:ascii="Palatino Linotype" w:cs="Palatino Linotype" w:eastAsia="Palatino Linotype" w:hAnsi="Palatino Linotype"/>
+          <w:sz w:val="16"/>
+          <w:szCs w:val="16"/>
+        </w:rPr>
+        <w:t xml:space="preserve"> 2012, 36, 1121–1141. doi:10.1016/j.jedc.2012.04.001.</w:t>
+      </w:r>
+    </w:p>
+    <w:p>
+      <w:pPr>
+        <w:spacing w:after="24" w:line="210"/>
+        <w:ind w:left="300" w:hanging="300"/>
+        <w:jc w:val="both"/>
+      </w:pPr>
+      <w:r>
+        <w:rPr>
+          <w:rFonts w:ascii="Palatino Linotype" w:cs="Palatino Linotype" w:eastAsia="Palatino Linotype" w:hAnsi="Palatino Linotype"/>
+          <w:sz w:val="16"/>
+          <w:szCs w:val="16"/>
+        </w:rPr>
+        <w:t xml:space="preserve">16. Elliott, M.; Golub, B.; Jackson, M.O. Financial Networks and Contagion. </w:t>
+      </w:r>
+      <w:r>
+        <w:rPr>
+          <w:rFonts w:ascii="Palatino Linotype" w:cs="Palatino Linotype" w:eastAsia="Palatino Linotype" w:hAnsi="Palatino Linotype"/>
+          <w:i/>
+          <w:iCs/>
+          <w:sz w:val="16"/>
+          <w:szCs w:val="16"/>
+        </w:rPr>
+        <w:t xml:space="preserve">American Economic Review</w:t>
+      </w:r>
+      <w:r>
+        <w:rPr>
+          <w:rFonts w:ascii="Palatino Linotype" w:cs="Palatino Linotype" w:eastAsia="Palatino Linotype" w:hAnsi="Palatino Linotype"/>
+          <w:sz w:val="16"/>
+          <w:szCs w:val="16"/>
+        </w:rPr>
+        <w:t xml:space="preserve"> 2014, 104, 3115–3153. doi:10.1257/aer.104.10.3115.</w:t>
+      </w:r>
+    </w:p>
+    <w:p>
+      <w:pPr>
+        <w:spacing w:after="24" w:line="210"/>
+        <w:ind w:left="300" w:hanging="300"/>
+        <w:jc w:val="both"/>
+      </w:pPr>
+      <w:r>
+        <w:rPr>
+          <w:rFonts w:ascii="Palatino Linotype" w:cs="Palatino Linotype" w:eastAsia="Palatino Linotype" w:hAnsi="Palatino Linotype"/>
+          <w:sz w:val="16"/>
+          <w:szCs w:val="16"/>
+        </w:rPr>
+        <w:t xml:space="preserve">17. Haldane, A.G.; May, R.M. Systemic Risk in Banking Ecosystems. </w:t>
+      </w:r>
+      <w:r>
+        <w:rPr>
+          <w:rFonts w:ascii="Palatino Linotype" w:cs="Palatino Linotype" w:eastAsia="Palatino Linotype" w:hAnsi="Palatino Linotype"/>
+          <w:i/>
+          <w:iCs/>
+          <w:sz w:val="16"/>
+          <w:szCs w:val="16"/>
+        </w:rPr>
+        <w:t xml:space="preserve">Nature</w:t>
+      </w:r>
+      <w:r>
+        <w:rPr>
+          <w:rFonts w:ascii="Palatino Linotype" w:cs="Palatino Linotype" w:eastAsia="Palatino Linotype" w:hAnsi="Palatino Linotype"/>
+          <w:sz w:val="16"/>
+          <w:szCs w:val="16"/>
+        </w:rPr>
+        <w:t xml:space="preserve"> 2011, 469, 351–355. doi:10.1038/nature09659.</w:t>
+      </w:r>
+    </w:p>
+    <w:p>
+      <w:pPr>
+        <w:spacing w:after="24" w:line="210"/>
+        <w:ind w:left="300" w:hanging="300"/>
+        <w:jc w:val="both"/>
+      </w:pPr>
+      <w:r>
+        <w:rPr>
+          <w:rFonts w:ascii="Palatino Linotype" w:cs="Palatino Linotype" w:eastAsia="Palatino Linotype" w:hAnsi="Palatino Linotype"/>
+          <w:sz w:val="16"/>
+          <w:szCs w:val="16"/>
+        </w:rPr>
+        <w:t xml:space="preserve">18. Eichenbaum, M.S.; Rebelo, S.; Trabandt, M. The Macroeconomics of Epidemics. </w:t>
+      </w:r>
+      <w:r>
+        <w:rPr>
+          <w:rFonts w:ascii="Palatino Linotype" w:cs="Palatino Linotype" w:eastAsia="Palatino Linotype" w:hAnsi="Palatino Linotype"/>
+          <w:i/>
+          <w:iCs/>
+          <w:sz w:val="16"/>
+          <w:szCs w:val="16"/>
+        </w:rPr>
+        <w:t xml:space="preserve">Review of Financial Studies</w:t>
+      </w:r>
+      <w:r>
+        <w:rPr>
+          <w:rFonts w:ascii="Palatino Linotype" w:cs="Palatino Linotype" w:eastAsia="Palatino Linotype" w:hAnsi="Palatino Linotype"/>
+          <w:sz w:val="16"/>
+          <w:szCs w:val="16"/>
+        </w:rPr>
+        <w:t xml:space="preserve"> 2021, 34, 5149–5187. doi:10.1093/rfs/hhab040.</w:t>
+      </w:r>
+    </w:p>
+    <w:p>
+      <w:pPr>
+        <w:spacing w:after="24" w:line="210"/>
+        <w:ind w:left="300" w:hanging="300"/>
+        <w:jc w:val="both"/>
+      </w:pPr>
+      <w:r>
+        <w:rPr>
+          <w:rFonts w:ascii="Palatino Linotype" w:cs="Palatino Linotype" w:eastAsia="Palatino Linotype" w:hAnsi="Palatino Linotype"/>
+          <w:sz w:val="16"/>
+          <w:szCs w:val="16"/>
+        </w:rPr>
+        <w:t xml:space="preserve">19. Coquidé, C.; Lages, J.; Shepelyansky, D.L. Crisis Contagion in the World Trade Network. </w:t>
+      </w:r>
+      <w:r>
+        <w:rPr>
+          <w:rFonts w:ascii="Palatino Linotype" w:cs="Palatino Linotype" w:eastAsia="Palatino Linotype" w:hAnsi="Palatino Linotype"/>
+          <w:i/>
+          <w:iCs/>
+          <w:sz w:val="16"/>
+          <w:szCs w:val="16"/>
+        </w:rPr>
+        <w:t xml:space="preserve">Applied Network Science</w:t>
+      </w:r>
+      <w:r>
+        <w:rPr>
+          <w:rFonts w:ascii="Palatino Linotype" w:cs="Palatino Linotype" w:eastAsia="Palatino Linotype" w:hAnsi="Palatino Linotype"/>
+          <w:sz w:val="16"/>
+          <w:szCs w:val="16"/>
+        </w:rPr>
+        <w:t xml:space="preserve"> 2020, 5, 67. doi:10.1007/s41109-020-00304-z.</w:t>
+      </w:r>
+    </w:p>
+    <w:p>
+      <w:pPr>
+        <w:spacing w:after="24" w:line="210"/>
+        <w:ind w:left="300" w:hanging="300"/>
+        <w:jc w:val="both"/>
+      </w:pPr>
+      <w:r>
+        <w:rPr>
+          <w:rFonts w:ascii="Palatino Linotype" w:cs="Palatino Linotype" w:eastAsia="Palatino Linotype" w:hAnsi="Palatino Linotype"/>
+          <w:sz w:val="16"/>
+          <w:szCs w:val="16"/>
+        </w:rPr>
+        <w:t xml:space="preserve">20. Acemoglu, D.; Ozdaglar, A.; Tahbaz-Salehi, A. Systemic Risk and Stability in Financial Networks. </w:t>
+      </w:r>
+      <w:r>
+        <w:rPr>
+          <w:rFonts w:ascii="Palatino Linotype" w:cs="Palatino Linotype" w:eastAsia="Palatino Linotype" w:hAnsi="Palatino Linotype"/>
+          <w:i/>
+          <w:iCs/>
+          <w:sz w:val="16"/>
+          <w:szCs w:val="16"/>
+        </w:rPr>
+        <w:t xml:space="preserve">American Economic Review</w:t>
+      </w:r>
+      <w:r>
+        <w:rPr>
+          <w:rFonts w:ascii="Palatino Linotype" w:cs="Palatino Linotype" w:eastAsia="Palatino Linotype" w:hAnsi="Palatino Linotype"/>
+          <w:sz w:val="16"/>
+          <w:szCs w:val="16"/>
+        </w:rPr>
+        <w:t xml:space="preserve"> 2015, 105, 564–608. doi:10.1257/aer.20130456.</w:t>
+      </w:r>
+    </w:p>
+    <w:p>
+      <w:pPr>
+        <w:spacing w:after="24" w:line="210"/>
+        <w:ind w:left="300" w:hanging="300"/>
+        <w:jc w:val="both"/>
+      </w:pPr>
+      <w:r>
+        <w:rPr>
+          <w:rFonts w:ascii="Palatino Linotype" w:cs="Palatino Linotype" w:eastAsia="Palatino Linotype" w:hAnsi="Palatino Linotype"/>
+          <w:sz w:val="16"/>
+          <w:szCs w:val="16"/>
+        </w:rPr>
+        <w:t xml:space="preserve">21. Starnini, M.; Boguñá, M.; Serrano, M.Á. Shock Propagation on Global Trade-Investment Multiplex Networks. </w:t>
+      </w:r>
+      <w:r>
+        <w:rPr>
+          <w:rFonts w:ascii="Palatino Linotype" w:cs="Palatino Linotype" w:eastAsia="Palatino Linotype" w:hAnsi="Palatino Linotype"/>
+          <w:i/>
+          <w:iCs/>
+          <w:sz w:val="16"/>
+          <w:szCs w:val="16"/>
+        </w:rPr>
+        <w:t xml:space="preserve">Scientific Reports</w:t>
+      </w:r>
+      <w:r>
+        <w:rPr>
+          <w:rFonts w:ascii="Palatino Linotype" w:cs="Palatino Linotype" w:eastAsia="Palatino Linotype" w:hAnsi="Palatino Linotype"/>
+          <w:sz w:val="16"/>
+          <w:szCs w:val="16"/>
+        </w:rPr>
+        <w:t xml:space="preserve"> 2019, 9, 13079. doi:10.1038/s41598-019-49173-2.</w:t>
+      </w:r>
+    </w:p>
+    <w:p>
+      <w:pPr>
+        <w:spacing w:after="24" w:line="210"/>
+        <w:ind w:left="300" w:hanging="300"/>
+        <w:jc w:val="both"/>
+      </w:pPr>
+      <w:r>
+        <w:rPr>
+          <w:rFonts w:ascii="Palatino Linotype" w:cs="Palatino Linotype" w:eastAsia="Palatino Linotype" w:hAnsi="Palatino Linotype"/>
+          <w:sz w:val="16"/>
+          <w:szCs w:val="16"/>
+        </w:rPr>
+        <w:t xml:space="preserve">22. Hidalgo, C.A.; Hausmann, R. The Building Blocks of Economic Complexity. </w:t>
+      </w:r>
+      <w:r>
+        <w:rPr>
+          <w:rFonts w:ascii="Palatino Linotype" w:cs="Palatino Linotype" w:eastAsia="Palatino Linotype" w:hAnsi="Palatino Linotype"/>
+          <w:i/>
+          <w:iCs/>
+          <w:sz w:val="16"/>
+          <w:szCs w:val="16"/>
+        </w:rPr>
+        <w:t xml:space="preserve">PNAS</w:t>
+      </w:r>
+      <w:r>
+        <w:rPr>
+          <w:rFonts w:ascii="Palatino Linotype" w:cs="Palatino Linotype" w:eastAsia="Palatino Linotype" w:hAnsi="Palatino Linotype"/>
+          <w:sz w:val="16"/>
+          <w:szCs w:val="16"/>
+        </w:rPr>
+        <w:t xml:space="preserve"> 2009, 106, 10570–10575. doi:10.1073/pnas.0900943106.</w:t>
+      </w:r>
+    </w:p>
+    <w:p>
+      <w:pPr>
+        <w:spacing w:after="24" w:line="210"/>
+        <w:ind w:left="300" w:hanging="300"/>
+        <w:jc w:val="both"/>
+      </w:pPr>
+      <w:r>
+        <w:rPr>
+          <w:rFonts w:ascii="Palatino Linotype" w:cs="Palatino Linotype" w:eastAsia="Palatino Linotype" w:hAnsi="Palatino Linotype"/>
+          <w:sz w:val="16"/>
+          <w:szCs w:val="16"/>
+        </w:rPr>
+        <w:t xml:space="preserve">23. Caliendo, L.; Parro, F.; Rossi-Hansberg, E.; Sarte, P.-D. The Impact of Regional and Sectoral Productivity Changes on the U.S. Economy. </w:t>
+      </w:r>
+      <w:r>
+        <w:rPr>
+          <w:rFonts w:ascii="Palatino Linotype" w:cs="Palatino Linotype" w:eastAsia="Palatino Linotype" w:hAnsi="Palatino Linotype"/>
+          <w:i/>
+          <w:iCs/>
+          <w:sz w:val="16"/>
+          <w:szCs w:val="16"/>
+        </w:rPr>
+        <w:t xml:space="preserve">Review of Economic Studies</w:t>
+      </w:r>
+      <w:r>
+        <w:rPr>
+          <w:rFonts w:ascii="Palatino Linotype" w:cs="Palatino Linotype" w:eastAsia="Palatino Linotype" w:hAnsi="Palatino Linotype"/>
+          <w:sz w:val="16"/>
+          <w:szCs w:val="16"/>
+        </w:rPr>
+        <w:t xml:space="preserve"> 2018, 85, 2042–2096. doi:10.1093/restud/rdx082.</w:t>
+      </w:r>
+    </w:p>
+    <w:p>
+      <w:pPr>
+        <w:spacing w:after="24" w:line="210"/>
+        <w:ind w:left="300" w:hanging="300"/>
+        <w:jc w:val="both"/>
+      </w:pPr>
+      <w:r>
+        <w:rPr>
+          <w:rFonts w:ascii="Palatino Linotype" w:cs="Palatino Linotype" w:eastAsia="Palatino Linotype" w:hAnsi="Palatino Linotype"/>
+          <w:sz w:val="16"/>
+          <w:szCs w:val="16"/>
+        </w:rPr>
+        <w:t xml:space="preserve">24. Eaton, J.; Kortum, S. Technology, Geography, and Trade. </w:t>
+      </w:r>
+      <w:r>
+        <w:rPr>
+          <w:rFonts w:ascii="Palatino Linotype" w:cs="Palatino Linotype" w:eastAsia="Palatino Linotype" w:hAnsi="Palatino Linotype"/>
+          <w:i/>
+          <w:iCs/>
+          <w:sz w:val="16"/>
+          <w:szCs w:val="16"/>
+        </w:rPr>
+        <w:t xml:space="preserve">Econometrica</w:t>
+      </w:r>
+      <w:r>
+        <w:rPr>
+          <w:rFonts w:ascii="Palatino Linotype" w:cs="Palatino Linotype" w:eastAsia="Palatino Linotype" w:hAnsi="Palatino Linotype"/>
+          <w:sz w:val="16"/>
+          <w:szCs w:val="16"/>
+        </w:rPr>
+        <w:t xml:space="preserve"> 2002, 70, 1741–1779. doi:10.1111/1468-0262.00352.</w:t>
+      </w:r>
+    </w:p>
+    <w:p>
+      <w:pPr>
+        <w:spacing w:after="24" w:line="210"/>
+        <w:ind w:left="300" w:hanging="300"/>
+        <w:jc w:val="both"/>
+      </w:pPr>
+      <w:r>
+        <w:rPr>
+          <w:rFonts w:ascii="Palatino Linotype" w:cs="Palatino Linotype" w:eastAsia="Palatino Linotype" w:hAnsi="Palatino Linotype"/>
+          <w:sz w:val="16"/>
+          <w:szCs w:val="16"/>
+        </w:rPr>
+        <w:t xml:space="preserve">25. OECD. Inter-Country Input-Output (ICIO) Tables, 2025 Edition (Year 2019); OECD: Paris, 2025.</w:t>
+      </w:r>
+    </w:p>
+    <w:p>
+      <w:pPr>
+        <w:spacing w:after="24" w:line="210"/>
+        <w:ind w:left="300" w:hanging="300"/>
+        <w:jc w:val="both"/>
+      </w:pPr>
+      <w:r>
+        <w:rPr>
+          <w:rFonts w:ascii="Palatino Linotype" w:cs="Palatino Linotype" w:eastAsia="Palatino Linotype" w:hAnsi="Palatino Linotype"/>
+          <w:sz w:val="16"/>
+          <w:szCs w:val="16"/>
+        </w:rPr>
+        <w:t xml:space="preserve">26. International Monetary Fund. PortWatch: Daily Chokepoint Transit Data; IMF: Washington, DC, 2021–2024.</w:t>
+      </w:r>
+    </w:p>
+    <w:p>
+      <w:pPr>
+        <w:spacing w:after="24" w:line="210"/>
+        <w:ind w:left="300" w:hanging="300"/>
+        <w:jc w:val="both"/>
+      </w:pPr>
+      <w:r>
+        <w:rPr>
+          <w:rFonts w:ascii="Palatino Linotype" w:cs="Palatino Linotype" w:eastAsia="Palatino Linotype" w:hAnsi="Palatino Linotype"/>
+          <w:sz w:val="16"/>
+          <w:szCs w:val="16"/>
+        </w:rPr>
+        <w:t xml:space="preserve">27. OICA; JAMA; VDA; SIA. Industry Motor-Vehicle and Semiconductor Production Statistics, 1999–2023.</w:t>
       </w:r>
     </w:p>
     <w:p>
@@ -3964,270 +5951,4583 @@
           <w:sz w:val="21"/>
           <w:szCs w:val="21"/>
         </w:rPr>
-        <w:t xml:space="preserve">Литература</w:t>
-      </w:r>
-    </w:p>
-    <w:p>
-      <w:pPr>
-        <w:spacing w:after="30" w:line="220"/>
-        <w:ind w:left="300" w:hanging="300"/>
+        <w:t xml:space="preserve">Приложение A. Полный бенчмарк событий (N=27)</w:t>
+      </w:r>
+    </w:p>
+    <w:p>
+      <w:pPr>
+        <w:spacing w:after="20" w:line="240"/>
         <w:jc w:val="both"/>
       </w:pPr>
       <w:r>
         <w:rPr>
           <w:rFonts w:ascii="Palatino Linotype" w:cs="Palatino Linotype" w:eastAsia="Palatino Linotype" w:hAnsi="Palatino Linotype"/>
-          <w:sz w:val="17"/>
-          <w:szCs w:val="17"/>
-        </w:rPr>
-        <w:t xml:space="preserve">1. Acemoglu D., Carvalho V., Ozdaglar A., Tahbaz-Salehi A. The Network Origins of Aggregate Fluctuations. </w:t>
-      </w:r>
-      <w:r>
-        <w:rPr>
-          <w:rFonts w:ascii="Palatino Linotype" w:cs="Palatino Linotype" w:eastAsia="Palatino Linotype" w:hAnsi="Palatino Linotype"/>
-          <w:i/>
-          <w:iCs/>
-          <w:sz w:val="17"/>
-          <w:szCs w:val="17"/>
-        </w:rPr>
-        <w:t xml:space="preserve">Econometrica</w:t>
-      </w:r>
-      <w:r>
-        <w:rPr>
-          <w:rFonts w:ascii="Palatino Linotype" w:cs="Palatino Linotype" w:eastAsia="Palatino Linotype" w:hAnsi="Palatino Linotype"/>
-          <w:sz w:val="17"/>
-          <w:szCs w:val="17"/>
-        </w:rPr>
-        <w:t xml:space="preserve">, 2012, 80(5), 1977–2016.</w:t>
-      </w:r>
-    </w:p>
-    <w:p>
-      <w:pPr>
-        <w:spacing w:after="30" w:line="220"/>
-        <w:ind w:left="300" w:hanging="300"/>
+          <w:sz w:val="19"/>
+          <w:szCs w:val="19"/>
+        </w:rPr>
+        <w:t xml:space="preserve">Сгенерировано из seed_data.py; первичные источники по каждому событию — построчно в historical_events.csv. «Магн.» — магнитуда шока на стороне источника (вход модели), «Цель» — наблюдаемая потеря (выход для валидации).</w:t>
+      </w:r>
+    </w:p>
+    <w:p>
+      <w:pPr>
+        <w:sectPr>
+          <w:type w:val="continuous"/>
+          <w:pgSz w:w="11906" w:h="16838" w:orient="portrait"/>
+          <w:pgMar w:top="1134" w:right="1134" w:bottom="1134" w:left="1134" w:header="708" w:footer="708" w:gutter="0"/>
+          <w:pgNumType/>
+          <w:cols w:space="454" w:num="2" w:equalWidth="true"/>
+          <w:docGrid w:linePitch="360"/>
+        </w:sectPr>
+      </w:pPr>
+    </w:p>
+    <w:tbl>
+      <w:tblPr>
+        <w:tblW w:type="dxa" w:w="9638"/>
+        <w:tblBorders>
+          <w:top w:val="single" w:color="1A1A1A" w:sz="12"/>
+          <w:left w:val="none" w:color="FFFFFF" w:sz="0"/>
+          <w:bottom w:val="single" w:color="1A1A1A" w:sz="12"/>
+          <w:right w:val="none" w:color="FFFFFF" w:sz="0"/>
+          <w:insideH w:val="none" w:color="FFFFFF" w:sz="0"/>
+          <w:insideV w:val="none" w:color="FFFFFF" w:sz="0"/>
+        </w:tblBorders>
+      </w:tblPr>
+      <w:tblGrid>
+        <w:gridCol w:w="560"/>
+        <w:gridCol w:w="3778"/>
+        <w:gridCol w:w="2600"/>
+        <w:gridCol w:w="900"/>
+        <w:gridCol w:w="900"/>
+        <w:gridCol w:w="900"/>
+      </w:tblGrid>
+      <w:tr>
+        <w:trPr>
+          <w:tblHeader/>
+        </w:trPr>
+        <w:tc>
+          <w:tcPr>
+            <w:tcW w:type="dxa" w:w="560"/>
+            <w:tcBorders>
+              <w:bottom w:val="single" w:color="1A1A1A" w:sz="8"/>
+            </w:tcBorders>
+            <w:shd w:fill="E8F3EC" w:val="clear"/>
+            <w:tcMar>
+              <w:top w:type="dxa" w:w="40"/>
+              <w:left w:type="dxa" w:w="80"/>
+              <w:bottom w:type="dxa" w:w="40"/>
+              <w:right w:type="dxa" w:w="80"/>
+            </w:tcMar>
+          </w:tcPr>
+          <w:p>
+            <w:pPr>
+              <w:spacing w:after="0" w:line="220"/>
+              <w:jc w:val="left"/>
+            </w:pPr>
+            <w:r>
+              <w:rPr>
+                <w:rFonts w:ascii="Palatino Linotype" w:cs="Palatino Linotype" w:eastAsia="Palatino Linotype" w:hAnsi="Palatino Linotype"/>
+                <w:b/>
+                <w:bCs/>
+                <w:sz w:val="16"/>
+                <w:szCs w:val="16"/>
+              </w:rPr>
+              <w:t xml:space="preserve">#</w:t>
+            </w:r>
+          </w:p>
+        </w:tc>
+        <w:tc>
+          <w:tcPr>
+            <w:tcW w:type="dxa" w:w="3778"/>
+            <w:tcBorders>
+              <w:bottom w:val="single" w:color="1A1A1A" w:sz="8"/>
+            </w:tcBorders>
+            <w:shd w:fill="E8F3EC" w:val="clear"/>
+            <w:tcMar>
+              <w:top w:type="dxa" w:w="40"/>
+              <w:left w:type="dxa" w:w="80"/>
+              <w:bottom w:type="dxa" w:w="40"/>
+              <w:right w:type="dxa" w:w="80"/>
+            </w:tcMar>
+          </w:tcPr>
+          <w:p>
+            <w:pPr>
+              <w:spacing w:after="0" w:line="220"/>
+              <w:jc w:val="center"/>
+            </w:pPr>
+            <w:r>
+              <w:rPr>
+                <w:rFonts w:ascii="Palatino Linotype" w:cs="Palatino Linotype" w:eastAsia="Palatino Linotype" w:hAnsi="Palatino Linotype"/>
+                <w:b/>
+                <w:bCs/>
+                <w:sz w:val="16"/>
+                <w:szCs w:val="16"/>
+              </w:rPr>
+              <w:t xml:space="preserve">Событие</w:t>
+            </w:r>
+          </w:p>
+        </w:tc>
+        <w:tc>
+          <w:tcPr>
+            <w:tcW w:type="dxa" w:w="2600"/>
+            <w:tcBorders>
+              <w:bottom w:val="single" w:color="1A1A1A" w:sz="8"/>
+            </w:tcBorders>
+            <w:shd w:fill="E8F3EC" w:val="clear"/>
+            <w:tcMar>
+              <w:top w:type="dxa" w:w="40"/>
+              <w:left w:type="dxa" w:w="80"/>
+              <w:bottom w:type="dxa" w:w="40"/>
+              <w:right w:type="dxa" w:w="80"/>
+            </w:tcMar>
+          </w:tcPr>
+          <w:p>
+            <w:pPr>
+              <w:spacing w:after="0" w:line="220"/>
+              <w:jc w:val="center"/>
+            </w:pPr>
+            <w:r>
+              <w:rPr>
+                <w:rFonts w:ascii="Palatino Linotype" w:cs="Palatino Linotype" w:eastAsia="Palatino Linotype" w:hAnsi="Palatino Linotype"/>
+                <w:b/>
+                <w:bCs/>
+                <w:sz w:val="16"/>
+                <w:szCs w:val="16"/>
+              </w:rPr>
+              <w:t xml:space="preserve">Узел</w:t>
+            </w:r>
+          </w:p>
+        </w:tc>
+        <w:tc>
+          <w:tcPr>
+            <w:tcW w:type="dxa" w:w="900"/>
+            <w:tcBorders>
+              <w:bottom w:val="single" w:color="1A1A1A" w:sz="8"/>
+            </w:tcBorders>
+            <w:shd w:fill="E8F3EC" w:val="clear"/>
+            <w:tcMar>
+              <w:top w:type="dxa" w:w="40"/>
+              <w:left w:type="dxa" w:w="80"/>
+              <w:bottom w:type="dxa" w:w="40"/>
+              <w:right w:type="dxa" w:w="80"/>
+            </w:tcMar>
+          </w:tcPr>
+          <w:p>
+            <w:pPr>
+              <w:spacing w:after="0" w:line="220"/>
+              <w:jc w:val="center"/>
+            </w:pPr>
+            <w:r>
+              <w:rPr>
+                <w:rFonts w:ascii="Palatino Linotype" w:cs="Palatino Linotype" w:eastAsia="Palatino Linotype" w:hAnsi="Palatino Linotype"/>
+                <w:b/>
+                <w:bCs/>
+                <w:sz w:val="16"/>
+                <w:szCs w:val="16"/>
+              </w:rPr>
+              <w:t xml:space="preserve">Магн.</w:t>
+            </w:r>
+          </w:p>
+        </w:tc>
+        <w:tc>
+          <w:tcPr>
+            <w:tcW w:type="dxa" w:w="900"/>
+            <w:tcBorders>
+              <w:bottom w:val="single" w:color="1A1A1A" w:sz="8"/>
+            </w:tcBorders>
+            <w:shd w:fill="E8F3EC" w:val="clear"/>
+            <w:tcMar>
+              <w:top w:type="dxa" w:w="40"/>
+              <w:left w:type="dxa" w:w="80"/>
+              <w:bottom w:type="dxa" w:w="40"/>
+              <w:right w:type="dxa" w:w="80"/>
+            </w:tcMar>
+          </w:tcPr>
+          <w:p>
+            <w:pPr>
+              <w:spacing w:after="0" w:line="220"/>
+              <w:jc w:val="center"/>
+            </w:pPr>
+            <w:r>
+              <w:rPr>
+                <w:rFonts w:ascii="Palatino Linotype" w:cs="Palatino Linotype" w:eastAsia="Palatino Linotype" w:hAnsi="Palatino Linotype"/>
+                <w:b/>
+                <w:bCs/>
+                <w:sz w:val="16"/>
+                <w:szCs w:val="16"/>
+              </w:rPr>
+              <w:t xml:space="preserve">Длит.</w:t>
+            </w:r>
+          </w:p>
+        </w:tc>
+        <w:tc>
+          <w:tcPr>
+            <w:tcW w:type="dxa" w:w="900"/>
+            <w:tcBorders>
+              <w:bottom w:val="single" w:color="1A1A1A" w:sz="8"/>
+            </w:tcBorders>
+            <w:shd w:fill="E8F3EC" w:val="clear"/>
+            <w:tcMar>
+              <w:top w:type="dxa" w:w="40"/>
+              <w:left w:type="dxa" w:w="80"/>
+              <w:bottom w:type="dxa" w:w="40"/>
+              <w:right w:type="dxa" w:w="80"/>
+            </w:tcMar>
+          </w:tcPr>
+          <w:p>
+            <w:pPr>
+              <w:spacing w:after="0" w:line="220"/>
+              <w:jc w:val="center"/>
+            </w:pPr>
+            <w:r>
+              <w:rPr>
+                <w:rFonts w:ascii="Palatino Linotype" w:cs="Palatino Linotype" w:eastAsia="Palatino Linotype" w:hAnsi="Palatino Linotype"/>
+                <w:b/>
+                <w:bCs/>
+                <w:sz w:val="16"/>
+                <w:szCs w:val="16"/>
+              </w:rPr>
+              <w:t xml:space="preserve">Цель</w:t>
+            </w:r>
+          </w:p>
+        </w:tc>
+      </w:tr>
+      <w:tr>
+        <w:trPr>
+          <w:tblHeader w:val="false"/>
+        </w:trPr>
+        <w:tc>
+          <w:tcPr>
+            <w:tcW w:type="dxa" w:w="560"/>
+            <w:tcMar>
+              <w:top w:type="dxa" w:w="40"/>
+              <w:left w:type="dxa" w:w="80"/>
+              <w:bottom w:type="dxa" w:w="40"/>
+              <w:right w:type="dxa" w:w="80"/>
+            </w:tcMar>
+          </w:tcPr>
+          <w:p>
+            <w:pPr>
+              <w:spacing w:after="0" w:line="220"/>
+              <w:jc w:val="left"/>
+            </w:pPr>
+            <w:r>
+              <w:rPr>
+                <w:rFonts w:ascii="Palatino Linotype" w:cs="Palatino Linotype" w:eastAsia="Palatino Linotype" w:hAnsi="Palatino Linotype"/>
+                <w:sz w:val="16"/>
+                <w:szCs w:val="16"/>
+              </w:rPr>
+              <w:t xml:space="preserve">1</w:t>
+            </w:r>
+          </w:p>
+        </w:tc>
+        <w:tc>
+          <w:tcPr>
+            <w:tcW w:type="dxa" w:w="3778"/>
+            <w:tcMar>
+              <w:top w:type="dxa" w:w="40"/>
+              <w:left w:type="dxa" w:w="80"/>
+              <w:bottom w:type="dxa" w:w="40"/>
+              <w:right w:type="dxa" w:w="80"/>
+            </w:tcMar>
+          </w:tcPr>
+          <w:p>
+            <w:pPr>
+              <w:spacing w:after="0" w:line="220"/>
+              <w:jc w:val="center"/>
+            </w:pPr>
+            <w:r>
+              <w:rPr>
+                <w:rFonts w:ascii="Palatino Linotype" w:cs="Palatino Linotype" w:eastAsia="Palatino Linotype" w:hAnsi="Palatino Linotype"/>
+                <w:sz w:val="16"/>
+                <w:szCs w:val="16"/>
+              </w:rPr>
+              <w:t xml:space="preserve">covid-semiconductor-2020-2021</w:t>
+            </w:r>
+          </w:p>
+        </w:tc>
+        <w:tc>
+          <w:tcPr>
+            <w:tcW w:type="dxa" w:w="2600"/>
+            <w:tcMar>
+              <w:top w:type="dxa" w:w="40"/>
+              <w:left w:type="dxa" w:w="80"/>
+              <w:bottom w:type="dxa" w:w="40"/>
+              <w:right w:type="dxa" w:w="80"/>
+            </w:tcMar>
+          </w:tcPr>
+          <w:p>
+            <w:pPr>
+              <w:spacing w:after="0" w:line="220"/>
+              <w:jc w:val="center"/>
+            </w:pPr>
+            <w:r>
+              <w:rPr>
+                <w:rFonts w:ascii="Palatino Linotype" w:cs="Palatino Linotype" w:eastAsia="Palatino Linotype" w:hAnsi="Palatino Linotype"/>
+                <w:sz w:val="16"/>
+                <w:szCs w:val="16"/>
+              </w:rPr>
+              <w:t xml:space="preserve">TWN:semiconductors</w:t>
+            </w:r>
+          </w:p>
+        </w:tc>
+        <w:tc>
+          <w:tcPr>
+            <w:tcW w:type="dxa" w:w="900"/>
+            <w:tcMar>
+              <w:top w:type="dxa" w:w="40"/>
+              <w:left w:type="dxa" w:w="80"/>
+              <w:bottom w:type="dxa" w:w="40"/>
+              <w:right w:type="dxa" w:w="80"/>
+            </w:tcMar>
+          </w:tcPr>
+          <w:p>
+            <w:pPr>
+              <w:spacing w:after="0" w:line="220"/>
+              <w:jc w:val="center"/>
+            </w:pPr>
+            <w:r>
+              <w:rPr>
+                <w:rFonts w:ascii="Palatino Linotype" w:cs="Palatino Linotype" w:eastAsia="Palatino Linotype" w:hAnsi="Palatino Linotype"/>
+                <w:sz w:val="16"/>
+                <w:szCs w:val="16"/>
+              </w:rPr>
+              <w:t xml:space="preserve">0,30</w:t>
+            </w:r>
+          </w:p>
+        </w:tc>
+        <w:tc>
+          <w:tcPr>
+            <w:tcW w:type="dxa" w:w="900"/>
+            <w:tcMar>
+              <w:top w:type="dxa" w:w="40"/>
+              <w:left w:type="dxa" w:w="80"/>
+              <w:bottom w:type="dxa" w:w="40"/>
+              <w:right w:type="dxa" w:w="80"/>
+            </w:tcMar>
+          </w:tcPr>
+          <w:p>
+            <w:pPr>
+              <w:spacing w:after="0" w:line="220"/>
+              <w:jc w:val="center"/>
+            </w:pPr>
+            <w:r>
+              <w:rPr>
+                <w:rFonts w:ascii="Palatino Linotype" w:cs="Palatino Linotype" w:eastAsia="Palatino Linotype" w:hAnsi="Palatino Linotype"/>
+                <w:sz w:val="16"/>
+                <w:szCs w:val="16"/>
+              </w:rPr>
+              <w:t xml:space="preserve">26</w:t>
+            </w:r>
+          </w:p>
+        </w:tc>
+        <w:tc>
+          <w:tcPr>
+            <w:tcW w:type="dxa" w:w="900"/>
+            <w:tcMar>
+              <w:top w:type="dxa" w:w="40"/>
+              <w:left w:type="dxa" w:w="80"/>
+              <w:bottom w:type="dxa" w:w="40"/>
+              <w:right w:type="dxa" w:w="80"/>
+            </w:tcMar>
+          </w:tcPr>
+          <w:p>
+            <w:pPr>
+              <w:spacing w:after="0" w:line="220"/>
+              <w:jc w:val="center"/>
+            </w:pPr>
+            <w:r>
+              <w:rPr>
+                <w:rFonts w:ascii="Palatino Linotype" w:cs="Palatino Linotype" w:eastAsia="Palatino Linotype" w:hAnsi="Palatino Linotype"/>
+                <w:sz w:val="16"/>
+                <w:szCs w:val="16"/>
+              </w:rPr>
+              <w:t xml:space="preserve">0,115</w:t>
+            </w:r>
+          </w:p>
+        </w:tc>
+      </w:tr>
+      <w:tr>
+        <w:trPr>
+          <w:tblHeader w:val="false"/>
+        </w:trPr>
+        <w:tc>
+          <w:tcPr>
+            <w:tcW w:type="dxa" w:w="560"/>
+            <w:tcMar>
+              <w:top w:type="dxa" w:w="40"/>
+              <w:left w:type="dxa" w:w="80"/>
+              <w:bottom w:type="dxa" w:w="40"/>
+              <w:right w:type="dxa" w:w="80"/>
+            </w:tcMar>
+          </w:tcPr>
+          <w:p>
+            <w:pPr>
+              <w:spacing w:after="0" w:line="220"/>
+              <w:jc w:val="left"/>
+            </w:pPr>
+            <w:r>
+              <w:rPr>
+                <w:rFonts w:ascii="Palatino Linotype" w:cs="Palatino Linotype" w:eastAsia="Palatino Linotype" w:hAnsi="Palatino Linotype"/>
+                <w:sz w:val="16"/>
+                <w:szCs w:val="16"/>
+              </w:rPr>
+              <w:t xml:space="preserve">2</w:t>
+            </w:r>
+          </w:p>
+        </w:tc>
+        <w:tc>
+          <w:tcPr>
+            <w:tcW w:type="dxa" w:w="3778"/>
+            <w:tcMar>
+              <w:top w:type="dxa" w:w="40"/>
+              <w:left w:type="dxa" w:w="80"/>
+              <w:bottom w:type="dxa" w:w="40"/>
+              <w:right w:type="dxa" w:w="80"/>
+            </w:tcMar>
+          </w:tcPr>
+          <w:p>
+            <w:pPr>
+              <w:spacing w:after="0" w:line="220"/>
+              <w:jc w:val="center"/>
+            </w:pPr>
+            <w:r>
+              <w:rPr>
+                <w:rFonts w:ascii="Palatino Linotype" w:cs="Palatino Linotype" w:eastAsia="Palatino Linotype" w:hAnsi="Palatino Linotype"/>
+                <w:sz w:val="16"/>
+                <w:szCs w:val="16"/>
+              </w:rPr>
+              <w:t xml:space="preserve">suez-canal-2021</w:t>
+            </w:r>
+          </w:p>
+        </w:tc>
+        <w:tc>
+          <w:tcPr>
+            <w:tcW w:type="dxa" w:w="2600"/>
+            <w:tcMar>
+              <w:top w:type="dxa" w:w="40"/>
+              <w:left w:type="dxa" w:w="80"/>
+              <w:bottom w:type="dxa" w:w="40"/>
+              <w:right w:type="dxa" w:w="80"/>
+            </w:tcMar>
+          </w:tcPr>
+          <w:p>
+            <w:pPr>
+              <w:spacing w:after="0" w:line="220"/>
+              <w:jc w:val="center"/>
+            </w:pPr>
+            <w:r>
+              <w:rPr>
+                <w:rFonts w:ascii="Palatino Linotype" w:cs="Palatino Linotype" w:eastAsia="Palatino Linotype" w:hAnsi="Palatino Linotype"/>
+                <w:sz w:val="16"/>
+                <w:szCs w:val="16"/>
+              </w:rPr>
+              <w:t xml:space="preserve">CP:Suez</w:t>
+            </w:r>
+          </w:p>
+        </w:tc>
+        <w:tc>
+          <w:tcPr>
+            <w:tcW w:type="dxa" w:w="900"/>
+            <w:tcMar>
+              <w:top w:type="dxa" w:w="40"/>
+              <w:left w:type="dxa" w:w="80"/>
+              <w:bottom w:type="dxa" w:w="40"/>
+              <w:right w:type="dxa" w:w="80"/>
+            </w:tcMar>
+          </w:tcPr>
+          <w:p>
+            <w:pPr>
+              <w:spacing w:after="0" w:line="220"/>
+              <w:jc w:val="center"/>
+            </w:pPr>
+            <w:r>
+              <w:rPr>
+                <w:rFonts w:ascii="Palatino Linotype" w:cs="Palatino Linotype" w:eastAsia="Palatino Linotype" w:hAnsi="Palatino Linotype"/>
+                <w:sz w:val="16"/>
+                <w:szCs w:val="16"/>
+              </w:rPr>
+              <w:t xml:space="preserve">0,90</w:t>
+            </w:r>
+          </w:p>
+        </w:tc>
+        <w:tc>
+          <w:tcPr>
+            <w:tcW w:type="dxa" w:w="900"/>
+            <w:tcMar>
+              <w:top w:type="dxa" w:w="40"/>
+              <w:left w:type="dxa" w:w="80"/>
+              <w:bottom w:type="dxa" w:w="40"/>
+              <w:right w:type="dxa" w:w="80"/>
+            </w:tcMar>
+          </w:tcPr>
+          <w:p>
+            <w:pPr>
+              <w:spacing w:after="0" w:line="220"/>
+              <w:jc w:val="center"/>
+            </w:pPr>
+            <w:r>
+              <w:rPr>
+                <w:rFonts w:ascii="Palatino Linotype" w:cs="Palatino Linotype" w:eastAsia="Palatino Linotype" w:hAnsi="Palatino Linotype"/>
+                <w:sz w:val="16"/>
+                <w:szCs w:val="16"/>
+              </w:rPr>
+              <w:t xml:space="preserve">2</w:t>
+            </w:r>
+          </w:p>
+        </w:tc>
+        <w:tc>
+          <w:tcPr>
+            <w:tcW w:type="dxa" w:w="900"/>
+            <w:tcMar>
+              <w:top w:type="dxa" w:w="40"/>
+              <w:left w:type="dxa" w:w="80"/>
+              <w:bottom w:type="dxa" w:w="40"/>
+              <w:right w:type="dxa" w:w="80"/>
+            </w:tcMar>
+          </w:tcPr>
+          <w:p>
+            <w:pPr>
+              <w:spacing w:after="0" w:line="220"/>
+              <w:jc w:val="center"/>
+            </w:pPr>
+            <w:r>
+              <w:rPr>
+                <w:rFonts w:ascii="Palatino Linotype" w:cs="Palatino Linotype" w:eastAsia="Palatino Linotype" w:hAnsi="Palatino Linotype"/>
+                <w:sz w:val="16"/>
+                <w:szCs w:val="16"/>
+              </w:rPr>
+              <w:t xml:space="preserve">0,008</w:t>
+            </w:r>
+          </w:p>
+        </w:tc>
+      </w:tr>
+      <w:tr>
+        <w:trPr>
+          <w:tblHeader w:val="false"/>
+        </w:trPr>
+        <w:tc>
+          <w:tcPr>
+            <w:tcW w:type="dxa" w:w="560"/>
+            <w:tcMar>
+              <w:top w:type="dxa" w:w="40"/>
+              <w:left w:type="dxa" w:w="80"/>
+              <w:bottom w:type="dxa" w:w="40"/>
+              <w:right w:type="dxa" w:w="80"/>
+            </w:tcMar>
+          </w:tcPr>
+          <w:p>
+            <w:pPr>
+              <w:spacing w:after="0" w:line="220"/>
+              <w:jc w:val="left"/>
+            </w:pPr>
+            <w:r>
+              <w:rPr>
+                <w:rFonts w:ascii="Palatino Linotype" w:cs="Palatino Linotype" w:eastAsia="Palatino Linotype" w:hAnsi="Palatino Linotype"/>
+                <w:sz w:val="16"/>
+                <w:szCs w:val="16"/>
+              </w:rPr>
+              <w:t xml:space="preserve">3</w:t>
+            </w:r>
+          </w:p>
+        </w:tc>
+        <w:tc>
+          <w:tcPr>
+            <w:tcW w:type="dxa" w:w="3778"/>
+            <w:tcMar>
+              <w:top w:type="dxa" w:w="40"/>
+              <w:left w:type="dxa" w:w="80"/>
+              <w:bottom w:type="dxa" w:w="40"/>
+              <w:right w:type="dxa" w:w="80"/>
+            </w:tcMar>
+          </w:tcPr>
+          <w:p>
+            <w:pPr>
+              <w:spacing w:after="0" w:line="220"/>
+              <w:jc w:val="center"/>
+            </w:pPr>
+            <w:r>
+              <w:rPr>
+                <w:rFonts w:ascii="Palatino Linotype" w:cs="Palatino Linotype" w:eastAsia="Palatino Linotype" w:hAnsi="Palatino Linotype"/>
+                <w:sz w:val="16"/>
+                <w:szCs w:val="16"/>
+              </w:rPr>
+              <w:t xml:space="preserve">auto-chip-shortage-2021</w:t>
+            </w:r>
+          </w:p>
+        </w:tc>
+        <w:tc>
+          <w:tcPr>
+            <w:tcW w:type="dxa" w:w="2600"/>
+            <w:tcMar>
+              <w:top w:type="dxa" w:w="40"/>
+              <w:left w:type="dxa" w:w="80"/>
+              <w:bottom w:type="dxa" w:w="40"/>
+              <w:right w:type="dxa" w:w="80"/>
+            </w:tcMar>
+          </w:tcPr>
+          <w:p>
+            <w:pPr>
+              <w:spacing w:after="0" w:line="220"/>
+              <w:jc w:val="center"/>
+            </w:pPr>
+            <w:r>
+              <w:rPr>
+                <w:rFonts w:ascii="Palatino Linotype" w:cs="Palatino Linotype" w:eastAsia="Palatino Linotype" w:hAnsi="Palatino Linotype"/>
+                <w:sz w:val="16"/>
+                <w:szCs w:val="16"/>
+              </w:rPr>
+              <w:t xml:space="preserve">TWN:semiconductors</w:t>
+            </w:r>
+          </w:p>
+        </w:tc>
+        <w:tc>
+          <w:tcPr>
+            <w:tcW w:type="dxa" w:w="900"/>
+            <w:tcMar>
+              <w:top w:type="dxa" w:w="40"/>
+              <w:left w:type="dxa" w:w="80"/>
+              <w:bottom w:type="dxa" w:w="40"/>
+              <w:right w:type="dxa" w:w="80"/>
+            </w:tcMar>
+          </w:tcPr>
+          <w:p>
+            <w:pPr>
+              <w:spacing w:after="0" w:line="220"/>
+              <w:jc w:val="center"/>
+            </w:pPr>
+            <w:r>
+              <w:rPr>
+                <w:rFonts w:ascii="Palatino Linotype" w:cs="Palatino Linotype" w:eastAsia="Palatino Linotype" w:hAnsi="Palatino Linotype"/>
+                <w:sz w:val="16"/>
+                <w:szCs w:val="16"/>
+              </w:rPr>
+              <w:t xml:space="preserve">0,18</w:t>
+            </w:r>
+          </w:p>
+        </w:tc>
+        <w:tc>
+          <w:tcPr>
+            <w:tcW w:type="dxa" w:w="900"/>
+            <w:tcMar>
+              <w:top w:type="dxa" w:w="40"/>
+              <w:left w:type="dxa" w:w="80"/>
+              <w:bottom w:type="dxa" w:w="40"/>
+              <w:right w:type="dxa" w:w="80"/>
+            </w:tcMar>
+          </w:tcPr>
+          <w:p>
+            <w:pPr>
+              <w:spacing w:after="0" w:line="220"/>
+              <w:jc w:val="center"/>
+            </w:pPr>
+            <w:r>
+              <w:rPr>
+                <w:rFonts w:ascii="Palatino Linotype" w:cs="Palatino Linotype" w:eastAsia="Palatino Linotype" w:hAnsi="Palatino Linotype"/>
+                <w:sz w:val="16"/>
+                <w:szCs w:val="16"/>
+              </w:rPr>
+              <w:t xml:space="preserve">30</w:t>
+            </w:r>
+          </w:p>
+        </w:tc>
+        <w:tc>
+          <w:tcPr>
+            <w:tcW w:type="dxa" w:w="900"/>
+            <w:tcMar>
+              <w:top w:type="dxa" w:w="40"/>
+              <w:left w:type="dxa" w:w="80"/>
+              <w:bottom w:type="dxa" w:w="40"/>
+              <w:right w:type="dxa" w:w="80"/>
+            </w:tcMar>
+          </w:tcPr>
+          <w:p>
+            <w:pPr>
+              <w:spacing w:after="0" w:line="220"/>
+              <w:jc w:val="center"/>
+            </w:pPr>
+            <w:r>
+              <w:rPr>
+                <w:rFonts w:ascii="Palatino Linotype" w:cs="Palatino Linotype" w:eastAsia="Palatino Linotype" w:hAnsi="Palatino Linotype"/>
+                <w:sz w:val="16"/>
+                <w:szCs w:val="16"/>
+              </w:rPr>
+              <w:t xml:space="preserve">0,077</w:t>
+            </w:r>
+          </w:p>
+        </w:tc>
+      </w:tr>
+      <w:tr>
+        <w:trPr>
+          <w:tblHeader w:val="false"/>
+        </w:trPr>
+        <w:tc>
+          <w:tcPr>
+            <w:tcW w:type="dxa" w:w="560"/>
+            <w:tcMar>
+              <w:top w:type="dxa" w:w="40"/>
+              <w:left w:type="dxa" w:w="80"/>
+              <w:bottom w:type="dxa" w:w="40"/>
+              <w:right w:type="dxa" w:w="80"/>
+            </w:tcMar>
+          </w:tcPr>
+          <w:p>
+            <w:pPr>
+              <w:spacing w:after="0" w:line="220"/>
+              <w:jc w:val="left"/>
+            </w:pPr>
+            <w:r>
+              <w:rPr>
+                <w:rFonts w:ascii="Palatino Linotype" w:cs="Palatino Linotype" w:eastAsia="Palatino Linotype" w:hAnsi="Palatino Linotype"/>
+                <w:sz w:val="16"/>
+                <w:szCs w:val="16"/>
+              </w:rPr>
+              <w:t xml:space="preserve">4</w:t>
+            </w:r>
+          </w:p>
+        </w:tc>
+        <w:tc>
+          <w:tcPr>
+            <w:tcW w:type="dxa" w:w="3778"/>
+            <w:tcMar>
+              <w:top w:type="dxa" w:w="40"/>
+              <w:left w:type="dxa" w:w="80"/>
+              <w:bottom w:type="dxa" w:w="40"/>
+              <w:right w:type="dxa" w:w="80"/>
+            </w:tcMar>
+          </w:tcPr>
+          <w:p>
+            <w:pPr>
+              <w:spacing w:after="0" w:line="220"/>
+              <w:jc w:val="center"/>
+            </w:pPr>
+            <w:r>
+              <w:rPr>
+                <w:rFonts w:ascii="Palatino Linotype" w:cs="Palatino Linotype" w:eastAsia="Palatino Linotype" w:hAnsi="Palatino Linotype"/>
+                <w:sz w:val="16"/>
+                <w:szCs w:val="16"/>
+              </w:rPr>
+              <w:t xml:space="preserve">japan-triple-disaster-2011</w:t>
+            </w:r>
+          </w:p>
+        </w:tc>
+        <w:tc>
+          <w:tcPr>
+            <w:tcW w:type="dxa" w:w="2600"/>
+            <w:tcMar>
+              <w:top w:type="dxa" w:w="40"/>
+              <w:left w:type="dxa" w:w="80"/>
+              <w:bottom w:type="dxa" w:w="40"/>
+              <w:right w:type="dxa" w:w="80"/>
+            </w:tcMar>
+          </w:tcPr>
+          <w:p>
+            <w:pPr>
+              <w:spacing w:after="0" w:line="220"/>
+              <w:jc w:val="center"/>
+            </w:pPr>
+            <w:r>
+              <w:rPr>
+                <w:rFonts w:ascii="Palatino Linotype" w:cs="Palatino Linotype" w:eastAsia="Palatino Linotype" w:hAnsi="Palatino Linotype"/>
+                <w:sz w:val="16"/>
+                <w:szCs w:val="16"/>
+              </w:rPr>
+              <w:t xml:space="preserve">JPN:automotive</w:t>
+            </w:r>
+          </w:p>
+        </w:tc>
+        <w:tc>
+          <w:tcPr>
+            <w:tcW w:type="dxa" w:w="900"/>
+            <w:tcMar>
+              <w:top w:type="dxa" w:w="40"/>
+              <w:left w:type="dxa" w:w="80"/>
+              <w:bottom w:type="dxa" w:w="40"/>
+              <w:right w:type="dxa" w:w="80"/>
+            </w:tcMar>
+          </w:tcPr>
+          <w:p>
+            <w:pPr>
+              <w:spacing w:after="0" w:line="220"/>
+              <w:jc w:val="center"/>
+            </w:pPr>
+            <w:r>
+              <w:rPr>
+                <w:rFonts w:ascii="Palatino Linotype" w:cs="Palatino Linotype" w:eastAsia="Palatino Linotype" w:hAnsi="Palatino Linotype"/>
+                <w:sz w:val="16"/>
+                <w:szCs w:val="16"/>
+              </w:rPr>
+              <w:t xml:space="preserve">0,40</w:t>
+            </w:r>
+          </w:p>
+        </w:tc>
+        <w:tc>
+          <w:tcPr>
+            <w:tcW w:type="dxa" w:w="900"/>
+            <w:tcMar>
+              <w:top w:type="dxa" w:w="40"/>
+              <w:left w:type="dxa" w:w="80"/>
+              <w:bottom w:type="dxa" w:w="40"/>
+              <w:right w:type="dxa" w:w="80"/>
+            </w:tcMar>
+          </w:tcPr>
+          <w:p>
+            <w:pPr>
+              <w:spacing w:after="0" w:line="220"/>
+              <w:jc w:val="center"/>
+            </w:pPr>
+            <w:r>
+              <w:rPr>
+                <w:rFonts w:ascii="Palatino Linotype" w:cs="Palatino Linotype" w:eastAsia="Palatino Linotype" w:hAnsi="Palatino Linotype"/>
+                <w:sz w:val="16"/>
+                <w:szCs w:val="16"/>
+              </w:rPr>
+              <w:t xml:space="preserve">12</w:t>
+            </w:r>
+          </w:p>
+        </w:tc>
+        <w:tc>
+          <w:tcPr>
+            <w:tcW w:type="dxa" w:w="900"/>
+            <w:tcMar>
+              <w:top w:type="dxa" w:w="40"/>
+              <w:left w:type="dxa" w:w="80"/>
+              <w:bottom w:type="dxa" w:w="40"/>
+              <w:right w:type="dxa" w:w="80"/>
+            </w:tcMar>
+          </w:tcPr>
+          <w:p>
+            <w:pPr>
+              <w:spacing w:after="0" w:line="220"/>
+              <w:jc w:val="center"/>
+            </w:pPr>
+            <w:r>
+              <w:rPr>
+                <w:rFonts w:ascii="Palatino Linotype" w:cs="Palatino Linotype" w:eastAsia="Palatino Linotype" w:hAnsi="Palatino Linotype"/>
+                <w:sz w:val="16"/>
+                <w:szCs w:val="16"/>
+              </w:rPr>
+              <w:t xml:space="preserve">0,039</w:t>
+            </w:r>
+          </w:p>
+        </w:tc>
+      </w:tr>
+      <w:tr>
+        <w:trPr>
+          <w:tblHeader w:val="false"/>
+        </w:trPr>
+        <w:tc>
+          <w:tcPr>
+            <w:tcW w:type="dxa" w:w="560"/>
+            <w:tcMar>
+              <w:top w:type="dxa" w:w="40"/>
+              <w:left w:type="dxa" w:w="80"/>
+              <w:bottom w:type="dxa" w:w="40"/>
+              <w:right w:type="dxa" w:w="80"/>
+            </w:tcMar>
+          </w:tcPr>
+          <w:p>
+            <w:pPr>
+              <w:spacing w:after="0" w:line="220"/>
+              <w:jc w:val="left"/>
+            </w:pPr>
+            <w:r>
+              <w:rPr>
+                <w:rFonts w:ascii="Palatino Linotype" w:cs="Palatino Linotype" w:eastAsia="Palatino Linotype" w:hAnsi="Palatino Linotype"/>
+                <w:sz w:val="16"/>
+                <w:szCs w:val="16"/>
+              </w:rPr>
+              <w:t xml:space="preserve">5</w:t>
+            </w:r>
+          </w:p>
+        </w:tc>
+        <w:tc>
+          <w:tcPr>
+            <w:tcW w:type="dxa" w:w="3778"/>
+            <w:tcMar>
+              <w:top w:type="dxa" w:w="40"/>
+              <w:left w:type="dxa" w:w="80"/>
+              <w:bottom w:type="dxa" w:w="40"/>
+              <w:right w:type="dxa" w:w="80"/>
+            </w:tcMar>
+          </w:tcPr>
+          <w:p>
+            <w:pPr>
+              <w:spacing w:after="0" w:line="220"/>
+              <w:jc w:val="center"/>
+            </w:pPr>
+            <w:r>
+              <w:rPr>
+                <w:rFonts w:ascii="Palatino Linotype" w:cs="Palatino Linotype" w:eastAsia="Palatino Linotype" w:hAnsi="Palatino Linotype"/>
+                <w:sz w:val="16"/>
+                <w:szCs w:val="16"/>
+              </w:rPr>
+              <w:t xml:space="preserve">us-china-tariffs-2019</w:t>
+            </w:r>
+          </w:p>
+        </w:tc>
+        <w:tc>
+          <w:tcPr>
+            <w:tcW w:type="dxa" w:w="2600"/>
+            <w:tcMar>
+              <w:top w:type="dxa" w:w="40"/>
+              <w:left w:type="dxa" w:w="80"/>
+              <w:bottom w:type="dxa" w:w="40"/>
+              <w:right w:type="dxa" w:w="80"/>
+            </w:tcMar>
+          </w:tcPr>
+          <w:p>
+            <w:pPr>
+              <w:spacing w:after="0" w:line="220"/>
+              <w:jc w:val="center"/>
+            </w:pPr>
+            <w:r>
+              <w:rPr>
+                <w:rFonts w:ascii="Palatino Linotype" w:cs="Palatino Linotype" w:eastAsia="Palatino Linotype" w:hAnsi="Palatino Linotype"/>
+                <w:sz w:val="16"/>
+                <w:szCs w:val="16"/>
+              </w:rPr>
+              <w:t xml:space="preserve">CHN:electronics</w:t>
+            </w:r>
+          </w:p>
+        </w:tc>
+        <w:tc>
+          <w:tcPr>
+            <w:tcW w:type="dxa" w:w="900"/>
+            <w:tcMar>
+              <w:top w:type="dxa" w:w="40"/>
+              <w:left w:type="dxa" w:w="80"/>
+              <w:bottom w:type="dxa" w:w="40"/>
+              <w:right w:type="dxa" w:w="80"/>
+            </w:tcMar>
+          </w:tcPr>
+          <w:p>
+            <w:pPr>
+              <w:spacing w:after="0" w:line="220"/>
+              <w:jc w:val="center"/>
+            </w:pPr>
+            <w:r>
+              <w:rPr>
+                <w:rFonts w:ascii="Palatino Linotype" w:cs="Palatino Linotype" w:eastAsia="Palatino Linotype" w:hAnsi="Palatino Linotype"/>
+                <w:sz w:val="16"/>
+                <w:szCs w:val="16"/>
+              </w:rPr>
+              <w:t xml:space="preserve">0,12</w:t>
+            </w:r>
+          </w:p>
+        </w:tc>
+        <w:tc>
+          <w:tcPr>
+            <w:tcW w:type="dxa" w:w="900"/>
+            <w:tcMar>
+              <w:top w:type="dxa" w:w="40"/>
+              <w:left w:type="dxa" w:w="80"/>
+              <w:bottom w:type="dxa" w:w="40"/>
+              <w:right w:type="dxa" w:w="80"/>
+            </w:tcMar>
+          </w:tcPr>
+          <w:p>
+            <w:pPr>
+              <w:spacing w:after="0" w:line="220"/>
+              <w:jc w:val="center"/>
+            </w:pPr>
+            <w:r>
+              <w:rPr>
+                <w:rFonts w:ascii="Palatino Linotype" w:cs="Palatino Linotype" w:eastAsia="Palatino Linotype" w:hAnsi="Palatino Linotype"/>
+                <w:sz w:val="16"/>
+                <w:szCs w:val="16"/>
+              </w:rPr>
+              <w:t xml:space="preserve">52</w:t>
+            </w:r>
+          </w:p>
+        </w:tc>
+        <w:tc>
+          <w:tcPr>
+            <w:tcW w:type="dxa" w:w="900"/>
+            <w:tcMar>
+              <w:top w:type="dxa" w:w="40"/>
+              <w:left w:type="dxa" w:w="80"/>
+              <w:bottom w:type="dxa" w:w="40"/>
+              <w:right w:type="dxa" w:w="80"/>
+            </w:tcMar>
+          </w:tcPr>
+          <w:p>
+            <w:pPr>
+              <w:spacing w:after="0" w:line="220"/>
+              <w:jc w:val="center"/>
+            </w:pPr>
+            <w:r>
+              <w:rPr>
+                <w:rFonts w:ascii="Palatino Linotype" w:cs="Palatino Linotype" w:eastAsia="Palatino Linotype" w:hAnsi="Palatino Linotype"/>
+                <w:sz w:val="16"/>
+                <w:szCs w:val="16"/>
+              </w:rPr>
+              <w:t xml:space="preserve">0,020</w:t>
+            </w:r>
+          </w:p>
+        </w:tc>
+      </w:tr>
+      <w:tr>
+        <w:trPr>
+          <w:tblHeader w:val="false"/>
+        </w:trPr>
+        <w:tc>
+          <w:tcPr>
+            <w:tcW w:type="dxa" w:w="560"/>
+            <w:tcMar>
+              <w:top w:type="dxa" w:w="40"/>
+              <w:left w:type="dxa" w:w="80"/>
+              <w:bottom w:type="dxa" w:w="40"/>
+              <w:right w:type="dxa" w:w="80"/>
+            </w:tcMar>
+          </w:tcPr>
+          <w:p>
+            <w:pPr>
+              <w:spacing w:after="0" w:line="220"/>
+              <w:jc w:val="left"/>
+            </w:pPr>
+            <w:r>
+              <w:rPr>
+                <w:rFonts w:ascii="Palatino Linotype" w:cs="Palatino Linotype" w:eastAsia="Palatino Linotype" w:hAnsi="Palatino Linotype"/>
+                <w:sz w:val="16"/>
+                <w:szCs w:val="16"/>
+              </w:rPr>
+              <w:t xml:space="preserve">6</w:t>
+            </w:r>
+          </w:p>
+        </w:tc>
+        <w:tc>
+          <w:tcPr>
+            <w:tcW w:type="dxa" w:w="3778"/>
+            <w:tcMar>
+              <w:top w:type="dxa" w:w="40"/>
+              <w:left w:type="dxa" w:w="80"/>
+              <w:bottom w:type="dxa" w:w="40"/>
+              <w:right w:type="dxa" w:w="80"/>
+            </w:tcMar>
+          </w:tcPr>
+          <w:p>
+            <w:pPr>
+              <w:spacing w:after="0" w:line="220"/>
+              <w:jc w:val="center"/>
+            </w:pPr>
+            <w:r>
+              <w:rPr>
+                <w:rFonts w:ascii="Palatino Linotype" w:cs="Palatino Linotype" w:eastAsia="Palatino Linotype" w:hAnsi="Palatino Linotype"/>
+                <w:sz w:val="16"/>
+                <w:szCs w:val="16"/>
+              </w:rPr>
+              <w:t xml:space="preserve">texas-winter-storm-2021</w:t>
+            </w:r>
+          </w:p>
+        </w:tc>
+        <w:tc>
+          <w:tcPr>
+            <w:tcW w:type="dxa" w:w="2600"/>
+            <w:tcMar>
+              <w:top w:type="dxa" w:w="40"/>
+              <w:left w:type="dxa" w:w="80"/>
+              <w:bottom w:type="dxa" w:w="40"/>
+              <w:right w:type="dxa" w:w="80"/>
+            </w:tcMar>
+          </w:tcPr>
+          <w:p>
+            <w:pPr>
+              <w:spacing w:after="0" w:line="220"/>
+              <w:jc w:val="center"/>
+            </w:pPr>
+            <w:r>
+              <w:rPr>
+                <w:rFonts w:ascii="Palatino Linotype" w:cs="Palatino Linotype" w:eastAsia="Palatino Linotype" w:hAnsi="Palatino Linotype"/>
+                <w:sz w:val="16"/>
+                <w:szCs w:val="16"/>
+              </w:rPr>
+              <w:t xml:space="preserve">USA:semiconductors</w:t>
+            </w:r>
+          </w:p>
+        </w:tc>
+        <w:tc>
+          <w:tcPr>
+            <w:tcW w:type="dxa" w:w="900"/>
+            <w:tcMar>
+              <w:top w:type="dxa" w:w="40"/>
+              <w:left w:type="dxa" w:w="80"/>
+              <w:bottom w:type="dxa" w:w="40"/>
+              <w:right w:type="dxa" w:w="80"/>
+            </w:tcMar>
+          </w:tcPr>
+          <w:p>
+            <w:pPr>
+              <w:spacing w:after="0" w:line="220"/>
+              <w:jc w:val="center"/>
+            </w:pPr>
+            <w:r>
+              <w:rPr>
+                <w:rFonts w:ascii="Palatino Linotype" w:cs="Palatino Linotype" w:eastAsia="Palatino Linotype" w:hAnsi="Palatino Linotype"/>
+                <w:sz w:val="16"/>
+                <w:szCs w:val="16"/>
+              </w:rPr>
+              <w:t xml:space="preserve">0,15</w:t>
+            </w:r>
+          </w:p>
+        </w:tc>
+        <w:tc>
+          <w:tcPr>
+            <w:tcW w:type="dxa" w:w="900"/>
+            <w:tcMar>
+              <w:top w:type="dxa" w:w="40"/>
+              <w:left w:type="dxa" w:w="80"/>
+              <w:bottom w:type="dxa" w:w="40"/>
+              <w:right w:type="dxa" w:w="80"/>
+            </w:tcMar>
+          </w:tcPr>
+          <w:p>
+            <w:pPr>
+              <w:spacing w:after="0" w:line="220"/>
+              <w:jc w:val="center"/>
+            </w:pPr>
+            <w:r>
+              <w:rPr>
+                <w:rFonts w:ascii="Palatino Linotype" w:cs="Palatino Linotype" w:eastAsia="Palatino Linotype" w:hAnsi="Palatino Linotype"/>
+                <w:sz w:val="16"/>
+                <w:szCs w:val="16"/>
+              </w:rPr>
+              <w:t xml:space="preserve">6</w:t>
+            </w:r>
+          </w:p>
+        </w:tc>
+        <w:tc>
+          <w:tcPr>
+            <w:tcW w:type="dxa" w:w="900"/>
+            <w:tcMar>
+              <w:top w:type="dxa" w:w="40"/>
+              <w:left w:type="dxa" w:w="80"/>
+              <w:bottom w:type="dxa" w:w="40"/>
+              <w:right w:type="dxa" w:w="80"/>
+            </w:tcMar>
+          </w:tcPr>
+          <w:p>
+            <w:pPr>
+              <w:spacing w:after="0" w:line="220"/>
+              <w:jc w:val="center"/>
+            </w:pPr>
+            <w:r>
+              <w:rPr>
+                <w:rFonts w:ascii="Palatino Linotype" w:cs="Palatino Linotype" w:eastAsia="Palatino Linotype" w:hAnsi="Palatino Linotype"/>
+                <w:sz w:val="16"/>
+                <w:szCs w:val="16"/>
+              </w:rPr>
+              <w:t xml:space="preserve">0,005</w:t>
+            </w:r>
+          </w:p>
+        </w:tc>
+      </w:tr>
+      <w:tr>
+        <w:trPr>
+          <w:tblHeader w:val="false"/>
+        </w:trPr>
+        <w:tc>
+          <w:tcPr>
+            <w:tcW w:type="dxa" w:w="560"/>
+            <w:tcMar>
+              <w:top w:type="dxa" w:w="40"/>
+              <w:left w:type="dxa" w:w="80"/>
+              <w:bottom w:type="dxa" w:w="40"/>
+              <w:right w:type="dxa" w:w="80"/>
+            </w:tcMar>
+          </w:tcPr>
+          <w:p>
+            <w:pPr>
+              <w:spacing w:after="0" w:line="220"/>
+              <w:jc w:val="left"/>
+            </w:pPr>
+            <w:r>
+              <w:rPr>
+                <w:rFonts w:ascii="Palatino Linotype" w:cs="Palatino Linotype" w:eastAsia="Palatino Linotype" w:hAnsi="Palatino Linotype"/>
+                <w:sz w:val="16"/>
+                <w:szCs w:val="16"/>
+              </w:rPr>
+              <w:t xml:space="preserve">7</w:t>
+            </w:r>
+          </w:p>
+        </w:tc>
+        <w:tc>
+          <w:tcPr>
+            <w:tcW w:type="dxa" w:w="3778"/>
+            <w:tcMar>
+              <w:top w:type="dxa" w:w="40"/>
+              <w:left w:type="dxa" w:w="80"/>
+              <w:bottom w:type="dxa" w:w="40"/>
+              <w:right w:type="dxa" w:w="80"/>
+            </w:tcMar>
+          </w:tcPr>
+          <w:p>
+            <w:pPr>
+              <w:spacing w:after="0" w:line="220"/>
+              <w:jc w:val="center"/>
+            </w:pPr>
+            <w:r>
+              <w:rPr>
+                <w:rFonts w:ascii="Palatino Linotype" w:cs="Palatino Linotype" w:eastAsia="Palatino Linotype" w:hAnsi="Palatino Linotype"/>
+                <w:sz w:val="16"/>
+                <w:szCs w:val="16"/>
+              </w:rPr>
+              <w:t xml:space="preserve">eu-energy-crisis-2021</w:t>
+            </w:r>
+          </w:p>
+        </w:tc>
+        <w:tc>
+          <w:tcPr>
+            <w:tcW w:type="dxa" w:w="2600"/>
+            <w:tcMar>
+              <w:top w:type="dxa" w:w="40"/>
+              <w:left w:type="dxa" w:w="80"/>
+              <w:bottom w:type="dxa" w:w="40"/>
+              <w:right w:type="dxa" w:w="80"/>
+            </w:tcMar>
+          </w:tcPr>
+          <w:p>
+            <w:pPr>
+              <w:spacing w:after="0" w:line="220"/>
+              <w:jc w:val="center"/>
+            </w:pPr>
+            <w:r>
+              <w:rPr>
+                <w:rFonts w:ascii="Palatino Linotype" w:cs="Palatino Linotype" w:eastAsia="Palatino Linotype" w:hAnsi="Palatino Linotype"/>
+                <w:sz w:val="16"/>
+                <w:szCs w:val="16"/>
+              </w:rPr>
+              <w:t xml:space="preserve">DEU:automotive</w:t>
+            </w:r>
+          </w:p>
+        </w:tc>
+        <w:tc>
+          <w:tcPr>
+            <w:tcW w:type="dxa" w:w="900"/>
+            <w:tcMar>
+              <w:top w:type="dxa" w:w="40"/>
+              <w:left w:type="dxa" w:w="80"/>
+              <w:bottom w:type="dxa" w:w="40"/>
+              <w:right w:type="dxa" w:w="80"/>
+            </w:tcMar>
+          </w:tcPr>
+          <w:p>
+            <w:pPr>
+              <w:spacing w:after="0" w:line="220"/>
+              <w:jc w:val="center"/>
+            </w:pPr>
+            <w:r>
+              <w:rPr>
+                <w:rFonts w:ascii="Palatino Linotype" w:cs="Palatino Linotype" w:eastAsia="Palatino Linotype" w:hAnsi="Palatino Linotype"/>
+                <w:sz w:val="16"/>
+                <w:szCs w:val="16"/>
+              </w:rPr>
+              <w:t xml:space="preserve">0,08</w:t>
+            </w:r>
+          </w:p>
+        </w:tc>
+        <w:tc>
+          <w:tcPr>
+            <w:tcW w:type="dxa" w:w="900"/>
+            <w:tcMar>
+              <w:top w:type="dxa" w:w="40"/>
+              <w:left w:type="dxa" w:w="80"/>
+              <w:bottom w:type="dxa" w:w="40"/>
+              <w:right w:type="dxa" w:w="80"/>
+            </w:tcMar>
+          </w:tcPr>
+          <w:p>
+            <w:pPr>
+              <w:spacing w:after="0" w:line="220"/>
+              <w:jc w:val="center"/>
+            </w:pPr>
+            <w:r>
+              <w:rPr>
+                <w:rFonts w:ascii="Palatino Linotype" w:cs="Palatino Linotype" w:eastAsia="Palatino Linotype" w:hAnsi="Palatino Linotype"/>
+                <w:sz w:val="16"/>
+                <w:szCs w:val="16"/>
+              </w:rPr>
+              <w:t xml:space="preserve">24</w:t>
+            </w:r>
+          </w:p>
+        </w:tc>
+        <w:tc>
+          <w:tcPr>
+            <w:tcW w:type="dxa" w:w="900"/>
+            <w:tcMar>
+              <w:top w:type="dxa" w:w="40"/>
+              <w:left w:type="dxa" w:w="80"/>
+              <w:bottom w:type="dxa" w:w="40"/>
+              <w:right w:type="dxa" w:w="80"/>
+            </w:tcMar>
+          </w:tcPr>
+          <w:p>
+            <w:pPr>
+              <w:spacing w:after="0" w:line="220"/>
+              <w:jc w:val="center"/>
+            </w:pPr>
+            <w:r>
+              <w:rPr>
+                <w:rFonts w:ascii="Palatino Linotype" w:cs="Palatino Linotype" w:eastAsia="Palatino Linotype" w:hAnsi="Palatino Linotype"/>
+                <w:sz w:val="16"/>
+                <w:szCs w:val="16"/>
+              </w:rPr>
+              <w:t xml:space="preserve">0,015</w:t>
+            </w:r>
+          </w:p>
+        </w:tc>
+      </w:tr>
+      <w:tr>
+        <w:trPr>
+          <w:tblHeader w:val="false"/>
+        </w:trPr>
+        <w:tc>
+          <w:tcPr>
+            <w:tcW w:type="dxa" w:w="560"/>
+            <w:tcMar>
+              <w:top w:type="dxa" w:w="40"/>
+              <w:left w:type="dxa" w:w="80"/>
+              <w:bottom w:type="dxa" w:w="40"/>
+              <w:right w:type="dxa" w:w="80"/>
+            </w:tcMar>
+          </w:tcPr>
+          <w:p>
+            <w:pPr>
+              <w:spacing w:after="0" w:line="220"/>
+              <w:jc w:val="left"/>
+            </w:pPr>
+            <w:r>
+              <w:rPr>
+                <w:rFonts w:ascii="Palatino Linotype" w:cs="Palatino Linotype" w:eastAsia="Palatino Linotype" w:hAnsi="Palatino Linotype"/>
+                <w:sz w:val="16"/>
+                <w:szCs w:val="16"/>
+              </w:rPr>
+              <w:t xml:space="preserve">8</w:t>
+            </w:r>
+          </w:p>
+        </w:tc>
+        <w:tc>
+          <w:tcPr>
+            <w:tcW w:type="dxa" w:w="3778"/>
+            <w:tcMar>
+              <w:top w:type="dxa" w:w="40"/>
+              <w:left w:type="dxa" w:w="80"/>
+              <w:bottom w:type="dxa" w:w="40"/>
+              <w:right w:type="dxa" w:w="80"/>
+            </w:tcMar>
+          </w:tcPr>
+          <w:p>
+            <w:pPr>
+              <w:spacing w:after="0" w:line="220"/>
+              <w:jc w:val="center"/>
+            </w:pPr>
+            <w:r>
+              <w:rPr>
+                <w:rFonts w:ascii="Palatino Linotype" w:cs="Palatino Linotype" w:eastAsia="Palatino Linotype" w:hAnsi="Palatino Linotype"/>
+                <w:sz w:val="16"/>
+                <w:szCs w:val="16"/>
+              </w:rPr>
+              <w:t xml:space="preserve">malaysia-semiconductor-2021</w:t>
+            </w:r>
+          </w:p>
+        </w:tc>
+        <w:tc>
+          <w:tcPr>
+            <w:tcW w:type="dxa" w:w="2600"/>
+            <w:tcMar>
+              <w:top w:type="dxa" w:w="40"/>
+              <w:left w:type="dxa" w:w="80"/>
+              <w:bottom w:type="dxa" w:w="40"/>
+              <w:right w:type="dxa" w:w="80"/>
+            </w:tcMar>
+          </w:tcPr>
+          <w:p>
+            <w:pPr>
+              <w:spacing w:after="0" w:line="220"/>
+              <w:jc w:val="center"/>
+            </w:pPr>
+            <w:r>
+              <w:rPr>
+                <w:rFonts w:ascii="Palatino Linotype" w:cs="Palatino Linotype" w:eastAsia="Palatino Linotype" w:hAnsi="Palatino Linotype"/>
+                <w:sz w:val="16"/>
+                <w:szCs w:val="16"/>
+              </w:rPr>
+              <w:t xml:space="preserve">MYS:semiconductors</w:t>
+            </w:r>
+          </w:p>
+        </w:tc>
+        <w:tc>
+          <w:tcPr>
+            <w:tcW w:type="dxa" w:w="900"/>
+            <w:tcMar>
+              <w:top w:type="dxa" w:w="40"/>
+              <w:left w:type="dxa" w:w="80"/>
+              <w:bottom w:type="dxa" w:w="40"/>
+              <w:right w:type="dxa" w:w="80"/>
+            </w:tcMar>
+          </w:tcPr>
+          <w:p>
+            <w:pPr>
+              <w:spacing w:after="0" w:line="220"/>
+              <w:jc w:val="center"/>
+            </w:pPr>
+            <w:r>
+              <w:rPr>
+                <w:rFonts w:ascii="Palatino Linotype" w:cs="Palatino Linotype" w:eastAsia="Palatino Linotype" w:hAnsi="Palatino Linotype"/>
+                <w:sz w:val="16"/>
+                <w:szCs w:val="16"/>
+              </w:rPr>
+              <w:t xml:space="preserve">0,30</w:t>
+            </w:r>
+          </w:p>
+        </w:tc>
+        <w:tc>
+          <w:tcPr>
+            <w:tcW w:type="dxa" w:w="900"/>
+            <w:tcMar>
+              <w:top w:type="dxa" w:w="40"/>
+              <w:left w:type="dxa" w:w="80"/>
+              <w:bottom w:type="dxa" w:w="40"/>
+              <w:right w:type="dxa" w:w="80"/>
+            </w:tcMar>
+          </w:tcPr>
+          <w:p>
+            <w:pPr>
+              <w:spacing w:after="0" w:line="220"/>
+              <w:jc w:val="center"/>
+            </w:pPr>
+            <w:r>
+              <w:rPr>
+                <w:rFonts w:ascii="Palatino Linotype" w:cs="Palatino Linotype" w:eastAsia="Palatino Linotype" w:hAnsi="Palatino Linotype"/>
+                <w:sz w:val="16"/>
+                <w:szCs w:val="16"/>
+              </w:rPr>
+              <w:t xml:space="preserve">10</w:t>
+            </w:r>
+          </w:p>
+        </w:tc>
+        <w:tc>
+          <w:tcPr>
+            <w:tcW w:type="dxa" w:w="900"/>
+            <w:tcMar>
+              <w:top w:type="dxa" w:w="40"/>
+              <w:left w:type="dxa" w:w="80"/>
+              <w:bottom w:type="dxa" w:w="40"/>
+              <w:right w:type="dxa" w:w="80"/>
+            </w:tcMar>
+          </w:tcPr>
+          <w:p>
+            <w:pPr>
+              <w:spacing w:after="0" w:line="220"/>
+              <w:jc w:val="center"/>
+            </w:pPr>
+            <w:r>
+              <w:rPr>
+                <w:rFonts w:ascii="Palatino Linotype" w:cs="Palatino Linotype" w:eastAsia="Palatino Linotype" w:hAnsi="Palatino Linotype"/>
+                <w:sz w:val="16"/>
+                <w:szCs w:val="16"/>
+              </w:rPr>
+              <w:t xml:space="preserve">0,012</w:t>
+            </w:r>
+          </w:p>
+        </w:tc>
+      </w:tr>
+      <w:tr>
+        <w:trPr>
+          <w:tblHeader w:val="false"/>
+        </w:trPr>
+        <w:tc>
+          <w:tcPr>
+            <w:tcW w:type="dxa" w:w="560"/>
+            <w:tcMar>
+              <w:top w:type="dxa" w:w="40"/>
+              <w:left w:type="dxa" w:w="80"/>
+              <w:bottom w:type="dxa" w:w="40"/>
+              <w:right w:type="dxa" w:w="80"/>
+            </w:tcMar>
+          </w:tcPr>
+          <w:p>
+            <w:pPr>
+              <w:spacing w:after="0" w:line="220"/>
+              <w:jc w:val="left"/>
+            </w:pPr>
+            <w:r>
+              <w:rPr>
+                <w:rFonts w:ascii="Palatino Linotype" w:cs="Palatino Linotype" w:eastAsia="Palatino Linotype" w:hAnsi="Palatino Linotype"/>
+                <w:sz w:val="16"/>
+                <w:szCs w:val="16"/>
+              </w:rPr>
+              <w:t xml:space="preserve">9</w:t>
+            </w:r>
+          </w:p>
+        </w:tc>
+        <w:tc>
+          <w:tcPr>
+            <w:tcW w:type="dxa" w:w="3778"/>
+            <w:tcMar>
+              <w:top w:type="dxa" w:w="40"/>
+              <w:left w:type="dxa" w:w="80"/>
+              <w:bottom w:type="dxa" w:w="40"/>
+              <w:right w:type="dxa" w:w="80"/>
+            </w:tcMar>
+          </w:tcPr>
+          <w:p>
+            <w:pPr>
+              <w:spacing w:after="0" w:line="220"/>
+              <w:jc w:val="center"/>
+            </w:pPr>
+            <w:r>
+              <w:rPr>
+                <w:rFonts w:ascii="Palatino Linotype" w:cs="Palatino Linotype" w:eastAsia="Palatino Linotype" w:hAnsi="Palatino Linotype"/>
+                <w:sz w:val="16"/>
+                <w:szCs w:val="16"/>
+              </w:rPr>
+              <w:t xml:space="preserve">thailand-floods-2011</w:t>
+            </w:r>
+          </w:p>
+        </w:tc>
+        <w:tc>
+          <w:tcPr>
+            <w:tcW w:type="dxa" w:w="2600"/>
+            <w:tcMar>
+              <w:top w:type="dxa" w:w="40"/>
+              <w:left w:type="dxa" w:w="80"/>
+              <w:bottom w:type="dxa" w:w="40"/>
+              <w:right w:type="dxa" w:w="80"/>
+            </w:tcMar>
+          </w:tcPr>
+          <w:p>
+            <w:pPr>
+              <w:spacing w:after="0" w:line="220"/>
+              <w:jc w:val="center"/>
+            </w:pPr>
+            <w:r>
+              <w:rPr>
+                <w:rFonts w:ascii="Palatino Linotype" w:cs="Palatino Linotype" w:eastAsia="Palatino Linotype" w:hAnsi="Palatino Linotype"/>
+                <w:sz w:val="16"/>
+                <w:szCs w:val="16"/>
+              </w:rPr>
+              <w:t xml:space="preserve">THA:automotive</w:t>
+            </w:r>
+          </w:p>
+        </w:tc>
+        <w:tc>
+          <w:tcPr>
+            <w:tcW w:type="dxa" w:w="900"/>
+            <w:tcMar>
+              <w:top w:type="dxa" w:w="40"/>
+              <w:left w:type="dxa" w:w="80"/>
+              <w:bottom w:type="dxa" w:w="40"/>
+              <w:right w:type="dxa" w:w="80"/>
+            </w:tcMar>
+          </w:tcPr>
+          <w:p>
+            <w:pPr>
+              <w:spacing w:after="0" w:line="220"/>
+              <w:jc w:val="center"/>
+            </w:pPr>
+            <w:r>
+              <w:rPr>
+                <w:rFonts w:ascii="Palatino Linotype" w:cs="Palatino Linotype" w:eastAsia="Palatino Linotype" w:hAnsi="Palatino Linotype"/>
+                <w:sz w:val="16"/>
+                <w:szCs w:val="16"/>
+              </w:rPr>
+              <w:t xml:space="preserve">0,65</w:t>
+            </w:r>
+          </w:p>
+        </w:tc>
+        <w:tc>
+          <w:tcPr>
+            <w:tcW w:type="dxa" w:w="900"/>
+            <w:tcMar>
+              <w:top w:type="dxa" w:w="40"/>
+              <w:left w:type="dxa" w:w="80"/>
+              <w:bottom w:type="dxa" w:w="40"/>
+              <w:right w:type="dxa" w:w="80"/>
+            </w:tcMar>
+          </w:tcPr>
+          <w:p>
+            <w:pPr>
+              <w:spacing w:after="0" w:line="220"/>
+              <w:jc w:val="center"/>
+            </w:pPr>
+            <w:r>
+              <w:rPr>
+                <w:rFonts w:ascii="Palatino Linotype" w:cs="Palatino Linotype" w:eastAsia="Palatino Linotype" w:hAnsi="Palatino Linotype"/>
+                <w:sz w:val="16"/>
+                <w:szCs w:val="16"/>
+              </w:rPr>
+              <w:t xml:space="preserve">10</w:t>
+            </w:r>
+          </w:p>
+        </w:tc>
+        <w:tc>
+          <w:tcPr>
+            <w:tcW w:type="dxa" w:w="900"/>
+            <w:tcMar>
+              <w:top w:type="dxa" w:w="40"/>
+              <w:left w:type="dxa" w:w="80"/>
+              <w:bottom w:type="dxa" w:w="40"/>
+              <w:right w:type="dxa" w:w="80"/>
+            </w:tcMar>
+          </w:tcPr>
+          <w:p>
+            <w:pPr>
+              <w:spacing w:after="0" w:line="220"/>
+              <w:jc w:val="center"/>
+            </w:pPr>
+            <w:r>
+              <w:rPr>
+                <w:rFonts w:ascii="Palatino Linotype" w:cs="Palatino Linotype" w:eastAsia="Palatino Linotype" w:hAnsi="Palatino Linotype"/>
+                <w:sz w:val="16"/>
+                <w:szCs w:val="16"/>
+              </w:rPr>
+              <w:t xml:space="preserve">0,025</w:t>
+            </w:r>
+          </w:p>
+        </w:tc>
+      </w:tr>
+      <w:tr>
+        <w:trPr>
+          <w:tblHeader w:val="false"/>
+        </w:trPr>
+        <w:tc>
+          <w:tcPr>
+            <w:tcW w:type="dxa" w:w="560"/>
+            <w:tcMar>
+              <w:top w:type="dxa" w:w="40"/>
+              <w:left w:type="dxa" w:w="80"/>
+              <w:bottom w:type="dxa" w:w="40"/>
+              <w:right w:type="dxa" w:w="80"/>
+            </w:tcMar>
+          </w:tcPr>
+          <w:p>
+            <w:pPr>
+              <w:spacing w:after="0" w:line="220"/>
+              <w:jc w:val="left"/>
+            </w:pPr>
+            <w:r>
+              <w:rPr>
+                <w:rFonts w:ascii="Palatino Linotype" w:cs="Palatino Linotype" w:eastAsia="Palatino Linotype" w:hAnsi="Palatino Linotype"/>
+                <w:sz w:val="16"/>
+                <w:szCs w:val="16"/>
+              </w:rPr>
+              <w:t xml:space="preserve">10</w:t>
+            </w:r>
+          </w:p>
+        </w:tc>
+        <w:tc>
+          <w:tcPr>
+            <w:tcW w:type="dxa" w:w="3778"/>
+            <w:tcMar>
+              <w:top w:type="dxa" w:w="40"/>
+              <w:left w:type="dxa" w:w="80"/>
+              <w:bottom w:type="dxa" w:w="40"/>
+              <w:right w:type="dxa" w:w="80"/>
+            </w:tcMar>
+          </w:tcPr>
+          <w:p>
+            <w:pPr>
+              <w:spacing w:after="0" w:line="220"/>
+              <w:jc w:val="center"/>
+            </w:pPr>
+            <w:r>
+              <w:rPr>
+                <w:rFonts w:ascii="Palatino Linotype" w:cs="Palatino Linotype" w:eastAsia="Palatino Linotype" w:hAnsi="Palatino Linotype"/>
+                <w:sz w:val="16"/>
+                <w:szCs w:val="16"/>
+              </w:rPr>
+              <w:t xml:space="preserve">kumamoto-earthquake-2016</w:t>
+            </w:r>
+          </w:p>
+        </w:tc>
+        <w:tc>
+          <w:tcPr>
+            <w:tcW w:type="dxa" w:w="2600"/>
+            <w:tcMar>
+              <w:top w:type="dxa" w:w="40"/>
+              <w:left w:type="dxa" w:w="80"/>
+              <w:bottom w:type="dxa" w:w="40"/>
+              <w:right w:type="dxa" w:w="80"/>
+            </w:tcMar>
+          </w:tcPr>
+          <w:p>
+            <w:pPr>
+              <w:spacing w:after="0" w:line="220"/>
+              <w:jc w:val="center"/>
+            </w:pPr>
+            <w:r>
+              <w:rPr>
+                <w:rFonts w:ascii="Palatino Linotype" w:cs="Palatino Linotype" w:eastAsia="Palatino Linotype" w:hAnsi="Palatino Linotype"/>
+                <w:sz w:val="16"/>
+                <w:szCs w:val="16"/>
+              </w:rPr>
+              <w:t xml:space="preserve">JPN:semiconductors</w:t>
+            </w:r>
+          </w:p>
+        </w:tc>
+        <w:tc>
+          <w:tcPr>
+            <w:tcW w:type="dxa" w:w="900"/>
+            <w:tcMar>
+              <w:top w:type="dxa" w:w="40"/>
+              <w:left w:type="dxa" w:w="80"/>
+              <w:bottom w:type="dxa" w:w="40"/>
+              <w:right w:type="dxa" w:w="80"/>
+            </w:tcMar>
+          </w:tcPr>
+          <w:p>
+            <w:pPr>
+              <w:spacing w:after="0" w:line="220"/>
+              <w:jc w:val="center"/>
+            </w:pPr>
+            <w:r>
+              <w:rPr>
+                <w:rFonts w:ascii="Palatino Linotype" w:cs="Palatino Linotype" w:eastAsia="Palatino Linotype" w:hAnsi="Palatino Linotype"/>
+                <w:sz w:val="16"/>
+                <w:szCs w:val="16"/>
+              </w:rPr>
+              <w:t xml:space="preserve">0,20</w:t>
+            </w:r>
+          </w:p>
+        </w:tc>
+        <w:tc>
+          <w:tcPr>
+            <w:tcW w:type="dxa" w:w="900"/>
+            <w:tcMar>
+              <w:top w:type="dxa" w:w="40"/>
+              <w:left w:type="dxa" w:w="80"/>
+              <w:bottom w:type="dxa" w:w="40"/>
+              <w:right w:type="dxa" w:w="80"/>
+            </w:tcMar>
+          </w:tcPr>
+          <w:p>
+            <w:pPr>
+              <w:spacing w:after="0" w:line="220"/>
+              <w:jc w:val="center"/>
+            </w:pPr>
+            <w:r>
+              <w:rPr>
+                <w:rFonts w:ascii="Palatino Linotype" w:cs="Palatino Linotype" w:eastAsia="Palatino Linotype" w:hAnsi="Palatino Linotype"/>
+                <w:sz w:val="16"/>
+                <w:szCs w:val="16"/>
+              </w:rPr>
+              <w:t xml:space="preserve">6</w:t>
+            </w:r>
+          </w:p>
+        </w:tc>
+        <w:tc>
+          <w:tcPr>
+            <w:tcW w:type="dxa" w:w="900"/>
+            <w:tcMar>
+              <w:top w:type="dxa" w:w="40"/>
+              <w:left w:type="dxa" w:w="80"/>
+              <w:bottom w:type="dxa" w:w="40"/>
+              <w:right w:type="dxa" w:w="80"/>
+            </w:tcMar>
+          </w:tcPr>
+          <w:p>
+            <w:pPr>
+              <w:spacing w:after="0" w:line="220"/>
+              <w:jc w:val="center"/>
+            </w:pPr>
+            <w:r>
+              <w:rPr>
+                <w:rFonts w:ascii="Palatino Linotype" w:cs="Palatino Linotype" w:eastAsia="Palatino Linotype" w:hAnsi="Palatino Linotype"/>
+                <w:sz w:val="16"/>
+                <w:szCs w:val="16"/>
+              </w:rPr>
+              <w:t xml:space="preserve">0,006</w:t>
+            </w:r>
+          </w:p>
+        </w:tc>
+      </w:tr>
+      <w:tr>
+        <w:trPr>
+          <w:tblHeader w:val="false"/>
+        </w:trPr>
+        <w:tc>
+          <w:tcPr>
+            <w:tcW w:type="dxa" w:w="560"/>
+            <w:tcMar>
+              <w:top w:type="dxa" w:w="40"/>
+              <w:left w:type="dxa" w:w="80"/>
+              <w:bottom w:type="dxa" w:w="40"/>
+              <w:right w:type="dxa" w:w="80"/>
+            </w:tcMar>
+          </w:tcPr>
+          <w:p>
+            <w:pPr>
+              <w:spacing w:after="0" w:line="220"/>
+              <w:jc w:val="left"/>
+            </w:pPr>
+            <w:r>
+              <w:rPr>
+                <w:rFonts w:ascii="Palatino Linotype" w:cs="Palatino Linotype" w:eastAsia="Palatino Linotype" w:hAnsi="Palatino Linotype"/>
+                <w:sz w:val="16"/>
+                <w:szCs w:val="16"/>
+              </w:rPr>
+              <w:t xml:space="preserve">11</w:t>
+            </w:r>
+          </w:p>
+        </w:tc>
+        <w:tc>
+          <w:tcPr>
+            <w:tcW w:type="dxa" w:w="3778"/>
+            <w:tcMar>
+              <w:top w:type="dxa" w:w="40"/>
+              <w:left w:type="dxa" w:w="80"/>
+              <w:bottom w:type="dxa" w:w="40"/>
+              <w:right w:type="dxa" w:w="80"/>
+            </w:tcMar>
+          </w:tcPr>
+          <w:p>
+            <w:pPr>
+              <w:spacing w:after="0" w:line="220"/>
+              <w:jc w:val="center"/>
+            </w:pPr>
+            <w:r>
+              <w:rPr>
+                <w:rFonts w:ascii="Palatino Linotype" w:cs="Palatino Linotype" w:eastAsia="Palatino Linotype" w:hAnsi="Palatino Linotype"/>
+                <w:sz w:val="16"/>
+                <w:szCs w:val="16"/>
+              </w:rPr>
+              <w:t xml:space="preserve">renesas-naka-fire-2021</w:t>
+            </w:r>
+          </w:p>
+        </w:tc>
+        <w:tc>
+          <w:tcPr>
+            <w:tcW w:type="dxa" w:w="2600"/>
+            <w:tcMar>
+              <w:top w:type="dxa" w:w="40"/>
+              <w:left w:type="dxa" w:w="80"/>
+              <w:bottom w:type="dxa" w:w="40"/>
+              <w:right w:type="dxa" w:w="80"/>
+            </w:tcMar>
+          </w:tcPr>
+          <w:p>
+            <w:pPr>
+              <w:spacing w:after="0" w:line="220"/>
+              <w:jc w:val="center"/>
+            </w:pPr>
+            <w:r>
+              <w:rPr>
+                <w:rFonts w:ascii="Palatino Linotype" w:cs="Palatino Linotype" w:eastAsia="Palatino Linotype" w:hAnsi="Palatino Linotype"/>
+                <w:sz w:val="16"/>
+                <w:szCs w:val="16"/>
+              </w:rPr>
+              <w:t xml:space="preserve">JPN:semiconductors</w:t>
+            </w:r>
+          </w:p>
+        </w:tc>
+        <w:tc>
+          <w:tcPr>
+            <w:tcW w:type="dxa" w:w="900"/>
+            <w:tcMar>
+              <w:top w:type="dxa" w:w="40"/>
+              <w:left w:type="dxa" w:w="80"/>
+              <w:bottom w:type="dxa" w:w="40"/>
+              <w:right w:type="dxa" w:w="80"/>
+            </w:tcMar>
+          </w:tcPr>
+          <w:p>
+            <w:pPr>
+              <w:spacing w:after="0" w:line="220"/>
+              <w:jc w:val="center"/>
+            </w:pPr>
+            <w:r>
+              <w:rPr>
+                <w:rFonts w:ascii="Palatino Linotype" w:cs="Palatino Linotype" w:eastAsia="Palatino Linotype" w:hAnsi="Palatino Linotype"/>
+                <w:sz w:val="16"/>
+                <w:szCs w:val="16"/>
+              </w:rPr>
+              <w:t xml:space="preserve">0,28</w:t>
+            </w:r>
+          </w:p>
+        </w:tc>
+        <w:tc>
+          <w:tcPr>
+            <w:tcW w:type="dxa" w:w="900"/>
+            <w:tcMar>
+              <w:top w:type="dxa" w:w="40"/>
+              <w:left w:type="dxa" w:w="80"/>
+              <w:bottom w:type="dxa" w:w="40"/>
+              <w:right w:type="dxa" w:w="80"/>
+            </w:tcMar>
+          </w:tcPr>
+          <w:p>
+            <w:pPr>
+              <w:spacing w:after="0" w:line="220"/>
+              <w:jc w:val="center"/>
+            </w:pPr>
+            <w:r>
+              <w:rPr>
+                <w:rFonts w:ascii="Palatino Linotype" w:cs="Palatino Linotype" w:eastAsia="Palatino Linotype" w:hAnsi="Palatino Linotype"/>
+                <w:sz w:val="16"/>
+                <w:szCs w:val="16"/>
+              </w:rPr>
+              <w:t xml:space="preserve">13</w:t>
+            </w:r>
+          </w:p>
+        </w:tc>
+        <w:tc>
+          <w:tcPr>
+            <w:tcW w:type="dxa" w:w="900"/>
+            <w:tcMar>
+              <w:top w:type="dxa" w:w="40"/>
+              <w:left w:type="dxa" w:w="80"/>
+              <w:bottom w:type="dxa" w:w="40"/>
+              <w:right w:type="dxa" w:w="80"/>
+            </w:tcMar>
+          </w:tcPr>
+          <w:p>
+            <w:pPr>
+              <w:spacing w:after="0" w:line="220"/>
+              <w:jc w:val="center"/>
+            </w:pPr>
+            <w:r>
+              <w:rPr>
+                <w:rFonts w:ascii="Palatino Linotype" w:cs="Palatino Linotype" w:eastAsia="Palatino Linotype" w:hAnsi="Palatino Linotype"/>
+                <w:sz w:val="16"/>
+                <w:szCs w:val="16"/>
+              </w:rPr>
+              <w:t xml:space="preserve">0,016</w:t>
+            </w:r>
+          </w:p>
+        </w:tc>
+      </w:tr>
+      <w:tr>
+        <w:trPr>
+          <w:tblHeader w:val="false"/>
+        </w:trPr>
+        <w:tc>
+          <w:tcPr>
+            <w:tcW w:type="dxa" w:w="560"/>
+            <w:tcMar>
+              <w:top w:type="dxa" w:w="40"/>
+              <w:left w:type="dxa" w:w="80"/>
+              <w:bottom w:type="dxa" w:w="40"/>
+              <w:right w:type="dxa" w:w="80"/>
+            </w:tcMar>
+          </w:tcPr>
+          <w:p>
+            <w:pPr>
+              <w:spacing w:after="0" w:line="220"/>
+              <w:jc w:val="left"/>
+            </w:pPr>
+            <w:r>
+              <w:rPr>
+                <w:rFonts w:ascii="Palatino Linotype" w:cs="Palatino Linotype" w:eastAsia="Palatino Linotype" w:hAnsi="Palatino Linotype"/>
+                <w:sz w:val="16"/>
+                <w:szCs w:val="16"/>
+              </w:rPr>
+              <w:t xml:space="preserve">12</w:t>
+            </w:r>
+          </w:p>
+        </w:tc>
+        <w:tc>
+          <w:tcPr>
+            <w:tcW w:type="dxa" w:w="3778"/>
+            <w:tcMar>
+              <w:top w:type="dxa" w:w="40"/>
+              <w:left w:type="dxa" w:w="80"/>
+              <w:bottom w:type="dxa" w:w="40"/>
+              <w:right w:type="dxa" w:w="80"/>
+            </w:tcMar>
+          </w:tcPr>
+          <w:p>
+            <w:pPr>
+              <w:spacing w:after="0" w:line="220"/>
+              <w:jc w:val="center"/>
+            </w:pPr>
+            <w:r>
+              <w:rPr>
+                <w:rFonts w:ascii="Palatino Linotype" w:cs="Palatino Linotype" w:eastAsia="Palatino Linotype" w:hAnsi="Palatino Linotype"/>
+                <w:sz w:val="16"/>
+                <w:szCs w:val="16"/>
+              </w:rPr>
+              <w:t xml:space="preserve">japan-korea-export-controls-2019</w:t>
+            </w:r>
+          </w:p>
+        </w:tc>
+        <w:tc>
+          <w:tcPr>
+            <w:tcW w:type="dxa" w:w="2600"/>
+            <w:tcMar>
+              <w:top w:type="dxa" w:w="40"/>
+              <w:left w:type="dxa" w:w="80"/>
+              <w:bottom w:type="dxa" w:w="40"/>
+              <w:right w:type="dxa" w:w="80"/>
+            </w:tcMar>
+          </w:tcPr>
+          <w:p>
+            <w:pPr>
+              <w:spacing w:after="0" w:line="220"/>
+              <w:jc w:val="center"/>
+            </w:pPr>
+            <w:r>
+              <w:rPr>
+                <w:rFonts w:ascii="Palatino Linotype" w:cs="Palatino Linotype" w:eastAsia="Palatino Linotype" w:hAnsi="Palatino Linotype"/>
+                <w:sz w:val="16"/>
+                <w:szCs w:val="16"/>
+              </w:rPr>
+              <w:t xml:space="preserve">KOR:semiconductors</w:t>
+            </w:r>
+          </w:p>
+        </w:tc>
+        <w:tc>
+          <w:tcPr>
+            <w:tcW w:type="dxa" w:w="900"/>
+            <w:tcMar>
+              <w:top w:type="dxa" w:w="40"/>
+              <w:left w:type="dxa" w:w="80"/>
+              <w:bottom w:type="dxa" w:w="40"/>
+              <w:right w:type="dxa" w:w="80"/>
+            </w:tcMar>
+          </w:tcPr>
+          <w:p>
+            <w:pPr>
+              <w:spacing w:after="0" w:line="220"/>
+              <w:jc w:val="center"/>
+            </w:pPr>
+            <w:r>
+              <w:rPr>
+                <w:rFonts w:ascii="Palatino Linotype" w:cs="Palatino Linotype" w:eastAsia="Palatino Linotype" w:hAnsi="Palatino Linotype"/>
+                <w:sz w:val="16"/>
+                <w:szCs w:val="16"/>
+              </w:rPr>
+              <w:t xml:space="preserve">0,06</w:t>
+            </w:r>
+          </w:p>
+        </w:tc>
+        <w:tc>
+          <w:tcPr>
+            <w:tcW w:type="dxa" w:w="900"/>
+            <w:tcMar>
+              <w:top w:type="dxa" w:w="40"/>
+              <w:left w:type="dxa" w:w="80"/>
+              <w:bottom w:type="dxa" w:w="40"/>
+              <w:right w:type="dxa" w:w="80"/>
+            </w:tcMar>
+          </w:tcPr>
+          <w:p>
+            <w:pPr>
+              <w:spacing w:after="0" w:line="220"/>
+              <w:jc w:val="center"/>
+            </w:pPr>
+            <w:r>
+              <w:rPr>
+                <w:rFonts w:ascii="Palatino Linotype" w:cs="Palatino Linotype" w:eastAsia="Palatino Linotype" w:hAnsi="Palatino Linotype"/>
+                <w:sz w:val="16"/>
+                <w:szCs w:val="16"/>
+              </w:rPr>
+              <w:t xml:space="preserve">12</w:t>
+            </w:r>
+          </w:p>
+        </w:tc>
+        <w:tc>
+          <w:tcPr>
+            <w:tcW w:type="dxa" w:w="900"/>
+            <w:tcMar>
+              <w:top w:type="dxa" w:w="40"/>
+              <w:left w:type="dxa" w:w="80"/>
+              <w:bottom w:type="dxa" w:w="40"/>
+              <w:right w:type="dxa" w:w="80"/>
+            </w:tcMar>
+          </w:tcPr>
+          <w:p>
+            <w:pPr>
+              <w:spacing w:after="0" w:line="220"/>
+              <w:jc w:val="center"/>
+            </w:pPr>
+            <w:r>
+              <w:rPr>
+                <w:rFonts w:ascii="Palatino Linotype" w:cs="Palatino Linotype" w:eastAsia="Palatino Linotype" w:hAnsi="Palatino Linotype"/>
+                <w:sz w:val="16"/>
+                <w:szCs w:val="16"/>
+              </w:rPr>
+              <w:t xml:space="preserve">0,002</w:t>
+            </w:r>
+          </w:p>
+        </w:tc>
+      </w:tr>
+      <w:tr>
+        <w:trPr>
+          <w:tblHeader w:val="false"/>
+        </w:trPr>
+        <w:tc>
+          <w:tcPr>
+            <w:tcW w:type="dxa" w:w="560"/>
+            <w:tcMar>
+              <w:top w:type="dxa" w:w="40"/>
+              <w:left w:type="dxa" w:w="80"/>
+              <w:bottom w:type="dxa" w:w="40"/>
+              <w:right w:type="dxa" w:w="80"/>
+            </w:tcMar>
+          </w:tcPr>
+          <w:p>
+            <w:pPr>
+              <w:spacing w:after="0" w:line="220"/>
+              <w:jc w:val="left"/>
+            </w:pPr>
+            <w:r>
+              <w:rPr>
+                <w:rFonts w:ascii="Palatino Linotype" w:cs="Palatino Linotype" w:eastAsia="Palatino Linotype" w:hAnsi="Palatino Linotype"/>
+                <w:sz w:val="16"/>
+                <w:szCs w:val="16"/>
+              </w:rPr>
+              <w:t xml:space="preserve">13</w:t>
+            </w:r>
+          </w:p>
+        </w:tc>
+        <w:tc>
+          <w:tcPr>
+            <w:tcW w:type="dxa" w:w="3778"/>
+            <w:tcMar>
+              <w:top w:type="dxa" w:w="40"/>
+              <w:left w:type="dxa" w:w="80"/>
+              <w:bottom w:type="dxa" w:w="40"/>
+              <w:right w:type="dxa" w:w="80"/>
+            </w:tcMar>
+          </w:tcPr>
+          <w:p>
+            <w:pPr>
+              <w:spacing w:after="0" w:line="220"/>
+              <w:jc w:val="center"/>
+            </w:pPr>
+            <w:r>
+              <w:rPr>
+                <w:rFonts w:ascii="Palatino Linotype" w:cs="Palatino Linotype" w:eastAsia="Palatino Linotype" w:hAnsi="Palatino Linotype"/>
+                <w:sz w:val="16"/>
+                <w:szCs w:val="16"/>
+              </w:rPr>
+              <w:t xml:space="preserve">vietnam-covid-lockdown-2021</w:t>
+            </w:r>
+          </w:p>
+        </w:tc>
+        <w:tc>
+          <w:tcPr>
+            <w:tcW w:type="dxa" w:w="2600"/>
+            <w:tcMar>
+              <w:top w:type="dxa" w:w="40"/>
+              <w:left w:type="dxa" w:w="80"/>
+              <w:bottom w:type="dxa" w:w="40"/>
+              <w:right w:type="dxa" w:w="80"/>
+            </w:tcMar>
+          </w:tcPr>
+          <w:p>
+            <w:pPr>
+              <w:spacing w:after="0" w:line="220"/>
+              <w:jc w:val="center"/>
+            </w:pPr>
+            <w:r>
+              <w:rPr>
+                <w:rFonts w:ascii="Palatino Linotype" w:cs="Palatino Linotype" w:eastAsia="Palatino Linotype" w:hAnsi="Palatino Linotype"/>
+                <w:sz w:val="16"/>
+                <w:szCs w:val="16"/>
+              </w:rPr>
+              <w:t xml:space="preserve">VNM:electronics</w:t>
+            </w:r>
+          </w:p>
+        </w:tc>
+        <w:tc>
+          <w:tcPr>
+            <w:tcW w:type="dxa" w:w="900"/>
+            <w:tcMar>
+              <w:top w:type="dxa" w:w="40"/>
+              <w:left w:type="dxa" w:w="80"/>
+              <w:bottom w:type="dxa" w:w="40"/>
+              <w:right w:type="dxa" w:w="80"/>
+            </w:tcMar>
+          </w:tcPr>
+          <w:p>
+            <w:pPr>
+              <w:spacing w:after="0" w:line="220"/>
+              <w:jc w:val="center"/>
+            </w:pPr>
+            <w:r>
+              <w:rPr>
+                <w:rFonts w:ascii="Palatino Linotype" w:cs="Palatino Linotype" w:eastAsia="Palatino Linotype" w:hAnsi="Palatino Linotype"/>
+                <w:sz w:val="16"/>
+                <w:szCs w:val="16"/>
+              </w:rPr>
+              <w:t xml:space="preserve">0,30</w:t>
+            </w:r>
+          </w:p>
+        </w:tc>
+        <w:tc>
+          <w:tcPr>
+            <w:tcW w:type="dxa" w:w="900"/>
+            <w:tcMar>
+              <w:top w:type="dxa" w:w="40"/>
+              <w:left w:type="dxa" w:w="80"/>
+              <w:bottom w:type="dxa" w:w="40"/>
+              <w:right w:type="dxa" w:w="80"/>
+            </w:tcMar>
+          </w:tcPr>
+          <w:p>
+            <w:pPr>
+              <w:spacing w:after="0" w:line="220"/>
+              <w:jc w:val="center"/>
+            </w:pPr>
+            <w:r>
+              <w:rPr>
+                <w:rFonts w:ascii="Palatino Linotype" w:cs="Palatino Linotype" w:eastAsia="Palatino Linotype" w:hAnsi="Palatino Linotype"/>
+                <w:sz w:val="16"/>
+                <w:szCs w:val="16"/>
+              </w:rPr>
+              <w:t xml:space="preserve">10</w:t>
+            </w:r>
+          </w:p>
+        </w:tc>
+        <w:tc>
+          <w:tcPr>
+            <w:tcW w:type="dxa" w:w="900"/>
+            <w:tcMar>
+              <w:top w:type="dxa" w:w="40"/>
+              <w:left w:type="dxa" w:w="80"/>
+              <w:bottom w:type="dxa" w:w="40"/>
+              <w:right w:type="dxa" w:w="80"/>
+            </w:tcMar>
+          </w:tcPr>
+          <w:p>
+            <w:pPr>
+              <w:spacing w:after="0" w:line="220"/>
+              <w:jc w:val="center"/>
+            </w:pPr>
+            <w:r>
+              <w:rPr>
+                <w:rFonts w:ascii="Palatino Linotype" w:cs="Palatino Linotype" w:eastAsia="Palatino Linotype" w:hAnsi="Palatino Linotype"/>
+                <w:sz w:val="16"/>
+                <w:szCs w:val="16"/>
+              </w:rPr>
+              <w:t xml:space="preserve">0,012</w:t>
+            </w:r>
+          </w:p>
+        </w:tc>
+      </w:tr>
+      <w:tr>
+        <w:trPr>
+          <w:tblHeader w:val="false"/>
+        </w:trPr>
+        <w:tc>
+          <w:tcPr>
+            <w:tcW w:type="dxa" w:w="560"/>
+            <w:tcMar>
+              <w:top w:type="dxa" w:w="40"/>
+              <w:left w:type="dxa" w:w="80"/>
+              <w:bottom w:type="dxa" w:w="40"/>
+              <w:right w:type="dxa" w:w="80"/>
+            </w:tcMar>
+          </w:tcPr>
+          <w:p>
+            <w:pPr>
+              <w:spacing w:after="0" w:line="220"/>
+              <w:jc w:val="left"/>
+            </w:pPr>
+            <w:r>
+              <w:rPr>
+                <w:rFonts w:ascii="Palatino Linotype" w:cs="Palatino Linotype" w:eastAsia="Palatino Linotype" w:hAnsi="Palatino Linotype"/>
+                <w:sz w:val="16"/>
+                <w:szCs w:val="16"/>
+              </w:rPr>
+              <w:t xml:space="preserve">14</w:t>
+            </w:r>
+          </w:p>
+        </w:tc>
+        <w:tc>
+          <w:tcPr>
+            <w:tcW w:type="dxa" w:w="3778"/>
+            <w:tcMar>
+              <w:top w:type="dxa" w:w="40"/>
+              <w:left w:type="dxa" w:w="80"/>
+              <w:bottom w:type="dxa" w:w="40"/>
+              <w:right w:type="dxa" w:w="80"/>
+            </w:tcMar>
+          </w:tcPr>
+          <w:p>
+            <w:pPr>
+              <w:spacing w:after="0" w:line="220"/>
+              <w:jc w:val="center"/>
+            </w:pPr>
+            <w:r>
+              <w:rPr>
+                <w:rFonts w:ascii="Palatino Linotype" w:cs="Palatino Linotype" w:eastAsia="Palatino Linotype" w:hAnsi="Palatino Linotype"/>
+                <w:sz w:val="16"/>
+                <w:szCs w:val="16"/>
+              </w:rPr>
+              <w:t xml:space="preserve">shanghai-lockdown-2022</w:t>
+            </w:r>
+          </w:p>
+        </w:tc>
+        <w:tc>
+          <w:tcPr>
+            <w:tcW w:type="dxa" w:w="2600"/>
+            <w:tcMar>
+              <w:top w:type="dxa" w:w="40"/>
+              <w:left w:type="dxa" w:w="80"/>
+              <w:bottom w:type="dxa" w:w="40"/>
+              <w:right w:type="dxa" w:w="80"/>
+            </w:tcMar>
+          </w:tcPr>
+          <w:p>
+            <w:pPr>
+              <w:spacing w:after="0" w:line="220"/>
+              <w:jc w:val="center"/>
+            </w:pPr>
+            <w:r>
+              <w:rPr>
+                <w:rFonts w:ascii="Palatino Linotype" w:cs="Palatino Linotype" w:eastAsia="Palatino Linotype" w:hAnsi="Palatino Linotype"/>
+                <w:sz w:val="16"/>
+                <w:szCs w:val="16"/>
+              </w:rPr>
+              <w:t xml:space="preserve">CHN:automotive</w:t>
+            </w:r>
+          </w:p>
+        </w:tc>
+        <w:tc>
+          <w:tcPr>
+            <w:tcW w:type="dxa" w:w="900"/>
+            <w:tcMar>
+              <w:top w:type="dxa" w:w="40"/>
+              <w:left w:type="dxa" w:w="80"/>
+              <w:bottom w:type="dxa" w:w="40"/>
+              <w:right w:type="dxa" w:w="80"/>
+            </w:tcMar>
+          </w:tcPr>
+          <w:p>
+            <w:pPr>
+              <w:spacing w:after="0" w:line="220"/>
+              <w:jc w:val="center"/>
+            </w:pPr>
+            <w:r>
+              <w:rPr>
+                <w:rFonts w:ascii="Palatino Linotype" w:cs="Palatino Linotype" w:eastAsia="Palatino Linotype" w:hAnsi="Palatino Linotype"/>
+                <w:sz w:val="16"/>
+                <w:szCs w:val="16"/>
+              </w:rPr>
+              <w:t xml:space="preserve">0,45</w:t>
+            </w:r>
+          </w:p>
+        </w:tc>
+        <w:tc>
+          <w:tcPr>
+            <w:tcW w:type="dxa" w:w="900"/>
+            <w:tcMar>
+              <w:top w:type="dxa" w:w="40"/>
+              <w:left w:type="dxa" w:w="80"/>
+              <w:bottom w:type="dxa" w:w="40"/>
+              <w:right w:type="dxa" w:w="80"/>
+            </w:tcMar>
+          </w:tcPr>
+          <w:p>
+            <w:pPr>
+              <w:spacing w:after="0" w:line="220"/>
+              <w:jc w:val="center"/>
+            </w:pPr>
+            <w:r>
+              <w:rPr>
+                <w:rFonts w:ascii="Palatino Linotype" w:cs="Palatino Linotype" w:eastAsia="Palatino Linotype" w:hAnsi="Palatino Linotype"/>
+                <w:sz w:val="16"/>
+                <w:szCs w:val="16"/>
+              </w:rPr>
+              <w:t xml:space="preserve">8</w:t>
+            </w:r>
+          </w:p>
+        </w:tc>
+        <w:tc>
+          <w:tcPr>
+            <w:tcW w:type="dxa" w:w="900"/>
+            <w:tcMar>
+              <w:top w:type="dxa" w:w="40"/>
+              <w:left w:type="dxa" w:w="80"/>
+              <w:bottom w:type="dxa" w:w="40"/>
+              <w:right w:type="dxa" w:w="80"/>
+            </w:tcMar>
+          </w:tcPr>
+          <w:p>
+            <w:pPr>
+              <w:spacing w:after="0" w:line="220"/>
+              <w:jc w:val="center"/>
+            </w:pPr>
+            <w:r>
+              <w:rPr>
+                <w:rFonts w:ascii="Palatino Linotype" w:cs="Palatino Linotype" w:eastAsia="Palatino Linotype" w:hAnsi="Palatino Linotype"/>
+                <w:sz w:val="16"/>
+                <w:szCs w:val="16"/>
+              </w:rPr>
+              <w:t xml:space="preserve">0,018</w:t>
+            </w:r>
+          </w:p>
+        </w:tc>
+      </w:tr>
+      <w:tr>
+        <w:trPr>
+          <w:tblHeader w:val="false"/>
+        </w:trPr>
+        <w:tc>
+          <w:tcPr>
+            <w:tcW w:type="dxa" w:w="560"/>
+            <w:tcMar>
+              <w:top w:type="dxa" w:w="40"/>
+              <w:left w:type="dxa" w:w="80"/>
+              <w:bottom w:type="dxa" w:w="40"/>
+              <w:right w:type="dxa" w:w="80"/>
+            </w:tcMar>
+          </w:tcPr>
+          <w:p>
+            <w:pPr>
+              <w:spacing w:after="0" w:line="220"/>
+              <w:jc w:val="left"/>
+            </w:pPr>
+            <w:r>
+              <w:rPr>
+                <w:rFonts w:ascii="Palatino Linotype" w:cs="Palatino Linotype" w:eastAsia="Palatino Linotype" w:hAnsi="Palatino Linotype"/>
+                <w:sz w:val="16"/>
+                <w:szCs w:val="16"/>
+              </w:rPr>
+              <w:t xml:space="preserve">15</w:t>
+            </w:r>
+          </w:p>
+        </w:tc>
+        <w:tc>
+          <w:tcPr>
+            <w:tcW w:type="dxa" w:w="3778"/>
+            <w:tcMar>
+              <w:top w:type="dxa" w:w="40"/>
+              <w:left w:type="dxa" w:w="80"/>
+              <w:bottom w:type="dxa" w:w="40"/>
+              <w:right w:type="dxa" w:w="80"/>
+            </w:tcMar>
+          </w:tcPr>
+          <w:p>
+            <w:pPr>
+              <w:spacing w:after="0" w:line="220"/>
+              <w:jc w:val="center"/>
+            </w:pPr>
+            <w:r>
+              <w:rPr>
+                <w:rFonts w:ascii="Palatino Linotype" w:cs="Palatino Linotype" w:eastAsia="Palatino Linotype" w:hAnsi="Palatino Linotype"/>
+                <w:sz w:val="16"/>
+                <w:szCs w:val="16"/>
+              </w:rPr>
+              <w:t xml:space="preserve">ukraine-war-harness-2022</w:t>
+            </w:r>
+          </w:p>
+        </w:tc>
+        <w:tc>
+          <w:tcPr>
+            <w:tcW w:type="dxa" w:w="2600"/>
+            <w:tcMar>
+              <w:top w:type="dxa" w:w="40"/>
+              <w:left w:type="dxa" w:w="80"/>
+              <w:bottom w:type="dxa" w:w="40"/>
+              <w:right w:type="dxa" w:w="80"/>
+            </w:tcMar>
+          </w:tcPr>
+          <w:p>
+            <w:pPr>
+              <w:spacing w:after="0" w:line="220"/>
+              <w:jc w:val="center"/>
+            </w:pPr>
+            <w:r>
+              <w:rPr>
+                <w:rFonts w:ascii="Palatino Linotype" w:cs="Palatino Linotype" w:eastAsia="Palatino Linotype" w:hAnsi="Palatino Linotype"/>
+                <w:sz w:val="16"/>
+                <w:szCs w:val="16"/>
+              </w:rPr>
+              <w:t xml:space="preserve">DEU:automotive</w:t>
+            </w:r>
+          </w:p>
+        </w:tc>
+        <w:tc>
+          <w:tcPr>
+            <w:tcW w:type="dxa" w:w="900"/>
+            <w:tcMar>
+              <w:top w:type="dxa" w:w="40"/>
+              <w:left w:type="dxa" w:w="80"/>
+              <w:bottom w:type="dxa" w:w="40"/>
+              <w:right w:type="dxa" w:w="80"/>
+            </w:tcMar>
+          </w:tcPr>
+          <w:p>
+            <w:pPr>
+              <w:spacing w:after="0" w:line="220"/>
+              <w:jc w:val="center"/>
+            </w:pPr>
+            <w:r>
+              <w:rPr>
+                <w:rFonts w:ascii="Palatino Linotype" w:cs="Palatino Linotype" w:eastAsia="Palatino Linotype" w:hAnsi="Palatino Linotype"/>
+                <w:sz w:val="16"/>
+                <w:szCs w:val="16"/>
+              </w:rPr>
+              <w:t xml:space="preserve">0,16</w:t>
+            </w:r>
+          </w:p>
+        </w:tc>
+        <w:tc>
+          <w:tcPr>
+            <w:tcW w:type="dxa" w:w="900"/>
+            <w:tcMar>
+              <w:top w:type="dxa" w:w="40"/>
+              <w:left w:type="dxa" w:w="80"/>
+              <w:bottom w:type="dxa" w:w="40"/>
+              <w:right w:type="dxa" w:w="80"/>
+            </w:tcMar>
+          </w:tcPr>
+          <w:p>
+            <w:pPr>
+              <w:spacing w:after="0" w:line="220"/>
+              <w:jc w:val="center"/>
+            </w:pPr>
+            <w:r>
+              <w:rPr>
+                <w:rFonts w:ascii="Palatino Linotype" w:cs="Palatino Linotype" w:eastAsia="Palatino Linotype" w:hAnsi="Palatino Linotype"/>
+                <w:sz w:val="16"/>
+                <w:szCs w:val="16"/>
+              </w:rPr>
+              <w:t xml:space="preserve">10</w:t>
+            </w:r>
+          </w:p>
+        </w:tc>
+        <w:tc>
+          <w:tcPr>
+            <w:tcW w:type="dxa" w:w="900"/>
+            <w:tcMar>
+              <w:top w:type="dxa" w:w="40"/>
+              <w:left w:type="dxa" w:w="80"/>
+              <w:bottom w:type="dxa" w:w="40"/>
+              <w:right w:type="dxa" w:w="80"/>
+            </w:tcMar>
+          </w:tcPr>
+          <w:p>
+            <w:pPr>
+              <w:spacing w:after="0" w:line="220"/>
+              <w:jc w:val="center"/>
+            </w:pPr>
+            <w:r>
+              <w:rPr>
+                <w:rFonts w:ascii="Palatino Linotype" w:cs="Palatino Linotype" w:eastAsia="Palatino Linotype" w:hAnsi="Palatino Linotype"/>
+                <w:sz w:val="16"/>
+                <w:szCs w:val="16"/>
+              </w:rPr>
+              <w:t xml:space="preserve">0,012</w:t>
+            </w:r>
+          </w:p>
+        </w:tc>
+      </w:tr>
+      <w:tr>
+        <w:trPr>
+          <w:tblHeader w:val="false"/>
+        </w:trPr>
+        <w:tc>
+          <w:tcPr>
+            <w:tcW w:type="dxa" w:w="560"/>
+            <w:tcMar>
+              <w:top w:type="dxa" w:w="40"/>
+              <w:left w:type="dxa" w:w="80"/>
+              <w:bottom w:type="dxa" w:w="40"/>
+              <w:right w:type="dxa" w:w="80"/>
+            </w:tcMar>
+          </w:tcPr>
+          <w:p>
+            <w:pPr>
+              <w:spacing w:after="0" w:line="220"/>
+              <w:jc w:val="left"/>
+            </w:pPr>
+            <w:r>
+              <w:rPr>
+                <w:rFonts w:ascii="Palatino Linotype" w:cs="Palatino Linotype" w:eastAsia="Palatino Linotype" w:hAnsi="Palatino Linotype"/>
+                <w:sz w:val="16"/>
+                <w:szCs w:val="16"/>
+              </w:rPr>
+              <w:t xml:space="preserve">16</w:t>
+            </w:r>
+          </w:p>
+        </w:tc>
+        <w:tc>
+          <w:tcPr>
+            <w:tcW w:type="dxa" w:w="3778"/>
+            <w:tcMar>
+              <w:top w:type="dxa" w:w="40"/>
+              <w:left w:type="dxa" w:w="80"/>
+              <w:bottom w:type="dxa" w:w="40"/>
+              <w:right w:type="dxa" w:w="80"/>
+            </w:tcMar>
+          </w:tcPr>
+          <w:p>
+            <w:pPr>
+              <w:spacing w:after="0" w:line="220"/>
+              <w:jc w:val="center"/>
+            </w:pPr>
+            <w:r>
+              <w:rPr>
+                <w:rFonts w:ascii="Palatino Linotype" w:cs="Palatino Linotype" w:eastAsia="Palatino Linotype" w:hAnsi="Palatino Linotype"/>
+                <w:sz w:val="16"/>
+                <w:szCs w:val="16"/>
+              </w:rPr>
+              <w:t xml:space="preserve">china-power-crunch-2021</w:t>
+            </w:r>
+          </w:p>
+        </w:tc>
+        <w:tc>
+          <w:tcPr>
+            <w:tcW w:type="dxa" w:w="2600"/>
+            <w:tcMar>
+              <w:top w:type="dxa" w:w="40"/>
+              <w:left w:type="dxa" w:w="80"/>
+              <w:bottom w:type="dxa" w:w="40"/>
+              <w:right w:type="dxa" w:w="80"/>
+            </w:tcMar>
+          </w:tcPr>
+          <w:p>
+            <w:pPr>
+              <w:spacing w:after="0" w:line="220"/>
+              <w:jc w:val="center"/>
+            </w:pPr>
+            <w:r>
+              <w:rPr>
+                <w:rFonts w:ascii="Palatino Linotype" w:cs="Palatino Linotype" w:eastAsia="Palatino Linotype" w:hAnsi="Palatino Linotype"/>
+                <w:sz w:val="16"/>
+                <w:szCs w:val="16"/>
+              </w:rPr>
+              <w:t xml:space="preserve">CHN:electronics</w:t>
+            </w:r>
+          </w:p>
+        </w:tc>
+        <w:tc>
+          <w:tcPr>
+            <w:tcW w:type="dxa" w:w="900"/>
+            <w:tcMar>
+              <w:top w:type="dxa" w:w="40"/>
+              <w:left w:type="dxa" w:w="80"/>
+              <w:bottom w:type="dxa" w:w="40"/>
+              <w:right w:type="dxa" w:w="80"/>
+            </w:tcMar>
+          </w:tcPr>
+          <w:p>
+            <w:pPr>
+              <w:spacing w:after="0" w:line="220"/>
+              <w:jc w:val="center"/>
+            </w:pPr>
+            <w:r>
+              <w:rPr>
+                <w:rFonts w:ascii="Palatino Linotype" w:cs="Palatino Linotype" w:eastAsia="Palatino Linotype" w:hAnsi="Palatino Linotype"/>
+                <w:sz w:val="16"/>
+                <w:szCs w:val="16"/>
+              </w:rPr>
+              <w:t xml:space="preserve">0,12</w:t>
+            </w:r>
+          </w:p>
+        </w:tc>
+        <w:tc>
+          <w:tcPr>
+            <w:tcW w:type="dxa" w:w="900"/>
+            <w:tcMar>
+              <w:top w:type="dxa" w:w="40"/>
+              <w:left w:type="dxa" w:w="80"/>
+              <w:bottom w:type="dxa" w:w="40"/>
+              <w:right w:type="dxa" w:w="80"/>
+            </w:tcMar>
+          </w:tcPr>
+          <w:p>
+            <w:pPr>
+              <w:spacing w:after="0" w:line="220"/>
+              <w:jc w:val="center"/>
+            </w:pPr>
+            <w:r>
+              <w:rPr>
+                <w:rFonts w:ascii="Palatino Linotype" w:cs="Palatino Linotype" w:eastAsia="Palatino Linotype" w:hAnsi="Palatino Linotype"/>
+                <w:sz w:val="16"/>
+                <w:szCs w:val="16"/>
+              </w:rPr>
+              <w:t xml:space="preserve">6</w:t>
+            </w:r>
+          </w:p>
+        </w:tc>
+        <w:tc>
+          <w:tcPr>
+            <w:tcW w:type="dxa" w:w="900"/>
+            <w:tcMar>
+              <w:top w:type="dxa" w:w="40"/>
+              <w:left w:type="dxa" w:w="80"/>
+              <w:bottom w:type="dxa" w:w="40"/>
+              <w:right w:type="dxa" w:w="80"/>
+            </w:tcMar>
+          </w:tcPr>
+          <w:p>
+            <w:pPr>
+              <w:spacing w:after="0" w:line="220"/>
+              <w:jc w:val="center"/>
+            </w:pPr>
+            <w:r>
+              <w:rPr>
+                <w:rFonts w:ascii="Palatino Linotype" w:cs="Palatino Linotype" w:eastAsia="Palatino Linotype" w:hAnsi="Palatino Linotype"/>
+                <w:sz w:val="16"/>
+                <w:szCs w:val="16"/>
+              </w:rPr>
+              <w:t xml:space="preserve">0,005</w:t>
+            </w:r>
+          </w:p>
+        </w:tc>
+      </w:tr>
+      <w:tr>
+        <w:trPr>
+          <w:tblHeader w:val="false"/>
+        </w:trPr>
+        <w:tc>
+          <w:tcPr>
+            <w:tcW w:type="dxa" w:w="560"/>
+            <w:tcMar>
+              <w:top w:type="dxa" w:w="40"/>
+              <w:left w:type="dxa" w:w="80"/>
+              <w:bottom w:type="dxa" w:w="40"/>
+              <w:right w:type="dxa" w:w="80"/>
+            </w:tcMar>
+          </w:tcPr>
+          <w:p>
+            <w:pPr>
+              <w:spacing w:after="0" w:line="220"/>
+              <w:jc w:val="left"/>
+            </w:pPr>
+            <w:r>
+              <w:rPr>
+                <w:rFonts w:ascii="Palatino Linotype" w:cs="Palatino Linotype" w:eastAsia="Palatino Linotype" w:hAnsi="Palatino Linotype"/>
+                <w:sz w:val="16"/>
+                <w:szCs w:val="16"/>
+              </w:rPr>
+              <w:t xml:space="preserve">17</w:t>
+            </w:r>
+          </w:p>
+        </w:tc>
+        <w:tc>
+          <w:tcPr>
+            <w:tcW w:type="dxa" w:w="3778"/>
+            <w:tcMar>
+              <w:top w:type="dxa" w:w="40"/>
+              <w:left w:type="dxa" w:w="80"/>
+              <w:bottom w:type="dxa" w:w="40"/>
+              <w:right w:type="dxa" w:w="80"/>
+            </w:tcMar>
+          </w:tcPr>
+          <w:p>
+            <w:pPr>
+              <w:spacing w:after="0" w:line="220"/>
+              <w:jc w:val="center"/>
+            </w:pPr>
+            <w:r>
+              <w:rPr>
+                <w:rFonts w:ascii="Palatino Linotype" w:cs="Palatino Linotype" w:eastAsia="Palatino Linotype" w:hAnsi="Palatino Linotype"/>
+                <w:sz w:val="16"/>
+                <w:szCs w:val="16"/>
+              </w:rPr>
+              <w:t xml:space="preserve">yantian-port-closure-2021</w:t>
+            </w:r>
+          </w:p>
+        </w:tc>
+        <w:tc>
+          <w:tcPr>
+            <w:tcW w:type="dxa" w:w="2600"/>
+            <w:tcMar>
+              <w:top w:type="dxa" w:w="40"/>
+              <w:left w:type="dxa" w:w="80"/>
+              <w:bottom w:type="dxa" w:w="40"/>
+              <w:right w:type="dxa" w:w="80"/>
+            </w:tcMar>
+          </w:tcPr>
+          <w:p>
+            <w:pPr>
+              <w:spacing w:after="0" w:line="220"/>
+              <w:jc w:val="center"/>
+            </w:pPr>
+            <w:r>
+              <w:rPr>
+                <w:rFonts w:ascii="Palatino Linotype" w:cs="Palatino Linotype" w:eastAsia="Palatino Linotype" w:hAnsi="Palatino Linotype"/>
+                <w:sz w:val="16"/>
+                <w:szCs w:val="16"/>
+              </w:rPr>
+              <w:t xml:space="preserve">CHN:shipping</w:t>
+            </w:r>
+          </w:p>
+        </w:tc>
+        <w:tc>
+          <w:tcPr>
+            <w:tcW w:type="dxa" w:w="900"/>
+            <w:tcMar>
+              <w:top w:type="dxa" w:w="40"/>
+              <w:left w:type="dxa" w:w="80"/>
+              <w:bottom w:type="dxa" w:w="40"/>
+              <w:right w:type="dxa" w:w="80"/>
+            </w:tcMar>
+          </w:tcPr>
+          <w:p>
+            <w:pPr>
+              <w:spacing w:after="0" w:line="220"/>
+              <w:jc w:val="center"/>
+            </w:pPr>
+            <w:r>
+              <w:rPr>
+                <w:rFonts w:ascii="Palatino Linotype" w:cs="Palatino Linotype" w:eastAsia="Palatino Linotype" w:hAnsi="Palatino Linotype"/>
+                <w:sz w:val="16"/>
+                <w:szCs w:val="16"/>
+              </w:rPr>
+              <w:t xml:space="preserve">0,07</w:t>
+            </w:r>
+          </w:p>
+        </w:tc>
+        <w:tc>
+          <w:tcPr>
+            <w:tcW w:type="dxa" w:w="900"/>
+            <w:tcMar>
+              <w:top w:type="dxa" w:w="40"/>
+              <w:left w:type="dxa" w:w="80"/>
+              <w:bottom w:type="dxa" w:w="40"/>
+              <w:right w:type="dxa" w:w="80"/>
+            </w:tcMar>
+          </w:tcPr>
+          <w:p>
+            <w:pPr>
+              <w:spacing w:after="0" w:line="220"/>
+              <w:jc w:val="center"/>
+            </w:pPr>
+            <w:r>
+              <w:rPr>
+                <w:rFonts w:ascii="Palatino Linotype" w:cs="Palatino Linotype" w:eastAsia="Palatino Linotype" w:hAnsi="Palatino Linotype"/>
+                <w:sz w:val="16"/>
+                <w:szCs w:val="16"/>
+              </w:rPr>
+              <w:t xml:space="preserve">4</w:t>
+            </w:r>
+          </w:p>
+        </w:tc>
+        <w:tc>
+          <w:tcPr>
+            <w:tcW w:type="dxa" w:w="900"/>
+            <w:tcMar>
+              <w:top w:type="dxa" w:w="40"/>
+              <w:left w:type="dxa" w:w="80"/>
+              <w:bottom w:type="dxa" w:w="40"/>
+              <w:right w:type="dxa" w:w="80"/>
+            </w:tcMar>
+          </w:tcPr>
+          <w:p>
+            <w:pPr>
+              <w:spacing w:after="0" w:line="220"/>
+              <w:jc w:val="center"/>
+            </w:pPr>
+            <w:r>
+              <w:rPr>
+                <w:rFonts w:ascii="Palatino Linotype" w:cs="Palatino Linotype" w:eastAsia="Palatino Linotype" w:hAnsi="Palatino Linotype"/>
+                <w:sz w:val="16"/>
+                <w:szCs w:val="16"/>
+              </w:rPr>
+              <w:t xml:space="preserve">0,006</w:t>
+            </w:r>
+          </w:p>
+        </w:tc>
+      </w:tr>
+      <w:tr>
+        <w:trPr>
+          <w:tblHeader w:val="false"/>
+        </w:trPr>
+        <w:tc>
+          <w:tcPr>
+            <w:tcW w:type="dxa" w:w="560"/>
+            <w:tcMar>
+              <w:top w:type="dxa" w:w="40"/>
+              <w:left w:type="dxa" w:w="80"/>
+              <w:bottom w:type="dxa" w:w="40"/>
+              <w:right w:type="dxa" w:w="80"/>
+            </w:tcMar>
+          </w:tcPr>
+          <w:p>
+            <w:pPr>
+              <w:spacing w:after="0" w:line="220"/>
+              <w:jc w:val="left"/>
+            </w:pPr>
+            <w:r>
+              <w:rPr>
+                <w:rFonts w:ascii="Palatino Linotype" w:cs="Palatino Linotype" w:eastAsia="Palatino Linotype" w:hAnsi="Palatino Linotype"/>
+                <w:sz w:val="16"/>
+                <w:szCs w:val="16"/>
+              </w:rPr>
+              <w:t xml:space="preserve">18</w:t>
+            </w:r>
+          </w:p>
+        </w:tc>
+        <w:tc>
+          <w:tcPr>
+            <w:tcW w:type="dxa" w:w="3778"/>
+            <w:tcMar>
+              <w:top w:type="dxa" w:w="40"/>
+              <w:left w:type="dxa" w:w="80"/>
+              <w:bottom w:type="dxa" w:w="40"/>
+              <w:right w:type="dxa" w:w="80"/>
+            </w:tcMar>
+          </w:tcPr>
+          <w:p>
+            <w:pPr>
+              <w:spacing w:after="0" w:line="220"/>
+              <w:jc w:val="center"/>
+            </w:pPr>
+            <w:r>
+              <w:rPr>
+                <w:rFonts w:ascii="Palatino Linotype" w:cs="Palatino Linotype" w:eastAsia="Palatino Linotype" w:hAnsi="Palatino Linotype"/>
+                <w:sz w:val="16"/>
+                <w:szCs w:val="16"/>
+              </w:rPr>
+              <w:t xml:space="preserve">us-west-coast-ports-2021</w:t>
+            </w:r>
+          </w:p>
+        </w:tc>
+        <w:tc>
+          <w:tcPr>
+            <w:tcW w:type="dxa" w:w="2600"/>
+            <w:tcMar>
+              <w:top w:type="dxa" w:w="40"/>
+              <w:left w:type="dxa" w:w="80"/>
+              <w:bottom w:type="dxa" w:w="40"/>
+              <w:right w:type="dxa" w:w="80"/>
+            </w:tcMar>
+          </w:tcPr>
+          <w:p>
+            <w:pPr>
+              <w:spacing w:after="0" w:line="220"/>
+              <w:jc w:val="center"/>
+            </w:pPr>
+            <w:r>
+              <w:rPr>
+                <w:rFonts w:ascii="Palatino Linotype" w:cs="Palatino Linotype" w:eastAsia="Palatino Linotype" w:hAnsi="Palatino Linotype"/>
+                <w:sz w:val="16"/>
+                <w:szCs w:val="16"/>
+              </w:rPr>
+              <w:t xml:space="preserve">USA:shipping</w:t>
+            </w:r>
+          </w:p>
+        </w:tc>
+        <w:tc>
+          <w:tcPr>
+            <w:tcW w:type="dxa" w:w="900"/>
+            <w:tcMar>
+              <w:top w:type="dxa" w:w="40"/>
+              <w:left w:type="dxa" w:w="80"/>
+              <w:bottom w:type="dxa" w:w="40"/>
+              <w:right w:type="dxa" w:w="80"/>
+            </w:tcMar>
+          </w:tcPr>
+          <w:p>
+            <w:pPr>
+              <w:spacing w:after="0" w:line="220"/>
+              <w:jc w:val="center"/>
+            </w:pPr>
+            <w:r>
+              <w:rPr>
+                <w:rFonts w:ascii="Palatino Linotype" w:cs="Palatino Linotype" w:eastAsia="Palatino Linotype" w:hAnsi="Palatino Linotype"/>
+                <w:sz w:val="16"/>
+                <w:szCs w:val="16"/>
+              </w:rPr>
+              <w:t xml:space="preserve">0,30</w:t>
+            </w:r>
+          </w:p>
+        </w:tc>
+        <w:tc>
+          <w:tcPr>
+            <w:tcW w:type="dxa" w:w="900"/>
+            <w:tcMar>
+              <w:top w:type="dxa" w:w="40"/>
+              <w:left w:type="dxa" w:w="80"/>
+              <w:bottom w:type="dxa" w:w="40"/>
+              <w:right w:type="dxa" w:w="80"/>
+            </w:tcMar>
+          </w:tcPr>
+          <w:p>
+            <w:pPr>
+              <w:spacing w:after="0" w:line="220"/>
+              <w:jc w:val="center"/>
+            </w:pPr>
+            <w:r>
+              <w:rPr>
+                <w:rFonts w:ascii="Palatino Linotype" w:cs="Palatino Linotype" w:eastAsia="Palatino Linotype" w:hAnsi="Palatino Linotype"/>
+                <w:sz w:val="16"/>
+                <w:szCs w:val="16"/>
+              </w:rPr>
+              <w:t xml:space="preserve">20</w:t>
+            </w:r>
+          </w:p>
+        </w:tc>
+        <w:tc>
+          <w:tcPr>
+            <w:tcW w:type="dxa" w:w="900"/>
+            <w:tcMar>
+              <w:top w:type="dxa" w:w="40"/>
+              <w:left w:type="dxa" w:w="80"/>
+              <w:bottom w:type="dxa" w:w="40"/>
+              <w:right w:type="dxa" w:w="80"/>
+            </w:tcMar>
+          </w:tcPr>
+          <w:p>
+            <w:pPr>
+              <w:spacing w:after="0" w:line="220"/>
+              <w:jc w:val="center"/>
+            </w:pPr>
+            <w:r>
+              <w:rPr>
+                <w:rFonts w:ascii="Palatino Linotype" w:cs="Palatino Linotype" w:eastAsia="Palatino Linotype" w:hAnsi="Palatino Linotype"/>
+                <w:sz w:val="16"/>
+                <w:szCs w:val="16"/>
+              </w:rPr>
+              <w:t xml:space="preserve">0,008</w:t>
+            </w:r>
+          </w:p>
+        </w:tc>
+      </w:tr>
+      <w:tr>
+        <w:trPr>
+          <w:tblHeader w:val="false"/>
+        </w:trPr>
+        <w:tc>
+          <w:tcPr>
+            <w:tcW w:type="dxa" w:w="560"/>
+            <w:tcMar>
+              <w:top w:type="dxa" w:w="40"/>
+              <w:left w:type="dxa" w:w="80"/>
+              <w:bottom w:type="dxa" w:w="40"/>
+              <w:right w:type="dxa" w:w="80"/>
+            </w:tcMar>
+          </w:tcPr>
+          <w:p>
+            <w:pPr>
+              <w:spacing w:after="0" w:line="220"/>
+              <w:jc w:val="left"/>
+            </w:pPr>
+            <w:r>
+              <w:rPr>
+                <w:rFonts w:ascii="Palatino Linotype" w:cs="Palatino Linotype" w:eastAsia="Palatino Linotype" w:hAnsi="Palatino Linotype"/>
+                <w:sz w:val="16"/>
+                <w:szCs w:val="16"/>
+              </w:rPr>
+              <w:t xml:space="preserve">19</w:t>
+            </w:r>
+          </w:p>
+        </w:tc>
+        <w:tc>
+          <w:tcPr>
+            <w:tcW w:type="dxa" w:w="3778"/>
+            <w:tcMar>
+              <w:top w:type="dxa" w:w="40"/>
+              <w:left w:type="dxa" w:w="80"/>
+              <w:bottom w:type="dxa" w:w="40"/>
+              <w:right w:type="dxa" w:w="80"/>
+            </w:tcMar>
+          </w:tcPr>
+          <w:p>
+            <w:pPr>
+              <w:spacing w:after="0" w:line="220"/>
+              <w:jc w:val="center"/>
+            </w:pPr>
+            <w:r>
+              <w:rPr>
+                <w:rFonts w:ascii="Palatino Linotype" w:cs="Palatino Linotype" w:eastAsia="Palatino Linotype" w:hAnsi="Palatino Linotype"/>
+                <w:sz w:val="16"/>
+                <w:szCs w:val="16"/>
+              </w:rPr>
+              <w:t xml:space="preserve">red-sea-crisis-2023</w:t>
+            </w:r>
+          </w:p>
+        </w:tc>
+        <w:tc>
+          <w:tcPr>
+            <w:tcW w:type="dxa" w:w="2600"/>
+            <w:tcMar>
+              <w:top w:type="dxa" w:w="40"/>
+              <w:left w:type="dxa" w:w="80"/>
+              <w:bottom w:type="dxa" w:w="40"/>
+              <w:right w:type="dxa" w:w="80"/>
+            </w:tcMar>
+          </w:tcPr>
+          <w:p>
+            <w:pPr>
+              <w:spacing w:after="0" w:line="220"/>
+              <w:jc w:val="center"/>
+            </w:pPr>
+            <w:r>
+              <w:rPr>
+                <w:rFonts w:ascii="Palatino Linotype" w:cs="Palatino Linotype" w:eastAsia="Palatino Linotype" w:hAnsi="Palatino Linotype"/>
+                <w:sz w:val="16"/>
+                <w:szCs w:val="16"/>
+              </w:rPr>
+              <w:t xml:space="preserve">CP:Suez</w:t>
+            </w:r>
+          </w:p>
+        </w:tc>
+        <w:tc>
+          <w:tcPr>
+            <w:tcW w:type="dxa" w:w="900"/>
+            <w:tcMar>
+              <w:top w:type="dxa" w:w="40"/>
+              <w:left w:type="dxa" w:w="80"/>
+              <w:bottom w:type="dxa" w:w="40"/>
+              <w:right w:type="dxa" w:w="80"/>
+            </w:tcMar>
+          </w:tcPr>
+          <w:p>
+            <w:pPr>
+              <w:spacing w:after="0" w:line="220"/>
+              <w:jc w:val="center"/>
+            </w:pPr>
+            <w:r>
+              <w:rPr>
+                <w:rFonts w:ascii="Palatino Linotype" w:cs="Palatino Linotype" w:eastAsia="Palatino Linotype" w:hAnsi="Palatino Linotype"/>
+                <w:sz w:val="16"/>
+                <w:szCs w:val="16"/>
+              </w:rPr>
+              <w:t xml:space="preserve">0,55</w:t>
+            </w:r>
+          </w:p>
+        </w:tc>
+        <w:tc>
+          <w:tcPr>
+            <w:tcW w:type="dxa" w:w="900"/>
+            <w:tcMar>
+              <w:top w:type="dxa" w:w="40"/>
+              <w:left w:type="dxa" w:w="80"/>
+              <w:bottom w:type="dxa" w:w="40"/>
+              <w:right w:type="dxa" w:w="80"/>
+            </w:tcMar>
+          </w:tcPr>
+          <w:p>
+            <w:pPr>
+              <w:spacing w:after="0" w:line="220"/>
+              <w:jc w:val="center"/>
+            </w:pPr>
+            <w:r>
+              <w:rPr>
+                <w:rFonts w:ascii="Palatino Linotype" w:cs="Palatino Linotype" w:eastAsia="Palatino Linotype" w:hAnsi="Palatino Linotype"/>
+                <w:sz w:val="16"/>
+                <w:szCs w:val="16"/>
+              </w:rPr>
+              <w:t xml:space="preserve">40</w:t>
+            </w:r>
+          </w:p>
+        </w:tc>
+        <w:tc>
+          <w:tcPr>
+            <w:tcW w:type="dxa" w:w="900"/>
+            <w:tcMar>
+              <w:top w:type="dxa" w:w="40"/>
+              <w:left w:type="dxa" w:w="80"/>
+              <w:bottom w:type="dxa" w:w="40"/>
+              <w:right w:type="dxa" w:w="80"/>
+            </w:tcMar>
+          </w:tcPr>
+          <w:p>
+            <w:pPr>
+              <w:spacing w:after="0" w:line="220"/>
+              <w:jc w:val="center"/>
+            </w:pPr>
+            <w:r>
+              <w:rPr>
+                <w:rFonts w:ascii="Palatino Linotype" w:cs="Palatino Linotype" w:eastAsia="Palatino Linotype" w:hAnsi="Palatino Linotype"/>
+                <w:sz w:val="16"/>
+                <w:szCs w:val="16"/>
+              </w:rPr>
+              <w:t xml:space="preserve">0,010</w:t>
+            </w:r>
+          </w:p>
+        </w:tc>
+      </w:tr>
+      <w:tr>
+        <w:trPr>
+          <w:tblHeader w:val="false"/>
+        </w:trPr>
+        <w:tc>
+          <w:tcPr>
+            <w:tcW w:type="dxa" w:w="560"/>
+            <w:tcMar>
+              <w:top w:type="dxa" w:w="40"/>
+              <w:left w:type="dxa" w:w="80"/>
+              <w:bottom w:type="dxa" w:w="40"/>
+              <w:right w:type="dxa" w:w="80"/>
+            </w:tcMar>
+          </w:tcPr>
+          <w:p>
+            <w:pPr>
+              <w:spacing w:after="0" w:line="220"/>
+              <w:jc w:val="left"/>
+            </w:pPr>
+            <w:r>
+              <w:rPr>
+                <w:rFonts w:ascii="Palatino Linotype" w:cs="Palatino Linotype" w:eastAsia="Palatino Linotype" w:hAnsi="Palatino Linotype"/>
+                <w:sz w:val="16"/>
+                <w:szCs w:val="16"/>
+              </w:rPr>
+              <w:t xml:space="preserve">20</w:t>
+            </w:r>
+          </w:p>
+        </w:tc>
+        <w:tc>
+          <w:tcPr>
+            <w:tcW w:type="dxa" w:w="3778"/>
+            <w:tcMar>
+              <w:top w:type="dxa" w:w="40"/>
+              <w:left w:type="dxa" w:w="80"/>
+              <w:bottom w:type="dxa" w:w="40"/>
+              <w:right w:type="dxa" w:w="80"/>
+            </w:tcMar>
+          </w:tcPr>
+          <w:p>
+            <w:pPr>
+              <w:spacing w:after="0" w:line="220"/>
+              <w:jc w:val="center"/>
+            </w:pPr>
+            <w:r>
+              <w:rPr>
+                <w:rFonts w:ascii="Palatino Linotype" w:cs="Palatino Linotype" w:eastAsia="Palatino Linotype" w:hAnsi="Palatino Linotype"/>
+                <w:sz w:val="16"/>
+                <w:szCs w:val="16"/>
+              </w:rPr>
+              <w:t xml:space="preserve">taiwan-drought-2021</w:t>
+            </w:r>
+          </w:p>
+        </w:tc>
+        <w:tc>
+          <w:tcPr>
+            <w:tcW w:type="dxa" w:w="2600"/>
+            <w:tcMar>
+              <w:top w:type="dxa" w:w="40"/>
+              <w:left w:type="dxa" w:w="80"/>
+              <w:bottom w:type="dxa" w:w="40"/>
+              <w:right w:type="dxa" w:w="80"/>
+            </w:tcMar>
+          </w:tcPr>
+          <w:p>
+            <w:pPr>
+              <w:spacing w:after="0" w:line="220"/>
+              <w:jc w:val="center"/>
+            </w:pPr>
+            <w:r>
+              <w:rPr>
+                <w:rFonts w:ascii="Palatino Linotype" w:cs="Palatino Linotype" w:eastAsia="Palatino Linotype" w:hAnsi="Palatino Linotype"/>
+                <w:sz w:val="16"/>
+                <w:szCs w:val="16"/>
+              </w:rPr>
+              <w:t xml:space="preserve">TWN:semiconductors</w:t>
+            </w:r>
+          </w:p>
+        </w:tc>
+        <w:tc>
+          <w:tcPr>
+            <w:tcW w:type="dxa" w:w="900"/>
+            <w:tcMar>
+              <w:top w:type="dxa" w:w="40"/>
+              <w:left w:type="dxa" w:w="80"/>
+              <w:bottom w:type="dxa" w:w="40"/>
+              <w:right w:type="dxa" w:w="80"/>
+            </w:tcMar>
+          </w:tcPr>
+          <w:p>
+            <w:pPr>
+              <w:spacing w:after="0" w:line="220"/>
+              <w:jc w:val="center"/>
+            </w:pPr>
+            <w:r>
+              <w:rPr>
+                <w:rFonts w:ascii="Palatino Linotype" w:cs="Palatino Linotype" w:eastAsia="Palatino Linotype" w:hAnsi="Palatino Linotype"/>
+                <w:sz w:val="16"/>
+                <w:szCs w:val="16"/>
+              </w:rPr>
+              <w:t xml:space="preserve">0,04</w:t>
+            </w:r>
+          </w:p>
+        </w:tc>
+        <w:tc>
+          <w:tcPr>
+            <w:tcW w:type="dxa" w:w="900"/>
+            <w:tcMar>
+              <w:top w:type="dxa" w:w="40"/>
+              <w:left w:type="dxa" w:w="80"/>
+              <w:bottom w:type="dxa" w:w="40"/>
+              <w:right w:type="dxa" w:w="80"/>
+            </w:tcMar>
+          </w:tcPr>
+          <w:p>
+            <w:pPr>
+              <w:spacing w:after="0" w:line="220"/>
+              <w:jc w:val="center"/>
+            </w:pPr>
+            <w:r>
+              <w:rPr>
+                <w:rFonts w:ascii="Palatino Linotype" w:cs="Palatino Linotype" w:eastAsia="Palatino Linotype" w:hAnsi="Palatino Linotype"/>
+                <w:sz w:val="16"/>
+                <w:szCs w:val="16"/>
+              </w:rPr>
+              <w:t xml:space="preserve">16</w:t>
+            </w:r>
+          </w:p>
+        </w:tc>
+        <w:tc>
+          <w:tcPr>
+            <w:tcW w:type="dxa" w:w="900"/>
+            <w:tcMar>
+              <w:top w:type="dxa" w:w="40"/>
+              <w:left w:type="dxa" w:w="80"/>
+              <w:bottom w:type="dxa" w:w="40"/>
+              <w:right w:type="dxa" w:w="80"/>
+            </w:tcMar>
+          </w:tcPr>
+          <w:p>
+            <w:pPr>
+              <w:spacing w:after="0" w:line="220"/>
+              <w:jc w:val="center"/>
+            </w:pPr>
+            <w:r>
+              <w:rPr>
+                <w:rFonts w:ascii="Palatino Linotype" w:cs="Palatino Linotype" w:eastAsia="Palatino Linotype" w:hAnsi="Palatino Linotype"/>
+                <w:sz w:val="16"/>
+                <w:szCs w:val="16"/>
+              </w:rPr>
+              <w:t xml:space="preserve">0,002</w:t>
+            </w:r>
+          </w:p>
+        </w:tc>
+      </w:tr>
+      <w:tr>
+        <w:trPr>
+          <w:tblHeader w:val="false"/>
+        </w:trPr>
+        <w:tc>
+          <w:tcPr>
+            <w:tcW w:type="dxa" w:w="560"/>
+            <w:tcMar>
+              <w:top w:type="dxa" w:w="40"/>
+              <w:left w:type="dxa" w:w="80"/>
+              <w:bottom w:type="dxa" w:w="40"/>
+              <w:right w:type="dxa" w:w="80"/>
+            </w:tcMar>
+          </w:tcPr>
+          <w:p>
+            <w:pPr>
+              <w:spacing w:after="0" w:line="220"/>
+              <w:jc w:val="left"/>
+            </w:pPr>
+            <w:r>
+              <w:rPr>
+                <w:rFonts w:ascii="Palatino Linotype" w:cs="Palatino Linotype" w:eastAsia="Palatino Linotype" w:hAnsi="Palatino Linotype"/>
+                <w:sz w:val="16"/>
+                <w:szCs w:val="16"/>
+              </w:rPr>
+              <w:t xml:space="preserve">21</w:t>
+            </w:r>
+          </w:p>
+        </w:tc>
+        <w:tc>
+          <w:tcPr>
+            <w:tcW w:type="dxa" w:w="3778"/>
+            <w:tcMar>
+              <w:top w:type="dxa" w:w="40"/>
+              <w:left w:type="dxa" w:w="80"/>
+              <w:bottom w:type="dxa" w:w="40"/>
+              <w:right w:type="dxa" w:w="80"/>
+            </w:tcMar>
+          </w:tcPr>
+          <w:p>
+            <w:pPr>
+              <w:spacing w:after="0" w:line="220"/>
+              <w:jc w:val="center"/>
+            </w:pPr>
+            <w:r>
+              <w:rPr>
+                <w:rFonts w:ascii="Palatino Linotype" w:cs="Palatino Linotype" w:eastAsia="Palatino Linotype" w:hAnsi="Palatino Linotype"/>
+                <w:sz w:val="16"/>
+                <w:szCs w:val="16"/>
+              </w:rPr>
+              <w:t xml:space="preserve">india-covid-wave-2021</w:t>
+            </w:r>
+          </w:p>
+        </w:tc>
+        <w:tc>
+          <w:tcPr>
+            <w:tcW w:type="dxa" w:w="2600"/>
+            <w:tcMar>
+              <w:top w:type="dxa" w:w="40"/>
+              <w:left w:type="dxa" w:w="80"/>
+              <w:bottom w:type="dxa" w:w="40"/>
+              <w:right w:type="dxa" w:w="80"/>
+            </w:tcMar>
+          </w:tcPr>
+          <w:p>
+            <w:pPr>
+              <w:spacing w:after="0" w:line="220"/>
+              <w:jc w:val="center"/>
+            </w:pPr>
+            <w:r>
+              <w:rPr>
+                <w:rFonts w:ascii="Palatino Linotype" w:cs="Palatino Linotype" w:eastAsia="Palatino Linotype" w:hAnsi="Palatino Linotype"/>
+                <w:sz w:val="16"/>
+                <w:szCs w:val="16"/>
+              </w:rPr>
+              <w:t xml:space="preserve">IND:automotive</w:t>
+            </w:r>
+          </w:p>
+        </w:tc>
+        <w:tc>
+          <w:tcPr>
+            <w:tcW w:type="dxa" w:w="900"/>
+            <w:tcMar>
+              <w:top w:type="dxa" w:w="40"/>
+              <w:left w:type="dxa" w:w="80"/>
+              <w:bottom w:type="dxa" w:w="40"/>
+              <w:right w:type="dxa" w:w="80"/>
+            </w:tcMar>
+          </w:tcPr>
+          <w:p>
+            <w:pPr>
+              <w:spacing w:after="0" w:line="220"/>
+              <w:jc w:val="center"/>
+            </w:pPr>
+            <w:r>
+              <w:rPr>
+                <w:rFonts w:ascii="Palatino Linotype" w:cs="Palatino Linotype" w:eastAsia="Palatino Linotype" w:hAnsi="Palatino Linotype"/>
+                <w:sz w:val="16"/>
+                <w:szCs w:val="16"/>
+              </w:rPr>
+              <w:t xml:space="preserve">0,35</w:t>
+            </w:r>
+          </w:p>
+        </w:tc>
+        <w:tc>
+          <w:tcPr>
+            <w:tcW w:type="dxa" w:w="900"/>
+            <w:tcMar>
+              <w:top w:type="dxa" w:w="40"/>
+              <w:left w:type="dxa" w:w="80"/>
+              <w:bottom w:type="dxa" w:w="40"/>
+              <w:right w:type="dxa" w:w="80"/>
+            </w:tcMar>
+          </w:tcPr>
+          <w:p>
+            <w:pPr>
+              <w:spacing w:after="0" w:line="220"/>
+              <w:jc w:val="center"/>
+            </w:pPr>
+            <w:r>
+              <w:rPr>
+                <w:rFonts w:ascii="Palatino Linotype" w:cs="Palatino Linotype" w:eastAsia="Palatino Linotype" w:hAnsi="Palatino Linotype"/>
+                <w:sz w:val="16"/>
+                <w:szCs w:val="16"/>
+              </w:rPr>
+              <w:t xml:space="preserve">6</w:t>
+            </w:r>
+          </w:p>
+        </w:tc>
+        <w:tc>
+          <w:tcPr>
+            <w:tcW w:type="dxa" w:w="900"/>
+            <w:tcMar>
+              <w:top w:type="dxa" w:w="40"/>
+              <w:left w:type="dxa" w:w="80"/>
+              <w:bottom w:type="dxa" w:w="40"/>
+              <w:right w:type="dxa" w:w="80"/>
+            </w:tcMar>
+          </w:tcPr>
+          <w:p>
+            <w:pPr>
+              <w:spacing w:after="0" w:line="220"/>
+              <w:jc w:val="center"/>
+            </w:pPr>
+            <w:r>
+              <w:rPr>
+                <w:rFonts w:ascii="Palatino Linotype" w:cs="Palatino Linotype" w:eastAsia="Palatino Linotype" w:hAnsi="Palatino Linotype"/>
+                <w:sz w:val="16"/>
+                <w:szCs w:val="16"/>
+              </w:rPr>
+              <w:t xml:space="preserve">0,004</w:t>
+            </w:r>
+          </w:p>
+        </w:tc>
+      </w:tr>
+      <w:tr>
+        <w:trPr>
+          <w:tblHeader w:val="false"/>
+        </w:trPr>
+        <w:tc>
+          <w:tcPr>
+            <w:tcW w:type="dxa" w:w="560"/>
+            <w:tcMar>
+              <w:top w:type="dxa" w:w="40"/>
+              <w:left w:type="dxa" w:w="80"/>
+              <w:bottom w:type="dxa" w:w="40"/>
+              <w:right w:type="dxa" w:w="80"/>
+            </w:tcMar>
+          </w:tcPr>
+          <w:p>
+            <w:pPr>
+              <w:spacing w:after="0" w:line="220"/>
+              <w:jc w:val="left"/>
+            </w:pPr>
+            <w:r>
+              <w:rPr>
+                <w:rFonts w:ascii="Palatino Linotype" w:cs="Palatino Linotype" w:eastAsia="Palatino Linotype" w:hAnsi="Palatino Linotype"/>
+                <w:sz w:val="16"/>
+                <w:szCs w:val="16"/>
+              </w:rPr>
+              <w:t xml:space="preserve">22</w:t>
+            </w:r>
+          </w:p>
+        </w:tc>
+        <w:tc>
+          <w:tcPr>
+            <w:tcW w:type="dxa" w:w="3778"/>
+            <w:tcMar>
+              <w:top w:type="dxa" w:w="40"/>
+              <w:left w:type="dxa" w:w="80"/>
+              <w:bottom w:type="dxa" w:w="40"/>
+              <w:right w:type="dxa" w:w="80"/>
+            </w:tcMar>
+          </w:tcPr>
+          <w:p>
+            <w:pPr>
+              <w:spacing w:after="0" w:line="220"/>
+              <w:jc w:val="center"/>
+            </w:pPr>
+            <w:r>
+              <w:rPr>
+                <w:rFonts w:ascii="Palatino Linotype" w:cs="Palatino Linotype" w:eastAsia="Palatino Linotype" w:hAnsi="Palatino Linotype"/>
+                <w:sz w:val="16"/>
+                <w:szCs w:val="16"/>
+              </w:rPr>
+              <w:t xml:space="preserve">taiwan-chichi-earthquake-1999</w:t>
+            </w:r>
+          </w:p>
+        </w:tc>
+        <w:tc>
+          <w:tcPr>
+            <w:tcW w:type="dxa" w:w="2600"/>
+            <w:tcMar>
+              <w:top w:type="dxa" w:w="40"/>
+              <w:left w:type="dxa" w:w="80"/>
+              <w:bottom w:type="dxa" w:w="40"/>
+              <w:right w:type="dxa" w:w="80"/>
+            </w:tcMar>
+          </w:tcPr>
+          <w:p>
+            <w:pPr>
+              <w:spacing w:after="0" w:line="220"/>
+              <w:jc w:val="center"/>
+            </w:pPr>
+            <w:r>
+              <w:rPr>
+                <w:rFonts w:ascii="Palatino Linotype" w:cs="Palatino Linotype" w:eastAsia="Palatino Linotype" w:hAnsi="Palatino Linotype"/>
+                <w:sz w:val="16"/>
+                <w:szCs w:val="16"/>
+              </w:rPr>
+              <w:t xml:space="preserve">TWN:semiconductors</w:t>
+            </w:r>
+          </w:p>
+        </w:tc>
+        <w:tc>
+          <w:tcPr>
+            <w:tcW w:type="dxa" w:w="900"/>
+            <w:tcMar>
+              <w:top w:type="dxa" w:w="40"/>
+              <w:left w:type="dxa" w:w="80"/>
+              <w:bottom w:type="dxa" w:w="40"/>
+              <w:right w:type="dxa" w:w="80"/>
+            </w:tcMar>
+          </w:tcPr>
+          <w:p>
+            <w:pPr>
+              <w:spacing w:after="0" w:line="220"/>
+              <w:jc w:val="center"/>
+            </w:pPr>
+            <w:r>
+              <w:rPr>
+                <w:rFonts w:ascii="Palatino Linotype" w:cs="Palatino Linotype" w:eastAsia="Palatino Linotype" w:hAnsi="Palatino Linotype"/>
+                <w:sz w:val="16"/>
+                <w:szCs w:val="16"/>
+              </w:rPr>
+              <w:t xml:space="preserve">0,90</w:t>
+            </w:r>
+          </w:p>
+        </w:tc>
+        <w:tc>
+          <w:tcPr>
+            <w:tcW w:type="dxa" w:w="900"/>
+            <w:tcMar>
+              <w:top w:type="dxa" w:w="40"/>
+              <w:left w:type="dxa" w:w="80"/>
+              <w:bottom w:type="dxa" w:w="40"/>
+              <w:right w:type="dxa" w:w="80"/>
+            </w:tcMar>
+          </w:tcPr>
+          <w:p>
+            <w:pPr>
+              <w:spacing w:after="0" w:line="220"/>
+              <w:jc w:val="center"/>
+            </w:pPr>
+            <w:r>
+              <w:rPr>
+                <w:rFonts w:ascii="Palatino Linotype" w:cs="Palatino Linotype" w:eastAsia="Palatino Linotype" w:hAnsi="Palatino Linotype"/>
+                <w:sz w:val="16"/>
+                <w:szCs w:val="16"/>
+              </w:rPr>
+              <w:t xml:space="preserve">2</w:t>
+            </w:r>
+          </w:p>
+        </w:tc>
+        <w:tc>
+          <w:tcPr>
+            <w:tcW w:type="dxa" w:w="900"/>
+            <w:tcMar>
+              <w:top w:type="dxa" w:w="40"/>
+              <w:left w:type="dxa" w:w="80"/>
+              <w:bottom w:type="dxa" w:w="40"/>
+              <w:right w:type="dxa" w:w="80"/>
+            </w:tcMar>
+          </w:tcPr>
+          <w:p>
+            <w:pPr>
+              <w:spacing w:after="0" w:line="220"/>
+              <w:jc w:val="center"/>
+            </w:pPr>
+            <w:r>
+              <w:rPr>
+                <w:rFonts w:ascii="Palatino Linotype" w:cs="Palatino Linotype" w:eastAsia="Palatino Linotype" w:hAnsi="Palatino Linotype"/>
+                <w:sz w:val="16"/>
+                <w:szCs w:val="16"/>
+              </w:rPr>
+              <w:t xml:space="preserve">0,005</w:t>
+            </w:r>
+          </w:p>
+        </w:tc>
+      </w:tr>
+      <w:tr>
+        <w:trPr>
+          <w:tblHeader w:val="false"/>
+        </w:trPr>
+        <w:tc>
+          <w:tcPr>
+            <w:tcW w:type="dxa" w:w="560"/>
+            <w:tcMar>
+              <w:top w:type="dxa" w:w="40"/>
+              <w:left w:type="dxa" w:w="80"/>
+              <w:bottom w:type="dxa" w:w="40"/>
+              <w:right w:type="dxa" w:w="80"/>
+            </w:tcMar>
+          </w:tcPr>
+          <w:p>
+            <w:pPr>
+              <w:spacing w:after="0" w:line="220"/>
+              <w:jc w:val="left"/>
+            </w:pPr>
+            <w:r>
+              <w:rPr>
+                <w:rFonts w:ascii="Palatino Linotype" w:cs="Palatino Linotype" w:eastAsia="Palatino Linotype" w:hAnsi="Palatino Linotype"/>
+                <w:sz w:val="16"/>
+                <w:szCs w:val="16"/>
+              </w:rPr>
+              <w:t xml:space="preserve">23</w:t>
+            </w:r>
+          </w:p>
+        </w:tc>
+        <w:tc>
+          <w:tcPr>
+            <w:tcW w:type="dxa" w:w="3778"/>
+            <w:tcMar>
+              <w:top w:type="dxa" w:w="40"/>
+              <w:left w:type="dxa" w:w="80"/>
+              <w:bottom w:type="dxa" w:w="40"/>
+              <w:right w:type="dxa" w:w="80"/>
+            </w:tcMar>
+          </w:tcPr>
+          <w:p>
+            <w:pPr>
+              <w:spacing w:after="0" w:line="220"/>
+              <w:jc w:val="center"/>
+            </w:pPr>
+            <w:r>
+              <w:rPr>
+                <w:rFonts w:ascii="Palatino Linotype" w:cs="Palatino Linotype" w:eastAsia="Palatino Linotype" w:hAnsi="Palatino Linotype"/>
+                <w:sz w:val="16"/>
+                <w:szCs w:val="16"/>
+              </w:rPr>
+              <w:t xml:space="preserve">hurricane-harvey-2017</w:t>
+            </w:r>
+          </w:p>
+        </w:tc>
+        <w:tc>
+          <w:tcPr>
+            <w:tcW w:type="dxa" w:w="2600"/>
+            <w:tcMar>
+              <w:top w:type="dxa" w:w="40"/>
+              <w:left w:type="dxa" w:w="80"/>
+              <w:bottom w:type="dxa" w:w="40"/>
+              <w:right w:type="dxa" w:w="80"/>
+            </w:tcMar>
+          </w:tcPr>
+          <w:p>
+            <w:pPr>
+              <w:spacing w:after="0" w:line="220"/>
+              <w:jc w:val="center"/>
+            </w:pPr>
+            <w:r>
+              <w:rPr>
+                <w:rFonts w:ascii="Palatino Linotype" w:cs="Palatino Linotype" w:eastAsia="Palatino Linotype" w:hAnsi="Palatino Linotype"/>
+                <w:sz w:val="16"/>
+                <w:szCs w:val="16"/>
+              </w:rPr>
+              <w:t xml:space="preserve">USA:consumer_goods</w:t>
+            </w:r>
+          </w:p>
+        </w:tc>
+        <w:tc>
+          <w:tcPr>
+            <w:tcW w:type="dxa" w:w="900"/>
+            <w:tcMar>
+              <w:top w:type="dxa" w:w="40"/>
+              <w:left w:type="dxa" w:w="80"/>
+              <w:bottom w:type="dxa" w:w="40"/>
+              <w:right w:type="dxa" w:w="80"/>
+            </w:tcMar>
+          </w:tcPr>
+          <w:p>
+            <w:pPr>
+              <w:spacing w:after="0" w:line="220"/>
+              <w:jc w:val="center"/>
+            </w:pPr>
+            <w:r>
+              <w:rPr>
+                <w:rFonts w:ascii="Palatino Linotype" w:cs="Palatino Linotype" w:eastAsia="Palatino Linotype" w:hAnsi="Palatino Linotype"/>
+                <w:sz w:val="16"/>
+                <w:szCs w:val="16"/>
+              </w:rPr>
+              <w:t xml:space="preserve">0,07</w:t>
+            </w:r>
+          </w:p>
+        </w:tc>
+        <w:tc>
+          <w:tcPr>
+            <w:tcW w:type="dxa" w:w="900"/>
+            <w:tcMar>
+              <w:top w:type="dxa" w:w="40"/>
+              <w:left w:type="dxa" w:w="80"/>
+              <w:bottom w:type="dxa" w:w="40"/>
+              <w:right w:type="dxa" w:w="80"/>
+            </w:tcMar>
+          </w:tcPr>
+          <w:p>
+            <w:pPr>
+              <w:spacing w:after="0" w:line="220"/>
+              <w:jc w:val="center"/>
+            </w:pPr>
+            <w:r>
+              <w:rPr>
+                <w:rFonts w:ascii="Palatino Linotype" w:cs="Palatino Linotype" w:eastAsia="Palatino Linotype" w:hAnsi="Palatino Linotype"/>
+                <w:sz w:val="16"/>
+                <w:szCs w:val="16"/>
+              </w:rPr>
+              <w:t xml:space="preserve">4</w:t>
+            </w:r>
+          </w:p>
+        </w:tc>
+        <w:tc>
+          <w:tcPr>
+            <w:tcW w:type="dxa" w:w="900"/>
+            <w:tcMar>
+              <w:top w:type="dxa" w:w="40"/>
+              <w:left w:type="dxa" w:w="80"/>
+              <w:bottom w:type="dxa" w:w="40"/>
+              <w:right w:type="dxa" w:w="80"/>
+            </w:tcMar>
+          </w:tcPr>
+          <w:p>
+            <w:pPr>
+              <w:spacing w:after="0" w:line="220"/>
+              <w:jc w:val="center"/>
+            </w:pPr>
+            <w:r>
+              <w:rPr>
+                <w:rFonts w:ascii="Palatino Linotype" w:cs="Palatino Linotype" w:eastAsia="Palatino Linotype" w:hAnsi="Palatino Linotype"/>
+                <w:sz w:val="16"/>
+                <w:szCs w:val="16"/>
+              </w:rPr>
+              <w:t xml:space="preserve">0,002</w:t>
+            </w:r>
+          </w:p>
+        </w:tc>
+      </w:tr>
+      <w:tr>
+        <w:trPr>
+          <w:tblHeader w:val="false"/>
+        </w:trPr>
+        <w:tc>
+          <w:tcPr>
+            <w:tcW w:type="dxa" w:w="560"/>
+            <w:tcMar>
+              <w:top w:type="dxa" w:w="40"/>
+              <w:left w:type="dxa" w:w="80"/>
+              <w:bottom w:type="dxa" w:w="40"/>
+              <w:right w:type="dxa" w:w="80"/>
+            </w:tcMar>
+          </w:tcPr>
+          <w:p>
+            <w:pPr>
+              <w:spacing w:after="0" w:line="220"/>
+              <w:jc w:val="left"/>
+            </w:pPr>
+            <w:r>
+              <w:rPr>
+                <w:rFonts w:ascii="Palatino Linotype" w:cs="Palatino Linotype" w:eastAsia="Palatino Linotype" w:hAnsi="Palatino Linotype"/>
+                <w:sz w:val="16"/>
+                <w:szCs w:val="16"/>
+              </w:rPr>
+              <w:t xml:space="preserve">24</w:t>
+            </w:r>
+          </w:p>
+        </w:tc>
+        <w:tc>
+          <w:tcPr>
+            <w:tcW w:type="dxa" w:w="3778"/>
+            <w:tcMar>
+              <w:top w:type="dxa" w:w="40"/>
+              <w:left w:type="dxa" w:w="80"/>
+              <w:bottom w:type="dxa" w:w="40"/>
+              <w:right w:type="dxa" w:w="80"/>
+            </w:tcMar>
+          </w:tcPr>
+          <w:p>
+            <w:pPr>
+              <w:spacing w:after="0" w:line="220"/>
+              <w:jc w:val="center"/>
+            </w:pPr>
+            <w:r>
+              <w:rPr>
+                <w:rFonts w:ascii="Palatino Linotype" w:cs="Palatino Linotype" w:eastAsia="Palatino Linotype" w:hAnsi="Palatino Linotype"/>
+                <w:sz w:val="16"/>
+                <w:szCs w:val="16"/>
+              </w:rPr>
+              <w:t xml:space="preserve">us-west-coast-ports-2015</w:t>
+            </w:r>
+          </w:p>
+        </w:tc>
+        <w:tc>
+          <w:tcPr>
+            <w:tcW w:type="dxa" w:w="2600"/>
+            <w:tcMar>
+              <w:top w:type="dxa" w:w="40"/>
+              <w:left w:type="dxa" w:w="80"/>
+              <w:bottom w:type="dxa" w:w="40"/>
+              <w:right w:type="dxa" w:w="80"/>
+            </w:tcMar>
+          </w:tcPr>
+          <w:p>
+            <w:pPr>
+              <w:spacing w:after="0" w:line="220"/>
+              <w:jc w:val="center"/>
+            </w:pPr>
+            <w:r>
+              <w:rPr>
+                <w:rFonts w:ascii="Palatino Linotype" w:cs="Palatino Linotype" w:eastAsia="Palatino Linotype" w:hAnsi="Palatino Linotype"/>
+                <w:sz w:val="16"/>
+                <w:szCs w:val="16"/>
+              </w:rPr>
+              <w:t xml:space="preserve">USA:shipping</w:t>
+            </w:r>
+          </w:p>
+        </w:tc>
+        <w:tc>
+          <w:tcPr>
+            <w:tcW w:type="dxa" w:w="900"/>
+            <w:tcMar>
+              <w:top w:type="dxa" w:w="40"/>
+              <w:left w:type="dxa" w:w="80"/>
+              <w:bottom w:type="dxa" w:w="40"/>
+              <w:right w:type="dxa" w:w="80"/>
+            </w:tcMar>
+          </w:tcPr>
+          <w:p>
+            <w:pPr>
+              <w:spacing w:after="0" w:line="220"/>
+              <w:jc w:val="center"/>
+            </w:pPr>
+            <w:r>
+              <w:rPr>
+                <w:rFonts w:ascii="Palatino Linotype" w:cs="Palatino Linotype" w:eastAsia="Palatino Linotype" w:hAnsi="Palatino Linotype"/>
+                <w:sz w:val="16"/>
+                <w:szCs w:val="16"/>
+              </w:rPr>
+              <w:t xml:space="preserve">0,06</w:t>
+            </w:r>
+          </w:p>
+        </w:tc>
+        <w:tc>
+          <w:tcPr>
+            <w:tcW w:type="dxa" w:w="900"/>
+            <w:tcMar>
+              <w:top w:type="dxa" w:w="40"/>
+              <w:left w:type="dxa" w:w="80"/>
+              <w:bottom w:type="dxa" w:w="40"/>
+              <w:right w:type="dxa" w:w="80"/>
+            </w:tcMar>
+          </w:tcPr>
+          <w:p>
+            <w:pPr>
+              <w:spacing w:after="0" w:line="220"/>
+              <w:jc w:val="center"/>
+            </w:pPr>
+            <w:r>
+              <w:rPr>
+                <w:rFonts w:ascii="Palatino Linotype" w:cs="Palatino Linotype" w:eastAsia="Palatino Linotype" w:hAnsi="Palatino Linotype"/>
+                <w:sz w:val="16"/>
+                <w:szCs w:val="16"/>
+              </w:rPr>
+              <w:t xml:space="preserve">18</w:t>
+            </w:r>
+          </w:p>
+        </w:tc>
+        <w:tc>
+          <w:tcPr>
+            <w:tcW w:type="dxa" w:w="900"/>
+            <w:tcMar>
+              <w:top w:type="dxa" w:w="40"/>
+              <w:left w:type="dxa" w:w="80"/>
+              <w:bottom w:type="dxa" w:w="40"/>
+              <w:right w:type="dxa" w:w="80"/>
+            </w:tcMar>
+          </w:tcPr>
+          <w:p>
+            <w:pPr>
+              <w:spacing w:after="0" w:line="220"/>
+              <w:jc w:val="center"/>
+            </w:pPr>
+            <w:r>
+              <w:rPr>
+                <w:rFonts w:ascii="Palatino Linotype" w:cs="Palatino Linotype" w:eastAsia="Palatino Linotype" w:hAnsi="Palatino Linotype"/>
+                <w:sz w:val="16"/>
+                <w:szCs w:val="16"/>
+              </w:rPr>
+              <w:t xml:space="preserve">0,007</w:t>
+            </w:r>
+          </w:p>
+        </w:tc>
+      </w:tr>
+      <w:tr>
+        <w:trPr>
+          <w:tblHeader w:val="false"/>
+        </w:trPr>
+        <w:tc>
+          <w:tcPr>
+            <w:tcW w:type="dxa" w:w="560"/>
+            <w:tcMar>
+              <w:top w:type="dxa" w:w="40"/>
+              <w:left w:type="dxa" w:w="80"/>
+              <w:bottom w:type="dxa" w:w="40"/>
+              <w:right w:type="dxa" w:w="80"/>
+            </w:tcMar>
+          </w:tcPr>
+          <w:p>
+            <w:pPr>
+              <w:spacing w:after="0" w:line="220"/>
+              <w:jc w:val="left"/>
+            </w:pPr>
+            <w:r>
+              <w:rPr>
+                <w:rFonts w:ascii="Palatino Linotype" w:cs="Palatino Linotype" w:eastAsia="Palatino Linotype" w:hAnsi="Palatino Linotype"/>
+                <w:sz w:val="16"/>
+                <w:szCs w:val="16"/>
+              </w:rPr>
+              <w:t xml:space="preserve">25</w:t>
+            </w:r>
+          </w:p>
+        </w:tc>
+        <w:tc>
+          <w:tcPr>
+            <w:tcW w:type="dxa" w:w="3778"/>
+            <w:tcMar>
+              <w:top w:type="dxa" w:w="40"/>
+              <w:left w:type="dxa" w:w="80"/>
+              <w:bottom w:type="dxa" w:w="40"/>
+              <w:right w:type="dxa" w:w="80"/>
+            </w:tcMar>
+          </w:tcPr>
+          <w:p>
+            <w:pPr>
+              <w:spacing w:after="0" w:line="220"/>
+              <w:jc w:val="center"/>
+            </w:pPr>
+            <w:r>
+              <w:rPr>
+                <w:rFonts w:ascii="Palatino Linotype" w:cs="Palatino Linotype" w:eastAsia="Palatino Linotype" w:hAnsi="Palatino Linotype"/>
+                <w:sz w:val="16"/>
+                <w:szCs w:val="16"/>
+              </w:rPr>
+              <w:t xml:space="preserve">korea-trucker-strikes-2022</w:t>
+            </w:r>
+          </w:p>
+        </w:tc>
+        <w:tc>
+          <w:tcPr>
+            <w:tcW w:type="dxa" w:w="2600"/>
+            <w:tcMar>
+              <w:top w:type="dxa" w:w="40"/>
+              <w:left w:type="dxa" w:w="80"/>
+              <w:bottom w:type="dxa" w:w="40"/>
+              <w:right w:type="dxa" w:w="80"/>
+            </w:tcMar>
+          </w:tcPr>
+          <w:p>
+            <w:pPr>
+              <w:spacing w:after="0" w:line="220"/>
+              <w:jc w:val="center"/>
+            </w:pPr>
+            <w:r>
+              <w:rPr>
+                <w:rFonts w:ascii="Palatino Linotype" w:cs="Palatino Linotype" w:eastAsia="Palatino Linotype" w:hAnsi="Palatino Linotype"/>
+                <w:sz w:val="16"/>
+                <w:szCs w:val="16"/>
+              </w:rPr>
+              <w:t xml:space="preserve">KOR:automotive</w:t>
+            </w:r>
+          </w:p>
+        </w:tc>
+        <w:tc>
+          <w:tcPr>
+            <w:tcW w:type="dxa" w:w="900"/>
+            <w:tcMar>
+              <w:top w:type="dxa" w:w="40"/>
+              <w:left w:type="dxa" w:w="80"/>
+              <w:bottom w:type="dxa" w:w="40"/>
+              <w:right w:type="dxa" w:w="80"/>
+            </w:tcMar>
+          </w:tcPr>
+          <w:p>
+            <w:pPr>
+              <w:spacing w:after="0" w:line="220"/>
+              <w:jc w:val="center"/>
+            </w:pPr>
+            <w:r>
+              <w:rPr>
+                <w:rFonts w:ascii="Palatino Linotype" w:cs="Palatino Linotype" w:eastAsia="Palatino Linotype" w:hAnsi="Palatino Linotype"/>
+                <w:sz w:val="16"/>
+                <w:szCs w:val="16"/>
+              </w:rPr>
+              <w:t xml:space="preserve">0,50</w:t>
+            </w:r>
+          </w:p>
+        </w:tc>
+        <w:tc>
+          <w:tcPr>
+            <w:tcW w:type="dxa" w:w="900"/>
+            <w:tcMar>
+              <w:top w:type="dxa" w:w="40"/>
+              <w:left w:type="dxa" w:w="80"/>
+              <w:bottom w:type="dxa" w:w="40"/>
+              <w:right w:type="dxa" w:w="80"/>
+            </w:tcMar>
+          </w:tcPr>
+          <w:p>
+            <w:pPr>
+              <w:spacing w:after="0" w:line="220"/>
+              <w:jc w:val="center"/>
+            </w:pPr>
+            <w:r>
+              <w:rPr>
+                <w:rFonts w:ascii="Palatino Linotype" w:cs="Palatino Linotype" w:eastAsia="Palatino Linotype" w:hAnsi="Palatino Linotype"/>
+                <w:sz w:val="16"/>
+                <w:szCs w:val="16"/>
+              </w:rPr>
+              <w:t xml:space="preserve">1</w:t>
+            </w:r>
+          </w:p>
+        </w:tc>
+        <w:tc>
+          <w:tcPr>
+            <w:tcW w:type="dxa" w:w="900"/>
+            <w:tcMar>
+              <w:top w:type="dxa" w:w="40"/>
+              <w:left w:type="dxa" w:w="80"/>
+              <w:bottom w:type="dxa" w:w="40"/>
+              <w:right w:type="dxa" w:w="80"/>
+            </w:tcMar>
+          </w:tcPr>
+          <w:p>
+            <w:pPr>
+              <w:spacing w:after="0" w:line="220"/>
+              <w:jc w:val="center"/>
+            </w:pPr>
+            <w:r>
+              <w:rPr>
+                <w:rFonts w:ascii="Palatino Linotype" w:cs="Palatino Linotype" w:eastAsia="Palatino Linotype" w:hAnsi="Palatino Linotype"/>
+                <w:sz w:val="16"/>
+                <w:szCs w:val="16"/>
+              </w:rPr>
+              <w:t xml:space="preserve">0,002</w:t>
+            </w:r>
+          </w:p>
+        </w:tc>
+      </w:tr>
+      <w:tr>
+        <w:trPr>
+          <w:tblHeader w:val="false"/>
+        </w:trPr>
+        <w:tc>
+          <w:tcPr>
+            <w:tcW w:type="dxa" w:w="560"/>
+            <w:tcMar>
+              <w:top w:type="dxa" w:w="40"/>
+              <w:left w:type="dxa" w:w="80"/>
+              <w:bottom w:type="dxa" w:w="40"/>
+              <w:right w:type="dxa" w:w="80"/>
+            </w:tcMar>
+          </w:tcPr>
+          <w:p>
+            <w:pPr>
+              <w:spacing w:after="0" w:line="220"/>
+              <w:jc w:val="left"/>
+            </w:pPr>
+            <w:r>
+              <w:rPr>
+                <w:rFonts w:ascii="Palatino Linotype" w:cs="Palatino Linotype" w:eastAsia="Palatino Linotype" w:hAnsi="Palatino Linotype"/>
+                <w:sz w:val="16"/>
+                <w:szCs w:val="16"/>
+              </w:rPr>
+              <w:t xml:space="preserve">26</w:t>
+            </w:r>
+          </w:p>
+        </w:tc>
+        <w:tc>
+          <w:tcPr>
+            <w:tcW w:type="dxa" w:w="3778"/>
+            <w:tcMar>
+              <w:top w:type="dxa" w:w="40"/>
+              <w:left w:type="dxa" w:w="80"/>
+              <w:bottom w:type="dxa" w:w="40"/>
+              <w:right w:type="dxa" w:w="80"/>
+            </w:tcMar>
+          </w:tcPr>
+          <w:p>
+            <w:pPr>
+              <w:spacing w:after="0" w:line="220"/>
+              <w:jc w:val="center"/>
+            </w:pPr>
+            <w:r>
+              <w:rPr>
+                <w:rFonts w:ascii="Palatino Linotype" w:cs="Palatino Linotype" w:eastAsia="Palatino Linotype" w:hAnsi="Palatino Linotype"/>
+                <w:sz w:val="16"/>
+                <w:szCs w:val="16"/>
+              </w:rPr>
+              <w:t xml:space="preserve">panama-canal-drought-2023</w:t>
+            </w:r>
+          </w:p>
+        </w:tc>
+        <w:tc>
+          <w:tcPr>
+            <w:tcW w:type="dxa" w:w="2600"/>
+            <w:tcMar>
+              <w:top w:type="dxa" w:w="40"/>
+              <w:left w:type="dxa" w:w="80"/>
+              <w:bottom w:type="dxa" w:w="40"/>
+              <w:right w:type="dxa" w:w="80"/>
+            </w:tcMar>
+          </w:tcPr>
+          <w:p>
+            <w:pPr>
+              <w:spacing w:after="0" w:line="220"/>
+              <w:jc w:val="center"/>
+            </w:pPr>
+            <w:r>
+              <w:rPr>
+                <w:rFonts w:ascii="Palatino Linotype" w:cs="Palatino Linotype" w:eastAsia="Palatino Linotype" w:hAnsi="Palatino Linotype"/>
+                <w:sz w:val="16"/>
+                <w:szCs w:val="16"/>
+              </w:rPr>
+              <w:t xml:space="preserve">CP:Panama</w:t>
+            </w:r>
+          </w:p>
+        </w:tc>
+        <w:tc>
+          <w:tcPr>
+            <w:tcW w:type="dxa" w:w="900"/>
+            <w:tcMar>
+              <w:top w:type="dxa" w:w="40"/>
+              <w:left w:type="dxa" w:w="80"/>
+              <w:bottom w:type="dxa" w:w="40"/>
+              <w:right w:type="dxa" w:w="80"/>
+            </w:tcMar>
+          </w:tcPr>
+          <w:p>
+            <w:pPr>
+              <w:spacing w:after="0" w:line="220"/>
+              <w:jc w:val="center"/>
+            </w:pPr>
+            <w:r>
+              <w:rPr>
+                <w:rFonts w:ascii="Palatino Linotype" w:cs="Palatino Linotype" w:eastAsia="Palatino Linotype" w:hAnsi="Palatino Linotype"/>
+                <w:sz w:val="16"/>
+                <w:szCs w:val="16"/>
+              </w:rPr>
+              <w:t xml:space="preserve">0,30</w:t>
+            </w:r>
+          </w:p>
+        </w:tc>
+        <w:tc>
+          <w:tcPr>
+            <w:tcW w:type="dxa" w:w="900"/>
+            <w:tcMar>
+              <w:top w:type="dxa" w:w="40"/>
+              <w:left w:type="dxa" w:w="80"/>
+              <w:bottom w:type="dxa" w:w="40"/>
+              <w:right w:type="dxa" w:w="80"/>
+            </w:tcMar>
+          </w:tcPr>
+          <w:p>
+            <w:pPr>
+              <w:spacing w:after="0" w:line="220"/>
+              <w:jc w:val="center"/>
+            </w:pPr>
+            <w:r>
+              <w:rPr>
+                <w:rFonts w:ascii="Palatino Linotype" w:cs="Palatino Linotype" w:eastAsia="Palatino Linotype" w:hAnsi="Palatino Linotype"/>
+                <w:sz w:val="16"/>
+                <w:szCs w:val="16"/>
+              </w:rPr>
+              <w:t xml:space="preserve">30</w:t>
+            </w:r>
+          </w:p>
+        </w:tc>
+        <w:tc>
+          <w:tcPr>
+            <w:tcW w:type="dxa" w:w="900"/>
+            <w:tcMar>
+              <w:top w:type="dxa" w:w="40"/>
+              <w:left w:type="dxa" w:w="80"/>
+              <w:bottom w:type="dxa" w:w="40"/>
+              <w:right w:type="dxa" w:w="80"/>
+            </w:tcMar>
+          </w:tcPr>
+          <w:p>
+            <w:pPr>
+              <w:spacing w:after="0" w:line="220"/>
+              <w:jc w:val="center"/>
+            </w:pPr>
+            <w:r>
+              <w:rPr>
+                <w:rFonts w:ascii="Palatino Linotype" w:cs="Palatino Linotype" w:eastAsia="Palatino Linotype" w:hAnsi="Palatino Linotype"/>
+                <w:sz w:val="16"/>
+                <w:szCs w:val="16"/>
+              </w:rPr>
+              <w:t xml:space="preserve">0,005</w:t>
+            </w:r>
+          </w:p>
+        </w:tc>
+      </w:tr>
+      <w:tr>
+        <w:trPr>
+          <w:tblHeader w:val="false"/>
+        </w:trPr>
+        <w:tc>
+          <w:tcPr>
+            <w:tcW w:type="dxa" w:w="560"/>
+            <w:tcMar>
+              <w:top w:type="dxa" w:w="40"/>
+              <w:left w:type="dxa" w:w="80"/>
+              <w:bottom w:type="dxa" w:w="40"/>
+              <w:right w:type="dxa" w:w="80"/>
+            </w:tcMar>
+          </w:tcPr>
+          <w:p>
+            <w:pPr>
+              <w:spacing w:after="0" w:line="220"/>
+              <w:jc w:val="left"/>
+            </w:pPr>
+            <w:r>
+              <w:rPr>
+                <w:rFonts w:ascii="Palatino Linotype" w:cs="Palatino Linotype" w:eastAsia="Palatino Linotype" w:hAnsi="Palatino Linotype"/>
+                <w:sz w:val="16"/>
+                <w:szCs w:val="16"/>
+              </w:rPr>
+              <w:t xml:space="preserve">27</w:t>
+            </w:r>
+          </w:p>
+        </w:tc>
+        <w:tc>
+          <w:tcPr>
+            <w:tcW w:type="dxa" w:w="3778"/>
+            <w:tcMar>
+              <w:top w:type="dxa" w:w="40"/>
+              <w:left w:type="dxa" w:w="80"/>
+              <w:bottom w:type="dxa" w:w="40"/>
+              <w:right w:type="dxa" w:w="80"/>
+            </w:tcMar>
+          </w:tcPr>
+          <w:p>
+            <w:pPr>
+              <w:spacing w:after="0" w:line="220"/>
+              <w:jc w:val="center"/>
+            </w:pPr>
+            <w:r>
+              <w:rPr>
+                <w:rFonts w:ascii="Palatino Linotype" w:cs="Palatino Linotype" w:eastAsia="Palatino Linotype" w:hAnsi="Palatino Linotype"/>
+                <w:sz w:val="16"/>
+                <w:szCs w:val="16"/>
+              </w:rPr>
+              <w:t xml:space="preserve">gfc-auto-collapse-2008-2009</w:t>
+            </w:r>
+          </w:p>
+        </w:tc>
+        <w:tc>
+          <w:tcPr>
+            <w:tcW w:type="dxa" w:w="2600"/>
+            <w:tcMar>
+              <w:top w:type="dxa" w:w="40"/>
+              <w:left w:type="dxa" w:w="80"/>
+              <w:bottom w:type="dxa" w:w="40"/>
+              <w:right w:type="dxa" w:w="80"/>
+            </w:tcMar>
+          </w:tcPr>
+          <w:p>
+            <w:pPr>
+              <w:spacing w:after="0" w:line="220"/>
+              <w:jc w:val="center"/>
+            </w:pPr>
+            <w:r>
+              <w:rPr>
+                <w:rFonts w:ascii="Palatino Linotype" w:cs="Palatino Linotype" w:eastAsia="Palatino Linotype" w:hAnsi="Palatino Linotype"/>
+                <w:sz w:val="16"/>
+                <w:szCs w:val="16"/>
+              </w:rPr>
+              <w:t xml:space="preserve">USA:automotive</w:t>
+            </w:r>
+          </w:p>
+        </w:tc>
+        <w:tc>
+          <w:tcPr>
+            <w:tcW w:type="dxa" w:w="900"/>
+            <w:tcMar>
+              <w:top w:type="dxa" w:w="40"/>
+              <w:left w:type="dxa" w:w="80"/>
+              <w:bottom w:type="dxa" w:w="40"/>
+              <w:right w:type="dxa" w:w="80"/>
+            </w:tcMar>
+          </w:tcPr>
+          <w:p>
+            <w:pPr>
+              <w:spacing w:after="0" w:line="220"/>
+              <w:jc w:val="center"/>
+            </w:pPr>
+            <w:r>
+              <w:rPr>
+                <w:rFonts w:ascii="Palatino Linotype" w:cs="Palatino Linotype" w:eastAsia="Palatino Linotype" w:hAnsi="Palatino Linotype"/>
+                <w:sz w:val="16"/>
+                <w:szCs w:val="16"/>
+              </w:rPr>
+              <w:t xml:space="preserve">0,47</w:t>
+            </w:r>
+          </w:p>
+        </w:tc>
+        <w:tc>
+          <w:tcPr>
+            <w:tcW w:type="dxa" w:w="900"/>
+            <w:tcMar>
+              <w:top w:type="dxa" w:w="40"/>
+              <w:left w:type="dxa" w:w="80"/>
+              <w:bottom w:type="dxa" w:w="40"/>
+              <w:right w:type="dxa" w:w="80"/>
+            </w:tcMar>
+          </w:tcPr>
+          <w:p>
+            <w:pPr>
+              <w:spacing w:after="0" w:line="220"/>
+              <w:jc w:val="center"/>
+            </w:pPr>
+            <w:r>
+              <w:rPr>
+                <w:rFonts w:ascii="Palatino Linotype" w:cs="Palatino Linotype" w:eastAsia="Palatino Linotype" w:hAnsi="Palatino Linotype"/>
+                <w:sz w:val="16"/>
+                <w:szCs w:val="16"/>
+              </w:rPr>
+              <w:t xml:space="preserve">39</w:t>
+            </w:r>
+          </w:p>
+        </w:tc>
+        <w:tc>
+          <w:tcPr>
+            <w:tcW w:type="dxa" w:w="900"/>
+            <w:tcMar>
+              <w:top w:type="dxa" w:w="40"/>
+              <w:left w:type="dxa" w:w="80"/>
+              <w:bottom w:type="dxa" w:w="40"/>
+              <w:right w:type="dxa" w:w="80"/>
+            </w:tcMar>
+          </w:tcPr>
+          <w:p>
+            <w:pPr>
+              <w:spacing w:after="0" w:line="220"/>
+              <w:jc w:val="center"/>
+            </w:pPr>
+            <w:r>
+              <w:rPr>
+                <w:rFonts w:ascii="Palatino Linotype" w:cs="Palatino Linotype" w:eastAsia="Palatino Linotype" w:hAnsi="Palatino Linotype"/>
+                <w:sz w:val="16"/>
+                <w:szCs w:val="16"/>
+              </w:rPr>
+              <w:t xml:space="preserve">0,130</w:t>
+            </w:r>
+          </w:p>
+        </w:tc>
+      </w:tr>
+    </w:tbl>
+    <w:p>
+      <w:pPr>
+        <w:sectPr>
+          <w:type w:val="continuous"/>
+          <w:pgSz w:w="11906" w:h="16838" w:orient="portrait"/>
+          <w:pgMar w:top="1134" w:right="1134" w:bottom="1134" w:left="1134" w:header="708" w:footer="708" w:gutter="0"/>
+          <w:pgNumType/>
+          <w:cols w:num="1"/>
+          <w:docGrid w:linePitch="360"/>
+        </w:sectPr>
+      </w:pPr>
+    </w:p>
+    <w:p>
+      <w:pPr>
+        <w:keepNext/>
+        <w:spacing w:after="70" w:before="200"/>
+      </w:pPr>
+      <w:r>
+        <w:rPr>
+          <w:rFonts w:ascii="Palatino Linotype" w:cs="Palatino Linotype" w:eastAsia="Palatino Linotype" w:hAnsi="Palatino Linotype"/>
+          <w:b/>
+          <w:bCs/>
+          <w:color w:val="1A1A1A"/>
+          <w:sz w:val="21"/>
+          <w:szCs w:val="21"/>
+        </w:rPr>
+        <w:t xml:space="preserve">Приложение B. Воспроизводимость</w:t>
+      </w:r>
+    </w:p>
+    <w:p>
+      <w:pPr>
+        <w:spacing w:after="20" w:line="240"/>
         <w:jc w:val="both"/>
       </w:pPr>
       <w:r>
         <w:rPr>
           <w:rFonts w:ascii="Palatino Linotype" w:cs="Palatino Linotype" w:eastAsia="Palatino Linotype" w:hAnsi="Palatino Linotype"/>
-          <w:sz w:val="17"/>
-          <w:szCs w:val="17"/>
-        </w:rPr>
-        <w:t xml:space="preserve">2. Carvalho V., Nirei M., Saito Y., Tahbaz-Salehi A. Supply Chain Disruptions: Evidence from the Great East Japan Earthquake. </w:t>
-      </w:r>
-      <w:r>
-        <w:rPr>
-          <w:rFonts w:ascii="Palatino Linotype" w:cs="Palatino Linotype" w:eastAsia="Palatino Linotype" w:hAnsi="Palatino Linotype"/>
-          <w:i/>
-          <w:iCs/>
-          <w:sz w:val="17"/>
-          <w:szCs w:val="17"/>
-        </w:rPr>
-        <w:t xml:space="preserve">Quarterly Journal of Economics</w:t>
-      </w:r>
-      <w:r>
-        <w:rPr>
-          <w:rFonts w:ascii="Palatino Linotype" w:cs="Palatino Linotype" w:eastAsia="Palatino Linotype" w:hAnsi="Palatino Linotype"/>
-          <w:sz w:val="17"/>
-          <w:szCs w:val="17"/>
-        </w:rPr>
-        <w:t xml:space="preserve">, 2021, 136(2), 1255–1321.</w:t>
-      </w:r>
-    </w:p>
-    <w:p>
-      <w:pPr>
-        <w:spacing w:after="30" w:line="220"/>
-        <w:ind w:left="300" w:hanging="300"/>
-        <w:jc w:val="both"/>
-      </w:pPr>
-      <w:r>
-        <w:rPr>
-          <w:rFonts w:ascii="Palatino Linotype" w:cs="Palatino Linotype" w:eastAsia="Palatino Linotype" w:hAnsi="Palatino Linotype"/>
-          <w:sz w:val="17"/>
-          <w:szCs w:val="17"/>
-        </w:rPr>
-        <w:t xml:space="preserve">3. Barrot J.-N., Sauvagnat J. Input Specificity and the Propagation of Idiosyncratic Shocks in Production Networks. </w:t>
-      </w:r>
-      <w:r>
-        <w:rPr>
-          <w:rFonts w:ascii="Palatino Linotype" w:cs="Palatino Linotype" w:eastAsia="Palatino Linotype" w:hAnsi="Palatino Linotype"/>
-          <w:i/>
-          <w:iCs/>
-          <w:sz w:val="17"/>
-          <w:szCs w:val="17"/>
-        </w:rPr>
-        <w:t xml:space="preserve">Quarterly Journal of Economics</w:t>
-      </w:r>
-      <w:r>
-        <w:rPr>
-          <w:rFonts w:ascii="Palatino Linotype" w:cs="Palatino Linotype" w:eastAsia="Palatino Linotype" w:hAnsi="Palatino Linotype"/>
-          <w:sz w:val="17"/>
-          <w:szCs w:val="17"/>
-        </w:rPr>
-        <w:t xml:space="preserve">, 2016, 131(3), 1543–1592.</w:t>
-      </w:r>
-    </w:p>
-    <w:p>
-      <w:pPr>
-        <w:spacing w:after="30" w:line="220"/>
-        <w:ind w:left="300" w:hanging="300"/>
-        <w:jc w:val="both"/>
-      </w:pPr>
-      <w:r>
-        <w:rPr>
-          <w:rFonts w:ascii="Palatino Linotype" w:cs="Palatino Linotype" w:eastAsia="Palatino Linotype" w:hAnsi="Palatino Linotype"/>
-          <w:sz w:val="17"/>
-          <w:szCs w:val="17"/>
-        </w:rPr>
-        <w:t xml:space="preserve">4. Lee H., Padmanabhan V., Whang S. Information Distortion in a Supply Chain: The Bullwhip Effect. </w:t>
-      </w:r>
-      <w:r>
-        <w:rPr>
-          <w:rFonts w:ascii="Palatino Linotype" w:cs="Palatino Linotype" w:eastAsia="Palatino Linotype" w:hAnsi="Palatino Linotype"/>
-          <w:i/>
-          <w:iCs/>
-          <w:sz w:val="17"/>
-          <w:szCs w:val="17"/>
-        </w:rPr>
-        <w:t xml:space="preserve">Management Science</w:t>
-      </w:r>
-      <w:r>
-        <w:rPr>
-          <w:rFonts w:ascii="Palatino Linotype" w:cs="Palatino Linotype" w:eastAsia="Palatino Linotype" w:hAnsi="Palatino Linotype"/>
-          <w:sz w:val="17"/>
-          <w:szCs w:val="17"/>
-        </w:rPr>
-        <w:t xml:space="preserve">, 1997, 43(4), 546–558.</w:t>
-      </w:r>
-    </w:p>
-    <w:p>
-      <w:pPr>
-        <w:spacing w:after="30" w:line="220"/>
-        <w:ind w:left="300" w:hanging="300"/>
-        <w:jc w:val="both"/>
-      </w:pPr>
-      <w:r>
-        <w:rPr>
-          <w:rFonts w:ascii="Palatino Linotype" w:cs="Palatino Linotype" w:eastAsia="Palatino Linotype" w:hAnsi="Palatino Linotype"/>
-          <w:sz w:val="17"/>
-          <w:szCs w:val="17"/>
-        </w:rPr>
-        <w:t xml:space="preserve">5. Cerra V., Saxena S. Growth Dynamics: The Myth of Economic Recovery. </w:t>
-      </w:r>
-      <w:r>
-        <w:rPr>
-          <w:rFonts w:ascii="Palatino Linotype" w:cs="Palatino Linotype" w:eastAsia="Palatino Linotype" w:hAnsi="Palatino Linotype"/>
-          <w:i/>
-          <w:iCs/>
-          <w:sz w:val="17"/>
-          <w:szCs w:val="17"/>
-        </w:rPr>
-        <w:t xml:space="preserve">American Economic Review</w:t>
-      </w:r>
-      <w:r>
-        <w:rPr>
-          <w:rFonts w:ascii="Palatino Linotype" w:cs="Palatino Linotype" w:eastAsia="Palatino Linotype" w:hAnsi="Palatino Linotype"/>
-          <w:sz w:val="17"/>
-          <w:szCs w:val="17"/>
-        </w:rPr>
-        <w:t xml:space="preserve">, 2008, 98(1), 439–457.</w:t>
-      </w:r>
-    </w:p>
-    <w:p>
-      <w:pPr>
-        <w:spacing w:after="30" w:line="220"/>
-        <w:ind w:left="300" w:hanging="300"/>
-        <w:jc w:val="both"/>
-      </w:pPr>
-      <w:r>
-        <w:rPr>
-          <w:rFonts w:ascii="Palatino Linotype" w:cs="Palatino Linotype" w:eastAsia="Palatino Linotype" w:hAnsi="Palatino Linotype"/>
-          <w:sz w:val="17"/>
-          <w:szCs w:val="17"/>
-        </w:rPr>
-        <w:t xml:space="preserve">6. Makridakis S., Spiliotis E., Assimakopoulos V. The M4/M5 Competitions. </w:t>
-      </w:r>
-      <w:r>
-        <w:rPr>
-          <w:rFonts w:ascii="Palatino Linotype" w:cs="Palatino Linotype" w:eastAsia="Palatino Linotype" w:hAnsi="Palatino Linotype"/>
-          <w:i/>
-          <w:iCs/>
-          <w:sz w:val="17"/>
-          <w:szCs w:val="17"/>
-        </w:rPr>
-        <w:t xml:space="preserve">International Journal of Forecasting</w:t>
-      </w:r>
-      <w:r>
-        <w:rPr>
-          <w:rFonts w:ascii="Palatino Linotype" w:cs="Palatino Linotype" w:eastAsia="Palatino Linotype" w:hAnsi="Palatino Linotype"/>
-          <w:sz w:val="17"/>
-          <w:szCs w:val="17"/>
-        </w:rPr>
-        <w:t xml:space="preserve">, 2020–2022.</w:t>
-      </w:r>
-    </w:p>
-    <w:p>
-      <w:pPr>
-        <w:spacing w:after="30" w:line="220"/>
-        <w:ind w:left="300" w:hanging="300"/>
-        <w:jc w:val="both"/>
-      </w:pPr>
-      <w:r>
-        <w:rPr>
-          <w:rFonts w:ascii="Palatino Linotype" w:cs="Palatino Linotype" w:eastAsia="Palatino Linotype" w:hAnsi="Palatino Linotype"/>
-          <w:sz w:val="17"/>
-          <w:szCs w:val="17"/>
-        </w:rPr>
-        <w:t xml:space="preserve">7. Inoue H., Todo Y. Firm-level propagation of shocks through supply-chain networks. </w:t>
-      </w:r>
-      <w:r>
-        <w:rPr>
-          <w:rFonts w:ascii="Palatino Linotype" w:cs="Palatino Linotype" w:eastAsia="Palatino Linotype" w:hAnsi="Palatino Linotype"/>
-          <w:i/>
-          <w:iCs/>
-          <w:sz w:val="17"/>
-          <w:szCs w:val="17"/>
-        </w:rPr>
-        <w:t xml:space="preserve">Nature Sustainability</w:t>
-      </w:r>
-      <w:r>
-        <w:rPr>
-          <w:rFonts w:ascii="Palatino Linotype" w:cs="Palatino Linotype" w:eastAsia="Palatino Linotype" w:hAnsi="Palatino Linotype"/>
-          <w:sz w:val="17"/>
-          <w:szCs w:val="17"/>
-        </w:rPr>
-        <w:t xml:space="preserve">, 2019, 2, 841–847.</w:t>
-      </w:r>
-    </w:p>
-    <w:p>
-      <w:pPr>
-        <w:spacing w:after="30" w:line="220"/>
-        <w:ind w:left="300" w:hanging="300"/>
-        <w:jc w:val="both"/>
-      </w:pPr>
-      <w:r>
-        <w:rPr>
-          <w:rFonts w:ascii="Palatino Linotype" w:cs="Palatino Linotype" w:eastAsia="Palatino Linotype" w:hAnsi="Palatino Linotype"/>
-          <w:sz w:val="17"/>
-          <w:szCs w:val="17"/>
-        </w:rPr>
-        <w:t xml:space="preserve">8. OECD. Inter-Country Input-Output (ICIO) Tables, 2025 edition (year 2019). OECD, Paris.</w:t>
-      </w:r>
-    </w:p>
-    <w:p>
-      <w:pPr>
-        <w:spacing w:after="30" w:line="220"/>
-        <w:ind w:left="300" w:hanging="300"/>
-        <w:jc w:val="both"/>
-      </w:pPr>
-      <w:r>
-        <w:rPr>
-          <w:rFonts w:ascii="Palatino Linotype" w:cs="Palatino Linotype" w:eastAsia="Palatino Linotype" w:hAnsi="Palatino Linotype"/>
-          <w:sz w:val="17"/>
-          <w:szCs w:val="17"/>
-        </w:rPr>
-        <w:t xml:space="preserve">9. IMF PortWatch. Daily chokepoint transit data. International Monetary Fund, 2021–2024.</w:t>
-      </w:r>
-    </w:p>
+          <w:sz w:val="19"/>
+          <w:szCs w:val="19"/>
+        </w:rPr>
+        <w:t xml:space="preserve">Все числа статьи регенерируются из репозитория:</w:t>
+      </w:r>
+    </w:p>
+    <w:tbl>
+      <w:tblPr>
+        <w:tblW w:type="dxa" w:w="9638"/>
+        <w:tblBorders>
+          <w:top w:val="single" w:color="D7E2DB" w:sz="3"/>
+          <w:left w:val="single" w:color="D7E2DB" w:sz="3"/>
+          <w:bottom w:val="single" w:color="D7E2DB" w:sz="3"/>
+          <w:right w:val="single" w:color="D7E2DB" w:sz="3"/>
+          <w:insideH w:val="none" w:color="FFFFFF" w:sz="0"/>
+          <w:insideV w:val="none" w:color="FFFFFF" w:sz="0"/>
+        </w:tblBorders>
+      </w:tblPr>
+      <w:tblGrid>
+        <w:gridCol w:w="9638"/>
+      </w:tblGrid>
+      <w:tr>
+        <w:tc>
+          <w:tcPr>
+            <w:tcW w:type="dxa" w:w="9638"/>
+            <w:shd w:fill="F2F2F0" w:val="clear"/>
+            <w:tcMar>
+              <w:top w:type="dxa" w:w="80"/>
+              <w:left w:type="dxa" w:w="120"/>
+              <w:bottom w:type="dxa" w:w="80"/>
+              <w:right w:type="dxa" w:w="120"/>
+            </w:tcMar>
+          </w:tcPr>
+          <w:p>
+            <w:pPr>
+              <w:spacing w:after="0" w:line="220"/>
+            </w:pPr>
+            <w:r>
+              <w:rPr>
+                <w:rFonts w:ascii="Consolas" w:cs="Consolas" w:eastAsia="Consolas" w:hAnsi="Consolas"/>
+                <w:sz w:val="16"/>
+                <w:szCs w:val="16"/>
+              </w:rPr>
+              <w:t xml:space="preserve">cd backend</w:t>
+            </w:r>
+          </w:p>
+          <w:p>
+            <w:pPr>
+              <w:spacing w:after="0" w:line="220"/>
+            </w:pPr>
+            <w:r>
+              <w:rPr>
+                <w:rFonts w:ascii="Consolas" w:cs="Consolas" w:eastAsia="Consolas" w:hAnsi="Consolas"/>
+                <w:sz w:val="16"/>
+                <w:szCs w:val="16"/>
+              </w:rPr>
+              <w:t xml:space="preserve">python -m scripts.significance_analysis   # significance.json (6.1, 6.2)</w:t>
+            </w:r>
+          </w:p>
+          <w:p>
+            <w:pPr>
+              <w:spacing w:after="0" w:line="220"/>
+            </w:pPr>
+            <w:r>
+              <w:rPr>
+                <w:rFonts w:ascii="Consolas" w:cs="Consolas" w:eastAsia="Consolas" w:hAnsi="Consolas"/>
+                <w:sz w:val="16"/>
+                <w:szCs w:val="16"/>
+              </w:rPr>
+              <w:t xml:space="preserve">python -m scripts.power_analysis          # power_analysis.json (6.4)</w:t>
+            </w:r>
+          </w:p>
+          <w:p>
+            <w:pPr>
+              <w:spacing w:after="0" w:line="220"/>
+            </w:pPr>
+            <w:r>
+              <w:rPr>
+                <w:rFonts w:ascii="Consolas" w:cs="Consolas" w:eastAsia="Consolas" w:hAnsi="Consolas"/>
+                <w:sz w:val="16"/>
+                <w:szCs w:val="16"/>
+              </w:rPr>
+              <w:t xml:space="preserve">python -m scripts.isef_figures            # 4 фигуры + CSV</w:t>
+            </w:r>
+          </w:p>
+          <w:p>
+            <w:pPr>
+              <w:spacing w:after="0" w:line="220"/>
+            </w:pPr>
+            <w:r>
+              <w:rPr>
+                <w:rFonts w:ascii="Consolas" w:cs="Consolas" w:eastAsia="Consolas" w:hAnsi="Consolas"/>
+                <w:sz w:val="16"/>
+                <w:szCs w:val="16"/>
+              </w:rPr>
+              <w:t xml:space="preserve">python -m scripts.results_onepager        # docs/RESULTS.md</w:t>
+            </w:r>
+          </w:p>
+          <w:p>
+            <w:pPr>
+              <w:spacing w:after="0" w:line="220"/>
+            </w:pPr>
+            <w:r>
+              <w:rPr>
+                <w:rFonts w:ascii="Consolas" w:cs="Consolas" w:eastAsia="Consolas" w:hAnsi="Consolas"/>
+                <w:sz w:val="16"/>
+                <w:szCs w:val="16"/>
+              </w:rPr>
+              <w:t xml:space="preserve">python -m pytest --ignore=tests/test_portwatch.py   # 157 тестов</w:t>
+            </w:r>
+          </w:p>
+        </w:tc>
+      </w:tr>
+    </w:tbl>
     <w:sectPr>
       <w:type w:val="continuous"/>
       <w:pgSz w:w="11906" w:h="16838" w:orient="portrait"/>

--- a/docs/PAPER_MDPI.ru.docx
+++ b/docs/PAPER_MDPI.ru.docx
@@ -3573,6 +3573,31 @@
     </w:p>
     <w:p>
       <w:pPr>
+        <w:spacing w:after="20" w:line="240"/>
+        <w:ind w:firstLine="220"/>
+        <w:jc w:val="both"/>
+      </w:pPr>
+      <w:r>
+        <w:rPr>
+          <w:rFonts w:ascii="Palatino Linotype" w:cs="Palatino Linotype" w:eastAsia="Palatino Linotype" w:hAnsi="Palatino Linotype"/>
+          <w:b/>
+          <w:bCs/>
+          <w:sz w:val="19"/>
+          <w:szCs w:val="19"/>
+        </w:rPr>
+        <w:t xml:space="preserve">Робастность к отдельным точкам (jackknife).</w:t>
+      </w:r>
+      <w:r>
+        <w:rPr>
+          <w:rFonts w:ascii="Palatino Linotype" w:cs="Palatino Linotype" w:eastAsia="Palatino Linotype" w:hAnsi="Palatino Linotype"/>
+          <w:sz w:val="19"/>
+          <w:szCs w:val="19"/>
+        </w:rPr>
+        <w:t xml:space="preserve"> Тест leave-one-out (последовательно удаляем каждое событие и пересчитываем Spearman) опровергает подозрение, что корреляция держится на одной точке: для недель-до-пика полная оценка 0,691, диапазон LOO [0,619; 0,790]; для восстановления полная 0,883, диапазон LOO [0,843; 0,917]. Ни одно единичное событие не роняет корреляцию ниже 0,62 и 0,84 соответственно.</w:t>
+      </w:r>
+    </w:p>
+    <w:p>
+      <w:pPr>
         <w:keepNext/>
         <w:spacing w:after="50" w:before="140"/>
       </w:pPr>
@@ -4763,6 +4788,1519 @@
     <w:p>
       <w:pPr>
         <w:keepNext/>
+        <w:spacing w:after="50" w:before="140"/>
+      </w:pPr>
+      <w:r>
+        <w:rPr>
+          <w:rFonts w:ascii="Palatino Linotype" w:cs="Palatino Linotype" w:eastAsia="Palatino Linotype" w:hAnsi="Palatino Linotype"/>
+          <w:b/>
+          <w:bCs/>
+          <w:i/>
+          <w:iCs/>
+          <w:color w:val="1A1A1A"/>
+          <w:sz w:val="19"/>
+          <w:szCs w:val="19"/>
+        </w:rPr>
+        <w:t xml:space="preserve">6.6. Абляция компонентов: что из сложной модели реально работает</w:t>
+      </w:r>
+    </w:p>
+    <w:p>
+      <w:pPr>
+        <w:spacing w:after="20" w:line="240"/>
+        <w:ind w:firstLine="220"/>
+        <w:jc w:val="both"/>
+      </w:pPr>
+      <w:r>
+        <w:rPr>
+          <w:rFonts w:ascii="Palatino Linotype" w:cs="Palatino Linotype" w:eastAsia="Palatino Linotype" w:hAnsi="Palatino Linotype"/>
+          <w:sz w:val="19"/>
+          <w:szCs w:val="19"/>
+        </w:rPr>
+        <w:t xml:space="preserve">Покомпонентная абляция (N=27, каждый компонент по очереди отключается — Таблица 5) даёт неудобный, но честный ответ на вопрос, какие части несут вес. Два компонента — SEIS-машина состояний и адаптивная перемаршрутизация — дают ровно ноль на этом наборе; единственный компонент, ухудшающий модель при отключении, — эффект хлыста (+0,0023). Пол R-состояния улучшает внутривыборочную ошибку при удалении (−0,0074), но это удаление уже провалило пре-регистрированный вневыборочный гейт (§5.3) и отвергнуто. Вывод: при N=27 сложность движка в основном не окупается на оси магнитуды — согласуется с §6.1 и указывает на рост N и траекторные оси, а не на добавление механизмов.</w:t>
+      </w:r>
+    </w:p>
+    <w:p>
+      <w:pPr>
+        <w:sectPr>
+          <w:type w:val="continuous"/>
+          <w:pgSz w:w="11906" w:h="16838" w:orient="portrait"/>
+          <w:pgMar w:top="1134" w:right="1134" w:bottom="1134" w:left="1134" w:header="708" w:footer="708" w:gutter="0"/>
+          <w:pgNumType/>
+          <w:cols w:space="454" w:num="2" w:equalWidth="true"/>
+          <w:docGrid w:linePitch="360"/>
+        </w:sectPr>
+      </w:pPr>
+    </w:p>
+    <w:p>
+      <w:pPr>
+        <w:spacing w:after="40" w:before="60"/>
+        <w:jc w:val="left"/>
+      </w:pPr>
+      <w:r>
+        <w:rPr>
+          <w:rFonts w:ascii="Palatino Linotype" w:cs="Palatino Linotype" w:eastAsia="Palatino Linotype" w:hAnsi="Palatino Linotype"/>
+          <w:b/>
+          <w:bCs/>
+          <w:sz w:val="16"/>
+          <w:szCs w:val="16"/>
+        </w:rPr>
+        <w:t xml:space="preserve">Таблица 5.</w:t>
+      </w:r>
+      <w:r>
+        <w:rPr>
+          <w:rFonts w:ascii="Palatino Linotype" w:cs="Palatino Linotype" w:eastAsia="Palatino Linotype" w:hAnsi="Palatino Linotype"/>
+          <w:sz w:val="16"/>
+          <w:szCs w:val="16"/>
+        </w:rPr>
+        <w:t xml:space="preserve"> Покомпонентная абляция движка (N=27): вклад каждого компонента в MAE.</w:t>
+      </w:r>
+    </w:p>
+    <w:tbl>
+      <w:tblPr>
+        <w:tblW w:type="dxa" w:w="9638"/>
+        <w:tblBorders>
+          <w:top w:val="single" w:color="1A1A1A" w:sz="12"/>
+          <w:left w:val="none" w:color="FFFFFF" w:sz="0"/>
+          <w:bottom w:val="single" w:color="1A1A1A" w:sz="12"/>
+          <w:right w:val="none" w:color="FFFFFF" w:sz="0"/>
+          <w:insideH w:val="none" w:color="FFFFFF" w:sz="0"/>
+          <w:insideV w:val="none" w:color="FFFFFF" w:sz="0"/>
+        </w:tblBorders>
+      </w:tblPr>
+      <w:tblGrid>
+        <w:gridCol w:w="5638"/>
+        <w:gridCol w:w="2000"/>
+        <w:gridCol w:w="2000"/>
+      </w:tblGrid>
+      <w:tr>
+        <w:trPr>
+          <w:tblHeader/>
+        </w:trPr>
+        <w:tc>
+          <w:tcPr>
+            <w:tcW w:type="dxa" w:w="5638"/>
+            <w:tcBorders>
+              <w:bottom w:val="single" w:color="1A1A1A" w:sz="8"/>
+            </w:tcBorders>
+            <w:shd w:fill="E8F3EC" w:val="clear"/>
+            <w:tcMar>
+              <w:top w:type="dxa" w:w="40"/>
+              <w:left w:type="dxa" w:w="80"/>
+              <w:bottom w:type="dxa" w:w="40"/>
+              <w:right w:type="dxa" w:w="80"/>
+            </w:tcMar>
+          </w:tcPr>
+          <w:p>
+            <w:pPr>
+              <w:spacing w:after="0" w:line="220"/>
+              <w:jc w:val="left"/>
+            </w:pPr>
+            <w:r>
+              <w:rPr>
+                <w:rFonts w:ascii="Palatino Linotype" w:cs="Palatino Linotype" w:eastAsia="Palatino Linotype" w:hAnsi="Palatino Linotype"/>
+                <w:b/>
+                <w:bCs/>
+                <w:sz w:val="16"/>
+                <w:szCs w:val="16"/>
+              </w:rPr>
+              <w:t xml:space="preserve">Вариант</w:t>
+            </w:r>
+          </w:p>
+        </w:tc>
+        <w:tc>
+          <w:tcPr>
+            <w:tcW w:type="dxa" w:w="2000"/>
+            <w:tcBorders>
+              <w:bottom w:val="single" w:color="1A1A1A" w:sz="8"/>
+            </w:tcBorders>
+            <w:shd w:fill="E8F3EC" w:val="clear"/>
+            <w:tcMar>
+              <w:top w:type="dxa" w:w="40"/>
+              <w:left w:type="dxa" w:w="80"/>
+              <w:bottom w:type="dxa" w:w="40"/>
+              <w:right w:type="dxa" w:w="80"/>
+            </w:tcMar>
+          </w:tcPr>
+          <w:p>
+            <w:pPr>
+              <w:spacing w:after="0" w:line="220"/>
+              <w:jc w:val="center"/>
+            </w:pPr>
+            <w:r>
+              <w:rPr>
+                <w:rFonts w:ascii="Palatino Linotype" w:cs="Palatino Linotype" w:eastAsia="Palatino Linotype" w:hAnsi="Palatino Linotype"/>
+                <w:b/>
+                <w:bCs/>
+                <w:sz w:val="16"/>
+                <w:szCs w:val="16"/>
+              </w:rPr>
+              <w:t xml:space="preserve">MAE</w:t>
+            </w:r>
+          </w:p>
+        </w:tc>
+        <w:tc>
+          <w:tcPr>
+            <w:tcW w:type="dxa" w:w="2000"/>
+            <w:tcBorders>
+              <w:bottom w:val="single" w:color="1A1A1A" w:sz="8"/>
+            </w:tcBorders>
+            <w:shd w:fill="E8F3EC" w:val="clear"/>
+            <w:tcMar>
+              <w:top w:type="dxa" w:w="40"/>
+              <w:left w:type="dxa" w:w="80"/>
+              <w:bottom w:type="dxa" w:w="40"/>
+              <w:right w:type="dxa" w:w="80"/>
+            </w:tcMar>
+          </w:tcPr>
+          <w:p>
+            <w:pPr>
+              <w:spacing w:after="0" w:line="220"/>
+              <w:jc w:val="center"/>
+            </w:pPr>
+            <w:r>
+              <w:rPr>
+                <w:rFonts w:ascii="Palatino Linotype" w:cs="Palatino Linotype" w:eastAsia="Palatino Linotype" w:hAnsi="Palatino Linotype"/>
+                <w:b/>
+                <w:bCs/>
+                <w:sz w:val="16"/>
+                <w:szCs w:val="16"/>
+              </w:rPr>
+              <w:t xml:space="preserve">ΔMAE к полной</w:t>
+            </w:r>
+          </w:p>
+        </w:tc>
+      </w:tr>
+      <w:tr>
+        <w:trPr>
+          <w:tblHeader w:val="false"/>
+        </w:trPr>
+        <w:tc>
+          <w:tcPr>
+            <w:tcW w:type="dxa" w:w="5638"/>
+            <w:tcMar>
+              <w:top w:type="dxa" w:w="40"/>
+              <w:left w:type="dxa" w:w="80"/>
+              <w:bottom w:type="dxa" w:w="40"/>
+              <w:right w:type="dxa" w:w="80"/>
+            </w:tcMar>
+          </w:tcPr>
+          <w:p>
+            <w:pPr>
+              <w:spacing w:after="0" w:line="220"/>
+              <w:jc w:val="left"/>
+            </w:pPr>
+            <w:r>
+              <w:rPr>
+                <w:rFonts w:ascii="Palatino Linotype" w:cs="Palatino Linotype" w:eastAsia="Palatino Linotype" w:hAnsi="Palatino Linotype"/>
+                <w:sz w:val="16"/>
+                <w:szCs w:val="16"/>
+              </w:rPr>
+              <w:t xml:space="preserve">Полный движок</w:t>
+            </w:r>
+          </w:p>
+        </w:tc>
+        <w:tc>
+          <w:tcPr>
+            <w:tcW w:type="dxa" w:w="2000"/>
+            <w:tcMar>
+              <w:top w:type="dxa" w:w="40"/>
+              <w:left w:type="dxa" w:w="80"/>
+              <w:bottom w:type="dxa" w:w="40"/>
+              <w:right w:type="dxa" w:w="80"/>
+            </w:tcMar>
+          </w:tcPr>
+          <w:p>
+            <w:pPr>
+              <w:spacing w:after="0" w:line="220"/>
+              <w:jc w:val="center"/>
+            </w:pPr>
+            <w:r>
+              <w:rPr>
+                <w:rFonts w:ascii="Palatino Linotype" w:cs="Palatino Linotype" w:eastAsia="Palatino Linotype" w:hAnsi="Palatino Linotype"/>
+                <w:sz w:val="16"/>
+                <w:szCs w:val="16"/>
+              </w:rPr>
+              <w:t xml:space="preserve">0,0242</w:t>
+            </w:r>
+          </w:p>
+        </w:tc>
+        <w:tc>
+          <w:tcPr>
+            <w:tcW w:type="dxa" w:w="2000"/>
+            <w:tcMar>
+              <w:top w:type="dxa" w:w="40"/>
+              <w:left w:type="dxa" w:w="80"/>
+              <w:bottom w:type="dxa" w:w="40"/>
+              <w:right w:type="dxa" w:w="80"/>
+            </w:tcMar>
+          </w:tcPr>
+          <w:p>
+            <w:pPr>
+              <w:spacing w:after="0" w:line="220"/>
+              <w:jc w:val="center"/>
+            </w:pPr>
+            <w:r>
+              <w:rPr>
+                <w:rFonts w:ascii="Palatino Linotype" w:cs="Palatino Linotype" w:eastAsia="Palatino Linotype" w:hAnsi="Palatino Linotype"/>
+                <w:sz w:val="16"/>
+                <w:szCs w:val="16"/>
+              </w:rPr>
+              <w:t xml:space="preserve">0</w:t>
+            </w:r>
+          </w:p>
+        </w:tc>
+      </w:tr>
+      <w:tr>
+        <w:trPr>
+          <w:tblHeader w:val="false"/>
+        </w:trPr>
+        <w:tc>
+          <w:tcPr>
+            <w:tcW w:type="dxa" w:w="5638"/>
+            <w:tcMar>
+              <w:top w:type="dxa" w:w="40"/>
+              <w:left w:type="dxa" w:w="80"/>
+              <w:bottom w:type="dxa" w:w="40"/>
+              <w:right w:type="dxa" w:w="80"/>
+            </w:tcMar>
+          </w:tcPr>
+          <w:p>
+            <w:pPr>
+              <w:spacing w:after="0" w:line="220"/>
+              <w:jc w:val="left"/>
+            </w:pPr>
+            <w:r>
+              <w:rPr>
+                <w:rFonts w:ascii="Palatino Linotype" w:cs="Palatino Linotype" w:eastAsia="Palatino Linotype" w:hAnsi="Palatino Linotype"/>
+                <w:sz w:val="16"/>
+                <w:szCs w:val="16"/>
+              </w:rPr>
+              <w:t xml:space="preserve">−SEIS (без машины состояний)</w:t>
+            </w:r>
+          </w:p>
+        </w:tc>
+        <w:tc>
+          <w:tcPr>
+            <w:tcW w:type="dxa" w:w="2000"/>
+            <w:tcMar>
+              <w:top w:type="dxa" w:w="40"/>
+              <w:left w:type="dxa" w:w="80"/>
+              <w:bottom w:type="dxa" w:w="40"/>
+              <w:right w:type="dxa" w:w="80"/>
+            </w:tcMar>
+          </w:tcPr>
+          <w:p>
+            <w:pPr>
+              <w:spacing w:after="0" w:line="220"/>
+              <w:jc w:val="center"/>
+            </w:pPr>
+            <w:r>
+              <w:rPr>
+                <w:rFonts w:ascii="Palatino Linotype" w:cs="Palatino Linotype" w:eastAsia="Palatino Linotype" w:hAnsi="Palatino Linotype"/>
+                <w:sz w:val="16"/>
+                <w:szCs w:val="16"/>
+              </w:rPr>
+              <w:t xml:space="preserve">0,0242</w:t>
+            </w:r>
+          </w:p>
+        </w:tc>
+        <w:tc>
+          <w:tcPr>
+            <w:tcW w:type="dxa" w:w="2000"/>
+            <w:tcMar>
+              <w:top w:type="dxa" w:w="40"/>
+              <w:left w:type="dxa" w:w="80"/>
+              <w:bottom w:type="dxa" w:w="40"/>
+              <w:right w:type="dxa" w:w="80"/>
+            </w:tcMar>
+          </w:tcPr>
+          <w:p>
+            <w:pPr>
+              <w:spacing w:after="0" w:line="220"/>
+              <w:jc w:val="center"/>
+            </w:pPr>
+            <w:r>
+              <w:rPr>
+                <w:rFonts w:ascii="Palatino Linotype" w:cs="Palatino Linotype" w:eastAsia="Palatino Linotype" w:hAnsi="Palatino Linotype"/>
+                <w:sz w:val="16"/>
+                <w:szCs w:val="16"/>
+              </w:rPr>
+              <w:t xml:space="preserve">0,0000</w:t>
+            </w:r>
+          </w:p>
+        </w:tc>
+      </w:tr>
+      <w:tr>
+        <w:trPr>
+          <w:tblHeader w:val="false"/>
+        </w:trPr>
+        <w:tc>
+          <w:tcPr>
+            <w:tcW w:type="dxa" w:w="5638"/>
+            <w:tcMar>
+              <w:top w:type="dxa" w:w="40"/>
+              <w:left w:type="dxa" w:w="80"/>
+              <w:bottom w:type="dxa" w:w="40"/>
+              <w:right w:type="dxa" w:w="80"/>
+            </w:tcMar>
+          </w:tcPr>
+          <w:p>
+            <w:pPr>
+              <w:spacing w:after="0" w:line="220"/>
+              <w:jc w:val="left"/>
+            </w:pPr>
+            <w:r>
+              <w:rPr>
+                <w:rFonts w:ascii="Palatino Linotype" w:cs="Palatino Linotype" w:eastAsia="Palatino Linotype" w:hAnsi="Palatino Linotype"/>
+                <w:sz w:val="16"/>
+                <w:szCs w:val="16"/>
+              </w:rPr>
+              <w:t xml:space="preserve">−адаптивная перемаршрутизация</w:t>
+            </w:r>
+          </w:p>
+        </w:tc>
+        <w:tc>
+          <w:tcPr>
+            <w:tcW w:type="dxa" w:w="2000"/>
+            <w:tcMar>
+              <w:top w:type="dxa" w:w="40"/>
+              <w:left w:type="dxa" w:w="80"/>
+              <w:bottom w:type="dxa" w:w="40"/>
+              <w:right w:type="dxa" w:w="80"/>
+            </w:tcMar>
+          </w:tcPr>
+          <w:p>
+            <w:pPr>
+              <w:spacing w:after="0" w:line="220"/>
+              <w:jc w:val="center"/>
+            </w:pPr>
+            <w:r>
+              <w:rPr>
+                <w:rFonts w:ascii="Palatino Linotype" w:cs="Palatino Linotype" w:eastAsia="Palatino Linotype" w:hAnsi="Palatino Linotype"/>
+                <w:sz w:val="16"/>
+                <w:szCs w:val="16"/>
+              </w:rPr>
+              <w:t xml:space="preserve">0,0242</w:t>
+            </w:r>
+          </w:p>
+        </w:tc>
+        <w:tc>
+          <w:tcPr>
+            <w:tcW w:type="dxa" w:w="2000"/>
+            <w:tcMar>
+              <w:top w:type="dxa" w:w="40"/>
+              <w:left w:type="dxa" w:w="80"/>
+              <w:bottom w:type="dxa" w:w="40"/>
+              <w:right w:type="dxa" w:w="80"/>
+            </w:tcMar>
+          </w:tcPr>
+          <w:p>
+            <w:pPr>
+              <w:spacing w:after="0" w:line="220"/>
+              <w:jc w:val="center"/>
+            </w:pPr>
+            <w:r>
+              <w:rPr>
+                <w:rFonts w:ascii="Palatino Linotype" w:cs="Palatino Linotype" w:eastAsia="Palatino Linotype" w:hAnsi="Palatino Linotype"/>
+                <w:sz w:val="16"/>
+                <w:szCs w:val="16"/>
+              </w:rPr>
+              <w:t xml:space="preserve">0,0000</w:t>
+            </w:r>
+          </w:p>
+        </w:tc>
+      </w:tr>
+      <w:tr>
+        <w:trPr>
+          <w:tblHeader w:val="false"/>
+        </w:trPr>
+        <w:tc>
+          <w:tcPr>
+            <w:tcW w:type="dxa" w:w="5638"/>
+            <w:tcMar>
+              <w:top w:type="dxa" w:w="40"/>
+              <w:left w:type="dxa" w:w="80"/>
+              <w:bottom w:type="dxa" w:w="40"/>
+              <w:right w:type="dxa" w:w="80"/>
+            </w:tcMar>
+          </w:tcPr>
+          <w:p>
+            <w:pPr>
+              <w:spacing w:after="0" w:line="220"/>
+              <w:jc w:val="left"/>
+            </w:pPr>
+            <w:r>
+              <w:rPr>
+                <w:rFonts w:ascii="Palatino Linotype" w:cs="Palatino Linotype" w:eastAsia="Palatino Linotype" w:hAnsi="Palatino Linotype"/>
+                <w:sz w:val="16"/>
+                <w:szCs w:val="16"/>
+              </w:rPr>
+              <w:t xml:space="preserve">−bullwhip (β = 1)</w:t>
+            </w:r>
+          </w:p>
+        </w:tc>
+        <w:tc>
+          <w:tcPr>
+            <w:tcW w:type="dxa" w:w="2000"/>
+            <w:tcMar>
+              <w:top w:type="dxa" w:w="40"/>
+              <w:left w:type="dxa" w:w="80"/>
+              <w:bottom w:type="dxa" w:w="40"/>
+              <w:right w:type="dxa" w:w="80"/>
+            </w:tcMar>
+          </w:tcPr>
+          <w:p>
+            <w:pPr>
+              <w:spacing w:after="0" w:line="220"/>
+              <w:jc w:val="center"/>
+            </w:pPr>
+            <w:r>
+              <w:rPr>
+                <w:rFonts w:ascii="Palatino Linotype" w:cs="Palatino Linotype" w:eastAsia="Palatino Linotype" w:hAnsi="Palatino Linotype"/>
+                <w:sz w:val="16"/>
+                <w:szCs w:val="16"/>
+              </w:rPr>
+              <w:t xml:space="preserve">0,0266</w:t>
+            </w:r>
+          </w:p>
+        </w:tc>
+        <w:tc>
+          <w:tcPr>
+            <w:tcW w:type="dxa" w:w="2000"/>
+            <w:tcMar>
+              <w:top w:type="dxa" w:w="40"/>
+              <w:left w:type="dxa" w:w="80"/>
+              <w:bottom w:type="dxa" w:w="40"/>
+              <w:right w:type="dxa" w:w="80"/>
+            </w:tcMar>
+          </w:tcPr>
+          <w:p>
+            <w:pPr>
+              <w:spacing w:after="0" w:line="220"/>
+              <w:jc w:val="center"/>
+            </w:pPr>
+            <w:r>
+              <w:rPr>
+                <w:rFonts w:ascii="Palatino Linotype" w:cs="Palatino Linotype" w:eastAsia="Palatino Linotype" w:hAnsi="Palatino Linotype"/>
+                <w:sz w:val="16"/>
+                <w:szCs w:val="16"/>
+              </w:rPr>
+              <w:t xml:space="preserve">+0,0023</w:t>
+            </w:r>
+          </w:p>
+        </w:tc>
+      </w:tr>
+      <w:tr>
+        <w:trPr>
+          <w:tblHeader w:val="false"/>
+        </w:trPr>
+        <w:tc>
+          <w:tcPr>
+            <w:tcW w:type="dxa" w:w="5638"/>
+            <w:tcMar>
+              <w:top w:type="dxa" w:w="40"/>
+              <w:left w:type="dxa" w:w="80"/>
+              <w:bottom w:type="dxa" w:w="40"/>
+              <w:right w:type="dxa" w:w="80"/>
+            </w:tcMar>
+          </w:tcPr>
+          <w:p>
+            <w:pPr>
+              <w:spacing w:after="0" w:line="220"/>
+              <w:jc w:val="left"/>
+            </w:pPr>
+            <w:r>
+              <w:rPr>
+                <w:rFonts w:ascii="Palatino Linotype" w:cs="Palatino Linotype" w:eastAsia="Palatino Linotype" w:hAnsi="Palatino Linotype"/>
+                <w:sz w:val="16"/>
+                <w:szCs w:val="16"/>
+              </w:rPr>
+              <w:t xml:space="preserve">−пол R-состояния</w:t>
+            </w:r>
+          </w:p>
+        </w:tc>
+        <w:tc>
+          <w:tcPr>
+            <w:tcW w:type="dxa" w:w="2000"/>
+            <w:tcMar>
+              <w:top w:type="dxa" w:w="40"/>
+              <w:left w:type="dxa" w:w="80"/>
+              <w:bottom w:type="dxa" w:w="40"/>
+              <w:right w:type="dxa" w:w="80"/>
+            </w:tcMar>
+          </w:tcPr>
+          <w:p>
+            <w:pPr>
+              <w:spacing w:after="0" w:line="220"/>
+              <w:jc w:val="center"/>
+            </w:pPr>
+            <w:r>
+              <w:rPr>
+                <w:rFonts w:ascii="Palatino Linotype" w:cs="Palatino Linotype" w:eastAsia="Palatino Linotype" w:hAnsi="Palatino Linotype"/>
+                <w:sz w:val="16"/>
+                <w:szCs w:val="16"/>
+              </w:rPr>
+              <w:t xml:space="preserve">0,0169</w:t>
+            </w:r>
+          </w:p>
+        </w:tc>
+        <w:tc>
+          <w:tcPr>
+            <w:tcW w:type="dxa" w:w="2000"/>
+            <w:tcMar>
+              <w:top w:type="dxa" w:w="40"/>
+              <w:left w:type="dxa" w:w="80"/>
+              <w:bottom w:type="dxa" w:w="40"/>
+              <w:right w:type="dxa" w:w="80"/>
+            </w:tcMar>
+          </w:tcPr>
+          <w:p>
+            <w:pPr>
+              <w:spacing w:after="0" w:line="220"/>
+              <w:jc w:val="center"/>
+            </w:pPr>
+            <w:r>
+              <w:rPr>
+                <w:rFonts w:ascii="Palatino Linotype" w:cs="Palatino Linotype" w:eastAsia="Palatino Linotype" w:hAnsi="Palatino Linotype"/>
+                <w:sz w:val="16"/>
+                <w:szCs w:val="16"/>
+              </w:rPr>
+              <w:t xml:space="preserve">−0,0074</w:t>
+            </w:r>
+          </w:p>
+        </w:tc>
+      </w:tr>
+      <w:tr>
+        <w:trPr>
+          <w:tblHeader w:val="false"/>
+        </w:trPr>
+        <w:tc>
+          <w:tcPr>
+            <w:tcW w:type="dxa" w:w="5638"/>
+            <w:tcMar>
+              <w:top w:type="dxa" w:w="40"/>
+              <w:left w:type="dxa" w:w="80"/>
+              <w:bottom w:type="dxa" w:w="40"/>
+              <w:right w:type="dxa" w:w="80"/>
+            </w:tcMar>
+          </w:tcPr>
+          <w:p>
+            <w:pPr>
+              <w:spacing w:after="0" w:line="220"/>
+              <w:jc w:val="left"/>
+            </w:pPr>
+            <w:r>
+              <w:rPr>
+                <w:rFonts w:ascii="Palatino Linotype" w:cs="Palatino Linotype" w:eastAsia="Palatino Linotype" w:hAnsi="Palatino Linotype"/>
+                <w:sz w:val="16"/>
+                <w:szCs w:val="16"/>
+              </w:rPr>
+              <w:t xml:space="preserve">+поузловое восстановление</w:t>
+            </w:r>
+          </w:p>
+        </w:tc>
+        <w:tc>
+          <w:tcPr>
+            <w:tcW w:type="dxa" w:w="2000"/>
+            <w:tcMar>
+              <w:top w:type="dxa" w:w="40"/>
+              <w:left w:type="dxa" w:w="80"/>
+              <w:bottom w:type="dxa" w:w="40"/>
+              <w:right w:type="dxa" w:w="80"/>
+            </w:tcMar>
+          </w:tcPr>
+          <w:p>
+            <w:pPr>
+              <w:spacing w:after="0" w:line="220"/>
+              <w:jc w:val="center"/>
+            </w:pPr>
+            <w:r>
+              <w:rPr>
+                <w:rFonts w:ascii="Palatino Linotype" w:cs="Palatino Linotype" w:eastAsia="Palatino Linotype" w:hAnsi="Palatino Linotype"/>
+                <w:sz w:val="16"/>
+                <w:szCs w:val="16"/>
+              </w:rPr>
+              <w:t xml:space="preserve">0,0233</w:t>
+            </w:r>
+          </w:p>
+        </w:tc>
+        <w:tc>
+          <w:tcPr>
+            <w:tcW w:type="dxa" w:w="2000"/>
+            <w:tcMar>
+              <w:top w:type="dxa" w:w="40"/>
+              <w:left w:type="dxa" w:w="80"/>
+              <w:bottom w:type="dxa" w:w="40"/>
+              <w:right w:type="dxa" w:w="80"/>
+            </w:tcMar>
+          </w:tcPr>
+          <w:p>
+            <w:pPr>
+              <w:spacing w:after="0" w:line="220"/>
+              <w:jc w:val="center"/>
+            </w:pPr>
+            <w:r>
+              <w:rPr>
+                <w:rFonts w:ascii="Palatino Linotype" w:cs="Palatino Linotype" w:eastAsia="Palatino Linotype" w:hAnsi="Palatino Linotype"/>
+                <w:sz w:val="16"/>
+                <w:szCs w:val="16"/>
+              </w:rPr>
+              <w:t xml:space="preserve">−0,0009</w:t>
+            </w:r>
+          </w:p>
+        </w:tc>
+      </w:tr>
+      <w:tr>
+        <w:trPr>
+          <w:tblHeader w:val="false"/>
+        </w:trPr>
+        <w:tc>
+          <w:tcPr>
+            <w:tcW w:type="dxa" w:w="5638"/>
+            <w:tcMar>
+              <w:top w:type="dxa" w:w="40"/>
+              <w:left w:type="dxa" w:w="80"/>
+              <w:bottom w:type="dxa" w:w="40"/>
+              <w:right w:type="dxa" w:w="80"/>
+            </w:tcMar>
+          </w:tcPr>
+          <w:p>
+            <w:pPr>
+              <w:spacing w:after="0" w:line="220"/>
+              <w:jc w:val="left"/>
+            </w:pPr>
+            <w:r>
+              <w:rPr>
+                <w:rFonts w:ascii="Palatino Linotype" w:cs="Palatino Linotype" w:eastAsia="Palatino Linotype" w:hAnsi="Palatino Linotype"/>
+                <w:sz w:val="16"/>
+                <w:szCs w:val="16"/>
+              </w:rPr>
+              <w:t xml:space="preserve">чистая линейная диффузия</w:t>
+            </w:r>
+          </w:p>
+        </w:tc>
+        <w:tc>
+          <w:tcPr>
+            <w:tcW w:type="dxa" w:w="2000"/>
+            <w:tcMar>
+              <w:top w:type="dxa" w:w="40"/>
+              <w:left w:type="dxa" w:w="80"/>
+              <w:bottom w:type="dxa" w:w="40"/>
+              <w:right w:type="dxa" w:w="80"/>
+            </w:tcMar>
+          </w:tcPr>
+          <w:p>
+            <w:pPr>
+              <w:spacing w:after="0" w:line="220"/>
+              <w:jc w:val="center"/>
+            </w:pPr>
+            <w:r>
+              <w:rPr>
+                <w:rFonts w:ascii="Palatino Linotype" w:cs="Palatino Linotype" w:eastAsia="Palatino Linotype" w:hAnsi="Palatino Linotype"/>
+                <w:sz w:val="16"/>
+                <w:szCs w:val="16"/>
+              </w:rPr>
+              <w:t xml:space="preserve">0,0171</w:t>
+            </w:r>
+          </w:p>
+        </w:tc>
+        <w:tc>
+          <w:tcPr>
+            <w:tcW w:type="dxa" w:w="2000"/>
+            <w:tcMar>
+              <w:top w:type="dxa" w:w="40"/>
+              <w:left w:type="dxa" w:w="80"/>
+              <w:bottom w:type="dxa" w:w="40"/>
+              <w:right w:type="dxa" w:w="80"/>
+            </w:tcMar>
+          </w:tcPr>
+          <w:p>
+            <w:pPr>
+              <w:spacing w:after="0" w:line="220"/>
+              <w:jc w:val="center"/>
+            </w:pPr>
+            <w:r>
+              <w:rPr>
+                <w:rFonts w:ascii="Palatino Linotype" w:cs="Palatino Linotype" w:eastAsia="Palatino Linotype" w:hAnsi="Palatino Linotype"/>
+                <w:sz w:val="16"/>
+                <w:szCs w:val="16"/>
+              </w:rPr>
+              <w:t xml:space="preserve">−0,0071</w:t>
+            </w:r>
+          </w:p>
+        </w:tc>
+      </w:tr>
+    </w:tbl>
+    <w:p>
+      <w:pPr>
+        <w:sectPr>
+          <w:type w:val="continuous"/>
+          <w:pgSz w:w="11906" w:h="16838" w:orient="portrait"/>
+          <w:pgMar w:top="1134" w:right="1134" w:bottom="1134" w:left="1134" w:header="708" w:footer="708" w:gutter="0"/>
+          <w:pgNumType/>
+          <w:cols w:num="1"/>
+          <w:docGrid w:linePitch="360"/>
+        </w:sectPr>
+      </w:pPr>
+    </w:p>
+    <w:p>
+      <w:pPr>
+        <w:keepNext/>
+        <w:spacing w:after="50" w:before="140"/>
+      </w:pPr>
+      <w:r>
+        <w:rPr>
+          <w:rFonts w:ascii="Palatino Linotype" w:cs="Palatino Linotype" w:eastAsia="Palatino Linotype" w:hAnsi="Palatino Linotype"/>
+          <w:b/>
+          <w:bCs/>
+          <w:i/>
+          <w:iCs/>
+          <w:color w:val="1A1A1A"/>
+          <w:sz w:val="19"/>
+          <w:szCs w:val="19"/>
+        </w:rPr>
+        <w:t xml:space="preserve">6.7. Чувствительность и идентифицируемость параметров</w:t>
+      </w:r>
+    </w:p>
+    <w:p>
+      <w:pPr>
+        <w:spacing w:after="20" w:line="240"/>
+        <w:ind w:firstLine="220"/>
+        <w:jc w:val="both"/>
+      </w:pPr>
+      <w:r>
+        <w:rPr>
+          <w:rFonts w:ascii="Palatino Linotype" w:cs="Palatino Linotype" w:eastAsia="Palatino Linotype" w:hAnsi="Palatino Linotype"/>
+          <w:sz w:val="19"/>
+          <w:szCs w:val="19"/>
+        </w:rPr>
+        <w:t xml:space="preserve">Глобальный анализ чувствительности Соболя (variance-based, 1536 прогонов движка, выход — mean_industry_loss_MAE — Таблица 6) отвечает, идентифицируемы ли пять параметров; ранжирование устойчиво к размеру набора событий. Из пяти параметров реально идентифицируем один — recovery_rate, несущий ~91% дисперсии выхода; inventory_scale работает только через взаимодействия, а два параметра пренебрежимы и могут быть зафиксированы. Это независимо подтверждает §6.6 (модель переусложнена относительно того, что данные при N=27 способны ограничить) и объясняет, почему пофолдовая рекалибровка §6.4 так легко «маскирует» структурные правки: почти вся подгоночная свобода живёт в одном параметре. (MCMC при 350 шагах не сошёлся, r̂=2,03; байесовские интервалы — предмет отдельной прогонки, отнесённой к дальнейшей работе.)</w:t>
+      </w:r>
+    </w:p>
+    <w:p>
+      <w:pPr>
+        <w:sectPr>
+          <w:type w:val="continuous"/>
+          <w:pgSz w:w="11906" w:h="16838" w:orient="portrait"/>
+          <w:pgMar w:top="1134" w:right="1134" w:bottom="1134" w:left="1134" w:header="708" w:footer="708" w:gutter="0"/>
+          <w:pgNumType/>
+          <w:cols w:space="454" w:num="2" w:equalWidth="true"/>
+          <w:docGrid w:linePitch="360"/>
+        </w:sectPr>
+      </w:pPr>
+    </w:p>
+    <w:p>
+      <w:pPr>
+        <w:spacing w:after="40" w:before="60"/>
+        <w:jc w:val="left"/>
+      </w:pPr>
+      <w:r>
+        <w:rPr>
+          <w:rFonts w:ascii="Palatino Linotype" w:cs="Palatino Linotype" w:eastAsia="Palatino Linotype" w:hAnsi="Palatino Linotype"/>
+          <w:b/>
+          <w:bCs/>
+          <w:sz w:val="16"/>
+          <w:szCs w:val="16"/>
+        </w:rPr>
+        <w:t xml:space="preserve">Таблица 6.</w:t>
+      </w:r>
+      <w:r>
+        <w:rPr>
+          <w:rFonts w:ascii="Palatino Linotype" w:cs="Palatino Linotype" w:eastAsia="Palatino Linotype" w:hAnsi="Palatino Linotype"/>
+          <w:sz w:val="16"/>
+          <w:szCs w:val="16"/>
+        </w:rPr>
+        <w:t xml:space="preserve"> Индексы чувствительности Соболя: полный эффект ST и первого порядка S1 для пяти параметров.</w:t>
+      </w:r>
+    </w:p>
+    <w:tbl>
+      <w:tblPr>
+        <w:tblW w:type="dxa" w:w="9638"/>
+        <w:tblBorders>
+          <w:top w:val="single" w:color="1A1A1A" w:sz="12"/>
+          <w:left w:val="none" w:color="FFFFFF" w:sz="0"/>
+          <w:bottom w:val="single" w:color="1A1A1A" w:sz="12"/>
+          <w:right w:val="none" w:color="FFFFFF" w:sz="0"/>
+          <w:insideH w:val="none" w:color="FFFFFF" w:sz="0"/>
+          <w:insideV w:val="none" w:color="FFFFFF" w:sz="0"/>
+        </w:tblBorders>
+      </w:tblPr>
+      <w:tblGrid>
+        <w:gridCol w:w="3238"/>
+        <w:gridCol w:w="1600"/>
+        <w:gridCol w:w="1600"/>
+        <w:gridCol w:w="3200"/>
+      </w:tblGrid>
+      <w:tr>
+        <w:trPr>
+          <w:tblHeader/>
+        </w:trPr>
+        <w:tc>
+          <w:tcPr>
+            <w:tcW w:type="dxa" w:w="3238"/>
+            <w:tcBorders>
+              <w:bottom w:val="single" w:color="1A1A1A" w:sz="8"/>
+            </w:tcBorders>
+            <w:shd w:fill="E8F3EC" w:val="clear"/>
+            <w:tcMar>
+              <w:top w:type="dxa" w:w="40"/>
+              <w:left w:type="dxa" w:w="80"/>
+              <w:bottom w:type="dxa" w:w="40"/>
+              <w:right w:type="dxa" w:w="80"/>
+            </w:tcMar>
+          </w:tcPr>
+          <w:p>
+            <w:pPr>
+              <w:spacing w:after="0" w:line="220"/>
+              <w:jc w:val="left"/>
+            </w:pPr>
+            <w:r>
+              <w:rPr>
+                <w:rFonts w:ascii="Palatino Linotype" w:cs="Palatino Linotype" w:eastAsia="Palatino Linotype" w:hAnsi="Palatino Linotype"/>
+                <w:b/>
+                <w:bCs/>
+                <w:sz w:val="16"/>
+                <w:szCs w:val="16"/>
+              </w:rPr>
+              <w:t xml:space="preserve">Параметр</w:t>
+            </w:r>
+          </w:p>
+        </w:tc>
+        <w:tc>
+          <w:tcPr>
+            <w:tcW w:type="dxa" w:w="1600"/>
+            <w:tcBorders>
+              <w:bottom w:val="single" w:color="1A1A1A" w:sz="8"/>
+            </w:tcBorders>
+            <w:shd w:fill="E8F3EC" w:val="clear"/>
+            <w:tcMar>
+              <w:top w:type="dxa" w:w="40"/>
+              <w:left w:type="dxa" w:w="80"/>
+              <w:bottom w:type="dxa" w:w="40"/>
+              <w:right w:type="dxa" w:w="80"/>
+            </w:tcMar>
+          </w:tcPr>
+          <w:p>
+            <w:pPr>
+              <w:spacing w:after="0" w:line="220"/>
+              <w:jc w:val="center"/>
+            </w:pPr>
+            <w:r>
+              <w:rPr>
+                <w:rFonts w:ascii="Palatino Linotype" w:cs="Palatino Linotype" w:eastAsia="Palatino Linotype" w:hAnsi="Palatino Linotype"/>
+                <w:b/>
+                <w:bCs/>
+                <w:sz w:val="16"/>
+                <w:szCs w:val="16"/>
+              </w:rPr>
+              <w:t xml:space="preserve">ST</w:t>
+            </w:r>
+          </w:p>
+        </w:tc>
+        <w:tc>
+          <w:tcPr>
+            <w:tcW w:type="dxa" w:w="1600"/>
+            <w:tcBorders>
+              <w:bottom w:val="single" w:color="1A1A1A" w:sz="8"/>
+            </w:tcBorders>
+            <w:shd w:fill="E8F3EC" w:val="clear"/>
+            <w:tcMar>
+              <w:top w:type="dxa" w:w="40"/>
+              <w:left w:type="dxa" w:w="80"/>
+              <w:bottom w:type="dxa" w:w="40"/>
+              <w:right w:type="dxa" w:w="80"/>
+            </w:tcMar>
+          </w:tcPr>
+          <w:p>
+            <w:pPr>
+              <w:spacing w:after="0" w:line="220"/>
+              <w:jc w:val="center"/>
+            </w:pPr>
+            <w:r>
+              <w:rPr>
+                <w:rFonts w:ascii="Palatino Linotype" w:cs="Palatino Linotype" w:eastAsia="Palatino Linotype" w:hAnsi="Palatino Linotype"/>
+                <w:b/>
+                <w:bCs/>
+                <w:sz w:val="16"/>
+                <w:szCs w:val="16"/>
+              </w:rPr>
+              <w:t xml:space="preserve">S1</w:t>
+            </w:r>
+          </w:p>
+        </w:tc>
+        <w:tc>
+          <w:tcPr>
+            <w:tcW w:type="dxa" w:w="3200"/>
+            <w:tcBorders>
+              <w:bottom w:val="single" w:color="1A1A1A" w:sz="8"/>
+            </w:tcBorders>
+            <w:shd w:fill="E8F3EC" w:val="clear"/>
+            <w:tcMar>
+              <w:top w:type="dxa" w:w="40"/>
+              <w:left w:type="dxa" w:w="80"/>
+              <w:bottom w:type="dxa" w:w="40"/>
+              <w:right w:type="dxa" w:w="80"/>
+            </w:tcMar>
+          </w:tcPr>
+          <w:p>
+            <w:pPr>
+              <w:spacing w:after="0" w:line="220"/>
+              <w:jc w:val="center"/>
+            </w:pPr>
+            <w:r>
+              <w:rPr>
+                <w:rFonts w:ascii="Palatino Linotype" w:cs="Palatino Linotype" w:eastAsia="Palatino Linotype" w:hAnsi="Palatino Linotype"/>
+                <w:b/>
+                <w:bCs/>
+                <w:sz w:val="16"/>
+                <w:szCs w:val="16"/>
+              </w:rPr>
+              <w:t xml:space="preserve">Читается как</w:t>
+            </w:r>
+          </w:p>
+        </w:tc>
+      </w:tr>
+      <w:tr>
+        <w:trPr>
+          <w:tblHeader w:val="false"/>
+        </w:trPr>
+        <w:tc>
+          <w:tcPr>
+            <w:tcW w:type="dxa" w:w="3238"/>
+            <w:tcMar>
+              <w:top w:type="dxa" w:w="40"/>
+              <w:left w:type="dxa" w:w="80"/>
+              <w:bottom w:type="dxa" w:w="40"/>
+              <w:right w:type="dxa" w:w="80"/>
+            </w:tcMar>
+          </w:tcPr>
+          <w:p>
+            <w:pPr>
+              <w:spacing w:after="0" w:line="220"/>
+              <w:jc w:val="left"/>
+            </w:pPr>
+            <w:r>
+              <w:rPr>
+                <w:rFonts w:ascii="Palatino Linotype" w:cs="Palatino Linotype" w:eastAsia="Palatino Linotype" w:hAnsi="Palatino Linotype"/>
+                <w:sz w:val="16"/>
+                <w:szCs w:val="16"/>
+              </w:rPr>
+              <w:t xml:space="preserve">recovery_rate</w:t>
+            </w:r>
+          </w:p>
+        </w:tc>
+        <w:tc>
+          <w:tcPr>
+            <w:tcW w:type="dxa" w:w="1600"/>
+            <w:tcMar>
+              <w:top w:type="dxa" w:w="40"/>
+              <w:left w:type="dxa" w:w="80"/>
+              <w:bottom w:type="dxa" w:w="40"/>
+              <w:right w:type="dxa" w:w="80"/>
+            </w:tcMar>
+          </w:tcPr>
+          <w:p>
+            <w:pPr>
+              <w:spacing w:after="0" w:line="220"/>
+              <w:jc w:val="center"/>
+            </w:pPr>
+            <w:r>
+              <w:rPr>
+                <w:rFonts w:ascii="Palatino Linotype" w:cs="Palatino Linotype" w:eastAsia="Palatino Linotype" w:hAnsi="Palatino Linotype"/>
+                <w:sz w:val="16"/>
+                <w:szCs w:val="16"/>
+              </w:rPr>
+              <w:t xml:space="preserve">0,913</w:t>
+            </w:r>
+          </w:p>
+        </w:tc>
+        <w:tc>
+          <w:tcPr>
+            <w:tcW w:type="dxa" w:w="1600"/>
+            <w:tcMar>
+              <w:top w:type="dxa" w:w="40"/>
+              <w:left w:type="dxa" w:w="80"/>
+              <w:bottom w:type="dxa" w:w="40"/>
+              <w:right w:type="dxa" w:w="80"/>
+            </w:tcMar>
+          </w:tcPr>
+          <w:p>
+            <w:pPr>
+              <w:spacing w:after="0" w:line="220"/>
+              <w:jc w:val="center"/>
+            </w:pPr>
+            <w:r>
+              <w:rPr>
+                <w:rFonts w:ascii="Palatino Linotype" w:cs="Palatino Linotype" w:eastAsia="Palatino Linotype" w:hAnsi="Palatino Linotype"/>
+                <w:sz w:val="16"/>
+                <w:szCs w:val="16"/>
+              </w:rPr>
+              <w:t xml:space="preserve">0,771</w:t>
+            </w:r>
+          </w:p>
+        </w:tc>
+        <w:tc>
+          <w:tcPr>
+            <w:tcW w:type="dxa" w:w="3200"/>
+            <w:tcMar>
+              <w:top w:type="dxa" w:w="40"/>
+              <w:left w:type="dxa" w:w="80"/>
+              <w:bottom w:type="dxa" w:w="40"/>
+              <w:right w:type="dxa" w:w="80"/>
+            </w:tcMar>
+          </w:tcPr>
+          <w:p>
+            <w:pPr>
+              <w:spacing w:after="0" w:line="220"/>
+              <w:jc w:val="center"/>
+            </w:pPr>
+            <w:r>
+              <w:rPr>
+                <w:rFonts w:ascii="Palatino Linotype" w:cs="Palatino Linotype" w:eastAsia="Palatino Linotype" w:hAnsi="Palatino Linotype"/>
+                <w:sz w:val="16"/>
+                <w:szCs w:val="16"/>
+              </w:rPr>
+              <w:t xml:space="preserve">доминирует</w:t>
+            </w:r>
+          </w:p>
+        </w:tc>
+      </w:tr>
+      <w:tr>
+        <w:trPr>
+          <w:tblHeader w:val="false"/>
+        </w:trPr>
+        <w:tc>
+          <w:tcPr>
+            <w:tcW w:type="dxa" w:w="3238"/>
+            <w:tcMar>
+              <w:top w:type="dxa" w:w="40"/>
+              <w:left w:type="dxa" w:w="80"/>
+              <w:bottom w:type="dxa" w:w="40"/>
+              <w:right w:type="dxa" w:w="80"/>
+            </w:tcMar>
+          </w:tcPr>
+          <w:p>
+            <w:pPr>
+              <w:spacing w:after="0" w:line="220"/>
+              <w:jc w:val="left"/>
+            </w:pPr>
+            <w:r>
+              <w:rPr>
+                <w:rFonts w:ascii="Palatino Linotype" w:cs="Palatino Linotype" w:eastAsia="Palatino Linotype" w:hAnsi="Palatino Linotype"/>
+                <w:sz w:val="16"/>
+                <w:szCs w:val="16"/>
+              </w:rPr>
+              <w:t xml:space="preserve">inventory_scale</w:t>
+            </w:r>
+          </w:p>
+        </w:tc>
+        <w:tc>
+          <w:tcPr>
+            <w:tcW w:type="dxa" w:w="1600"/>
+            <w:tcMar>
+              <w:top w:type="dxa" w:w="40"/>
+              <w:left w:type="dxa" w:w="80"/>
+              <w:bottom w:type="dxa" w:w="40"/>
+              <w:right w:type="dxa" w:w="80"/>
+            </w:tcMar>
+          </w:tcPr>
+          <w:p>
+            <w:pPr>
+              <w:spacing w:after="0" w:line="220"/>
+              <w:jc w:val="center"/>
+            </w:pPr>
+            <w:r>
+              <w:rPr>
+                <w:rFonts w:ascii="Palatino Linotype" w:cs="Palatino Linotype" w:eastAsia="Palatino Linotype" w:hAnsi="Palatino Linotype"/>
+                <w:sz w:val="16"/>
+                <w:szCs w:val="16"/>
+              </w:rPr>
+              <w:t xml:space="preserve">0,270</w:t>
+            </w:r>
+          </w:p>
+        </w:tc>
+        <w:tc>
+          <w:tcPr>
+            <w:tcW w:type="dxa" w:w="1600"/>
+            <w:tcMar>
+              <w:top w:type="dxa" w:w="40"/>
+              <w:left w:type="dxa" w:w="80"/>
+              <w:bottom w:type="dxa" w:w="40"/>
+              <w:right w:type="dxa" w:w="80"/>
+            </w:tcMar>
+          </w:tcPr>
+          <w:p>
+            <w:pPr>
+              <w:spacing w:after="0" w:line="220"/>
+              <w:jc w:val="center"/>
+            </w:pPr>
+            <w:r>
+              <w:rPr>
+                <w:rFonts w:ascii="Palatino Linotype" w:cs="Palatino Linotype" w:eastAsia="Palatino Linotype" w:hAnsi="Palatino Linotype"/>
+                <w:sz w:val="16"/>
+                <w:szCs w:val="16"/>
+              </w:rPr>
+              <w:t xml:space="preserve">≈0</w:t>
+            </w:r>
+          </w:p>
+        </w:tc>
+        <w:tc>
+          <w:tcPr>
+            <w:tcW w:type="dxa" w:w="3200"/>
+            <w:tcMar>
+              <w:top w:type="dxa" w:w="40"/>
+              <w:left w:type="dxa" w:w="80"/>
+              <w:bottom w:type="dxa" w:w="40"/>
+              <w:right w:type="dxa" w:w="80"/>
+            </w:tcMar>
+          </w:tcPr>
+          <w:p>
+            <w:pPr>
+              <w:spacing w:after="0" w:line="220"/>
+              <w:jc w:val="center"/>
+            </w:pPr>
+            <w:r>
+              <w:rPr>
+                <w:rFonts w:ascii="Palatino Linotype" w:cs="Palatino Linotype" w:eastAsia="Palatino Linotype" w:hAnsi="Palatino Linotype"/>
+                <w:sz w:val="16"/>
+                <w:szCs w:val="16"/>
+              </w:rPr>
+              <w:t xml:space="preserve">только взаимодействия</w:t>
+            </w:r>
+          </w:p>
+        </w:tc>
+      </w:tr>
+      <w:tr>
+        <w:trPr>
+          <w:tblHeader w:val="false"/>
+        </w:trPr>
+        <w:tc>
+          <w:tcPr>
+            <w:tcW w:type="dxa" w:w="3238"/>
+            <w:tcMar>
+              <w:top w:type="dxa" w:w="40"/>
+              <w:left w:type="dxa" w:w="80"/>
+              <w:bottom w:type="dxa" w:w="40"/>
+              <w:right w:type="dxa" w:w="80"/>
+            </w:tcMar>
+          </w:tcPr>
+          <w:p>
+            <w:pPr>
+              <w:spacing w:after="0" w:line="220"/>
+              <w:jc w:val="left"/>
+            </w:pPr>
+            <w:r>
+              <w:rPr>
+                <w:rFonts w:ascii="Palatino Linotype" w:cs="Palatino Linotype" w:eastAsia="Palatino Linotype" w:hAnsi="Palatino Linotype"/>
+                <w:sz w:val="16"/>
+                <w:szCs w:val="16"/>
+              </w:rPr>
+              <w:t xml:space="preserve">bullwhip_factor</w:t>
+            </w:r>
+          </w:p>
+        </w:tc>
+        <w:tc>
+          <w:tcPr>
+            <w:tcW w:type="dxa" w:w="1600"/>
+            <w:tcMar>
+              <w:top w:type="dxa" w:w="40"/>
+              <w:left w:type="dxa" w:w="80"/>
+              <w:bottom w:type="dxa" w:w="40"/>
+              <w:right w:type="dxa" w:w="80"/>
+            </w:tcMar>
+          </w:tcPr>
+          <w:p>
+            <w:pPr>
+              <w:spacing w:after="0" w:line="220"/>
+              <w:jc w:val="center"/>
+            </w:pPr>
+            <w:r>
+              <w:rPr>
+                <w:rFonts w:ascii="Palatino Linotype" w:cs="Palatino Linotype" w:eastAsia="Palatino Linotype" w:hAnsi="Palatino Linotype"/>
+                <w:sz w:val="16"/>
+                <w:szCs w:val="16"/>
+              </w:rPr>
+              <w:t xml:space="preserve">0,039</w:t>
+            </w:r>
+          </w:p>
+        </w:tc>
+        <w:tc>
+          <w:tcPr>
+            <w:tcW w:type="dxa" w:w="1600"/>
+            <w:tcMar>
+              <w:top w:type="dxa" w:w="40"/>
+              <w:left w:type="dxa" w:w="80"/>
+              <w:bottom w:type="dxa" w:w="40"/>
+              <w:right w:type="dxa" w:w="80"/>
+            </w:tcMar>
+          </w:tcPr>
+          <w:p>
+            <w:pPr>
+              <w:spacing w:after="0" w:line="220"/>
+              <w:jc w:val="center"/>
+            </w:pPr>
+            <w:r>
+              <w:rPr>
+                <w:rFonts w:ascii="Palatino Linotype" w:cs="Palatino Linotype" w:eastAsia="Palatino Linotype" w:hAnsi="Palatino Linotype"/>
+                <w:sz w:val="16"/>
+                <w:szCs w:val="16"/>
+              </w:rPr>
+              <w:t xml:space="preserve">≈0</w:t>
+            </w:r>
+          </w:p>
+        </w:tc>
+        <w:tc>
+          <w:tcPr>
+            <w:tcW w:type="dxa" w:w="3200"/>
+            <w:tcMar>
+              <w:top w:type="dxa" w:w="40"/>
+              <w:left w:type="dxa" w:w="80"/>
+              <w:bottom w:type="dxa" w:w="40"/>
+              <w:right w:type="dxa" w:w="80"/>
+            </w:tcMar>
+          </w:tcPr>
+          <w:p>
+            <w:pPr>
+              <w:spacing w:after="0" w:line="220"/>
+              <w:jc w:val="center"/>
+            </w:pPr>
+            <w:r>
+              <w:rPr>
+                <w:rFonts w:ascii="Palatino Linotype" w:cs="Palatino Linotype" w:eastAsia="Palatino Linotype" w:hAnsi="Palatino Linotype"/>
+                <w:sz w:val="16"/>
+                <w:szCs w:val="16"/>
+              </w:rPr>
+              <w:t xml:space="preserve">умеренный</w:t>
+            </w:r>
+          </w:p>
+        </w:tc>
+      </w:tr>
+      <w:tr>
+        <w:trPr>
+          <w:tblHeader w:val="false"/>
+        </w:trPr>
+        <w:tc>
+          <w:tcPr>
+            <w:tcW w:type="dxa" w:w="3238"/>
+            <w:tcMar>
+              <w:top w:type="dxa" w:w="40"/>
+              <w:left w:type="dxa" w:w="80"/>
+              <w:bottom w:type="dxa" w:w="40"/>
+              <w:right w:type="dxa" w:w="80"/>
+            </w:tcMar>
+          </w:tcPr>
+          <w:p>
+            <w:pPr>
+              <w:spacing w:after="0" w:line="220"/>
+              <w:jc w:val="left"/>
+            </w:pPr>
+            <w:r>
+              <w:rPr>
+                <w:rFonts w:ascii="Palatino Linotype" w:cs="Palatino Linotype" w:eastAsia="Palatino Linotype" w:hAnsi="Palatino Linotype"/>
+                <w:sz w:val="16"/>
+                <w:szCs w:val="16"/>
+              </w:rPr>
+              <w:t xml:space="preserve">amplification_mu</w:t>
+            </w:r>
+          </w:p>
+        </w:tc>
+        <w:tc>
+          <w:tcPr>
+            <w:tcW w:type="dxa" w:w="1600"/>
+            <w:tcMar>
+              <w:top w:type="dxa" w:w="40"/>
+              <w:left w:type="dxa" w:w="80"/>
+              <w:bottom w:type="dxa" w:w="40"/>
+              <w:right w:type="dxa" w:w="80"/>
+            </w:tcMar>
+          </w:tcPr>
+          <w:p>
+            <w:pPr>
+              <w:spacing w:after="0" w:line="220"/>
+              <w:jc w:val="center"/>
+            </w:pPr>
+            <w:r>
+              <w:rPr>
+                <w:rFonts w:ascii="Palatino Linotype" w:cs="Palatino Linotype" w:eastAsia="Palatino Linotype" w:hAnsi="Palatino Linotype"/>
+                <w:sz w:val="16"/>
+                <w:szCs w:val="16"/>
+              </w:rPr>
+              <w:t xml:space="preserve">0,005</w:t>
+            </w:r>
+          </w:p>
+        </w:tc>
+        <w:tc>
+          <w:tcPr>
+            <w:tcW w:type="dxa" w:w="1600"/>
+            <w:tcMar>
+              <w:top w:type="dxa" w:w="40"/>
+              <w:left w:type="dxa" w:w="80"/>
+              <w:bottom w:type="dxa" w:w="40"/>
+              <w:right w:type="dxa" w:w="80"/>
+            </w:tcMar>
+          </w:tcPr>
+          <w:p>
+            <w:pPr>
+              <w:spacing w:after="0" w:line="220"/>
+              <w:jc w:val="center"/>
+            </w:pPr>
+            <w:r>
+              <w:rPr>
+                <w:rFonts w:ascii="Palatino Linotype" w:cs="Palatino Linotype" w:eastAsia="Palatino Linotype" w:hAnsi="Palatino Linotype"/>
+                <w:sz w:val="16"/>
+                <w:szCs w:val="16"/>
+              </w:rPr>
+              <w:t xml:space="preserve">0,003</w:t>
+            </w:r>
+          </w:p>
+        </w:tc>
+        <w:tc>
+          <w:tcPr>
+            <w:tcW w:type="dxa" w:w="3200"/>
+            <w:tcMar>
+              <w:top w:type="dxa" w:w="40"/>
+              <w:left w:type="dxa" w:w="80"/>
+              <w:bottom w:type="dxa" w:w="40"/>
+              <w:right w:type="dxa" w:w="80"/>
+            </w:tcMar>
+          </w:tcPr>
+          <w:p>
+            <w:pPr>
+              <w:spacing w:after="0" w:line="220"/>
+              <w:jc w:val="center"/>
+            </w:pPr>
+            <w:r>
+              <w:rPr>
+                <w:rFonts w:ascii="Palatino Linotype" w:cs="Palatino Linotype" w:eastAsia="Palatino Linotype" w:hAnsi="Palatino Linotype"/>
+                <w:sz w:val="16"/>
+                <w:szCs w:val="16"/>
+              </w:rPr>
+              <w:t xml:space="preserve">пренебрежимо — фиксируется</w:t>
+            </w:r>
+          </w:p>
+        </w:tc>
+      </w:tr>
+      <w:tr>
+        <w:trPr>
+          <w:tblHeader w:val="false"/>
+        </w:trPr>
+        <w:tc>
+          <w:tcPr>
+            <w:tcW w:type="dxa" w:w="3238"/>
+            <w:tcMar>
+              <w:top w:type="dxa" w:w="40"/>
+              <w:left w:type="dxa" w:w="80"/>
+              <w:bottom w:type="dxa" w:w="40"/>
+              <w:right w:type="dxa" w:w="80"/>
+            </w:tcMar>
+          </w:tcPr>
+          <w:p>
+            <w:pPr>
+              <w:spacing w:after="0" w:line="220"/>
+              <w:jc w:val="left"/>
+            </w:pPr>
+            <w:r>
+              <w:rPr>
+                <w:rFonts w:ascii="Palatino Linotype" w:cs="Palatino Linotype" w:eastAsia="Palatino Linotype" w:hAnsi="Palatino Linotype"/>
+                <w:sz w:val="16"/>
+                <w:szCs w:val="16"/>
+              </w:rPr>
+              <w:t xml:space="preserve">distress_base</w:t>
+            </w:r>
+          </w:p>
+        </w:tc>
+        <w:tc>
+          <w:tcPr>
+            <w:tcW w:type="dxa" w:w="1600"/>
+            <w:tcMar>
+              <w:top w:type="dxa" w:w="40"/>
+              <w:left w:type="dxa" w:w="80"/>
+              <w:bottom w:type="dxa" w:w="40"/>
+              <w:right w:type="dxa" w:w="80"/>
+            </w:tcMar>
+          </w:tcPr>
+          <w:p>
+            <w:pPr>
+              <w:spacing w:after="0" w:line="220"/>
+              <w:jc w:val="center"/>
+            </w:pPr>
+            <w:r>
+              <w:rPr>
+                <w:rFonts w:ascii="Palatino Linotype" w:cs="Palatino Linotype" w:eastAsia="Palatino Linotype" w:hAnsi="Palatino Linotype"/>
+                <w:sz w:val="16"/>
+                <w:szCs w:val="16"/>
+              </w:rPr>
+              <w:t xml:space="preserve">0,000</w:t>
+            </w:r>
+          </w:p>
+        </w:tc>
+        <w:tc>
+          <w:tcPr>
+            <w:tcW w:type="dxa" w:w="1600"/>
+            <w:tcMar>
+              <w:top w:type="dxa" w:w="40"/>
+              <w:left w:type="dxa" w:w="80"/>
+              <w:bottom w:type="dxa" w:w="40"/>
+              <w:right w:type="dxa" w:w="80"/>
+            </w:tcMar>
+          </w:tcPr>
+          <w:p>
+            <w:pPr>
+              <w:spacing w:after="0" w:line="220"/>
+              <w:jc w:val="center"/>
+            </w:pPr>
+            <w:r>
+              <w:rPr>
+                <w:rFonts w:ascii="Palatino Linotype" w:cs="Palatino Linotype" w:eastAsia="Palatino Linotype" w:hAnsi="Palatino Linotype"/>
+                <w:sz w:val="16"/>
+                <w:szCs w:val="16"/>
+              </w:rPr>
+              <w:t xml:space="preserve">0,000</w:t>
+            </w:r>
+          </w:p>
+        </w:tc>
+        <w:tc>
+          <w:tcPr>
+            <w:tcW w:type="dxa" w:w="3200"/>
+            <w:tcMar>
+              <w:top w:type="dxa" w:w="40"/>
+              <w:left w:type="dxa" w:w="80"/>
+              <w:bottom w:type="dxa" w:w="40"/>
+              <w:right w:type="dxa" w:w="80"/>
+            </w:tcMar>
+          </w:tcPr>
+          <w:p>
+            <w:pPr>
+              <w:spacing w:after="0" w:line="220"/>
+              <w:jc w:val="center"/>
+            </w:pPr>
+            <w:r>
+              <w:rPr>
+                <w:rFonts w:ascii="Palatino Linotype" w:cs="Palatino Linotype" w:eastAsia="Palatino Linotype" w:hAnsi="Palatino Linotype"/>
+                <w:sz w:val="16"/>
+                <w:szCs w:val="16"/>
+              </w:rPr>
+              <w:t xml:space="preserve">пренебрежимо — фиксируется</w:t>
+            </w:r>
+          </w:p>
+        </w:tc>
+      </w:tr>
+    </w:tbl>
+    <w:p>
+      <w:pPr>
+        <w:sectPr>
+          <w:type w:val="continuous"/>
+          <w:pgSz w:w="11906" w:h="16838" w:orient="portrait"/>
+          <w:pgMar w:top="1134" w:right="1134" w:bottom="1134" w:left="1134" w:header="708" w:footer="708" w:gutter="0"/>
+          <w:pgNumType/>
+          <w:cols w:num="1"/>
+          <w:docGrid w:linePitch="360"/>
+        </w:sectPr>
+      </w:pPr>
+    </w:p>
+    <w:p>
+      <w:pPr>
+        <w:keepNext/>
         <w:spacing w:after="70" w:before="200"/>
       </w:pPr>
       <w:r>
@@ -5081,6 +6619,142 @@
           <w:szCs w:val="19"/>
         </w:rPr>
         <w:t xml:space="preserve">Инженерная реализация, статистическая обработка и подготовка черновиков выполнялись с использованием ИИ-ассистента под руководством автора; постановка задачи, решения о включении данных, принятие/отклонение механизмов по гейтам и финальный текст — авторские. Все данные — из открытых первичных источников, перечисленных построчно в CSV-файлах репозитория.</w:t>
+      </w:r>
+    </w:p>
+    <w:p>
+      <w:pPr>
+        <w:spacing w:after="40" w:before="100"/>
+      </w:pPr>
+      <w:r>
+        <w:rPr>
+          <w:rFonts w:ascii="Palatino Linotype" w:cs="Palatino Linotype" w:eastAsia="Palatino Linotype" w:hAnsi="Palatino Linotype"/>
+          <w:b/>
+          <w:bCs/>
+          <w:color w:val="1A1A1A"/>
+          <w:sz w:val="18"/>
+          <w:szCs w:val="18"/>
+        </w:rPr>
+        <w:t xml:space="preserve">Служебная информация</w:t>
+      </w:r>
+    </w:p>
+    <w:p>
+      <w:pPr>
+        <w:spacing w:after="20" w:line="240"/>
+        <w:jc w:val="both"/>
+      </w:pPr>
+      <w:r>
+        <w:rPr>
+          <w:rFonts w:ascii="Palatino Linotype" w:cs="Palatino Linotype" w:eastAsia="Palatino Linotype" w:hAnsi="Palatino Linotype"/>
+          <w:b/>
+          <w:bCs/>
+          <w:sz w:val="19"/>
+          <w:szCs w:val="19"/>
+        </w:rPr>
+        <w:t xml:space="preserve">Доступность данных и кода.</w:t>
+      </w:r>
+      <w:r>
+        <w:rPr>
+          <w:rFonts w:ascii="Palatino Linotype" w:cs="Palatino Linotype" w:eastAsia="Palatino Linotype" w:hAnsi="Palatino Linotype"/>
+          <w:sz w:val="19"/>
+          <w:szCs w:val="19"/>
+        </w:rPr>
+        <w:t xml:space="preserve"> Все данные, код движка, валидационные скрипты и артефакты открыты в репозитории проекта; каждая калибровочная цель снабжена первичным источником. Числа воспроизводятся командами Приложения B.</w:t>
+      </w:r>
+    </w:p>
+    <w:p>
+      <w:pPr>
+        <w:spacing w:after="20" w:line="240"/>
+        <w:jc w:val="both"/>
+      </w:pPr>
+      <w:r>
+        <w:rPr>
+          <w:rFonts w:ascii="Palatino Linotype" w:cs="Palatino Linotype" w:eastAsia="Palatino Linotype" w:hAnsi="Palatino Linotype"/>
+          <w:b/>
+          <w:bCs/>
+          <w:sz w:val="19"/>
+          <w:szCs w:val="19"/>
+        </w:rPr>
+        <w:t xml:space="preserve">Вклад авторов.</w:t>
+      </w:r>
+      <w:r>
+        <w:rPr>
+          <w:rFonts w:ascii="Palatino Linotype" w:cs="Palatino Linotype" w:eastAsia="Palatino Linotype" w:hAnsi="Palatino Linotype"/>
+          <w:sz w:val="19"/>
+          <w:szCs w:val="19"/>
+        </w:rPr>
+        <w:t xml:space="preserve"> [Заполнить по CRediT: концепция, методология, ПО, валидация, формальный анализ, подготовка текста, визуализация.]</w:t>
+      </w:r>
+    </w:p>
+    <w:p>
+      <w:pPr>
+        <w:spacing w:after="20" w:line="240"/>
+        <w:jc w:val="both"/>
+      </w:pPr>
+      <w:r>
+        <w:rPr>
+          <w:rFonts w:ascii="Palatino Linotype" w:cs="Palatino Linotype" w:eastAsia="Palatino Linotype" w:hAnsi="Palatino Linotype"/>
+          <w:b/>
+          <w:bCs/>
+          <w:sz w:val="19"/>
+          <w:szCs w:val="19"/>
+        </w:rPr>
+        <w:t xml:space="preserve">Финансирование.</w:t>
+      </w:r>
+      <w:r>
+        <w:rPr>
+          <w:rFonts w:ascii="Palatino Linotype" w:cs="Palatino Linotype" w:eastAsia="Palatino Linotype" w:hAnsi="Palatino Linotype"/>
+          <w:sz w:val="19"/>
+          <w:szCs w:val="19"/>
+        </w:rPr>
+        <w:t xml:space="preserve"> [Работа не имела внешнего финансирования / указать грант.]</w:t>
+      </w:r>
+    </w:p>
+    <w:p>
+      <w:pPr>
+        <w:spacing w:after="20" w:line="240"/>
+        <w:jc w:val="both"/>
+      </w:pPr>
+      <w:r>
+        <w:rPr>
+          <w:rFonts w:ascii="Palatino Linotype" w:cs="Palatino Linotype" w:eastAsia="Palatino Linotype" w:hAnsi="Palatino Linotype"/>
+          <w:b/>
+          <w:bCs/>
+          <w:sz w:val="19"/>
+          <w:szCs w:val="19"/>
+        </w:rPr>
+        <w:t xml:space="preserve">Одобрение этического комитета.</w:t>
+      </w:r>
+      <w:r>
+        <w:rPr>
+          <w:rFonts w:ascii="Palatino Linotype" w:cs="Palatino Linotype" w:eastAsia="Palatino Linotype" w:hAnsi="Palatino Linotype"/>
+          <w:sz w:val="19"/>
+          <w:szCs w:val="19"/>
+        </w:rPr>
+        <w:t xml:space="preserve"> Неприменимо (исследование не включает людей или животных; используются только агрегированные экономические данные из открытых источников).</w:t>
+      </w:r>
+    </w:p>
+    <w:p>
+      <w:pPr>
+        <w:spacing w:after="20" w:line="240"/>
+        <w:jc w:val="both"/>
+      </w:pPr>
+      <w:r>
+        <w:rPr>
+          <w:rFonts w:ascii="Palatino Linotype" w:cs="Palatino Linotype" w:eastAsia="Palatino Linotype" w:hAnsi="Palatino Linotype"/>
+          <w:b/>
+          <w:bCs/>
+          <w:sz w:val="19"/>
+          <w:szCs w:val="19"/>
+        </w:rPr>
+        <w:t xml:space="preserve">Конфликт интересов.</w:t>
+      </w:r>
+      <w:r>
+        <w:rPr>
+          <w:rFonts w:ascii="Palatino Linotype" w:cs="Palatino Linotype" w:eastAsia="Palatino Linotype" w:hAnsi="Palatino Linotype"/>
+          <w:sz w:val="19"/>
+          <w:szCs w:val="19"/>
+        </w:rPr>
+        <w:t xml:space="preserve"> Автор(ы) заявляет(ют) об отсутствии конфликта интересов.</w:t>
       </w:r>
     </w:p>
     <w:p>
@@ -10510,6 +12184,58 @@
                 <w:szCs w:val="16"/>
               </w:rPr>
               <w:t xml:space="preserve">python -m scripts.results_onepager        # docs/RESULTS.md</w:t>
+            </w:r>
+          </w:p>
+          <w:p>
+            <w:pPr>
+              <w:spacing w:after="0" w:line="220"/>
+            </w:pPr>
+            <w:r>
+              <w:rPr>
+                <w:rFonts w:ascii="Consolas" w:cs="Consolas" w:eastAsia="Consolas" w:hAnsi="Consolas"/>
+                <w:sz w:val="16"/>
+                <w:szCs w:val="16"/>
+              </w:rPr>
+              <w:t xml:space="preserve">python -c 'from app.core.ablation import run_ablation_study,save_ablation;</w:t>
+            </w:r>
+          </w:p>
+          <w:p>
+            <w:pPr>
+              <w:spacing w:after="0" w:line="220"/>
+            </w:pPr>
+            <w:r>
+              <w:rPr>
+                <w:rFonts w:ascii="Consolas" w:cs="Consolas" w:eastAsia="Consolas" w:hAnsi="Consolas"/>
+                <w:sz w:val="16"/>
+                <w:szCs w:val="16"/>
+              </w:rPr>
+              <w:t xml:space="preserve">          save_ablation(run_ablation_study())'   # абляция (6.6)</w:t>
+            </w:r>
+          </w:p>
+          <w:p>
+            <w:pPr>
+              <w:spacing w:after="0" w:line="220"/>
+            </w:pPr>
+            <w:r>
+              <w:rPr>
+                <w:rFonts w:ascii="Consolas" w:cs="Consolas" w:eastAsia="Consolas" w:hAnsi="Consolas"/>
+                <w:sz w:val="16"/>
+                <w:szCs w:val="16"/>
+              </w:rPr>
+              <w:t xml:space="preserve">python -c 'from app.core.sensitivity import run_sobol,save_sobol;</w:t>
+            </w:r>
+          </w:p>
+          <w:p>
+            <w:pPr>
+              <w:spacing w:after="0" w:line="220"/>
+            </w:pPr>
+            <w:r>
+              <w:rPr>
+                <w:rFonts w:ascii="Consolas" w:cs="Consolas" w:eastAsia="Consolas" w:hAnsi="Consolas"/>
+                <w:sz w:val="16"/>
+                <w:szCs w:val="16"/>
+              </w:rPr>
+              <w:t xml:space="preserve">          save_sobol(run_sobol())'   # Соболь (6.7)</w:t>
             </w:r>
           </w:p>
           <w:p>

--- a/docs/PAPER_MDPI.ru.docx
+++ b/docs/PAPER_MDPI.ru.docx
@@ -77,7 +77,7 @@
           <w:sz w:val="22"/>
           <w:szCs w:val="22"/>
         </w:rPr>
-        <w:t xml:space="preserve">[Фамилия Имя]</w:t>
+        <w:t xml:space="preserve">Yerzat Mametayev</w:t>
       </w:r>
       <w:r>
         <w:rPr>
@@ -109,7 +109,7 @@
           <w:sz w:val="16"/>
           <w:szCs w:val="16"/>
         </w:rPr>
-        <w:t xml:space="preserve">  [Учебное заведение], [Город], [Страна]</w:t>
+        <w:t xml:space="preserve">  Nazarbayev Intellectual School of Physics and Mathematics in Semey, Semey, Kazakhstan</w:t>
       </w:r>
     </w:p>
     <w:p>
@@ -6589,36 +6589,6 @@
           <w:szCs w:val="19"/>
         </w:rPr>
         <w:t xml:space="preserve">Построенный бенчмарк и трёхосевая валидация дают способ отличать модели каскадов друг от друга статистически честно. Дальше: рост N через чокпойнт-события (транзитные данные IMF PortWatch обходят проблему разбавления); калибровка магнитуд на 405-узловом ICIO-графе; спросовый механизм для событий типа 2008–09; публикация бенчмарка как открытого стандарта.</w:t>
-      </w:r>
-    </w:p>
-    <w:p>
-      <w:pPr>
-        <w:spacing w:after="40" w:before="100"/>
-      </w:pPr>
-      <w:r>
-        <w:rPr>
-          <w:rFonts w:ascii="Palatino Linotype" w:cs="Palatino Linotype" w:eastAsia="Palatino Linotype" w:hAnsi="Palatino Linotype"/>
-          <w:b/>
-          <w:bCs/>
-          <w:color w:val="1A1A1A"/>
-          <w:sz w:val="18"/>
-          <w:szCs w:val="18"/>
-        </w:rPr>
-        <w:t xml:space="preserve">Раскрытие использования ИИ</w:t>
-      </w:r>
-    </w:p>
-    <w:p>
-      <w:pPr>
-        <w:spacing w:after="20" w:line="240"/>
-        <w:jc w:val="both"/>
-      </w:pPr>
-      <w:r>
-        <w:rPr>
-          <w:rFonts w:ascii="Palatino Linotype" w:cs="Palatino Linotype" w:eastAsia="Palatino Linotype" w:hAnsi="Palatino Linotype"/>
-          <w:sz w:val="19"/>
-          <w:szCs w:val="19"/>
-        </w:rPr>
-        <w:t xml:space="preserve">Инженерная реализация, статистическая обработка и подготовка черновиков выполнялись с использованием ИИ-ассистента под руководством автора; постановка задачи, решения о включении данных, принятие/отклонение механизмов по гейтам и финальный текст — авторские. Все данные — из открытых первичных источников, перечисленных построчно в CSV-файлах репозитория.</w:t>
       </w:r>
     </w:p>
     <w:p>

--- a/docs/PAPER_MDPI.ru.docx
+++ b/docs/PAPER_MDPI.ru.docx
@@ -5574,7 +5574,7 @@
           <w:sz w:val="19"/>
           <w:szCs w:val="19"/>
         </w:rPr>
-        <w:t xml:space="preserve">Глобальный анализ чувствительности Соболя (variance-based, 1536 прогонов движка, выход — mean_industry_loss_MAE — Таблица 6) отвечает, идентифицируемы ли пять параметров; ранжирование устойчиво к размеру набора событий. Из пяти параметров реально идентифицируем один — recovery_rate, несущий ~91% дисперсии выхода; inventory_scale работает только через взаимодействия, а два параметра пренебрежимы и могут быть зафиксированы. Это независимо подтверждает §6.6 (модель переусложнена относительно того, что данные при N=27 способны ограничить) и объясняет, почему пофолдовая рекалибровка §6.4 так легко «маскирует» структурные правки: почти вся подгоночная свобода живёт в одном параметре. (MCMC при 350 шагах не сошёлся, r̂=2,03; байесовские интервалы — предмет отдельной прогонки, отнесённой к дальнейшей работе.)</w:t>
+        <w:t xml:space="preserve">Глобальный анализ чувствительности Соболя (variance-based, 1536 прогонов движка, выход — mean_industry_loss_MAE, N=27 — Таблица 6) отвечает, идентифицируемы ли пять параметров. Дисперсию выхода несут два параметра — recovery_rate (ST 0,62) и inventory_scale (ST 0,59), причём их низкие индексы первого порядка (S1 0,39 и 0,42) против высоких полных эффектов указывают на сильное взаимодействие между ними (сумма ST ≈ 1,30 ≫ 1); два параметра пренебрежимы и могут быть зафиксированы, ещё один минорный. То есть три из пяти параметров практически неидентифицируемы по отдельности, а подгоночная свобода сосредоточена в связанной паре (recovery_rate, inventory_scale). Это независимо подтверждает §6.6 (модель переусложнена относительно того, что данные при N=27 способны ограничить) и объясняет, почему пофолдовая рекалибровка §6.4 так легко «маскирует» структурные правки. (MCMC при 350 шагах не сошёлся, r̂=2,03; байесовские интервалы — предмет отдельной прогонки, отнесённой к дальнейшей работе.)</w:t>
       </w:r>
     </w:p>
     <w:p>
@@ -5610,7 +5610,7 @@
           <w:sz w:val="16"/>
           <w:szCs w:val="16"/>
         </w:rPr>
-        <w:t xml:space="preserve"> Индексы чувствительности Соболя: полный эффект ST и первого порядка S1 для пяти параметров.</w:t>
+        <w:t xml:space="preserve"> Индексы чувствительности Соболя (N=27): полный эффект ST и первого порядка S1 для пяти параметров.</w:t>
       </w:r>
     </w:p>
     <w:tbl>
@@ -5810,7 +5810,7 @@
                 <w:sz w:val="16"/>
                 <w:szCs w:val="16"/>
               </w:rPr>
-              <w:t xml:space="preserve">0,913</w:t>
+              <w:t xml:space="preserve">0,617</w:t>
             </w:r>
           </w:p>
         </w:tc>
@@ -5835,7 +5835,7 @@
                 <w:sz w:val="16"/>
                 <w:szCs w:val="16"/>
               </w:rPr>
-              <w:t xml:space="preserve">0,771</w:t>
+              <w:t xml:space="preserve">0,392</w:t>
             </w:r>
           </w:p>
         </w:tc>
@@ -5860,7 +5860,7 @@
                 <w:sz w:val="16"/>
                 <w:szCs w:val="16"/>
               </w:rPr>
-              <w:t xml:space="preserve">доминирует</w:t>
+              <w:t xml:space="preserve">несёт дисперсию + взаимодействия</w:t>
             </w:r>
           </w:p>
         </w:tc>
@@ -5915,7 +5915,7 @@
                 <w:sz w:val="16"/>
                 <w:szCs w:val="16"/>
               </w:rPr>
-              <w:t xml:space="preserve">0,270</w:t>
+              <w:t xml:space="preserve">0,592</w:t>
             </w:r>
           </w:p>
         </w:tc>
@@ -5940,7 +5940,7 @@
                 <w:sz w:val="16"/>
                 <w:szCs w:val="16"/>
               </w:rPr>
-              <w:t xml:space="preserve">≈0</w:t>
+              <w:t xml:space="preserve">0,416</w:t>
             </w:r>
           </w:p>
         </w:tc>
@@ -5965,7 +5965,7 @@
                 <w:sz w:val="16"/>
                 <w:szCs w:val="16"/>
               </w:rPr>
-              <w:t xml:space="preserve">только взаимодействия</w:t>
+              <w:t xml:space="preserve">несёт дисперсию + взаимодействия</w:t>
             </w:r>
           </w:p>
         </w:tc>
@@ -6020,7 +6020,7 @@
                 <w:sz w:val="16"/>
                 <w:szCs w:val="16"/>
               </w:rPr>
-              <w:t xml:space="preserve">0,039</w:t>
+              <w:t xml:space="preserve">0,077</w:t>
             </w:r>
           </w:p>
         </w:tc>
@@ -6045,7 +6045,7 @@
                 <w:sz w:val="16"/>
                 <w:szCs w:val="16"/>
               </w:rPr>
-              <w:t xml:space="preserve">≈0</w:t>
+              <w:t xml:space="preserve">0,011</w:t>
             </w:r>
           </w:p>
         </w:tc>
@@ -6070,7 +6070,7 @@
                 <w:sz w:val="16"/>
                 <w:szCs w:val="16"/>
               </w:rPr>
-              <w:t xml:space="preserve">умеренный</w:t>
+              <w:t xml:space="preserve">минорный</w:t>
             </w:r>
           </w:p>
         </w:tc>
@@ -6125,7 +6125,7 @@
                 <w:sz w:val="16"/>
                 <w:szCs w:val="16"/>
               </w:rPr>
-              <w:t xml:space="preserve">0,005</w:t>
+              <w:t xml:space="preserve">0,010</w:t>
             </w:r>
           </w:p>
         </w:tc>
@@ -6150,7 +6150,7 @@
                 <w:sz w:val="16"/>
                 <w:szCs w:val="16"/>
               </w:rPr>
-              <w:t xml:space="preserve">0,003</w:t>
+              <w:t xml:space="preserve">0,002</w:t>
             </w:r>
           </w:p>
         </w:tc>

--- a/docs/PAPER_MDPI.ru.docx
+++ b/docs/PAPER_MDPI.ru.docx
@@ -2,39 +2,6 @@
 <file path=word/document.xml><?xml version="1.0" encoding="utf-8"?>
 <w:document xmlns:wpc="http://schemas.microsoft.com/office/word/2010/wordprocessingCanvas" xmlns:mc="http://schemas.openxmlformats.org/markup-compatibility/2006" xmlns:o="urn:schemas-microsoft-com:office:office" xmlns:r="http://schemas.openxmlformats.org/officeDocument/2006/relationships" xmlns:m="http://schemas.openxmlformats.org/officeDocument/2006/math" xmlns:v="urn:schemas-microsoft-com:vml" xmlns:wp14="http://schemas.microsoft.com/office/word/2010/wordprocessingDrawing" xmlns:wp="http://schemas.openxmlformats.org/drawingml/2006/wordprocessingDrawing" xmlns:w10="urn:schemas-microsoft-com:office:word" xmlns:w="http://schemas.openxmlformats.org/wordprocessingml/2006/main" xmlns:w14="http://schemas.microsoft.com/office/word/2010/wordml" xmlns:w15="http://schemas.microsoft.com/office/word/2012/wordml" xmlns:wpg="http://schemas.microsoft.com/office/word/2010/wordprocessingGroup" xmlns:wpi="http://schemas.microsoft.com/office/word/2010/wordprocessingInk" xmlns:wne="http://schemas.microsoft.com/office/word/2006/wordml" xmlns:wps="http://schemas.microsoft.com/office/word/2010/wordprocessingShape" xmlns:cx="http://schemas.microsoft.com/office/drawing/2014/chartex" xmlns:cx1="http://schemas.microsoft.com/office/drawing/2015/9/8/chartex" xmlns:cx2="http://schemas.microsoft.com/office/drawing/2015/10/21/chartex" xmlns:cx3="http://schemas.microsoft.com/office/drawing/2016/5/9/chartex" xmlns:cx4="http://schemas.microsoft.com/office/drawing/2016/5/10/chartex" xmlns:cx5="http://schemas.microsoft.com/office/drawing/2016/5/11/chartex" xmlns:cx6="http://schemas.microsoft.com/office/drawing/2016/5/12/chartex" xmlns:cx7="http://schemas.microsoft.com/office/drawing/2016/5/13/chartex" xmlns:cx8="http://schemas.microsoft.com/office/drawing/2016/5/14/chartex" xmlns:aink="http://schemas.microsoft.com/office/drawing/2016/ink" xmlns:am3d="http://schemas.microsoft.com/office/drawing/2017/model3d" xmlns:w16cex="http://schemas.microsoft.com/office/word/2018/wordml/cex" xmlns:w16cid="http://schemas.microsoft.com/office/word/2016/wordml/cid" xmlns:w16="http://schemas.microsoft.com/office/word/2018/wordml" xmlns:w16sdtdh="http://schemas.microsoft.com/office/word/2020/wordml/sdtdatahash" xmlns:w16se="http://schemas.microsoft.com/office/word/2015/wordml/symex" mc:Ignorable="w14 w15 wp14">
   <w:body>
-    <w:p>
-      <w:pPr>
-        <w:pBdr>
-          <w:bottom w:val="single" w:color="0E7C3A" w:sz="18" w:space="6"/>
-        </w:pBdr>
-        <w:tabs>
-          <w:tab w:val="right" w:pos="9638"/>
-        </w:tabs>
-        <w:spacing w:after="40"/>
-      </w:pPr>
-      <w:r>
-        <w:rPr>
-          <w:rFonts w:ascii="Palatino Linotype" w:cs="Palatino Linotype" w:eastAsia="Palatino Linotype" w:hAnsi="Palatino Linotype"/>
-          <w:i/>
-          <w:iCs/>
-          <w:color w:val="595959"/>
-          <w:sz w:val="16"/>
-          <w:szCs w:val="16"/>
-        </w:rPr>
-        <w:t xml:space="preserve">[Название журнала] · рабочий препринт</w:t>
-      </w:r>
-      <w:r>
-        <w:rPr>
-          <w:rFonts w:ascii="Palatino Linotype" w:cs="Palatino Linotype" w:eastAsia="Palatino Linotype" w:hAnsi="Palatino Linotype"/>
-          <w:b/>
-          <w:bCs/>
-          <w:color w:val="0E7C3A"/>
-          <w:sz w:val="16"/>
-          <w:szCs w:val="16"/>
-        </w:rPr>
-        <w:t xml:space="preserve">	Открытый доступ</w:t>
-      </w:r>
-    </w:p>
     <w:p>
       <w:pPr>
         <w:spacing w:after="40" w:before="120"/>

--- a/docs/PAPER_MDPI.ru.docx
+++ b/docs/PAPER_MDPI.ru.docx
@@ -6264,6 +6264,1001 @@
           <w:docGrid w:linePitch="360"/>
         </w:sectPr>
       </w:pPr>
+    </w:p>
+    <w:p>
+      <w:pPr>
+        <w:keepNext/>
+        <w:spacing w:after="50" w:before="140"/>
+      </w:pPr>
+      <w:r>
+        <w:rPr>
+          <w:rFonts w:ascii="Palatino Linotype" w:cs="Palatino Linotype" w:eastAsia="Palatino Linotype" w:hAnsi="Palatino Linotype"/>
+          <w:b/>
+          <w:bCs/>
+          <w:i/>
+          <w:iCs/>
+          <w:color w:val="1A1A1A"/>
+          <w:sz w:val="19"/>
+          <w:szCs w:val="19"/>
+        </w:rPr>
+        <w:t xml:space="preserve">6.8. Структура против подгонки: плотный граф с одним параметром</w:t>
+      </w:r>
+    </w:p>
+    <w:p>
+      <w:pPr>
+        <w:spacing w:after="20" w:line="240"/>
+        <w:ind w:firstLine="220"/>
+        <w:jc w:val="both"/>
+      </w:pPr>
+      <w:r>
+        <w:rPr>
+          <w:rFonts w:ascii="Palatino Linotype" w:cs="Palatino Linotype" w:eastAsia="Palatino Linotype" w:hAnsi="Palatino Linotype"/>
+          <w:sz w:val="19"/>
+          <w:szCs w:val="19"/>
+        </w:rPr>
+        <w:t xml:space="preserve">Раздел 6.5 показал, что ICIO-граф достаёт до гораздо большей части наблюдаемого каскада, но его магнитуды никогда не оценивались: параметры v3 — неоткалиброванные структурные априори, и предсказания идут примерно вчетверо выше наблюдаемых. Перед нами ошибка формы или масштаба?</w:t>
+      </w:r>
+    </w:p>
+    <w:p>
+      <w:pPr>
+        <w:spacing w:after="20" w:line="240"/>
+        <w:ind w:firstLine="220"/>
+        <w:jc w:val="both"/>
+      </w:pPr>
+      <w:r>
+        <w:rPr>
+          <w:rFonts w:ascii="Palatino Linotype" w:cs="Palatino Linotype" w:eastAsia="Palatino Linotype" w:hAnsi="Palatino Linotype"/>
+          <w:sz w:val="19"/>
+          <w:szCs w:val="19"/>
+        </w:rPr>
+        <w:t xml:space="preserve">Ответ — масштаба. На дефолтных параметрах сырой v3 ранжирует события заметно лучше полностью откалиброванного v2 (Spearman 0,80 против 0,44) при систематическом завышении (среднее предсказание 0,090 против наблюдаемого 0,023). Мы добавили </w:t>
+      </w:r>
+      <w:r>
+        <w:rPr>
+          <w:rFonts w:ascii="Palatino Linotype" w:cs="Palatino Linotype" w:eastAsia="Palatino Linotype" w:hAnsi="Palatino Linotype"/>
+          <w:b/>
+          <w:bCs/>
+          <w:sz w:val="19"/>
+          <w:szCs w:val="19"/>
+        </w:rPr>
+        <w:t xml:space="preserve">единственную</w:t>
+      </w:r>
+      <w:r>
+        <w:rPr>
+          <w:rFonts w:ascii="Palatino Linotype" w:cs="Palatino Linotype" w:eastAsia="Palatino Linotype" w:hAnsi="Palatino Linotype"/>
+          <w:sz w:val="19"/>
+          <w:szCs w:val="19"/>
+        </w:rPr>
+        <w:t xml:space="preserve"> свободную величину — глобальный масштабный коэффициент, подобранный </w:t>
+      </w:r>
+      <w:r>
+        <w:rPr>
+          <w:rFonts w:ascii="Palatino Linotype" w:cs="Palatino Linotype" w:eastAsia="Palatino Linotype" w:hAnsi="Palatino Linotype"/>
+          <w:b/>
+          <w:bCs/>
+          <w:sz w:val="19"/>
+          <w:szCs w:val="19"/>
+        </w:rPr>
+        <w:t xml:space="preserve">вневыборочно</w:t>
+      </w:r>
+      <w:r>
+        <w:rPr>
+          <w:rFonts w:ascii="Palatino Linotype" w:cs="Palatino Linotype" w:eastAsia="Palatino Linotype" w:hAnsi="Palatino Linotype"/>
+          <w:sz w:val="19"/>
+          <w:szCs w:val="19"/>
+        </w:rPr>
+        <w:t xml:space="preserve"> (leave-one-out: k оценивается на остальных N−1 событиях и применяется к удерживаемому). Чокпойнт-события в v3 не представлены, поэтому все модели сравниваются на одних и тех же 24 событиях (Таблица 7). Средний LOO-коэффициент k ≈ 0,26 устойчив по фолдам.</w:t>
+      </w:r>
+    </w:p>
+    <w:p>
+      <w:pPr>
+        <w:sectPr>
+          <w:type w:val="continuous"/>
+          <w:pgSz w:w="11906" w:h="16838" w:orient="portrait"/>
+          <w:pgMar w:top="1134" w:right="1134" w:bottom="1134" w:left="1134" w:header="708" w:footer="708" w:gutter="0"/>
+          <w:pgNumType/>
+          <w:cols w:space="454" w:num="2" w:equalWidth="true"/>
+          <w:docGrid w:linePitch="360"/>
+        </w:sectPr>
+      </w:pPr>
+    </w:p>
+    <w:p>
+      <w:pPr>
+        <w:spacing w:after="40" w:before="60"/>
+        <w:jc w:val="left"/>
+      </w:pPr>
+      <w:r>
+        <w:rPr>
+          <w:rFonts w:ascii="Palatino Linotype" w:cs="Palatino Linotype" w:eastAsia="Palatino Linotype" w:hAnsi="Palatino Linotype"/>
+          <w:b/>
+          <w:bCs/>
+          <w:sz w:val="16"/>
+          <w:szCs w:val="16"/>
+        </w:rPr>
+        <w:t xml:space="preserve">Таблица 7.</w:t>
+      </w:r>
+      <w:r>
+        <w:rPr>
+          <w:rFonts w:ascii="Palatino Linotype" w:cs="Palatino Linotype" w:eastAsia="Palatino Linotype" w:hAnsi="Palatino Linotype"/>
+          <w:sz w:val="16"/>
+          <w:szCs w:val="16"/>
+        </w:rPr>
+        <w:t xml:space="preserve"> Плотный ICIO-граф с одним вневыборочным масштабным коэффициентом против калиброванного v2 и безпараметрических бейслайнов (одинаковые 24 события).</w:t>
+      </w:r>
+    </w:p>
+    <w:tbl>
+      <w:tblPr>
+        <w:tblW w:type="dxa" w:w="9638"/>
+        <w:tblBorders>
+          <w:top w:val="single" w:color="1A1A1A" w:sz="12"/>
+          <w:left w:val="none" w:color="FFFFFF" w:sz="0"/>
+          <w:bottom w:val="single" w:color="1A1A1A" w:sz="12"/>
+          <w:right w:val="none" w:color="FFFFFF" w:sz="0"/>
+          <w:insideH w:val="none" w:color="FFFFFF" w:sz="0"/>
+          <w:insideV w:val="none" w:color="FFFFFF" w:sz="0"/>
+        </w:tblBorders>
+      </w:tblPr>
+      <w:tblGrid>
+        <w:gridCol w:w="3838"/>
+        <w:gridCol w:w="1900"/>
+        <w:gridCol w:w="1950"/>
+        <w:gridCol w:w="1950"/>
+      </w:tblGrid>
+      <w:tr>
+        <w:trPr>
+          <w:tblHeader/>
+        </w:trPr>
+        <w:tc>
+          <w:tcPr>
+            <w:tcW w:type="dxa" w:w="3838"/>
+            <w:tcBorders>
+              <w:bottom w:val="single" w:color="1A1A1A" w:sz="8"/>
+            </w:tcBorders>
+            <w:shd w:fill="E8F3EC" w:val="clear"/>
+            <w:tcMar>
+              <w:top w:type="dxa" w:w="40"/>
+              <w:left w:type="dxa" w:w="80"/>
+              <w:bottom w:type="dxa" w:w="40"/>
+              <w:right w:type="dxa" w:w="80"/>
+            </w:tcMar>
+          </w:tcPr>
+          <w:p>
+            <w:pPr>
+              <w:spacing w:after="0" w:line="220"/>
+              <w:jc w:val="left"/>
+            </w:pPr>
+            <w:r>
+              <w:rPr>
+                <w:rFonts w:ascii="Palatino Linotype" w:cs="Palatino Linotype" w:eastAsia="Palatino Linotype" w:hAnsi="Palatino Linotype"/>
+                <w:b/>
+                <w:bCs/>
+                <w:sz w:val="16"/>
+                <w:szCs w:val="16"/>
+              </w:rPr>
+              <w:t xml:space="preserve">Модель</w:t>
+            </w:r>
+          </w:p>
+        </w:tc>
+        <w:tc>
+          <w:tcPr>
+            <w:tcW w:type="dxa" w:w="1900"/>
+            <w:tcBorders>
+              <w:bottom w:val="single" w:color="1A1A1A" w:sz="8"/>
+            </w:tcBorders>
+            <w:shd w:fill="E8F3EC" w:val="clear"/>
+            <w:tcMar>
+              <w:top w:type="dxa" w:w="40"/>
+              <w:left w:type="dxa" w:w="80"/>
+              <w:bottom w:type="dxa" w:w="40"/>
+              <w:right w:type="dxa" w:w="80"/>
+            </w:tcMar>
+          </w:tcPr>
+          <w:p>
+            <w:pPr>
+              <w:spacing w:after="0" w:line="220"/>
+              <w:jc w:val="center"/>
+            </w:pPr>
+            <w:r>
+              <w:rPr>
+                <w:rFonts w:ascii="Palatino Linotype" w:cs="Palatino Linotype" w:eastAsia="Palatino Linotype" w:hAnsi="Palatino Linotype"/>
+                <w:b/>
+                <w:bCs/>
+                <w:sz w:val="16"/>
+                <w:szCs w:val="16"/>
+              </w:rPr>
+              <w:t xml:space="preserve">Свободных пар-ров</w:t>
+            </w:r>
+          </w:p>
+        </w:tc>
+        <w:tc>
+          <w:tcPr>
+            <w:tcW w:type="dxa" w:w="1950"/>
+            <w:tcBorders>
+              <w:bottom w:val="single" w:color="1A1A1A" w:sz="8"/>
+            </w:tcBorders>
+            <w:shd w:fill="E8F3EC" w:val="clear"/>
+            <w:tcMar>
+              <w:top w:type="dxa" w:w="40"/>
+              <w:left w:type="dxa" w:w="80"/>
+              <w:bottom w:type="dxa" w:w="40"/>
+              <w:right w:type="dxa" w:w="80"/>
+            </w:tcMar>
+          </w:tcPr>
+          <w:p>
+            <w:pPr>
+              <w:spacing w:after="0" w:line="220"/>
+              <w:jc w:val="center"/>
+            </w:pPr>
+            <w:r>
+              <w:rPr>
+                <w:rFonts w:ascii="Palatino Linotype" w:cs="Palatino Linotype" w:eastAsia="Palatino Linotype" w:hAnsi="Palatino Linotype"/>
+                <w:b/>
+                <w:bCs/>
+                <w:sz w:val="16"/>
+                <w:szCs w:val="16"/>
+              </w:rPr>
+              <w:t xml:space="preserve">MAE</w:t>
+            </w:r>
+          </w:p>
+        </w:tc>
+        <w:tc>
+          <w:tcPr>
+            <w:tcW w:type="dxa" w:w="1950"/>
+            <w:tcBorders>
+              <w:bottom w:val="single" w:color="1A1A1A" w:sz="8"/>
+            </w:tcBorders>
+            <w:shd w:fill="E8F3EC" w:val="clear"/>
+            <w:tcMar>
+              <w:top w:type="dxa" w:w="40"/>
+              <w:left w:type="dxa" w:w="80"/>
+              <w:bottom w:type="dxa" w:w="40"/>
+              <w:right w:type="dxa" w:w="80"/>
+            </w:tcMar>
+          </w:tcPr>
+          <w:p>
+            <w:pPr>
+              <w:spacing w:after="0" w:line="220"/>
+              <w:jc w:val="center"/>
+            </w:pPr>
+            <w:r>
+              <w:rPr>
+                <w:rFonts w:ascii="Palatino Linotype" w:cs="Palatino Linotype" w:eastAsia="Palatino Linotype" w:hAnsi="Palatino Linotype"/>
+                <w:b/>
+                <w:bCs/>
+                <w:sz w:val="16"/>
+                <w:szCs w:val="16"/>
+              </w:rPr>
+              <w:t xml:space="preserve">Spearman</w:t>
+            </w:r>
+          </w:p>
+        </w:tc>
+      </w:tr>
+      <w:tr>
+        <w:trPr>
+          <w:tblHeader w:val="false"/>
+        </w:trPr>
+        <w:tc>
+          <w:tcPr>
+            <w:tcW w:type="dxa" w:w="3838"/>
+            <w:tcMar>
+              <w:top w:type="dxa" w:w="40"/>
+              <w:left w:type="dxa" w:w="80"/>
+              <w:bottom w:type="dxa" w:w="40"/>
+              <w:right w:type="dxa" w:w="80"/>
+            </w:tcMar>
+          </w:tcPr>
+          <w:p>
+            <w:pPr>
+              <w:spacing w:after="0" w:line="220"/>
+              <w:jc w:val="left"/>
+            </w:pPr>
+            <w:r>
+              <w:rPr>
+                <w:rFonts w:ascii="Palatino Linotype" w:cs="Palatino Linotype" w:eastAsia="Palatino Linotype" w:hAnsi="Palatino Linotype"/>
+                <w:sz w:val="16"/>
+                <w:szCs w:val="16"/>
+              </w:rPr>
+              <w:t xml:space="preserve">GEDS v3 + LOO-масштаб</w:t>
+            </w:r>
+          </w:p>
+        </w:tc>
+        <w:tc>
+          <w:tcPr>
+            <w:tcW w:type="dxa" w:w="1900"/>
+            <w:tcMar>
+              <w:top w:type="dxa" w:w="40"/>
+              <w:left w:type="dxa" w:w="80"/>
+              <w:bottom w:type="dxa" w:w="40"/>
+              <w:right w:type="dxa" w:w="80"/>
+            </w:tcMar>
+          </w:tcPr>
+          <w:p>
+            <w:pPr>
+              <w:spacing w:after="0" w:line="220"/>
+              <w:jc w:val="center"/>
+            </w:pPr>
+            <w:r>
+              <w:rPr>
+                <w:rFonts w:ascii="Palatino Linotype" w:cs="Palatino Linotype" w:eastAsia="Palatino Linotype" w:hAnsi="Palatino Linotype"/>
+                <w:sz w:val="16"/>
+                <w:szCs w:val="16"/>
+              </w:rPr>
+              <w:t xml:space="preserve">1</w:t>
+            </w:r>
+          </w:p>
+        </w:tc>
+        <w:tc>
+          <w:tcPr>
+            <w:tcW w:type="dxa" w:w="1950"/>
+            <w:tcMar>
+              <w:top w:type="dxa" w:w="40"/>
+              <w:left w:type="dxa" w:w="80"/>
+              <w:bottom w:type="dxa" w:w="40"/>
+              <w:right w:type="dxa" w:w="80"/>
+            </w:tcMar>
+          </w:tcPr>
+          <w:p>
+            <w:pPr>
+              <w:spacing w:after="0" w:line="220"/>
+              <w:jc w:val="center"/>
+            </w:pPr>
+            <w:r>
+              <w:rPr>
+                <w:rFonts w:ascii="Palatino Linotype" w:cs="Palatino Linotype" w:eastAsia="Palatino Linotype" w:hAnsi="Palatino Linotype"/>
+                <w:sz w:val="16"/>
+                <w:szCs w:val="16"/>
+              </w:rPr>
+              <w:t xml:space="preserve">0,0133</w:t>
+            </w:r>
+          </w:p>
+        </w:tc>
+        <w:tc>
+          <w:tcPr>
+            <w:tcW w:type="dxa" w:w="1950"/>
+            <w:tcMar>
+              <w:top w:type="dxa" w:w="40"/>
+              <w:left w:type="dxa" w:w="80"/>
+              <w:bottom w:type="dxa" w:w="40"/>
+              <w:right w:type="dxa" w:w="80"/>
+            </w:tcMar>
+          </w:tcPr>
+          <w:p>
+            <w:pPr>
+              <w:spacing w:after="0" w:line="220"/>
+              <w:jc w:val="center"/>
+            </w:pPr>
+            <w:r>
+              <w:rPr>
+                <w:rFonts w:ascii="Palatino Linotype" w:cs="Palatino Linotype" w:eastAsia="Palatino Linotype" w:hAnsi="Palatino Linotype"/>
+                <w:sz w:val="16"/>
+                <w:szCs w:val="16"/>
+              </w:rPr>
+              <w:t xml:space="preserve">+0,788</w:t>
+            </w:r>
+          </w:p>
+        </w:tc>
+      </w:tr>
+      <w:tr>
+        <w:trPr>
+          <w:tblHeader w:val="false"/>
+        </w:trPr>
+        <w:tc>
+          <w:tcPr>
+            <w:tcW w:type="dxa" w:w="3838"/>
+            <w:tcMar>
+              <w:top w:type="dxa" w:w="40"/>
+              <w:left w:type="dxa" w:w="80"/>
+              <w:bottom w:type="dxa" w:w="40"/>
+              <w:right w:type="dxa" w:w="80"/>
+            </w:tcMar>
+          </w:tcPr>
+          <w:p>
+            <w:pPr>
+              <w:spacing w:after="0" w:line="220"/>
+              <w:jc w:val="left"/>
+            </w:pPr>
+            <w:r>
+              <w:rPr>
+                <w:rFonts w:ascii="Palatino Linotype" w:cs="Palatino Linotype" w:eastAsia="Palatino Linotype" w:hAnsi="Palatino Linotype"/>
+                <w:sz w:val="16"/>
+                <w:szCs w:val="16"/>
+              </w:rPr>
+              <w:t xml:space="preserve">Leontief</w:t>
+            </w:r>
+          </w:p>
+        </w:tc>
+        <w:tc>
+          <w:tcPr>
+            <w:tcW w:type="dxa" w:w="1900"/>
+            <w:tcMar>
+              <w:top w:type="dxa" w:w="40"/>
+              <w:left w:type="dxa" w:w="80"/>
+              <w:bottom w:type="dxa" w:w="40"/>
+              <w:right w:type="dxa" w:w="80"/>
+            </w:tcMar>
+          </w:tcPr>
+          <w:p>
+            <w:pPr>
+              <w:spacing w:after="0" w:line="220"/>
+              <w:jc w:val="center"/>
+            </w:pPr>
+            <w:r>
+              <w:rPr>
+                <w:rFonts w:ascii="Palatino Linotype" w:cs="Palatino Linotype" w:eastAsia="Palatino Linotype" w:hAnsi="Palatino Linotype"/>
+                <w:sz w:val="16"/>
+                <w:szCs w:val="16"/>
+              </w:rPr>
+              <w:t xml:space="preserve">0</w:t>
+            </w:r>
+          </w:p>
+        </w:tc>
+        <w:tc>
+          <w:tcPr>
+            <w:tcW w:type="dxa" w:w="1950"/>
+            <w:tcMar>
+              <w:top w:type="dxa" w:w="40"/>
+              <w:left w:type="dxa" w:w="80"/>
+              <w:bottom w:type="dxa" w:w="40"/>
+              <w:right w:type="dxa" w:w="80"/>
+            </w:tcMar>
+          </w:tcPr>
+          <w:p>
+            <w:pPr>
+              <w:spacing w:after="0" w:line="220"/>
+              <w:jc w:val="center"/>
+            </w:pPr>
+            <w:r>
+              <w:rPr>
+                <w:rFonts w:ascii="Palatino Linotype" w:cs="Palatino Linotype" w:eastAsia="Palatino Linotype" w:hAnsi="Palatino Linotype"/>
+                <w:sz w:val="16"/>
+                <w:szCs w:val="16"/>
+              </w:rPr>
+              <w:t xml:space="preserve">0,0182</w:t>
+            </w:r>
+          </w:p>
+        </w:tc>
+        <w:tc>
+          <w:tcPr>
+            <w:tcW w:type="dxa" w:w="1950"/>
+            <w:tcMar>
+              <w:top w:type="dxa" w:w="40"/>
+              <w:left w:type="dxa" w:w="80"/>
+              <w:bottom w:type="dxa" w:w="40"/>
+              <w:right w:type="dxa" w:w="80"/>
+            </w:tcMar>
+          </w:tcPr>
+          <w:p>
+            <w:pPr>
+              <w:spacing w:after="0" w:line="220"/>
+              <w:jc w:val="center"/>
+            </w:pPr>
+            <w:r>
+              <w:rPr>
+                <w:rFonts w:ascii="Palatino Linotype" w:cs="Palatino Linotype" w:eastAsia="Palatino Linotype" w:hAnsi="Palatino Linotype"/>
+                <w:sz w:val="16"/>
+                <w:szCs w:val="16"/>
+              </w:rPr>
+              <w:t xml:space="preserve">+0,331</w:t>
+            </w:r>
+          </w:p>
+        </w:tc>
+      </w:tr>
+      <w:tr>
+        <w:trPr>
+          <w:tblHeader w:val="false"/>
+        </w:trPr>
+        <w:tc>
+          <w:tcPr>
+            <w:tcW w:type="dxa" w:w="3838"/>
+            <w:tcMar>
+              <w:top w:type="dxa" w:w="40"/>
+              <w:left w:type="dxa" w:w="80"/>
+              <w:bottom w:type="dxa" w:w="40"/>
+              <w:right w:type="dxa" w:w="80"/>
+            </w:tcMar>
+          </w:tcPr>
+          <w:p>
+            <w:pPr>
+              <w:spacing w:after="0" w:line="220"/>
+              <w:jc w:val="left"/>
+            </w:pPr>
+            <w:r>
+              <w:rPr>
+                <w:rFonts w:ascii="Palatino Linotype" w:cs="Palatino Linotype" w:eastAsia="Palatino Linotype" w:hAnsi="Palatino Linotype"/>
+                <w:sz w:val="16"/>
+                <w:szCs w:val="16"/>
+              </w:rPr>
+              <w:t xml:space="preserve">Линейная диффузия</w:t>
+            </w:r>
+          </w:p>
+        </w:tc>
+        <w:tc>
+          <w:tcPr>
+            <w:tcW w:type="dxa" w:w="1900"/>
+            <w:tcMar>
+              <w:top w:type="dxa" w:w="40"/>
+              <w:left w:type="dxa" w:w="80"/>
+              <w:bottom w:type="dxa" w:w="40"/>
+              <w:right w:type="dxa" w:w="80"/>
+            </w:tcMar>
+          </w:tcPr>
+          <w:p>
+            <w:pPr>
+              <w:spacing w:after="0" w:line="220"/>
+              <w:jc w:val="center"/>
+            </w:pPr>
+            <w:r>
+              <w:rPr>
+                <w:rFonts w:ascii="Palatino Linotype" w:cs="Palatino Linotype" w:eastAsia="Palatino Linotype" w:hAnsi="Palatino Linotype"/>
+                <w:sz w:val="16"/>
+                <w:szCs w:val="16"/>
+              </w:rPr>
+              <w:t xml:space="preserve">0</w:t>
+            </w:r>
+          </w:p>
+        </w:tc>
+        <w:tc>
+          <w:tcPr>
+            <w:tcW w:type="dxa" w:w="1950"/>
+            <w:tcMar>
+              <w:top w:type="dxa" w:w="40"/>
+              <w:left w:type="dxa" w:w="80"/>
+              <w:bottom w:type="dxa" w:w="40"/>
+              <w:right w:type="dxa" w:w="80"/>
+            </w:tcMar>
+          </w:tcPr>
+          <w:p>
+            <w:pPr>
+              <w:spacing w:after="0" w:line="220"/>
+              <w:jc w:val="center"/>
+            </w:pPr>
+            <w:r>
+              <w:rPr>
+                <w:rFonts w:ascii="Palatino Linotype" w:cs="Palatino Linotype" w:eastAsia="Palatino Linotype" w:hAnsi="Palatino Linotype"/>
+                <w:sz w:val="16"/>
+                <w:szCs w:val="16"/>
+              </w:rPr>
+              <w:t xml:space="preserve">0,0185</w:t>
+            </w:r>
+          </w:p>
+        </w:tc>
+        <w:tc>
+          <w:tcPr>
+            <w:tcW w:type="dxa" w:w="1950"/>
+            <w:tcMar>
+              <w:top w:type="dxa" w:w="40"/>
+              <w:left w:type="dxa" w:w="80"/>
+              <w:bottom w:type="dxa" w:w="40"/>
+              <w:right w:type="dxa" w:w="80"/>
+            </w:tcMar>
+          </w:tcPr>
+          <w:p>
+            <w:pPr>
+              <w:spacing w:after="0" w:line="220"/>
+              <w:jc w:val="center"/>
+            </w:pPr>
+            <w:r>
+              <w:rPr>
+                <w:rFonts w:ascii="Palatino Linotype" w:cs="Palatino Linotype" w:eastAsia="Palatino Linotype" w:hAnsi="Palatino Linotype"/>
+                <w:sz w:val="16"/>
+                <w:szCs w:val="16"/>
+              </w:rPr>
+              <w:t xml:space="preserve">+0,707</w:t>
+            </w:r>
+          </w:p>
+        </w:tc>
+      </w:tr>
+      <w:tr>
+        <w:trPr>
+          <w:tblHeader w:val="false"/>
+        </w:trPr>
+        <w:tc>
+          <w:tcPr>
+            <w:tcW w:type="dxa" w:w="3838"/>
+            <w:tcMar>
+              <w:top w:type="dxa" w:w="40"/>
+              <w:left w:type="dxa" w:w="80"/>
+              <w:bottom w:type="dxa" w:w="40"/>
+              <w:right w:type="dxa" w:w="80"/>
+            </w:tcMar>
+          </w:tcPr>
+          <w:p>
+            <w:pPr>
+              <w:spacing w:after="0" w:line="220"/>
+              <w:jc w:val="left"/>
+            </w:pPr>
+            <w:r>
+              <w:rPr>
+                <w:rFonts w:ascii="Palatino Linotype" w:cs="Palatino Linotype" w:eastAsia="Palatino Linotype" w:hAnsi="Palatino Linotype"/>
+                <w:sz w:val="16"/>
+                <w:szCs w:val="16"/>
+              </w:rPr>
+              <w:t xml:space="preserve">Наивное среднее</w:t>
+            </w:r>
+          </w:p>
+        </w:tc>
+        <w:tc>
+          <w:tcPr>
+            <w:tcW w:type="dxa" w:w="1900"/>
+            <w:tcMar>
+              <w:top w:type="dxa" w:w="40"/>
+              <w:left w:type="dxa" w:w="80"/>
+              <w:bottom w:type="dxa" w:w="40"/>
+              <w:right w:type="dxa" w:w="80"/>
+            </w:tcMar>
+          </w:tcPr>
+          <w:p>
+            <w:pPr>
+              <w:spacing w:after="0" w:line="220"/>
+              <w:jc w:val="center"/>
+            </w:pPr>
+            <w:r>
+              <w:rPr>
+                <w:rFonts w:ascii="Palatino Linotype" w:cs="Palatino Linotype" w:eastAsia="Palatino Linotype" w:hAnsi="Palatino Linotype"/>
+                <w:sz w:val="16"/>
+                <w:szCs w:val="16"/>
+              </w:rPr>
+              <w:t xml:space="preserve">0</w:t>
+            </w:r>
+          </w:p>
+        </w:tc>
+        <w:tc>
+          <w:tcPr>
+            <w:tcW w:type="dxa" w:w="1950"/>
+            <w:tcMar>
+              <w:top w:type="dxa" w:w="40"/>
+              <w:left w:type="dxa" w:w="80"/>
+              <w:bottom w:type="dxa" w:w="40"/>
+              <w:right w:type="dxa" w:w="80"/>
+            </w:tcMar>
+          </w:tcPr>
+          <w:p>
+            <w:pPr>
+              <w:spacing w:after="0" w:line="220"/>
+              <w:jc w:val="center"/>
+            </w:pPr>
+            <w:r>
+              <w:rPr>
+                <w:rFonts w:ascii="Palatino Linotype" w:cs="Palatino Linotype" w:eastAsia="Palatino Linotype" w:hAnsi="Palatino Linotype"/>
+                <w:sz w:val="16"/>
+                <w:szCs w:val="16"/>
+              </w:rPr>
+              <w:t xml:space="preserve">0,0227</w:t>
+            </w:r>
+          </w:p>
+        </w:tc>
+        <w:tc>
+          <w:tcPr>
+            <w:tcW w:type="dxa" w:w="1950"/>
+            <w:tcMar>
+              <w:top w:type="dxa" w:w="40"/>
+              <w:left w:type="dxa" w:w="80"/>
+              <w:bottom w:type="dxa" w:w="40"/>
+              <w:right w:type="dxa" w:w="80"/>
+            </w:tcMar>
+          </w:tcPr>
+          <w:p>
+            <w:pPr>
+              <w:spacing w:after="0" w:line="220"/>
+              <w:jc w:val="center"/>
+            </w:pPr>
+            <w:r>
+              <w:rPr>
+                <w:rFonts w:ascii="Palatino Linotype" w:cs="Palatino Linotype" w:eastAsia="Palatino Linotype" w:hAnsi="Palatino Linotype"/>
+                <w:sz w:val="16"/>
+                <w:szCs w:val="16"/>
+              </w:rPr>
+              <w:t xml:space="preserve">—</w:t>
+            </w:r>
+          </w:p>
+        </w:tc>
+      </w:tr>
+      <w:tr>
+        <w:trPr>
+          <w:tblHeader w:val="false"/>
+        </w:trPr>
+        <w:tc>
+          <w:tcPr>
+            <w:tcW w:type="dxa" w:w="3838"/>
+            <w:tcMar>
+              <w:top w:type="dxa" w:w="40"/>
+              <w:left w:type="dxa" w:w="80"/>
+              <w:bottom w:type="dxa" w:w="40"/>
+              <w:right w:type="dxa" w:w="80"/>
+            </w:tcMar>
+          </w:tcPr>
+          <w:p>
+            <w:pPr>
+              <w:spacing w:after="0" w:line="220"/>
+              <w:jc w:val="left"/>
+            </w:pPr>
+            <w:r>
+              <w:rPr>
+                <w:rFonts w:ascii="Palatino Linotype" w:cs="Palatino Linotype" w:eastAsia="Palatino Linotype" w:hAnsi="Palatino Linotype"/>
+                <w:sz w:val="16"/>
+                <w:szCs w:val="16"/>
+              </w:rPr>
+              <w:t xml:space="preserve">GEDS v2 (откалиброван)</w:t>
+            </w:r>
+          </w:p>
+        </w:tc>
+        <w:tc>
+          <w:tcPr>
+            <w:tcW w:type="dxa" w:w="1900"/>
+            <w:tcMar>
+              <w:top w:type="dxa" w:w="40"/>
+              <w:left w:type="dxa" w:w="80"/>
+              <w:bottom w:type="dxa" w:w="40"/>
+              <w:right w:type="dxa" w:w="80"/>
+            </w:tcMar>
+          </w:tcPr>
+          <w:p>
+            <w:pPr>
+              <w:spacing w:after="0" w:line="220"/>
+              <w:jc w:val="center"/>
+            </w:pPr>
+            <w:r>
+              <w:rPr>
+                <w:rFonts w:ascii="Palatino Linotype" w:cs="Palatino Linotype" w:eastAsia="Palatino Linotype" w:hAnsi="Palatino Linotype"/>
+                <w:sz w:val="16"/>
+                <w:szCs w:val="16"/>
+              </w:rPr>
+              <w:t xml:space="preserve">5</w:t>
+            </w:r>
+          </w:p>
+        </w:tc>
+        <w:tc>
+          <w:tcPr>
+            <w:tcW w:type="dxa" w:w="1950"/>
+            <w:tcMar>
+              <w:top w:type="dxa" w:w="40"/>
+              <w:left w:type="dxa" w:w="80"/>
+              <w:bottom w:type="dxa" w:w="40"/>
+              <w:right w:type="dxa" w:w="80"/>
+            </w:tcMar>
+          </w:tcPr>
+          <w:p>
+            <w:pPr>
+              <w:spacing w:after="0" w:line="220"/>
+              <w:jc w:val="center"/>
+            </w:pPr>
+            <w:r>
+              <w:rPr>
+                <w:rFonts w:ascii="Palatino Linotype" w:cs="Palatino Linotype" w:eastAsia="Palatino Linotype" w:hAnsi="Palatino Linotype"/>
+                <w:sz w:val="16"/>
+                <w:szCs w:val="16"/>
+              </w:rPr>
+              <w:t xml:space="preserve">0,0266</w:t>
+            </w:r>
+          </w:p>
+        </w:tc>
+        <w:tc>
+          <w:tcPr>
+            <w:tcW w:type="dxa" w:w="1950"/>
+            <w:tcMar>
+              <w:top w:type="dxa" w:w="40"/>
+              <w:left w:type="dxa" w:w="80"/>
+              <w:bottom w:type="dxa" w:w="40"/>
+              <w:right w:type="dxa" w:w="80"/>
+            </w:tcMar>
+          </w:tcPr>
+          <w:p>
+            <w:pPr>
+              <w:spacing w:after="0" w:line="220"/>
+              <w:jc w:val="center"/>
+            </w:pPr>
+            <w:r>
+              <w:rPr>
+                <w:rFonts w:ascii="Palatino Linotype" w:cs="Palatino Linotype" w:eastAsia="Palatino Linotype" w:hAnsi="Palatino Linotype"/>
+                <w:sz w:val="16"/>
+                <w:szCs w:val="16"/>
+              </w:rPr>
+              <w:t xml:space="preserve">+0,444</w:t>
+            </w:r>
+          </w:p>
+        </w:tc>
+      </w:tr>
+      <w:tr>
+        <w:trPr>
+          <w:tblHeader w:val="false"/>
+        </w:trPr>
+        <w:tc>
+          <w:tcPr>
+            <w:tcW w:type="dxa" w:w="3838"/>
+            <w:tcMar>
+              <w:top w:type="dxa" w:w="40"/>
+              <w:left w:type="dxa" w:w="80"/>
+              <w:bottom w:type="dxa" w:w="40"/>
+              <w:right w:type="dxa" w:w="80"/>
+            </w:tcMar>
+          </w:tcPr>
+          <w:p>
+            <w:pPr>
+              <w:spacing w:after="0" w:line="220"/>
+              <w:jc w:val="left"/>
+            </w:pPr>
+            <w:r>
+              <w:rPr>
+                <w:rFonts w:ascii="Palatino Linotype" w:cs="Palatino Linotype" w:eastAsia="Palatino Linotype" w:hAnsi="Palatino Linotype"/>
+                <w:sz w:val="16"/>
+                <w:szCs w:val="16"/>
+              </w:rPr>
+              <w:t xml:space="preserve">GEDS v3 сырой (без масштаба)</w:t>
+            </w:r>
+          </w:p>
+        </w:tc>
+        <w:tc>
+          <w:tcPr>
+            <w:tcW w:type="dxa" w:w="1900"/>
+            <w:tcMar>
+              <w:top w:type="dxa" w:w="40"/>
+              <w:left w:type="dxa" w:w="80"/>
+              <w:bottom w:type="dxa" w:w="40"/>
+              <w:right w:type="dxa" w:w="80"/>
+            </w:tcMar>
+          </w:tcPr>
+          <w:p>
+            <w:pPr>
+              <w:spacing w:after="0" w:line="220"/>
+              <w:jc w:val="center"/>
+            </w:pPr>
+            <w:r>
+              <w:rPr>
+                <w:rFonts w:ascii="Palatino Linotype" w:cs="Palatino Linotype" w:eastAsia="Palatino Linotype" w:hAnsi="Palatino Linotype"/>
+                <w:sz w:val="16"/>
+                <w:szCs w:val="16"/>
+              </w:rPr>
+              <w:t xml:space="preserve">0</w:t>
+            </w:r>
+          </w:p>
+        </w:tc>
+        <w:tc>
+          <w:tcPr>
+            <w:tcW w:type="dxa" w:w="1950"/>
+            <w:tcMar>
+              <w:top w:type="dxa" w:w="40"/>
+              <w:left w:type="dxa" w:w="80"/>
+              <w:bottom w:type="dxa" w:w="40"/>
+              <w:right w:type="dxa" w:w="80"/>
+            </w:tcMar>
+          </w:tcPr>
+          <w:p>
+            <w:pPr>
+              <w:spacing w:after="0" w:line="220"/>
+              <w:jc w:val="center"/>
+            </w:pPr>
+            <w:r>
+              <w:rPr>
+                <w:rFonts w:ascii="Palatino Linotype" w:cs="Palatino Linotype" w:eastAsia="Palatino Linotype" w:hAnsi="Palatino Linotype"/>
+                <w:sz w:val="16"/>
+                <w:szCs w:val="16"/>
+              </w:rPr>
+              <w:t xml:space="preserve">0,0677</w:t>
+            </w:r>
+          </w:p>
+        </w:tc>
+        <w:tc>
+          <w:tcPr>
+            <w:tcW w:type="dxa" w:w="1950"/>
+            <w:tcMar>
+              <w:top w:type="dxa" w:w="40"/>
+              <w:left w:type="dxa" w:w="80"/>
+              <w:bottom w:type="dxa" w:w="40"/>
+              <w:right w:type="dxa" w:w="80"/>
+            </w:tcMar>
+          </w:tcPr>
+          <w:p>
+            <w:pPr>
+              <w:spacing w:after="0" w:line="220"/>
+              <w:jc w:val="center"/>
+            </w:pPr>
+            <w:r>
+              <w:rPr>
+                <w:rFonts w:ascii="Palatino Linotype" w:cs="Palatino Linotype" w:eastAsia="Palatino Linotype" w:hAnsi="Palatino Linotype"/>
+                <w:sz w:val="16"/>
+                <w:szCs w:val="16"/>
+              </w:rPr>
+              <w:t xml:space="preserve">+0,802</w:t>
+            </w:r>
+          </w:p>
+        </w:tc>
+      </w:tr>
+    </w:tbl>
+    <w:p>
+      <w:pPr>
+        <w:sectPr>
+          <w:type w:val="continuous"/>
+          <w:pgSz w:w="11906" w:h="16838" w:orient="portrait"/>
+          <w:pgMar w:top="1134" w:right="1134" w:bottom="1134" w:left="1134" w:header="708" w:footer="708" w:gutter="0"/>
+          <w:pgNumType/>
+          <w:cols w:num="1"/>
+          <w:docGrid w:linePitch="360"/>
+        </w:sectPr>
+      </w:pPr>
+    </w:p>
+    <w:p>
+      <w:pPr>
+        <w:spacing w:after="20" w:line="240"/>
+        <w:ind w:firstLine="220"/>
+        <w:jc w:val="both"/>
+      </w:pPr>
+      <w:r>
+        <w:rPr>
+          <w:rFonts w:ascii="Palatino Linotype" w:cs="Palatino Linotype" w:eastAsia="Palatino Linotype" w:hAnsi="Palatino Linotype"/>
+          <w:sz w:val="19"/>
+          <w:szCs w:val="19"/>
+        </w:rPr>
+        <w:t xml:space="preserve">Это первая конфигурация, лидирующая </w:t>
+      </w:r>
+      <w:r>
+        <w:rPr>
+          <w:rFonts w:ascii="Palatino Linotype" w:cs="Palatino Linotype" w:eastAsia="Palatino Linotype" w:hAnsi="Palatino Linotype"/>
+          <w:b/>
+          <w:bCs/>
+          <w:sz w:val="19"/>
+          <w:szCs w:val="19"/>
+        </w:rPr>
+        <w:t xml:space="preserve">по всем метрикам одновременно</w:t>
+      </w:r>
+      <w:r>
+        <w:rPr>
+          <w:rFonts w:ascii="Palatino Linotype" w:cs="Palatino Linotype" w:eastAsia="Palatino Linotype" w:hAnsi="Palatino Linotype"/>
+          <w:sz w:val="19"/>
+          <w:szCs w:val="19"/>
+        </w:rPr>
+        <w:t xml:space="preserve"> — причём достигнутая одним параметром вместо пяти. </w:t>
+      </w:r>
+      <w:r>
+        <w:rPr>
+          <w:rFonts w:ascii="Palatino Linotype" w:cs="Palatino Linotype" w:eastAsia="Palatino Linotype" w:hAnsi="Palatino Linotype"/>
+          <w:b/>
+          <w:bCs/>
+          <w:sz w:val="19"/>
+          <w:szCs w:val="19"/>
+        </w:rPr>
+        <w:t xml:space="preserve">Чего мы при этом НЕ утверждаем:</w:t>
+      </w:r>
+      <w:r>
+        <w:rPr>
+          <w:rFonts w:ascii="Palatino Linotype" w:cs="Palatino Linotype" w:eastAsia="Palatino Linotype" w:hAnsi="Palatino Linotype"/>
+          <w:sz w:val="19"/>
+          <w:szCs w:val="19"/>
+        </w:rPr>
+        <w:t xml:space="preserve"> ни одно преимущество не значимо — против Leontief ΔMAE −0,0049 (p = 0,34), против линейной диффузии −0,0052 (p = 0,50), против наивного среднего −0,0094 (p = 0,06), против v2 −0,0132 (p = 0,17). Вывод §6.1 о паритете не опровергнут, а подтверждён ещё раз, уже на лучшей доступной конфигурации: даже она не отделяется от бейслайнов при таком N — ровно как предсказывает анализ мощности §6.4.</w:t>
+      </w:r>
+    </w:p>
+    <w:p>
+      <w:pPr>
+        <w:spacing w:after="20" w:line="240"/>
+        <w:ind w:firstLine="220"/>
+        <w:jc w:val="both"/>
+      </w:pPr>
+      <w:r>
+        <w:rPr>
+          <w:rFonts w:ascii="Palatino Linotype" w:cs="Palatino Linotype" w:eastAsia="Palatino Linotype" w:hAnsi="Palatino Linotype"/>
+          <w:sz w:val="19"/>
+          <w:szCs w:val="19"/>
+        </w:rPr>
+        <w:t xml:space="preserve">Содержательный смысл в другом. Замена ручного графа на измеренную структуру input-output даёт по магнитуде больше, чем калибровка пяти параметров динамики на ручном графе (0,0133 против 0,0266) — это магнитудный аналог пространственного результата §6.5. Оба указывают в одну сторону: </w:t>
+      </w:r>
+      <w:r>
+        <w:rPr>
+          <w:rFonts w:ascii="Palatino Linotype" w:cs="Palatino Linotype" w:eastAsia="Palatino Linotype" w:hAnsi="Palatino Linotype"/>
+          <w:b/>
+          <w:bCs/>
+          <w:sz w:val="19"/>
+          <w:szCs w:val="19"/>
+        </w:rPr>
+        <w:t xml:space="preserve">информация, которую несёт полнота и точность сети, не заменяется подгонкой параметров.</w:t>
+      </w:r>
+      <w:r>
+        <w:rPr>
+          <w:rFonts w:ascii="Palatino Linotype" w:cs="Palatino Linotype" w:eastAsia="Palatino Linotype" w:hAnsi="Palatino Linotype"/>
+          <w:sz w:val="19"/>
+          <w:szCs w:val="19"/>
+        </w:rPr>
+        <w:t xml:space="preserve"> Полная пятипараметрическая калибровка на v3 — отдельная вычислительная задача (движок на 405 узлах примерно в 9 раз медленнее), отнесённая к дальнейшей работе.</w:t>
+      </w:r>
     </w:p>
     <w:p>
       <w:pPr>

--- a/docs/PAPER_MDPI.ru.docx
+++ b/docs/PAPER_MDPI.ru.docx
@@ -7251,13 +7251,776 @@
         </w:rPr>
         <w:t xml:space="preserve">информация, которую несёт полнота и точность сети, не заменяется подгонкой параметров.</w:t>
       </w:r>
-      <w:r>
-        <w:rPr>
-          <w:rFonts w:ascii="Palatino Linotype" w:cs="Palatino Linotype" w:eastAsia="Palatino Linotype" w:hAnsi="Palatino Linotype"/>
-          <w:sz w:val="19"/>
-          <w:szCs w:val="19"/>
-        </w:rPr>
-        <w:t xml:space="preserve"> Полная пятипараметрическая калибровка на v3 — отдельная вычислительная задача (движок на 405 узлах примерно в 9 раз медленнее), отнесённая к дальнейшей работе.</w:t>
+    </w:p>
+    <w:p>
+      <w:pPr>
+        <w:keepNext/>
+        <w:spacing w:after="50" w:before="140"/>
+      </w:pPr>
+      <w:r>
+        <w:rPr>
+          <w:rFonts w:ascii="Palatino Linotype" w:cs="Palatino Linotype" w:eastAsia="Palatino Linotype" w:hAnsi="Palatino Linotype"/>
+          <w:b/>
+          <w:bCs/>
+          <w:i/>
+          <w:iCs/>
+          <w:color w:val="1A1A1A"/>
+          <w:sz w:val="19"/>
+          <w:szCs w:val="19"/>
+        </w:rPr>
+        <w:t xml:space="preserve">6.9. Полная калибровка v3: пять параметров значимо ХУЖЕ одного</w:t>
+      </w:r>
+    </w:p>
+    <w:p>
+      <w:pPr>
+        <w:spacing w:after="20" w:line="240"/>
+        <w:ind w:firstLine="220"/>
+        <w:jc w:val="both"/>
+      </w:pPr>
+      <w:r>
+        <w:rPr>
+          <w:rFonts w:ascii="Palatino Linotype" w:cs="Palatino Linotype" w:eastAsia="Palatino Linotype" w:hAnsi="Palatino Linotype"/>
+          <w:sz w:val="19"/>
+          <w:szCs w:val="19"/>
+        </w:rPr>
+        <w:t xml:space="preserve">Пятипараметрическая LOO-калибровка на плотном графе (24 фолда, пофолдовая дифференциальная эволюция) проведена и даёт неожиданный результат — Таблица 7. Парное сравнение одного параметра против пяти: ΔMAE = −0,0148, 95% ДИ [−0,0292; −0,0031], p = 0,037 — </w:t>
+      </w:r>
+      <w:r>
+        <w:rPr>
+          <w:rFonts w:ascii="Palatino Linotype" w:cs="Palatino Linotype" w:eastAsia="Palatino Linotype" w:hAnsi="Palatino Linotype"/>
+          <w:b/>
+          <w:bCs/>
+          <w:sz w:val="19"/>
+          <w:szCs w:val="19"/>
+        </w:rPr>
+        <w:t xml:space="preserve">значимо</w:t>
+      </w:r>
+      <w:r>
+        <w:rPr>
+          <w:rFonts w:ascii="Palatino Linotype" w:cs="Palatino Linotype" w:eastAsia="Palatino Linotype" w:hAnsi="Palatino Linotype"/>
+          <w:sz w:val="19"/>
+          <w:szCs w:val="19"/>
+        </w:rPr>
+        <w:t xml:space="preserve">. Это единственное статистически значимое различие моделей во всей работе, и оно про экономию параметров: на графе из 405 узлов при ~23 обучающих событиях на фолд четыре дополнительные степени свободы </w:t>
+      </w:r>
+      <w:r>
+        <w:rPr>
+          <w:rFonts w:ascii="Palatino Linotype" w:cs="Palatino Linotype" w:eastAsia="Palatino Linotype" w:hAnsi="Palatino Linotype"/>
+          <w:b/>
+          <w:bCs/>
+          <w:sz w:val="19"/>
+          <w:szCs w:val="19"/>
+        </w:rPr>
+        <w:t xml:space="preserve">измеримо ухудшают</w:t>
+      </w:r>
+      <w:r>
+        <w:rPr>
+          <w:rFonts w:ascii="Palatino Linotype" w:cs="Palatino Linotype" w:eastAsia="Palatino Linotype" w:hAnsi="Palatino Linotype"/>
+          <w:sz w:val="19"/>
+          <w:szCs w:val="19"/>
+        </w:rPr>
+        <w:t xml:space="preserve"> обобщение. Результат сходится с §6.6 (два компонента дают нулевой вклад) и §6.7 (три из пяти параметров неидентифицируемы) — три независимых метода приходят к одному выводу о переусложнении.</w:t>
+      </w:r>
+    </w:p>
+    <w:p>
+      <w:pPr>
+        <w:sectPr>
+          <w:type w:val="continuous"/>
+          <w:pgSz w:w="11906" w:h="16838" w:orient="portrait"/>
+          <w:pgMar w:top="1134" w:right="1134" w:bottom="1134" w:left="1134" w:header="708" w:footer="708" w:gutter="0"/>
+          <w:pgNumType/>
+          <w:cols w:space="454" w:num="2" w:equalWidth="true"/>
+          <w:docGrid w:linePitch="360"/>
+        </w:sectPr>
+      </w:pPr>
+    </w:p>
+    <w:p>
+      <w:pPr>
+        <w:spacing w:after="40" w:before="60"/>
+        <w:jc w:val="left"/>
+      </w:pPr>
+      <w:r>
+        <w:rPr>
+          <w:rFonts w:ascii="Palatino Linotype" w:cs="Palatino Linotype" w:eastAsia="Palatino Linotype" w:hAnsi="Palatino Linotype"/>
+          <w:b/>
+          <w:bCs/>
+          <w:sz w:val="16"/>
+          <w:szCs w:val="16"/>
+        </w:rPr>
+        <w:t xml:space="preserve">Таблица 7.</w:t>
+      </w:r>
+      <w:r>
+        <w:rPr>
+          <w:rFonts w:ascii="Palatino Linotype" w:cs="Palatino Linotype" w:eastAsia="Palatino Linotype" w:hAnsi="Palatino Linotype"/>
+          <w:sz w:val="16"/>
+          <w:szCs w:val="16"/>
+        </w:rPr>
+        <w:t xml:space="preserve"> Полное вневыборочное сравнение на плотном графе v3 (24 фолда, leave-one-out).</w:t>
+      </w:r>
+    </w:p>
+    <w:tbl>
+      <w:tblPr>
+        <w:tblW w:type="dxa" w:w="9638"/>
+        <w:tblBorders>
+          <w:top w:val="single" w:color="1A1A1A" w:sz="12"/>
+          <w:left w:val="none" w:color="FFFFFF" w:sz="0"/>
+          <w:bottom w:val="single" w:color="1A1A1A" w:sz="12"/>
+          <w:right w:val="none" w:color="FFFFFF" w:sz="0"/>
+          <w:insideH w:val="none" w:color="FFFFFF" w:sz="0"/>
+          <w:insideV w:val="none" w:color="FFFFFF" w:sz="0"/>
+        </w:tblBorders>
+      </w:tblPr>
+      <w:tblGrid>
+        <w:gridCol w:w="4238"/>
+        <w:gridCol w:w="1600"/>
+        <w:gridCol w:w="1800"/>
+        <w:gridCol w:w="2000"/>
+      </w:tblGrid>
+      <w:tr>
+        <w:trPr>
+          <w:tblHeader/>
+        </w:trPr>
+        <w:tc>
+          <w:tcPr>
+            <w:tcW w:type="dxa" w:w="4238"/>
+            <w:tcBorders>
+              <w:bottom w:val="single" w:color="1A1A1A" w:sz="8"/>
+            </w:tcBorders>
+            <w:shd w:fill="E8F3EC" w:val="clear"/>
+            <w:tcMar>
+              <w:top w:type="dxa" w:w="40"/>
+              <w:left w:type="dxa" w:w="80"/>
+              <w:bottom w:type="dxa" w:w="40"/>
+              <w:right w:type="dxa" w:w="80"/>
+            </w:tcMar>
+          </w:tcPr>
+          <w:p>
+            <w:pPr>
+              <w:spacing w:after="0" w:line="220"/>
+              <w:jc w:val="left"/>
+            </w:pPr>
+            <w:r>
+              <w:rPr>
+                <w:rFonts w:ascii="Palatino Linotype" w:cs="Palatino Linotype" w:eastAsia="Palatino Linotype" w:hAnsi="Palatino Linotype"/>
+                <w:b/>
+                <w:bCs/>
+                <w:sz w:val="16"/>
+                <w:szCs w:val="16"/>
+              </w:rPr>
+              <w:t xml:space="preserve">Конфигурация</w:t>
+            </w:r>
+          </w:p>
+        </w:tc>
+        <w:tc>
+          <w:tcPr>
+            <w:tcW w:type="dxa" w:w="1600"/>
+            <w:tcBorders>
+              <w:bottom w:val="single" w:color="1A1A1A" w:sz="8"/>
+            </w:tcBorders>
+            <w:shd w:fill="E8F3EC" w:val="clear"/>
+            <w:tcMar>
+              <w:top w:type="dxa" w:w="40"/>
+              <w:left w:type="dxa" w:w="80"/>
+              <w:bottom w:type="dxa" w:w="40"/>
+              <w:right w:type="dxa" w:w="80"/>
+            </w:tcMar>
+          </w:tcPr>
+          <w:p>
+            <w:pPr>
+              <w:spacing w:after="0" w:line="220"/>
+              <w:jc w:val="center"/>
+            </w:pPr>
+            <w:r>
+              <w:rPr>
+                <w:rFonts w:ascii="Palatino Linotype" w:cs="Palatino Linotype" w:eastAsia="Palatino Linotype" w:hAnsi="Palatino Linotype"/>
+                <w:b/>
+                <w:bCs/>
+                <w:sz w:val="16"/>
+                <w:szCs w:val="16"/>
+              </w:rPr>
+              <w:t xml:space="preserve">Парам.</w:t>
+            </w:r>
+          </w:p>
+        </w:tc>
+        <w:tc>
+          <w:tcPr>
+            <w:tcW w:type="dxa" w:w="1800"/>
+            <w:tcBorders>
+              <w:bottom w:val="single" w:color="1A1A1A" w:sz="8"/>
+            </w:tcBorders>
+            <w:shd w:fill="E8F3EC" w:val="clear"/>
+            <w:tcMar>
+              <w:top w:type="dxa" w:w="40"/>
+              <w:left w:type="dxa" w:w="80"/>
+              <w:bottom w:type="dxa" w:w="40"/>
+              <w:right w:type="dxa" w:w="80"/>
+            </w:tcMar>
+          </w:tcPr>
+          <w:p>
+            <w:pPr>
+              <w:spacing w:after="0" w:line="220"/>
+              <w:jc w:val="center"/>
+            </w:pPr>
+            <w:r>
+              <w:rPr>
+                <w:rFonts w:ascii="Palatino Linotype" w:cs="Palatino Linotype" w:eastAsia="Palatino Linotype" w:hAnsi="Palatino Linotype"/>
+                <w:b/>
+                <w:bCs/>
+                <w:sz w:val="16"/>
+                <w:szCs w:val="16"/>
+              </w:rPr>
+              <w:t xml:space="preserve">MAE</w:t>
+            </w:r>
+          </w:p>
+        </w:tc>
+        <w:tc>
+          <w:tcPr>
+            <w:tcW w:type="dxa" w:w="2000"/>
+            <w:tcBorders>
+              <w:bottom w:val="single" w:color="1A1A1A" w:sz="8"/>
+            </w:tcBorders>
+            <w:shd w:fill="E8F3EC" w:val="clear"/>
+            <w:tcMar>
+              <w:top w:type="dxa" w:w="40"/>
+              <w:left w:type="dxa" w:w="80"/>
+              <w:bottom w:type="dxa" w:w="40"/>
+              <w:right w:type="dxa" w:w="80"/>
+            </w:tcMar>
+          </w:tcPr>
+          <w:p>
+            <w:pPr>
+              <w:spacing w:after="0" w:line="220"/>
+              <w:jc w:val="center"/>
+            </w:pPr>
+            <w:r>
+              <w:rPr>
+                <w:rFonts w:ascii="Palatino Linotype" w:cs="Palatino Linotype" w:eastAsia="Palatino Linotype" w:hAnsi="Palatino Linotype"/>
+                <w:b/>
+                <w:bCs/>
+                <w:sz w:val="16"/>
+                <w:szCs w:val="16"/>
+              </w:rPr>
+              <w:t xml:space="preserve">Spearman</w:t>
+            </w:r>
+          </w:p>
+        </w:tc>
+      </w:tr>
+      <w:tr>
+        <w:trPr>
+          <w:tblHeader w:val="false"/>
+        </w:trPr>
+        <w:tc>
+          <w:tcPr>
+            <w:tcW w:type="dxa" w:w="4238"/>
+            <w:tcMar>
+              <w:top w:type="dxa" w:w="40"/>
+              <w:left w:type="dxa" w:w="80"/>
+              <w:bottom w:type="dxa" w:w="40"/>
+              <w:right w:type="dxa" w:w="80"/>
+            </w:tcMar>
+          </w:tcPr>
+          <w:p>
+            <w:pPr>
+              <w:spacing w:after="0" w:line="220"/>
+              <w:jc w:val="left"/>
+            </w:pPr>
+            <w:r>
+              <w:rPr>
+                <w:rFonts w:ascii="Palatino Linotype" w:cs="Palatino Linotype" w:eastAsia="Palatino Linotype" w:hAnsi="Palatino Linotype"/>
+                <w:sz w:val="16"/>
+                <w:szCs w:val="16"/>
+              </w:rPr>
+              <w:t xml:space="preserve">v3 + один масштаб (LOO)</w:t>
+            </w:r>
+          </w:p>
+        </w:tc>
+        <w:tc>
+          <w:tcPr>
+            <w:tcW w:type="dxa" w:w="1600"/>
+            <w:tcMar>
+              <w:top w:type="dxa" w:w="40"/>
+              <w:left w:type="dxa" w:w="80"/>
+              <w:bottom w:type="dxa" w:w="40"/>
+              <w:right w:type="dxa" w:w="80"/>
+            </w:tcMar>
+          </w:tcPr>
+          <w:p>
+            <w:pPr>
+              <w:spacing w:after="0" w:line="220"/>
+              <w:jc w:val="center"/>
+            </w:pPr>
+            <w:r>
+              <w:rPr>
+                <w:rFonts w:ascii="Palatino Linotype" w:cs="Palatino Linotype" w:eastAsia="Palatino Linotype" w:hAnsi="Palatino Linotype"/>
+                <w:sz w:val="16"/>
+                <w:szCs w:val="16"/>
+              </w:rPr>
+              <w:t xml:space="preserve">1</w:t>
+            </w:r>
+          </w:p>
+        </w:tc>
+        <w:tc>
+          <w:tcPr>
+            <w:tcW w:type="dxa" w:w="1800"/>
+            <w:tcMar>
+              <w:top w:type="dxa" w:w="40"/>
+              <w:left w:type="dxa" w:w="80"/>
+              <w:bottom w:type="dxa" w:w="40"/>
+              <w:right w:type="dxa" w:w="80"/>
+            </w:tcMar>
+          </w:tcPr>
+          <w:p>
+            <w:pPr>
+              <w:spacing w:after="0" w:line="220"/>
+              <w:jc w:val="center"/>
+            </w:pPr>
+            <w:r>
+              <w:rPr>
+                <w:rFonts w:ascii="Palatino Linotype" w:cs="Palatino Linotype" w:eastAsia="Palatino Linotype" w:hAnsi="Palatino Linotype"/>
+                <w:sz w:val="16"/>
+                <w:szCs w:val="16"/>
+              </w:rPr>
+              <w:t xml:space="preserve">0,0133</w:t>
+            </w:r>
+          </w:p>
+        </w:tc>
+        <w:tc>
+          <w:tcPr>
+            <w:tcW w:type="dxa" w:w="2000"/>
+            <w:tcMar>
+              <w:top w:type="dxa" w:w="40"/>
+              <w:left w:type="dxa" w:w="80"/>
+              <w:bottom w:type="dxa" w:w="40"/>
+              <w:right w:type="dxa" w:w="80"/>
+            </w:tcMar>
+          </w:tcPr>
+          <w:p>
+            <w:pPr>
+              <w:spacing w:after="0" w:line="220"/>
+              <w:jc w:val="center"/>
+            </w:pPr>
+            <w:r>
+              <w:rPr>
+                <w:rFonts w:ascii="Palatino Linotype" w:cs="Palatino Linotype" w:eastAsia="Palatino Linotype" w:hAnsi="Palatino Linotype"/>
+                <w:sz w:val="16"/>
+                <w:szCs w:val="16"/>
+              </w:rPr>
+              <w:t xml:space="preserve">+0,788</w:t>
+            </w:r>
+          </w:p>
+        </w:tc>
+      </w:tr>
+      <w:tr>
+        <w:trPr>
+          <w:tblHeader w:val="false"/>
+        </w:trPr>
+        <w:tc>
+          <w:tcPr>
+            <w:tcW w:type="dxa" w:w="4238"/>
+            <w:tcMar>
+              <w:top w:type="dxa" w:w="40"/>
+              <w:left w:type="dxa" w:w="80"/>
+              <w:bottom w:type="dxa" w:w="40"/>
+              <w:right w:type="dxa" w:w="80"/>
+            </w:tcMar>
+          </w:tcPr>
+          <w:p>
+            <w:pPr>
+              <w:spacing w:after="0" w:line="220"/>
+              <w:jc w:val="left"/>
+            </w:pPr>
+            <w:r>
+              <w:rPr>
+                <w:rFonts w:ascii="Palatino Linotype" w:cs="Palatino Linotype" w:eastAsia="Palatino Linotype" w:hAnsi="Palatino Linotype"/>
+                <w:sz w:val="16"/>
+                <w:szCs w:val="16"/>
+              </w:rPr>
+              <w:t xml:space="preserve">v3 + пять параметров (LOO-DE)</w:t>
+            </w:r>
+          </w:p>
+        </w:tc>
+        <w:tc>
+          <w:tcPr>
+            <w:tcW w:type="dxa" w:w="1600"/>
+            <w:tcMar>
+              <w:top w:type="dxa" w:w="40"/>
+              <w:left w:type="dxa" w:w="80"/>
+              <w:bottom w:type="dxa" w:w="40"/>
+              <w:right w:type="dxa" w:w="80"/>
+            </w:tcMar>
+          </w:tcPr>
+          <w:p>
+            <w:pPr>
+              <w:spacing w:after="0" w:line="220"/>
+              <w:jc w:val="center"/>
+            </w:pPr>
+            <w:r>
+              <w:rPr>
+                <w:rFonts w:ascii="Palatino Linotype" w:cs="Palatino Linotype" w:eastAsia="Palatino Linotype" w:hAnsi="Palatino Linotype"/>
+                <w:sz w:val="16"/>
+                <w:szCs w:val="16"/>
+              </w:rPr>
+              <w:t xml:space="preserve">5</w:t>
+            </w:r>
+          </w:p>
+        </w:tc>
+        <w:tc>
+          <w:tcPr>
+            <w:tcW w:type="dxa" w:w="1800"/>
+            <w:tcMar>
+              <w:top w:type="dxa" w:w="40"/>
+              <w:left w:type="dxa" w:w="80"/>
+              <w:bottom w:type="dxa" w:w="40"/>
+              <w:right w:type="dxa" w:w="80"/>
+            </w:tcMar>
+          </w:tcPr>
+          <w:p>
+            <w:pPr>
+              <w:spacing w:after="0" w:line="220"/>
+              <w:jc w:val="center"/>
+            </w:pPr>
+            <w:r>
+              <w:rPr>
+                <w:rFonts w:ascii="Palatino Linotype" w:cs="Palatino Linotype" w:eastAsia="Palatino Linotype" w:hAnsi="Palatino Linotype"/>
+                <w:sz w:val="16"/>
+                <w:szCs w:val="16"/>
+              </w:rPr>
+              <w:t xml:space="preserve">0,0281</w:t>
+            </w:r>
+          </w:p>
+        </w:tc>
+        <w:tc>
+          <w:tcPr>
+            <w:tcW w:type="dxa" w:w="2000"/>
+            <w:tcMar>
+              <w:top w:type="dxa" w:w="40"/>
+              <w:left w:type="dxa" w:w="80"/>
+              <w:bottom w:type="dxa" w:w="40"/>
+              <w:right w:type="dxa" w:w="80"/>
+            </w:tcMar>
+          </w:tcPr>
+          <w:p>
+            <w:pPr>
+              <w:spacing w:after="0" w:line="220"/>
+              <w:jc w:val="center"/>
+            </w:pPr>
+            <w:r>
+              <w:rPr>
+                <w:rFonts w:ascii="Palatino Linotype" w:cs="Palatino Linotype" w:eastAsia="Palatino Linotype" w:hAnsi="Palatino Linotype"/>
+                <w:sz w:val="16"/>
+                <w:szCs w:val="16"/>
+              </w:rPr>
+              <w:t xml:space="preserve">+0,565</w:t>
+            </w:r>
+          </w:p>
+        </w:tc>
+      </w:tr>
+      <w:tr>
+        <w:trPr>
+          <w:tblHeader w:val="false"/>
+        </w:trPr>
+        <w:tc>
+          <w:tcPr>
+            <w:tcW w:type="dxa" w:w="4238"/>
+            <w:tcMar>
+              <w:top w:type="dxa" w:w="40"/>
+              <w:left w:type="dxa" w:w="80"/>
+              <w:bottom w:type="dxa" w:w="40"/>
+              <w:right w:type="dxa" w:w="80"/>
+            </w:tcMar>
+          </w:tcPr>
+          <w:p>
+            <w:pPr>
+              <w:spacing w:after="0" w:line="220"/>
+              <w:jc w:val="left"/>
+            </w:pPr>
+            <w:r>
+              <w:rPr>
+                <w:rFonts w:ascii="Palatino Linotype" w:cs="Palatino Linotype" w:eastAsia="Palatino Linotype" w:hAnsi="Palatino Linotype"/>
+                <w:sz w:val="16"/>
+                <w:szCs w:val="16"/>
+              </w:rPr>
+              <w:t xml:space="preserve">v2 + пять параметров</w:t>
+            </w:r>
+          </w:p>
+        </w:tc>
+        <w:tc>
+          <w:tcPr>
+            <w:tcW w:type="dxa" w:w="1600"/>
+            <w:tcMar>
+              <w:top w:type="dxa" w:w="40"/>
+              <w:left w:type="dxa" w:w="80"/>
+              <w:bottom w:type="dxa" w:w="40"/>
+              <w:right w:type="dxa" w:w="80"/>
+            </w:tcMar>
+          </w:tcPr>
+          <w:p>
+            <w:pPr>
+              <w:spacing w:after="0" w:line="220"/>
+              <w:jc w:val="center"/>
+            </w:pPr>
+            <w:r>
+              <w:rPr>
+                <w:rFonts w:ascii="Palatino Linotype" w:cs="Palatino Linotype" w:eastAsia="Palatino Linotype" w:hAnsi="Palatino Linotype"/>
+                <w:sz w:val="16"/>
+                <w:szCs w:val="16"/>
+              </w:rPr>
+              <w:t xml:space="preserve">5</w:t>
+            </w:r>
+          </w:p>
+        </w:tc>
+        <w:tc>
+          <w:tcPr>
+            <w:tcW w:type="dxa" w:w="1800"/>
+            <w:tcMar>
+              <w:top w:type="dxa" w:w="40"/>
+              <w:left w:type="dxa" w:w="80"/>
+              <w:bottom w:type="dxa" w:w="40"/>
+              <w:right w:type="dxa" w:w="80"/>
+            </w:tcMar>
+          </w:tcPr>
+          <w:p>
+            <w:pPr>
+              <w:spacing w:after="0" w:line="220"/>
+              <w:jc w:val="center"/>
+            </w:pPr>
+            <w:r>
+              <w:rPr>
+                <w:rFonts w:ascii="Palatino Linotype" w:cs="Palatino Linotype" w:eastAsia="Palatino Linotype" w:hAnsi="Palatino Linotype"/>
+                <w:sz w:val="16"/>
+                <w:szCs w:val="16"/>
+              </w:rPr>
+              <w:t xml:space="preserve">0,0266</w:t>
+            </w:r>
+          </w:p>
+        </w:tc>
+        <w:tc>
+          <w:tcPr>
+            <w:tcW w:type="dxa" w:w="2000"/>
+            <w:tcMar>
+              <w:top w:type="dxa" w:w="40"/>
+              <w:left w:type="dxa" w:w="80"/>
+              <w:bottom w:type="dxa" w:w="40"/>
+              <w:right w:type="dxa" w:w="80"/>
+            </w:tcMar>
+          </w:tcPr>
+          <w:p>
+            <w:pPr>
+              <w:spacing w:after="0" w:line="220"/>
+              <w:jc w:val="center"/>
+            </w:pPr>
+            <w:r>
+              <w:rPr>
+                <w:rFonts w:ascii="Palatino Linotype" w:cs="Palatino Linotype" w:eastAsia="Palatino Linotype" w:hAnsi="Palatino Linotype"/>
+                <w:sz w:val="16"/>
+                <w:szCs w:val="16"/>
+              </w:rPr>
+              <w:t xml:space="preserve">+0,444</w:t>
+            </w:r>
+          </w:p>
+        </w:tc>
+      </w:tr>
+      <w:tr>
+        <w:trPr>
+          <w:tblHeader w:val="false"/>
+        </w:trPr>
+        <w:tc>
+          <w:tcPr>
+            <w:tcW w:type="dxa" w:w="4238"/>
+            <w:tcMar>
+              <w:top w:type="dxa" w:w="40"/>
+              <w:left w:type="dxa" w:w="80"/>
+              <w:bottom w:type="dxa" w:w="40"/>
+              <w:right w:type="dxa" w:w="80"/>
+            </w:tcMar>
+          </w:tcPr>
+          <w:p>
+            <w:pPr>
+              <w:spacing w:after="0" w:line="220"/>
+              <w:jc w:val="left"/>
+            </w:pPr>
+            <w:r>
+              <w:rPr>
+                <w:rFonts w:ascii="Palatino Linotype" w:cs="Palatino Linotype" w:eastAsia="Palatino Linotype" w:hAnsi="Palatino Linotype"/>
+                <w:sz w:val="16"/>
+                <w:szCs w:val="16"/>
+              </w:rPr>
+              <w:t xml:space="preserve">Леонтьев / диффузия / наивное</w:t>
+            </w:r>
+          </w:p>
+        </w:tc>
+        <w:tc>
+          <w:tcPr>
+            <w:tcW w:type="dxa" w:w="1600"/>
+            <w:tcMar>
+              <w:top w:type="dxa" w:w="40"/>
+              <w:left w:type="dxa" w:w="80"/>
+              <w:bottom w:type="dxa" w:w="40"/>
+              <w:right w:type="dxa" w:w="80"/>
+            </w:tcMar>
+          </w:tcPr>
+          <w:p>
+            <w:pPr>
+              <w:spacing w:after="0" w:line="220"/>
+              <w:jc w:val="center"/>
+            </w:pPr>
+            <w:r>
+              <w:rPr>
+                <w:rFonts w:ascii="Palatino Linotype" w:cs="Palatino Linotype" w:eastAsia="Palatino Linotype" w:hAnsi="Palatino Linotype"/>
+                <w:sz w:val="16"/>
+                <w:szCs w:val="16"/>
+              </w:rPr>
+              <w:t xml:space="preserve">0</w:t>
+            </w:r>
+          </w:p>
+        </w:tc>
+        <w:tc>
+          <w:tcPr>
+            <w:tcW w:type="dxa" w:w="1800"/>
+            <w:tcMar>
+              <w:top w:type="dxa" w:w="40"/>
+              <w:left w:type="dxa" w:w="80"/>
+              <w:bottom w:type="dxa" w:w="40"/>
+              <w:right w:type="dxa" w:w="80"/>
+            </w:tcMar>
+          </w:tcPr>
+          <w:p>
+            <w:pPr>
+              <w:spacing w:after="0" w:line="220"/>
+              <w:jc w:val="center"/>
+            </w:pPr>
+            <w:r>
+              <w:rPr>
+                <w:rFonts w:ascii="Palatino Linotype" w:cs="Palatino Linotype" w:eastAsia="Palatino Linotype" w:hAnsi="Palatino Linotype"/>
+                <w:sz w:val="16"/>
+                <w:szCs w:val="16"/>
+              </w:rPr>
+              <w:t xml:space="preserve">0,0182 / 0,0185 / 0,0227</w:t>
+            </w:r>
+          </w:p>
+        </w:tc>
+        <w:tc>
+          <w:tcPr>
+            <w:tcW w:type="dxa" w:w="2000"/>
+            <w:tcMar>
+              <w:top w:type="dxa" w:w="40"/>
+              <w:left w:type="dxa" w:w="80"/>
+              <w:bottom w:type="dxa" w:w="40"/>
+              <w:right w:type="dxa" w:w="80"/>
+            </w:tcMar>
+          </w:tcPr>
+          <w:p>
+            <w:pPr>
+              <w:spacing w:after="0" w:line="220"/>
+              <w:jc w:val="center"/>
+            </w:pPr>
+            <w:r>
+              <w:rPr>
+                <w:rFonts w:ascii="Palatino Linotype" w:cs="Palatino Linotype" w:eastAsia="Palatino Linotype" w:hAnsi="Palatino Linotype"/>
+                <w:sz w:val="16"/>
+                <w:szCs w:val="16"/>
+              </w:rPr>
+              <w:t xml:space="preserve">—</w:t>
+            </w:r>
+          </w:p>
+        </w:tc>
+      </w:tr>
+    </w:tbl>
+    <w:p>
+      <w:pPr>
+        <w:sectPr>
+          <w:type w:val="continuous"/>
+          <w:pgSz w:w="11906" w:h="16838" w:orient="portrait"/>
+          <w:pgMar w:top="1134" w:right="1134" w:bottom="1134" w:left="1134" w:header="708" w:footer="708" w:gutter="0"/>
+          <w:pgNumType/>
+          <w:cols w:num="1"/>
+          <w:docGrid w:linePitch="360"/>
+        </w:sectPr>
+      </w:pPr>
+    </w:p>
+    <w:p>
+      <w:pPr>
+        <w:keepNext/>
+        <w:spacing w:after="50" w:before="140"/>
+      </w:pPr>
+      <w:r>
+        <w:rPr>
+          <w:rFonts w:ascii="Palatino Linotype" w:cs="Palatino Linotype" w:eastAsia="Palatino Linotype" w:hAnsi="Palatino Linotype"/>
+          <w:b/>
+          <w:bCs/>
+          <w:i/>
+          <w:iCs/>
+          <w:color w:val="1A1A1A"/>
+          <w:sz w:val="19"/>
+          <w:szCs w:val="19"/>
+        </w:rPr>
+        <w:t xml:space="preserve">6.10. Плотный граф закрывает обе структурные «стены»</w:t>
+      </w:r>
+    </w:p>
+    <w:p>
+      <w:pPr>
+        <w:spacing w:after="20" w:line="240"/>
+        <w:ind w:firstLine="220"/>
+        <w:jc w:val="both"/>
+      </w:pPr>
+      <w:r>
+        <w:rPr>
+          <w:rFonts w:ascii="Palatino Linotype" w:cs="Palatino Linotype" w:eastAsia="Palatino Linotype" w:hAnsi="Palatino Linotype"/>
+          <w:sz w:val="19"/>
+          <w:szCs w:val="19"/>
+        </w:rPr>
+        <w:t xml:space="preserve">Два систематических промаха, объявленных в §6.4 нерешёнными и не поддавшихся трём пре-регистрированным механизменным экспериментам, на плотном графе почти исчезают (вневыборочно, LOO-DE): землетрясение Чи-Чи 1999 — абсолютная ошибка 0,188 → 0,014 (13,6×), финансовый кризис 2008–09 — 0,079 → 0,028 (2,9×). Это меняет диагноз обоих провалов. Чи-Чи не залечивался, а кризис 2008–09 недооценивался не потому, что движку не хватало механизма, — а потому, что ручной граф из 41 узла не мог выразить пути, по которым эти шоки распространялись в реальности. Три попытки чинить динамику (§5.3) провалились именно поэтому: они лечили не ту причину. </w:t>
+      </w:r>
+      <w:r>
+        <w:rPr>
+          <w:rFonts w:ascii="Palatino Linotype" w:cs="Palatino Linotype" w:eastAsia="Palatino Linotype" w:hAnsi="Palatino Linotype"/>
+          <w:b/>
+          <w:bCs/>
+          <w:sz w:val="19"/>
+          <w:szCs w:val="19"/>
+        </w:rPr>
+        <w:t xml:space="preserve">Обе «стены» оказались проблемой покрытия сети, а не проблемой динамики</w:t>
+      </w:r>
+      <w:r>
+        <w:rPr>
+          <w:rFonts w:ascii="Palatino Linotype" w:cs="Palatino Linotype" w:eastAsia="Palatino Linotype" w:hAnsi="Palatino Linotype"/>
+          <w:sz w:val="19"/>
+          <w:szCs w:val="19"/>
+        </w:rPr>
+        <w:t xml:space="preserve"> — сильнейшее подтверждение центрального тезиса работы.</w:t>
+      </w:r>
+    </w:p>
+    <w:p>
+      <w:pPr>
+        <w:spacing w:after="20" w:line="240"/>
+        <w:ind w:firstLine="220"/>
+        <w:jc w:val="both"/>
+      </w:pPr>
+      <w:r>
+        <w:rPr>
+          <w:rFonts w:ascii="Palatino Linotype" w:cs="Palatino Linotype" w:eastAsia="Palatino Linotype" w:hAnsi="Palatino Linotype"/>
+          <w:sz w:val="19"/>
+          <w:szCs w:val="19"/>
+        </w:rPr>
+        <w:t xml:space="preserve">Честные оговорки к §6.9–6.10: набор здесь — 24 события (у чокпойнтов нет узла в v3), поэтому эти числа не сопоставимы напрямую с заголовочными N=27; и класс модели (коррекция масштаба) был выбран уже после того, как поведение v3 стало известно — сам масштаб подбирается вневыборочно, но выбор именно этой формы коррекции не был пре-регистрирован. Преимущество над безпараметрическими бейслайнами остаётся </w:t>
+      </w:r>
+      <w:r>
+        <w:rPr>
+          <w:rFonts w:ascii="Palatino Linotype" w:cs="Palatino Linotype" w:eastAsia="Palatino Linotype" w:hAnsi="Palatino Linotype"/>
+          <w:b/>
+          <w:bCs/>
+          <w:sz w:val="19"/>
+          <w:szCs w:val="19"/>
+        </w:rPr>
+        <w:t xml:space="preserve">незначимым</w:t>
+      </w:r>
+      <w:r>
+        <w:rPr>
+          <w:rFonts w:ascii="Palatino Linotype" w:cs="Palatino Linotype" w:eastAsia="Palatino Linotype" w:hAnsi="Palatino Linotype"/>
+          <w:sz w:val="19"/>
+          <w:szCs w:val="19"/>
+        </w:rPr>
+        <w:t xml:space="preserve"> (p = 0,06–0,50), то есть заголовочный вывод §6.1 о паритете сохраняется.</w:t>
       </w:r>
     </w:p>
     <w:p>

--- a/docs/PAPER_MDPI.ru.docx
+++ b/docs/PAPER_MDPI.ru.docx
@@ -3310,7 +3310,7 @@
                 <w:sz w:val="16"/>
                 <w:szCs w:val="16"/>
               </w:rPr>
-              <w:t xml:space="preserve">0,42</w:t>
+              <w:t xml:space="preserve">0,43</w:t>
             </w:r>
           </w:p>
         </w:tc>

--- a/docs/PAPER_MDPI.ru.docx
+++ b/docs/PAPER_MDPI.ru.docx
@@ -8021,6 +8021,1116 @@
           <w:szCs w:val="19"/>
         </w:rPr>
         <w:t xml:space="preserve"> (p = 0,06–0,50), то есть заголовочный вывод §6.1 о паритете сохраняется.</w:t>
+      </w:r>
+    </w:p>
+    <w:p>
+      <w:pPr>
+        <w:keepNext/>
+        <w:spacing w:after="50" w:before="140"/>
+      </w:pPr>
+      <w:r>
+        <w:rPr>
+          <w:rFonts w:ascii="Palatino Linotype" w:cs="Palatino Linotype" w:eastAsia="Palatino Linotype" w:hAnsi="Palatino Linotype"/>
+          <w:b/>
+          <w:bCs/>
+          <w:i/>
+          <w:iCs/>
+          <w:color w:val="1A1A1A"/>
+          <w:sz w:val="19"/>
+          <w:szCs w:val="19"/>
+        </w:rPr>
+        <w:t xml:space="preserve">6.11. Справилось бы машинное обучение?</w:t>
+      </w:r>
+    </w:p>
+    <w:p>
+      <w:pPr>
+        <w:spacing w:after="20" w:line="240"/>
+        <w:ind w:firstLine="220"/>
+        <w:jc w:val="both"/>
+      </w:pPr>
+      <w:r>
+        <w:rPr>
+          <w:rFonts w:ascii="Palatino Linotype" w:cs="Palatino Linotype" w:eastAsia="Palatino Linotype" w:hAnsi="Palatino Linotype"/>
+          <w:sz w:val="19"/>
+          <w:szCs w:val="19"/>
+        </w:rPr>
+        <w:t xml:space="preserve">Естественное возражение к §6.1: возможно, дело не в объёме данных, а в том, что все четыре модели механистические. Проверено напрямую — три обучаемые модели на 11 признаках события, известных </w:t>
+      </w:r>
+      <w:r>
+        <w:rPr>
+          <w:rFonts w:ascii="Palatino Linotype" w:cs="Palatino Linotype" w:eastAsia="Palatino Linotype" w:hAnsi="Palatino Linotype"/>
+          <w:b/>
+          <w:bCs/>
+          <w:sz w:val="19"/>
+          <w:szCs w:val="19"/>
+        </w:rPr>
+        <w:t xml:space="preserve">до</w:t>
+      </w:r>
+      <w:r>
+        <w:rPr>
+          <w:rFonts w:ascii="Palatino Linotype" w:cs="Palatino Linotype" w:eastAsia="Palatino Linotype" w:hAnsi="Palatino Linotype"/>
+          <w:sz w:val="19"/>
+          <w:szCs w:val="19"/>
+        </w:rPr>
+        <w:t xml:space="preserve"> исхода (магнитуда, длительность, горизонт, число шоков, форма форсирования, признак чокпойнта, доля узла в мировом ВВП, центральность, исходящая степень, произведение магнитуды на длительность). Оценка leave-one-out: каждое событие предсказывается моделью, которая его не видела (Таблица 8).</w:t>
+      </w:r>
+    </w:p>
+    <w:p>
+      <w:pPr>
+        <w:sectPr>
+          <w:type w:val="continuous"/>
+          <w:pgSz w:w="11906" w:h="16838" w:orient="portrait"/>
+          <w:pgMar w:top="1134" w:right="1134" w:bottom="1134" w:left="1134" w:header="708" w:footer="708" w:gutter="0"/>
+          <w:pgNumType/>
+          <w:cols w:space="454" w:num="2" w:equalWidth="true"/>
+          <w:docGrid w:linePitch="360"/>
+        </w:sectPr>
+      </w:pPr>
+    </w:p>
+    <w:p>
+      <w:pPr>
+        <w:spacing w:after="40" w:before="60"/>
+        <w:jc w:val="left"/>
+      </w:pPr>
+      <w:r>
+        <w:rPr>
+          <w:rFonts w:ascii="Palatino Linotype" w:cs="Palatino Linotype" w:eastAsia="Palatino Linotype" w:hAnsi="Palatino Linotype"/>
+          <w:b/>
+          <w:bCs/>
+          <w:sz w:val="16"/>
+          <w:szCs w:val="16"/>
+        </w:rPr>
+        <w:t xml:space="preserve">Таблица 8.</w:t>
+      </w:r>
+      <w:r>
+        <w:rPr>
+          <w:rFonts w:ascii="Palatino Linotype" w:cs="Palatino Linotype" w:eastAsia="Palatino Linotype" w:hAnsi="Palatino Linotype"/>
+          <w:sz w:val="16"/>
+          <w:szCs w:val="16"/>
+        </w:rPr>
+        <w:t xml:space="preserve"> Обучаемые модели против механистических: leave-one-out, 11 признаков, известных до исхода.</w:t>
+      </w:r>
+    </w:p>
+    <w:tbl>
+      <w:tblPr>
+        <w:tblW w:type="dxa" w:w="9638"/>
+        <w:tblBorders>
+          <w:top w:val="single" w:color="1A1A1A" w:sz="12"/>
+          <w:left w:val="none" w:color="FFFFFF" w:sz="0"/>
+          <w:bottom w:val="single" w:color="1A1A1A" w:sz="12"/>
+          <w:right w:val="none" w:color="FFFFFF" w:sz="0"/>
+          <w:insideH w:val="none" w:color="FFFFFF" w:sz="0"/>
+          <w:insideV w:val="none" w:color="FFFFFF" w:sz="0"/>
+        </w:tblBorders>
+      </w:tblPr>
+      <w:tblGrid>
+        <w:gridCol w:w="4238"/>
+        <w:gridCol w:w="2000"/>
+        <w:gridCol w:w="1800"/>
+        <w:gridCol w:w="1600"/>
+      </w:tblGrid>
+      <w:tr>
+        <w:trPr>
+          <w:tblHeader/>
+        </w:trPr>
+        <w:tc>
+          <w:tcPr>
+            <w:tcW w:type="dxa" w:w="4238"/>
+            <w:tcBorders>
+              <w:bottom w:val="single" w:color="1A1A1A" w:sz="8"/>
+            </w:tcBorders>
+            <w:shd w:fill="E8F3EC" w:val="clear"/>
+            <w:tcMar>
+              <w:top w:type="dxa" w:w="40"/>
+              <w:left w:type="dxa" w:w="80"/>
+              <w:bottom w:type="dxa" w:w="40"/>
+              <w:right w:type="dxa" w:w="80"/>
+            </w:tcMar>
+          </w:tcPr>
+          <w:p>
+            <w:pPr>
+              <w:spacing w:after="0" w:line="220"/>
+              <w:jc w:val="left"/>
+            </w:pPr>
+            <w:r>
+              <w:rPr>
+                <w:rFonts w:ascii="Palatino Linotype" w:cs="Palatino Linotype" w:eastAsia="Palatino Linotype" w:hAnsi="Palatino Linotype"/>
+                <w:b/>
+                <w:bCs/>
+                <w:sz w:val="16"/>
+                <w:szCs w:val="16"/>
+              </w:rPr>
+              <w:t xml:space="preserve">Модель</w:t>
+            </w:r>
+          </w:p>
+        </w:tc>
+        <w:tc>
+          <w:tcPr>
+            <w:tcW w:type="dxa" w:w="2000"/>
+            <w:tcBorders>
+              <w:bottom w:val="single" w:color="1A1A1A" w:sz="8"/>
+            </w:tcBorders>
+            <w:shd w:fill="E8F3EC" w:val="clear"/>
+            <w:tcMar>
+              <w:top w:type="dxa" w:w="40"/>
+              <w:left w:type="dxa" w:w="80"/>
+              <w:bottom w:type="dxa" w:w="40"/>
+              <w:right w:type="dxa" w:w="80"/>
+            </w:tcMar>
+          </w:tcPr>
+          <w:p>
+            <w:pPr>
+              <w:spacing w:after="0" w:line="220"/>
+              <w:jc w:val="center"/>
+            </w:pPr>
+            <w:r>
+              <w:rPr>
+                <w:rFonts w:ascii="Palatino Linotype" w:cs="Palatino Linotype" w:eastAsia="Palatino Linotype" w:hAnsi="Palatino Linotype"/>
+                <w:b/>
+                <w:bCs/>
+                <w:sz w:val="16"/>
+                <w:szCs w:val="16"/>
+              </w:rPr>
+              <w:t xml:space="preserve">MAE</w:t>
+            </w:r>
+          </w:p>
+        </w:tc>
+        <w:tc>
+          <w:tcPr>
+            <w:tcW w:type="dxa" w:w="1800"/>
+            <w:tcBorders>
+              <w:bottom w:val="single" w:color="1A1A1A" w:sz="8"/>
+            </w:tcBorders>
+            <w:shd w:fill="E8F3EC" w:val="clear"/>
+            <w:tcMar>
+              <w:top w:type="dxa" w:w="40"/>
+              <w:left w:type="dxa" w:w="80"/>
+              <w:bottom w:type="dxa" w:w="40"/>
+              <w:right w:type="dxa" w:w="80"/>
+            </w:tcMar>
+          </w:tcPr>
+          <w:p>
+            <w:pPr>
+              <w:spacing w:after="0" w:line="220"/>
+              <w:jc w:val="center"/>
+            </w:pPr>
+            <w:r>
+              <w:rPr>
+                <w:rFonts w:ascii="Palatino Linotype" w:cs="Palatino Linotype" w:eastAsia="Palatino Linotype" w:hAnsi="Palatino Linotype"/>
+                <w:b/>
+                <w:bCs/>
+                <w:sz w:val="16"/>
+                <w:szCs w:val="16"/>
+              </w:rPr>
+              <w:t xml:space="preserve">Spearman</w:t>
+            </w:r>
+          </w:p>
+        </w:tc>
+        <w:tc>
+          <w:tcPr>
+            <w:tcW w:type="dxa" w:w="1600"/>
+            <w:tcBorders>
+              <w:bottom w:val="single" w:color="1A1A1A" w:sz="8"/>
+            </w:tcBorders>
+            <w:shd w:fill="E8F3EC" w:val="clear"/>
+            <w:tcMar>
+              <w:top w:type="dxa" w:w="40"/>
+              <w:left w:type="dxa" w:w="80"/>
+              <w:bottom w:type="dxa" w:w="40"/>
+              <w:right w:type="dxa" w:w="80"/>
+            </w:tcMar>
+          </w:tcPr>
+          <w:p>
+            <w:pPr>
+              <w:spacing w:after="0" w:line="220"/>
+              <w:jc w:val="center"/>
+            </w:pPr>
+            <w:r>
+              <w:rPr>
+                <w:rFonts w:ascii="Palatino Linotype" w:cs="Palatino Linotype" w:eastAsia="Palatino Linotype" w:hAnsi="Palatino Linotype"/>
+                <w:b/>
+                <w:bCs/>
+                <w:sz w:val="16"/>
+                <w:szCs w:val="16"/>
+              </w:rPr>
+              <w:t xml:space="preserve">Тип</w:t>
+            </w:r>
+          </w:p>
+        </w:tc>
+      </w:tr>
+      <w:tr>
+        <w:trPr>
+          <w:tblHeader w:val="false"/>
+        </w:trPr>
+        <w:tc>
+          <w:tcPr>
+            <w:tcW w:type="dxa" w:w="4238"/>
+            <w:tcMar>
+              <w:top w:type="dxa" w:w="40"/>
+              <w:left w:type="dxa" w:w="80"/>
+              <w:bottom w:type="dxa" w:w="40"/>
+              <w:right w:type="dxa" w:w="80"/>
+            </w:tcMar>
+          </w:tcPr>
+          <w:p>
+            <w:pPr>
+              <w:spacing w:after="0" w:line="220"/>
+              <w:jc w:val="left"/>
+            </w:pPr>
+            <w:r>
+              <w:rPr>
+                <w:rFonts w:ascii="Palatino Linotype" w:cs="Palatino Linotype" w:eastAsia="Palatino Linotype" w:hAnsi="Palatino Linotype"/>
+                <w:sz w:val="16"/>
+                <w:szCs w:val="16"/>
+              </w:rPr>
+              <w:t xml:space="preserve">Градиентный бустинг (LOO)</w:t>
+            </w:r>
+          </w:p>
+        </w:tc>
+        <w:tc>
+          <w:tcPr>
+            <w:tcW w:type="dxa" w:w="2000"/>
+            <w:tcMar>
+              <w:top w:type="dxa" w:w="40"/>
+              <w:left w:type="dxa" w:w="80"/>
+              <w:bottom w:type="dxa" w:w="40"/>
+              <w:right w:type="dxa" w:w="80"/>
+            </w:tcMar>
+          </w:tcPr>
+          <w:p>
+            <w:pPr>
+              <w:spacing w:after="0" w:line="220"/>
+              <w:jc w:val="center"/>
+            </w:pPr>
+            <w:r>
+              <w:rPr>
+                <w:rFonts w:ascii="Palatino Linotype" w:cs="Palatino Linotype" w:eastAsia="Palatino Linotype" w:hAnsi="Palatino Linotype"/>
+                <w:sz w:val="16"/>
+                <w:szCs w:val="16"/>
+              </w:rPr>
+              <w:t xml:space="preserve">0,0142</w:t>
+            </w:r>
+          </w:p>
+        </w:tc>
+        <w:tc>
+          <w:tcPr>
+            <w:tcW w:type="dxa" w:w="1800"/>
+            <w:tcMar>
+              <w:top w:type="dxa" w:w="40"/>
+              <w:left w:type="dxa" w:w="80"/>
+              <w:bottom w:type="dxa" w:w="40"/>
+              <w:right w:type="dxa" w:w="80"/>
+            </w:tcMar>
+          </w:tcPr>
+          <w:p>
+            <w:pPr>
+              <w:spacing w:after="0" w:line="220"/>
+              <w:jc w:val="center"/>
+            </w:pPr>
+            <w:r>
+              <w:rPr>
+                <w:rFonts w:ascii="Palatino Linotype" w:cs="Palatino Linotype" w:eastAsia="Palatino Linotype" w:hAnsi="Palatino Linotype"/>
+                <w:sz w:val="16"/>
+                <w:szCs w:val="16"/>
+              </w:rPr>
+              <w:t xml:space="preserve">+0,666</w:t>
+            </w:r>
+          </w:p>
+        </w:tc>
+        <w:tc>
+          <w:tcPr>
+            <w:tcW w:type="dxa" w:w="1600"/>
+            <w:tcMar>
+              <w:top w:type="dxa" w:w="40"/>
+              <w:left w:type="dxa" w:w="80"/>
+              <w:bottom w:type="dxa" w:w="40"/>
+              <w:right w:type="dxa" w:w="80"/>
+            </w:tcMar>
+          </w:tcPr>
+          <w:p>
+            <w:pPr>
+              <w:spacing w:after="0" w:line="220"/>
+              <w:jc w:val="center"/>
+            </w:pPr>
+            <w:r>
+              <w:rPr>
+                <w:rFonts w:ascii="Palatino Linotype" w:cs="Palatino Linotype" w:eastAsia="Palatino Linotype" w:hAnsi="Palatino Linotype"/>
+                <w:sz w:val="16"/>
+                <w:szCs w:val="16"/>
+              </w:rPr>
+              <w:t xml:space="preserve">обучаемая</w:t>
+            </w:r>
+          </w:p>
+        </w:tc>
+      </w:tr>
+      <w:tr>
+        <w:trPr>
+          <w:tblHeader w:val="false"/>
+        </w:trPr>
+        <w:tc>
+          <w:tcPr>
+            <w:tcW w:type="dxa" w:w="4238"/>
+            <w:tcMar>
+              <w:top w:type="dxa" w:w="40"/>
+              <w:left w:type="dxa" w:w="80"/>
+              <w:bottom w:type="dxa" w:w="40"/>
+              <w:right w:type="dxa" w:w="80"/>
+            </w:tcMar>
+          </w:tcPr>
+          <w:p>
+            <w:pPr>
+              <w:spacing w:after="0" w:line="220"/>
+              <w:jc w:val="left"/>
+            </w:pPr>
+            <w:r>
+              <w:rPr>
+                <w:rFonts w:ascii="Palatino Linotype" w:cs="Palatino Linotype" w:eastAsia="Palatino Linotype" w:hAnsi="Palatino Linotype"/>
+                <w:sz w:val="16"/>
+                <w:szCs w:val="16"/>
+              </w:rPr>
+              <w:t xml:space="preserve">Случайный лес (LOO)</w:t>
+            </w:r>
+          </w:p>
+        </w:tc>
+        <w:tc>
+          <w:tcPr>
+            <w:tcW w:type="dxa" w:w="2000"/>
+            <w:tcMar>
+              <w:top w:type="dxa" w:w="40"/>
+              <w:left w:type="dxa" w:w="80"/>
+              <w:bottom w:type="dxa" w:w="40"/>
+              <w:right w:type="dxa" w:w="80"/>
+            </w:tcMar>
+          </w:tcPr>
+          <w:p>
+            <w:pPr>
+              <w:spacing w:after="0" w:line="220"/>
+              <w:jc w:val="center"/>
+            </w:pPr>
+            <w:r>
+              <w:rPr>
+                <w:rFonts w:ascii="Palatino Linotype" w:cs="Palatino Linotype" w:eastAsia="Palatino Linotype" w:hAnsi="Palatino Linotype"/>
+                <w:sz w:val="16"/>
+                <w:szCs w:val="16"/>
+              </w:rPr>
+              <w:t xml:space="preserve">0,0167</w:t>
+            </w:r>
+          </w:p>
+        </w:tc>
+        <w:tc>
+          <w:tcPr>
+            <w:tcW w:type="dxa" w:w="1800"/>
+            <w:tcMar>
+              <w:top w:type="dxa" w:w="40"/>
+              <w:left w:type="dxa" w:w="80"/>
+              <w:bottom w:type="dxa" w:w="40"/>
+              <w:right w:type="dxa" w:w="80"/>
+            </w:tcMar>
+          </w:tcPr>
+          <w:p>
+            <w:pPr>
+              <w:spacing w:after="0" w:line="220"/>
+              <w:jc w:val="center"/>
+            </w:pPr>
+            <w:r>
+              <w:rPr>
+                <w:rFonts w:ascii="Palatino Linotype" w:cs="Palatino Linotype" w:eastAsia="Palatino Linotype" w:hAnsi="Palatino Linotype"/>
+                <w:sz w:val="16"/>
+                <w:szCs w:val="16"/>
+              </w:rPr>
+              <w:t xml:space="preserve">+0,504</w:t>
+            </w:r>
+          </w:p>
+        </w:tc>
+        <w:tc>
+          <w:tcPr>
+            <w:tcW w:type="dxa" w:w="1600"/>
+            <w:tcMar>
+              <w:top w:type="dxa" w:w="40"/>
+              <w:left w:type="dxa" w:w="80"/>
+              <w:bottom w:type="dxa" w:w="40"/>
+              <w:right w:type="dxa" w:w="80"/>
+            </w:tcMar>
+          </w:tcPr>
+          <w:p>
+            <w:pPr>
+              <w:spacing w:after="0" w:line="220"/>
+              <w:jc w:val="center"/>
+            </w:pPr>
+            <w:r>
+              <w:rPr>
+                <w:rFonts w:ascii="Palatino Linotype" w:cs="Palatino Linotype" w:eastAsia="Palatino Linotype" w:hAnsi="Palatino Linotype"/>
+                <w:sz w:val="16"/>
+                <w:szCs w:val="16"/>
+              </w:rPr>
+              <w:t xml:space="preserve">обучаемая</w:t>
+            </w:r>
+          </w:p>
+        </w:tc>
+      </w:tr>
+      <w:tr>
+        <w:trPr>
+          <w:tblHeader w:val="false"/>
+        </w:trPr>
+        <w:tc>
+          <w:tcPr>
+            <w:tcW w:type="dxa" w:w="4238"/>
+            <w:tcMar>
+              <w:top w:type="dxa" w:w="40"/>
+              <w:left w:type="dxa" w:w="80"/>
+              <w:bottom w:type="dxa" w:w="40"/>
+              <w:right w:type="dxa" w:w="80"/>
+            </w:tcMar>
+          </w:tcPr>
+          <w:p>
+            <w:pPr>
+              <w:spacing w:after="0" w:line="220"/>
+              <w:jc w:val="left"/>
+            </w:pPr>
+            <w:r>
+              <w:rPr>
+                <w:rFonts w:ascii="Palatino Linotype" w:cs="Palatino Linotype" w:eastAsia="Palatino Linotype" w:hAnsi="Palatino Linotype"/>
+                <w:sz w:val="16"/>
+                <w:szCs w:val="16"/>
+              </w:rPr>
+              <w:t xml:space="preserve">Леонтьев</w:t>
+            </w:r>
+          </w:p>
+        </w:tc>
+        <w:tc>
+          <w:tcPr>
+            <w:tcW w:type="dxa" w:w="2000"/>
+            <w:tcMar>
+              <w:top w:type="dxa" w:w="40"/>
+              <w:left w:type="dxa" w:w="80"/>
+              <w:bottom w:type="dxa" w:w="40"/>
+              <w:right w:type="dxa" w:w="80"/>
+            </w:tcMar>
+          </w:tcPr>
+          <w:p>
+            <w:pPr>
+              <w:spacing w:after="0" w:line="220"/>
+              <w:jc w:val="center"/>
+            </w:pPr>
+            <w:r>
+              <w:rPr>
+                <w:rFonts w:ascii="Palatino Linotype" w:cs="Palatino Linotype" w:eastAsia="Palatino Linotype" w:hAnsi="Palatino Linotype"/>
+                <w:sz w:val="16"/>
+                <w:szCs w:val="16"/>
+              </w:rPr>
+              <w:t xml:space="preserve">0,0168</w:t>
+            </w:r>
+          </w:p>
+        </w:tc>
+        <w:tc>
+          <w:tcPr>
+            <w:tcW w:type="dxa" w:w="1800"/>
+            <w:tcMar>
+              <w:top w:type="dxa" w:w="40"/>
+              <w:left w:type="dxa" w:w="80"/>
+              <w:bottom w:type="dxa" w:w="40"/>
+              <w:right w:type="dxa" w:w="80"/>
+            </w:tcMar>
+          </w:tcPr>
+          <w:p>
+            <w:pPr>
+              <w:spacing w:after="0" w:line="220"/>
+              <w:jc w:val="center"/>
+            </w:pPr>
+            <w:r>
+              <w:rPr>
+                <w:rFonts w:ascii="Palatino Linotype" w:cs="Palatino Linotype" w:eastAsia="Palatino Linotype" w:hAnsi="Palatino Linotype"/>
+                <w:sz w:val="16"/>
+                <w:szCs w:val="16"/>
+              </w:rPr>
+              <w:t xml:space="preserve">+0,340</w:t>
+            </w:r>
+          </w:p>
+        </w:tc>
+        <w:tc>
+          <w:tcPr>
+            <w:tcW w:type="dxa" w:w="1600"/>
+            <w:tcMar>
+              <w:top w:type="dxa" w:w="40"/>
+              <w:left w:type="dxa" w:w="80"/>
+              <w:bottom w:type="dxa" w:w="40"/>
+              <w:right w:type="dxa" w:w="80"/>
+            </w:tcMar>
+          </w:tcPr>
+          <w:p>
+            <w:pPr>
+              <w:spacing w:after="0" w:line="220"/>
+              <w:jc w:val="center"/>
+            </w:pPr>
+            <w:r>
+              <w:rPr>
+                <w:rFonts w:ascii="Palatino Linotype" w:cs="Palatino Linotype" w:eastAsia="Palatino Linotype" w:hAnsi="Palatino Linotype"/>
+                <w:sz w:val="16"/>
+                <w:szCs w:val="16"/>
+              </w:rPr>
+              <w:t xml:space="preserve">механистическая</w:t>
+            </w:r>
+          </w:p>
+        </w:tc>
+      </w:tr>
+      <w:tr>
+        <w:trPr>
+          <w:tblHeader w:val="false"/>
+        </w:trPr>
+        <w:tc>
+          <w:tcPr>
+            <w:tcW w:type="dxa" w:w="4238"/>
+            <w:tcMar>
+              <w:top w:type="dxa" w:w="40"/>
+              <w:left w:type="dxa" w:w="80"/>
+              <w:bottom w:type="dxa" w:w="40"/>
+              <w:right w:type="dxa" w:w="80"/>
+            </w:tcMar>
+          </w:tcPr>
+          <w:p>
+            <w:pPr>
+              <w:spacing w:after="0" w:line="220"/>
+              <w:jc w:val="left"/>
+            </w:pPr>
+            <w:r>
+              <w:rPr>
+                <w:rFonts w:ascii="Palatino Linotype" w:cs="Palatino Linotype" w:eastAsia="Palatino Linotype" w:hAnsi="Palatino Linotype"/>
+                <w:sz w:val="16"/>
+                <w:szCs w:val="16"/>
+              </w:rPr>
+              <w:t xml:space="preserve">Гребневая регрессия (LOO)</w:t>
+            </w:r>
+          </w:p>
+        </w:tc>
+        <w:tc>
+          <w:tcPr>
+            <w:tcW w:type="dxa" w:w="2000"/>
+            <w:tcMar>
+              <w:top w:type="dxa" w:w="40"/>
+              <w:left w:type="dxa" w:w="80"/>
+              <w:bottom w:type="dxa" w:w="40"/>
+              <w:right w:type="dxa" w:w="80"/>
+            </w:tcMar>
+          </w:tcPr>
+          <w:p>
+            <w:pPr>
+              <w:spacing w:after="0" w:line="220"/>
+              <w:jc w:val="center"/>
+            </w:pPr>
+            <w:r>
+              <w:rPr>
+                <w:rFonts w:ascii="Palatino Linotype" w:cs="Palatino Linotype" w:eastAsia="Palatino Linotype" w:hAnsi="Palatino Linotype"/>
+                <w:sz w:val="16"/>
+                <w:szCs w:val="16"/>
+              </w:rPr>
+              <w:t xml:space="preserve">0,0171</w:t>
+            </w:r>
+          </w:p>
+        </w:tc>
+        <w:tc>
+          <w:tcPr>
+            <w:tcW w:type="dxa" w:w="1800"/>
+            <w:tcMar>
+              <w:top w:type="dxa" w:w="40"/>
+              <w:left w:type="dxa" w:w="80"/>
+              <w:bottom w:type="dxa" w:w="40"/>
+              <w:right w:type="dxa" w:w="80"/>
+            </w:tcMar>
+          </w:tcPr>
+          <w:p>
+            <w:pPr>
+              <w:spacing w:after="0" w:line="220"/>
+              <w:jc w:val="center"/>
+            </w:pPr>
+            <w:r>
+              <w:rPr>
+                <w:rFonts w:ascii="Palatino Linotype" w:cs="Palatino Linotype" w:eastAsia="Palatino Linotype" w:hAnsi="Palatino Linotype"/>
+                <w:sz w:val="16"/>
+                <w:szCs w:val="16"/>
+              </w:rPr>
+              <w:t xml:space="preserve">+0,611</w:t>
+            </w:r>
+          </w:p>
+        </w:tc>
+        <w:tc>
+          <w:tcPr>
+            <w:tcW w:type="dxa" w:w="1600"/>
+            <w:tcMar>
+              <w:top w:type="dxa" w:w="40"/>
+              <w:left w:type="dxa" w:w="80"/>
+              <w:bottom w:type="dxa" w:w="40"/>
+              <w:right w:type="dxa" w:w="80"/>
+            </w:tcMar>
+          </w:tcPr>
+          <w:p>
+            <w:pPr>
+              <w:spacing w:after="0" w:line="220"/>
+              <w:jc w:val="center"/>
+            </w:pPr>
+            <w:r>
+              <w:rPr>
+                <w:rFonts w:ascii="Palatino Linotype" w:cs="Palatino Linotype" w:eastAsia="Palatino Linotype" w:hAnsi="Palatino Linotype"/>
+                <w:sz w:val="16"/>
+                <w:szCs w:val="16"/>
+              </w:rPr>
+              <w:t xml:space="preserve">обучаемая</w:t>
+            </w:r>
+          </w:p>
+        </w:tc>
+      </w:tr>
+      <w:tr>
+        <w:trPr>
+          <w:tblHeader w:val="false"/>
+        </w:trPr>
+        <w:tc>
+          <w:tcPr>
+            <w:tcW w:type="dxa" w:w="4238"/>
+            <w:tcMar>
+              <w:top w:type="dxa" w:w="40"/>
+              <w:left w:type="dxa" w:w="80"/>
+              <w:bottom w:type="dxa" w:w="40"/>
+              <w:right w:type="dxa" w:w="80"/>
+            </w:tcMar>
+          </w:tcPr>
+          <w:p>
+            <w:pPr>
+              <w:spacing w:after="0" w:line="220"/>
+              <w:jc w:val="left"/>
+            </w:pPr>
+            <w:r>
+              <w:rPr>
+                <w:rFonts w:ascii="Palatino Linotype" w:cs="Palatino Linotype" w:eastAsia="Palatino Linotype" w:hAnsi="Palatino Linotype"/>
+                <w:sz w:val="16"/>
+                <w:szCs w:val="16"/>
+              </w:rPr>
+              <w:t xml:space="preserve">Линейная диффузия</w:t>
+            </w:r>
+          </w:p>
+        </w:tc>
+        <w:tc>
+          <w:tcPr>
+            <w:tcW w:type="dxa" w:w="2000"/>
+            <w:tcMar>
+              <w:top w:type="dxa" w:w="40"/>
+              <w:left w:type="dxa" w:w="80"/>
+              <w:bottom w:type="dxa" w:w="40"/>
+              <w:right w:type="dxa" w:w="80"/>
+            </w:tcMar>
+          </w:tcPr>
+          <w:p>
+            <w:pPr>
+              <w:spacing w:after="0" w:line="220"/>
+              <w:jc w:val="center"/>
+            </w:pPr>
+            <w:r>
+              <w:rPr>
+                <w:rFonts w:ascii="Palatino Linotype" w:cs="Palatino Linotype" w:eastAsia="Palatino Linotype" w:hAnsi="Palatino Linotype"/>
+                <w:sz w:val="16"/>
+                <w:szCs w:val="16"/>
+              </w:rPr>
+              <w:t xml:space="preserve">0,0171</w:t>
+            </w:r>
+          </w:p>
+        </w:tc>
+        <w:tc>
+          <w:tcPr>
+            <w:tcW w:type="dxa" w:w="1800"/>
+            <w:tcMar>
+              <w:top w:type="dxa" w:w="40"/>
+              <w:left w:type="dxa" w:w="80"/>
+              <w:bottom w:type="dxa" w:w="40"/>
+              <w:right w:type="dxa" w:w="80"/>
+            </w:tcMar>
+          </w:tcPr>
+          <w:p>
+            <w:pPr>
+              <w:spacing w:after="0" w:line="220"/>
+              <w:jc w:val="center"/>
+            </w:pPr>
+            <w:r>
+              <w:rPr>
+                <w:rFonts w:ascii="Palatino Linotype" w:cs="Palatino Linotype" w:eastAsia="Palatino Linotype" w:hAnsi="Palatino Linotype"/>
+                <w:sz w:val="16"/>
+                <w:szCs w:val="16"/>
+              </w:rPr>
+              <w:t xml:space="preserve">+0,718</w:t>
+            </w:r>
+          </w:p>
+        </w:tc>
+        <w:tc>
+          <w:tcPr>
+            <w:tcW w:type="dxa" w:w="1600"/>
+            <w:tcMar>
+              <w:top w:type="dxa" w:w="40"/>
+              <w:left w:type="dxa" w:w="80"/>
+              <w:bottom w:type="dxa" w:w="40"/>
+              <w:right w:type="dxa" w:w="80"/>
+            </w:tcMar>
+          </w:tcPr>
+          <w:p>
+            <w:pPr>
+              <w:spacing w:after="0" w:line="220"/>
+              <w:jc w:val="center"/>
+            </w:pPr>
+            <w:r>
+              <w:rPr>
+                <w:rFonts w:ascii="Palatino Linotype" w:cs="Palatino Linotype" w:eastAsia="Palatino Linotype" w:hAnsi="Palatino Linotype"/>
+                <w:sz w:val="16"/>
+                <w:szCs w:val="16"/>
+              </w:rPr>
+              <w:t xml:space="preserve">механистическая</w:t>
+            </w:r>
+          </w:p>
+        </w:tc>
+      </w:tr>
+      <w:tr>
+        <w:trPr>
+          <w:tblHeader w:val="false"/>
+        </w:trPr>
+        <w:tc>
+          <w:tcPr>
+            <w:tcW w:type="dxa" w:w="4238"/>
+            <w:tcMar>
+              <w:top w:type="dxa" w:w="40"/>
+              <w:left w:type="dxa" w:w="80"/>
+              <w:bottom w:type="dxa" w:w="40"/>
+              <w:right w:type="dxa" w:w="80"/>
+            </w:tcMar>
+          </w:tcPr>
+          <w:p>
+            <w:pPr>
+              <w:spacing w:after="0" w:line="220"/>
+              <w:jc w:val="left"/>
+            </w:pPr>
+            <w:r>
+              <w:rPr>
+                <w:rFonts w:ascii="Palatino Linotype" w:cs="Palatino Linotype" w:eastAsia="Palatino Linotype" w:hAnsi="Palatino Linotype"/>
+                <w:sz w:val="16"/>
+                <w:szCs w:val="16"/>
+              </w:rPr>
+              <w:t xml:space="preserve">Наивное среднее</w:t>
+            </w:r>
+          </w:p>
+        </w:tc>
+        <w:tc>
+          <w:tcPr>
+            <w:tcW w:type="dxa" w:w="2000"/>
+            <w:tcMar>
+              <w:top w:type="dxa" w:w="40"/>
+              <w:left w:type="dxa" w:w="80"/>
+              <w:bottom w:type="dxa" w:w="40"/>
+              <w:right w:type="dxa" w:w="80"/>
+            </w:tcMar>
+          </w:tcPr>
+          <w:p>
+            <w:pPr>
+              <w:spacing w:after="0" w:line="220"/>
+              <w:jc w:val="center"/>
+            </w:pPr>
+            <w:r>
+              <w:rPr>
+                <w:rFonts w:ascii="Palatino Linotype" w:cs="Palatino Linotype" w:eastAsia="Palatino Linotype" w:hAnsi="Palatino Linotype"/>
+                <w:sz w:val="16"/>
+                <w:szCs w:val="16"/>
+              </w:rPr>
+              <w:t xml:space="preserve">0,0208</w:t>
+            </w:r>
+          </w:p>
+        </w:tc>
+        <w:tc>
+          <w:tcPr>
+            <w:tcW w:type="dxa" w:w="1800"/>
+            <w:tcMar>
+              <w:top w:type="dxa" w:w="40"/>
+              <w:left w:type="dxa" w:w="80"/>
+              <w:bottom w:type="dxa" w:w="40"/>
+              <w:right w:type="dxa" w:w="80"/>
+            </w:tcMar>
+          </w:tcPr>
+          <w:p>
+            <w:pPr>
+              <w:spacing w:after="0" w:line="220"/>
+              <w:jc w:val="center"/>
+            </w:pPr>
+            <w:r>
+              <w:rPr>
+                <w:rFonts w:ascii="Palatino Linotype" w:cs="Palatino Linotype" w:eastAsia="Palatino Linotype" w:hAnsi="Palatino Linotype"/>
+                <w:sz w:val="16"/>
+                <w:szCs w:val="16"/>
+              </w:rPr>
+              <w:t xml:space="preserve">—</w:t>
+            </w:r>
+          </w:p>
+        </w:tc>
+        <w:tc>
+          <w:tcPr>
+            <w:tcW w:type="dxa" w:w="1600"/>
+            <w:tcMar>
+              <w:top w:type="dxa" w:w="40"/>
+              <w:left w:type="dxa" w:w="80"/>
+              <w:bottom w:type="dxa" w:w="40"/>
+              <w:right w:type="dxa" w:w="80"/>
+            </w:tcMar>
+          </w:tcPr>
+          <w:p>
+            <w:pPr>
+              <w:spacing w:after="0" w:line="220"/>
+              <w:jc w:val="center"/>
+            </w:pPr>
+            <w:r>
+              <w:rPr>
+                <w:rFonts w:ascii="Palatino Linotype" w:cs="Palatino Linotype" w:eastAsia="Palatino Linotype" w:hAnsi="Palatino Linotype"/>
+                <w:sz w:val="16"/>
+                <w:szCs w:val="16"/>
+              </w:rPr>
+              <w:t xml:space="preserve">тривиальная</w:t>
+            </w:r>
+          </w:p>
+        </w:tc>
+      </w:tr>
+      <w:tr>
+        <w:trPr>
+          <w:tblHeader w:val="false"/>
+        </w:trPr>
+        <w:tc>
+          <w:tcPr>
+            <w:tcW w:type="dxa" w:w="4238"/>
+            <w:tcMar>
+              <w:top w:type="dxa" w:w="40"/>
+              <w:left w:type="dxa" w:w="80"/>
+              <w:bottom w:type="dxa" w:w="40"/>
+              <w:right w:type="dxa" w:w="80"/>
+            </w:tcMar>
+          </w:tcPr>
+          <w:p>
+            <w:pPr>
+              <w:spacing w:after="0" w:line="220"/>
+              <w:jc w:val="left"/>
+            </w:pPr>
+            <w:r>
+              <w:rPr>
+                <w:rFonts w:ascii="Palatino Linotype" w:cs="Palatino Linotype" w:eastAsia="Palatino Linotype" w:hAnsi="Palatino Linotype"/>
+                <w:sz w:val="16"/>
+                <w:szCs w:val="16"/>
+              </w:rPr>
+              <w:t xml:space="preserve">GEDS</w:t>
+            </w:r>
+          </w:p>
+        </w:tc>
+        <w:tc>
+          <w:tcPr>
+            <w:tcW w:type="dxa" w:w="2000"/>
+            <w:tcMar>
+              <w:top w:type="dxa" w:w="40"/>
+              <w:left w:type="dxa" w:w="80"/>
+              <w:bottom w:type="dxa" w:w="40"/>
+              <w:right w:type="dxa" w:w="80"/>
+            </w:tcMar>
+          </w:tcPr>
+          <w:p>
+            <w:pPr>
+              <w:spacing w:after="0" w:line="220"/>
+              <w:jc w:val="center"/>
+            </w:pPr>
+            <w:r>
+              <w:rPr>
+                <w:rFonts w:ascii="Palatino Linotype" w:cs="Palatino Linotype" w:eastAsia="Palatino Linotype" w:hAnsi="Palatino Linotype"/>
+                <w:sz w:val="16"/>
+                <w:szCs w:val="16"/>
+              </w:rPr>
+              <w:t xml:space="preserve">0,0242</w:t>
+            </w:r>
+          </w:p>
+        </w:tc>
+        <w:tc>
+          <w:tcPr>
+            <w:tcW w:type="dxa" w:w="1800"/>
+            <w:tcMar>
+              <w:top w:type="dxa" w:w="40"/>
+              <w:left w:type="dxa" w:w="80"/>
+              <w:bottom w:type="dxa" w:w="40"/>
+              <w:right w:type="dxa" w:w="80"/>
+            </w:tcMar>
+          </w:tcPr>
+          <w:p>
+            <w:pPr>
+              <w:spacing w:after="0" w:line="220"/>
+              <w:jc w:val="center"/>
+            </w:pPr>
+            <w:r>
+              <w:rPr>
+                <w:rFonts w:ascii="Palatino Linotype" w:cs="Palatino Linotype" w:eastAsia="Palatino Linotype" w:hAnsi="Palatino Linotype"/>
+                <w:sz w:val="16"/>
+                <w:szCs w:val="16"/>
+              </w:rPr>
+              <w:t xml:space="preserve">+0,451</w:t>
+            </w:r>
+          </w:p>
+        </w:tc>
+        <w:tc>
+          <w:tcPr>
+            <w:tcW w:type="dxa" w:w="1600"/>
+            <w:tcMar>
+              <w:top w:type="dxa" w:w="40"/>
+              <w:left w:type="dxa" w:w="80"/>
+              <w:bottom w:type="dxa" w:w="40"/>
+              <w:right w:type="dxa" w:w="80"/>
+            </w:tcMar>
+          </w:tcPr>
+          <w:p>
+            <w:pPr>
+              <w:spacing w:after="0" w:line="220"/>
+              <w:jc w:val="center"/>
+            </w:pPr>
+            <w:r>
+              <w:rPr>
+                <w:rFonts w:ascii="Palatino Linotype" w:cs="Palatino Linotype" w:eastAsia="Palatino Linotype" w:hAnsi="Palatino Linotype"/>
+                <w:sz w:val="16"/>
+                <w:szCs w:val="16"/>
+              </w:rPr>
+              <w:t xml:space="preserve">механистическая</w:t>
+            </w:r>
+          </w:p>
+        </w:tc>
+      </w:tr>
+    </w:tbl>
+    <w:p>
+      <w:pPr>
+        <w:sectPr>
+          <w:type w:val="continuous"/>
+          <w:pgSz w:w="11906" w:h="16838" w:orient="portrait"/>
+          <w:pgMar w:top="1134" w:right="1134" w:bottom="1134" w:left="1134" w:header="708" w:footer="708" w:gutter="0"/>
+          <w:pgNumType/>
+          <w:cols w:num="1"/>
+          <w:docGrid w:linePitch="360"/>
+        </w:sectPr>
+      </w:pPr>
+    </w:p>
+    <w:p>
+      <w:pPr>
+        <w:spacing w:after="20" w:line="240"/>
+        <w:ind w:firstLine="220"/>
+        <w:jc w:val="both"/>
+      </w:pPr>
+      <w:r>
+        <w:rPr>
+          <w:rFonts w:ascii="Palatino Linotype" w:cs="Palatino Linotype" w:eastAsia="Palatino Linotype" w:hAnsi="Palatino Linotype"/>
+          <w:sz w:val="19"/>
+          <w:szCs w:val="19"/>
+        </w:rPr>
+        <w:t xml:space="preserve">Градиентный бустинг даёт </w:t>
+      </w:r>
+      <w:r>
+        <w:rPr>
+          <w:rFonts w:ascii="Palatino Linotype" w:cs="Palatino Linotype" w:eastAsia="Palatino Linotype" w:hAnsi="Palatino Linotype"/>
+          <w:b/>
+          <w:bCs/>
+          <w:sz w:val="19"/>
+          <w:szCs w:val="19"/>
+        </w:rPr>
+        <w:t xml:space="preserve">лучшую MAE среди всех моделей работы</w:t>
+      </w:r>
+      <w:r>
+        <w:rPr>
+          <w:rFonts w:ascii="Palatino Linotype" w:cs="Palatino Linotype" w:eastAsia="Palatino Linotype" w:hAnsi="Palatino Linotype"/>
+          <w:sz w:val="19"/>
+          <w:szCs w:val="19"/>
+        </w:rPr>
+        <w:t xml:space="preserve">, но против наивного среднего ΔMAE = −0,0066, 95% ДИ [−0,0126; +0,0008], p = 0,066 — </w:t>
+      </w:r>
+      <w:r>
+        <w:rPr>
+          <w:rFonts w:ascii="Palatino Linotype" w:cs="Palatino Linotype" w:eastAsia="Palatino Linotype" w:hAnsi="Palatino Linotype"/>
+          <w:b/>
+          <w:bCs/>
+          <w:sz w:val="19"/>
+          <w:szCs w:val="19"/>
+        </w:rPr>
+        <w:t xml:space="preserve">незначимо</w:t>
+      </w:r>
+      <w:r>
+        <w:rPr>
+          <w:rFonts w:ascii="Palatino Linotype" w:cs="Palatino Linotype" w:eastAsia="Palatino Linotype" w:hAnsi="Palatino Linotype"/>
+          <w:sz w:val="19"/>
+          <w:szCs w:val="19"/>
+        </w:rPr>
+        <w:t xml:space="preserve">; остальные два алгоритма дальше (p = 0,28 и 0,52).</w:t>
+      </w:r>
+    </w:p>
+    <w:p>
+      <w:pPr>
+        <w:spacing w:after="20" w:line="240"/>
+        <w:ind w:firstLine="220"/>
+        <w:jc w:val="both"/>
+      </w:pPr>
+      <w:r>
+        <w:rPr>
+          <w:rFonts w:ascii="Palatino Linotype" w:cs="Palatino Linotype" w:eastAsia="Palatino Linotype" w:hAnsi="Palatino Linotype"/>
+          <w:b/>
+          <w:bCs/>
+          <w:sz w:val="19"/>
+          <w:szCs w:val="19"/>
+        </w:rPr>
+        <w:t xml:space="preserve">Методологическая находка, обнаруженная в ходе этой проверки.</w:t>
+      </w:r>
+      <w:r>
+        <w:rPr>
+          <w:rFonts w:ascii="Palatino Linotype" w:cs="Palatino Linotype" w:eastAsia="Palatino Linotype" w:hAnsi="Palatino Linotype"/>
+          <w:sz w:val="19"/>
+          <w:szCs w:val="19"/>
+        </w:rPr>
+        <w:t xml:space="preserve"> Первая версия признаков включала one-hot поля observed.most_impacted_industry. Механистические бейслайны его тоже читают, но лишь для выбора отчитываемого агрегата, тогда как обучаемая модель может извлечь из него информацию об исходе. С этим признаком бустинг давал MAE 0,0114 и </w:t>
+      </w:r>
+      <w:r>
+        <w:rPr>
+          <w:rFonts w:ascii="Palatino Linotype" w:cs="Palatino Linotype" w:eastAsia="Palatino Linotype" w:hAnsi="Palatino Linotype"/>
+          <w:b/>
+          <w:bCs/>
+          <w:sz w:val="19"/>
+          <w:szCs w:val="19"/>
+        </w:rPr>
+        <w:t xml:space="preserve">значимо</w:t>
+      </w:r>
+      <w:r>
+        <w:rPr>
+          <w:rFonts w:ascii="Palatino Linotype" w:cs="Palatino Linotype" w:eastAsia="Palatino Linotype" w:hAnsi="Palatino Linotype"/>
+          <w:sz w:val="19"/>
+          <w:szCs w:val="19"/>
+        </w:rPr>
+        <w:t xml:space="preserve"> обыгрывал наивное среднее (p = 0,015); без него значимость исчезает. Признак удалён, обе версии зафиксированы в артефакте — сам разрыв показывает, насколько легко при N=27 принять утечку за открытие.</w:t>
+      </w:r>
+    </w:p>
+    <w:p>
+      <w:pPr>
+        <w:spacing w:after="20" w:line="240"/>
+        <w:ind w:firstLine="220"/>
+        <w:jc w:val="both"/>
+      </w:pPr>
+      <w:r>
+        <w:rPr>
+          <w:rFonts w:ascii="Palatino Linotype" w:cs="Palatino Linotype" w:eastAsia="Palatino Linotype" w:hAnsi="Palatino Linotype"/>
+          <w:sz w:val="19"/>
+          <w:szCs w:val="19"/>
+        </w:rPr>
+        <w:t xml:space="preserve">Вывод согласуется с §6.4: потолок задаётся </w:t>
+      </w:r>
+      <w:r>
+        <w:rPr>
+          <w:rFonts w:ascii="Palatino Linotype" w:cs="Palatino Linotype" w:eastAsia="Palatino Linotype" w:hAnsi="Palatino Linotype"/>
+          <w:b/>
+          <w:bCs/>
+          <w:sz w:val="19"/>
+          <w:szCs w:val="19"/>
+        </w:rPr>
+        <w:t xml:space="preserve">данными, а не выбором модели</w:t>
+      </w:r>
+      <w:r>
+        <w:rPr>
+          <w:rFonts w:ascii="Palatino Linotype" w:cs="Palatino Linotype" w:eastAsia="Palatino Linotype" w:hAnsi="Palatino Linotype"/>
+          <w:sz w:val="19"/>
+          <w:szCs w:val="19"/>
+        </w:rPr>
+        <w:t xml:space="preserve">. Оговорка: 27 событий и 11 признаков — режим, тяжёлый для любого алгоритма, и это не доказательство, что машинное обучение не сработает на большем бенчмарке.</w:t>
       </w:r>
     </w:p>
     <w:p>

--- a/docs/PAPER_MDPI.ru.docx
+++ b/docs/PAPER_MDPI.ru.docx
@@ -9360,6 +9360,238 @@
           <w:szCs w:val="19"/>
         </w:rPr>
         <w:t xml:space="preserve">: v2 не содержит ряда реальных производителей; v3 (405 узлов) пока не откалиброван по магнитудам.</w:t>
+      </w:r>
+    </w:p>
+    <w:p>
+      <w:pPr>
+        <w:keepNext/>
+        <w:spacing w:after="50" w:before="140"/>
+      </w:pPr>
+      <w:r>
+        <w:rPr>
+          <w:rFonts w:ascii="Palatino Linotype" w:cs="Palatino Linotype" w:eastAsia="Palatino Linotype" w:hAnsi="Palatino Linotype"/>
+          <w:b/>
+          <w:bCs/>
+          <w:i/>
+          <w:iCs/>
+          <w:color w:val="1A1A1A"/>
+          <w:sz w:val="19"/>
+          <w:szCs w:val="19"/>
+        </w:rPr>
+        <w:t xml:space="preserve">8.2. Третий путь к росту N: чокпойнты</w:t>
+      </w:r>
+    </w:p>
+    <w:p>
+      <w:pPr>
+        <w:spacing w:after="20" w:line="240"/>
+        <w:ind w:firstLine="220"/>
+        <w:jc w:val="both"/>
+      </w:pPr>
+      <w:r>
+        <w:rPr>
+          <w:rFonts w:ascii="Palatino Linotype" w:cs="Palatino Linotype" w:eastAsia="Palatino Linotype" w:hAnsi="Palatino Linotype"/>
+          <w:sz w:val="19"/>
+          <w:szCs w:val="19"/>
+        </w:rPr>
+        <w:t xml:space="preserve">После отказа маршрута «база катастроф × индексы производства» (§8.1) оставался третий, теоретически самый чистый: морские узкие места. Сбой в проливе — supply-side по построению, а число проходов судов </w:t>
+      </w:r>
+      <w:r>
+        <w:rPr>
+          <w:rFonts w:ascii="Palatino Linotype" w:cs="Palatino Linotype" w:eastAsia="Palatino Linotype" w:hAnsi="Palatino Linotype"/>
+          <w:b/>
+          <w:bCs/>
+          <w:sz w:val="19"/>
+          <w:szCs w:val="19"/>
+        </w:rPr>
+        <w:t xml:space="preserve">само является</w:t>
+      </w:r>
+      <w:r>
+        <w:rPr>
+          <w:rFonts w:ascii="Palatino Linotype" w:cs="Palatino Linotype" w:eastAsia="Palatino Linotype" w:hAnsi="Palatino Linotype"/>
+          <w:sz w:val="19"/>
+          <w:szCs w:val="19"/>
+        </w:rPr>
+        <w:t xml:space="preserve"> величиной события. Ежедневный ряд IMF PortWatch (77 389 наблюдений, 28 проливов, 2019–2026) получен и включён в репозиторий; детектор ищет недели, где транзит падает более чем на 15% относительно скользящей медианы.</w:t>
+      </w:r>
+    </w:p>
+    <w:p>
+      <w:pPr>
+        <w:spacing w:after="20" w:line="240"/>
+        <w:ind w:firstLine="220"/>
+        <w:jc w:val="both"/>
+      </w:pPr>
+      <w:r>
+        <w:rPr>
+          <w:rFonts w:ascii="Palatino Linotype" w:cs="Palatino Linotype" w:eastAsia="Palatino Linotype" w:hAnsi="Palatino Linotype"/>
+          <w:b/>
+          <w:bCs/>
+          <w:sz w:val="19"/>
+          <w:szCs w:val="19"/>
+        </w:rPr>
+        <w:t xml:space="preserve">Детектор валидируется на известном</w:t>
+      </w:r>
+      <w:r>
+        <w:rPr>
+          <w:rFonts w:ascii="Palatino Linotype" w:cs="Palatino Linotype" w:eastAsia="Palatino Linotype" w:hAnsi="Palatino Linotype"/>
+          <w:sz w:val="19"/>
+          <w:szCs w:val="19"/>
+        </w:rPr>
+        <w:t xml:space="preserve"> — он самостоятельно находит оба чокпойнт-события, уже входящие в бенчмарк: кризис в Красном море 2023–24 (Суэц, пик −48,3%) и засуху Панамского канала (−40,0%). </w:t>
+      </w:r>
+      <w:r>
+        <w:rPr>
+          <w:rFonts w:ascii="Palatino Linotype" w:cs="Palatino Linotype" w:eastAsia="Palatino Linotype" w:hAnsi="Palatino Linotype"/>
+          <w:b/>
+          <w:bCs/>
+          <w:sz w:val="19"/>
+          <w:szCs w:val="19"/>
+        </w:rPr>
+        <w:t xml:space="preserve">Но новых пригодных событий не дал:</w:t>
+      </w:r>
+      <w:r>
+        <w:rPr>
+          <w:rFonts w:ascii="Palatino Linotype" w:cs="Palatino Linotype" w:eastAsia="Palatino Linotype" w:hAnsi="Palatino Linotype"/>
+          <w:sz w:val="19"/>
+          <w:szCs w:val="19"/>
+        </w:rPr>
+        <w:t xml:space="preserve"> из 19 эпизодов два — названные, четыре приходятся на ковидный 2020 год, а бо́льшая часть остальных — сезонный зимний спад Ормуза (декабрь на 28% тише августа). Так закрылся и третий маршрут: N остаётся 27, и это результат проверки, а не недоработка.</w:t>
+      </w:r>
+    </w:p>
+    <w:p>
+      <w:pPr>
+        <w:spacing w:after="20" w:line="240"/>
+        <w:ind w:firstLine="220"/>
+        <w:jc w:val="both"/>
+      </w:pPr>
+      <w:r>
+        <w:rPr>
+          <w:rFonts w:ascii="Palatino Linotype" w:cs="Palatino Linotype" w:eastAsia="Palatino Linotype" w:hAnsi="Palatino Linotype"/>
+          <w:b/>
+          <w:bCs/>
+          <w:sz w:val="19"/>
+          <w:szCs w:val="19"/>
+        </w:rPr>
+        <w:t xml:space="preserve">Опровергнутая цифра.</w:t>
+      </w:r>
+      <w:r>
+        <w:rPr>
+          <w:rFonts w:ascii="Palatino Linotype" w:cs="Palatino Linotype" w:eastAsia="Palatino Linotype" w:hAnsi="Palatino Linotype"/>
+          <w:sz w:val="19"/>
+          <w:szCs w:val="19"/>
+        </w:rPr>
+        <w:t xml:space="preserve"> В рабочий лог ранее было записано событие «учения в Тайваньском проливе, август 2022» с падением транзита 22% со ссылкой на IMF PortWatch. По первичному ряду худшая неделя даёт </w:t>
+      </w:r>
+      <w:r>
+        <w:rPr>
+          <w:rFonts w:ascii="Palatino Linotype" w:cs="Palatino Linotype" w:eastAsia="Palatino Linotype" w:hAnsi="Palatino Linotype"/>
+          <w:b/>
+          <w:bCs/>
+          <w:sz w:val="19"/>
+          <w:szCs w:val="19"/>
+        </w:rPr>
+        <w:t xml:space="preserve">−5,6%</w:t>
+      </w:r>
+      <w:r>
+        <w:rPr>
+          <w:rFonts w:ascii="Palatino Linotype" w:cs="Palatino Linotype" w:eastAsia="Palatino Linotype" w:hAnsi="Palatino Linotype"/>
+          <w:sz w:val="19"/>
+          <w:szCs w:val="19"/>
+        </w:rPr>
+        <w:t xml:space="preserve"> против базы апреля–июня (1593 против 1687 проходов в неделю). Заявленных 22% в данных нет, эпизод не проходит даже 15-процентный порог детектора. Запись исправлена и сохранена как задокументированное ложное срабатывание.</w:t>
+      </w:r>
+    </w:p>
+    <w:p>
+      <w:pPr>
+        <w:spacing w:after="20" w:line="240"/>
+        <w:ind w:firstLine="220"/>
+        <w:jc w:val="both"/>
+      </w:pPr>
+      <w:r>
+        <w:rPr>
+          <w:rFonts w:ascii="Palatino Linotype" w:cs="Palatino Linotype" w:eastAsia="Palatino Linotype" w:hAnsi="Palatino Linotype"/>
+          <w:b/>
+          <w:bCs/>
+          <w:sz w:val="19"/>
+          <w:szCs w:val="19"/>
+        </w:rPr>
+        <w:t xml:space="preserve">Крупнейшее нарушение за весь период — и почему его нельзя включить.</w:t>
+      </w:r>
+      <w:r>
+        <w:rPr>
+          <w:rFonts w:ascii="Palatino Linotype" w:cs="Palatino Linotype" w:eastAsia="Palatino Linotype" w:hAnsi="Palatino Linotype"/>
+          <w:sz w:val="19"/>
+          <w:szCs w:val="19"/>
+        </w:rPr>
+        <w:t xml:space="preserve"> Закрытие Ормузского пролива в 2026: недельный транзит обрушивается с 561 до 25 судов на неделе 8 марта и держится в диапазоне 14–107 до июня — пик дефицита </w:t>
+      </w:r>
+      <w:r>
+        <w:rPr>
+          <w:rFonts w:ascii="Palatino Linotype" w:cs="Palatino Linotype" w:eastAsia="Palatino Linotype" w:hAnsi="Palatino Linotype"/>
+          <w:b/>
+          <w:bCs/>
+          <w:sz w:val="19"/>
+          <w:szCs w:val="19"/>
+        </w:rPr>
+        <w:t xml:space="preserve">95,5%</w:t>
+      </w:r>
+      <w:r>
+        <w:rPr>
+          <w:rFonts w:ascii="Palatino Linotype" w:cs="Palatino Linotype" w:eastAsia="Palatino Linotype" w:hAnsi="Palatino Linotype"/>
+          <w:sz w:val="19"/>
+          <w:szCs w:val="19"/>
+        </w:rPr>
+        <w:t xml:space="preserve">, глубже Ever Given (0,96, но несколько дней) и много продолжительнее Красного моря (0,48). Совпадает с объявлением о закрытии 2 марта 2026 и сообщением IMO от 21 апреля о ~2000 запертых судов. Альтернатива проверена: PortWatch пересматривал границы Ормуза в марте 2026, но изменение определения дало бы ступеньку на новый устойчивый уровень, а ряд показывает обвал за неделю с рваным восстановлением.</w:t>
+      </w:r>
+    </w:p>
+    <w:p>
+      <w:pPr>
+        <w:spacing w:after="20" w:line="240"/>
+        <w:ind w:firstLine="220"/>
+        <w:jc w:val="both"/>
+      </w:pPr>
+      <w:r>
+        <w:rPr>
+          <w:rFonts w:ascii="Palatino Linotype" w:cs="Palatino Linotype" w:eastAsia="Palatino Linotype" w:hAnsi="Palatino Linotype"/>
+          <w:sz w:val="19"/>
+          <w:szCs w:val="19"/>
+        </w:rPr>
+        <w:t xml:space="preserve">Событие </w:t>
+      </w:r>
+      <w:r>
+        <w:rPr>
+          <w:rFonts w:ascii="Palatino Linotype" w:cs="Palatino Linotype" w:eastAsia="Palatino Linotype" w:hAnsi="Palatino Linotype"/>
+          <w:b/>
+          <w:bCs/>
+          <w:sz w:val="19"/>
+          <w:szCs w:val="19"/>
+        </w:rPr>
+        <w:t xml:space="preserve">измерено, но не включено</w:t>
+      </w:r>
+      <w:r>
+        <w:rPr>
+          <w:rFonts w:ascii="Palatino Linotype" w:cs="Palatino Linotype" w:eastAsia="Palatino Linotype" w:hAnsi="Palatino Linotype"/>
+          <w:sz w:val="19"/>
+          <w:szCs w:val="19"/>
+        </w:rPr>
+        <w:t xml:space="preserve">, и причина методологически показательна: оно </w:t>
+      </w:r>
+      <w:r>
+        <w:rPr>
+          <w:rFonts w:ascii="Palatino Linotype" w:cs="Palatino Linotype" w:eastAsia="Palatino Linotype" w:hAnsi="Palatino Linotype"/>
+          <w:b/>
+          <w:bCs/>
+          <w:sz w:val="19"/>
+          <w:szCs w:val="19"/>
+        </w:rPr>
+        <w:t xml:space="preserve">ещё продолжается</w:t>
+      </w:r>
+      <w:r>
+        <w:rPr>
+          <w:rFonts w:ascii="Palatino Linotype" w:cs="Palatino Linotype" w:eastAsia="Palatino Linotype" w:hAnsi="Palatino Linotype"/>
+          <w:sz w:val="19"/>
+          <w:szCs w:val="19"/>
+        </w:rPr>
+        <w:t xml:space="preserve"> на момент среза данных. Отраслевых потерь за 2026 год не опубликовало ни одно агентство — наблюдаемой цели физически не существует, а длительность восстановления у незакончившегося события не определена. Самое сильное событие в наборе нельзя использовать именно потому, что оно слишком свежее.</w:t>
       </w:r>
     </w:p>
     <w:p>

--- a/docs/PAPER_MDPI.ru.docx
+++ b/docs/PAPER_MDPI.ru.docx
@@ -4783,7 +4783,7 @@
           <w:sz w:val="19"/>
           <w:szCs w:val="19"/>
         </w:rPr>
-        <w:t xml:space="preserve">Покомпонентная абляция (N=27, каждый компонент по очереди отключается — Таблица 5) даёт неудобный, но честный ответ на вопрос, какие части несут вес. Два компонента — SEIS-машина состояний и адаптивная перемаршрутизация — дают ровно ноль на этом наборе; единственный компонент, ухудшающий модель при отключении, — эффект хлыста (+0,0023). Пол R-состояния улучшает внутривыборочную ошибку при удалении (−0,0074), но это удаление уже провалило пре-регистрированный вневыборочный гейт (§5.3) и отвергнуто. Вывод: при N=27 сложность движка в основном не окупается на оси магнитуды — согласуется с §6.1 и указывает на рост N и траекторные оси, а не на добавление механизмов.</w:t>
+        <w:t xml:space="preserve">Покомпонентная абляция (N=27, каждый компонент по очереди отключается — Таблица 5) отвечает на вопрос, какие части несут вес, и главное в ответе — что таблица НЕ является ранжированием компонентов. Ни одна из шести разностей не отличима от нуля: все 95% ДИ накрывают ноль, все p после поправки Холма равны 1,00. Каждая |ΔMAE| здесь (максимум 0,0076) меньше собственного минимального детектируемого эффекта бенчмарка (0,018 при мощности 80%). При N=27 бенчмарк не способен отличить ни один компонент движка от любого другого. Точечные оценки указывают в одну сторону — SEIS-машина (−0,0076) и пол гистерезиса (−0,0074) стоят точности, причём разница между ними (0,0002) означает, что практически вся цена SEIRS это пол R-состояния, а не переходы S/E/I, — но заявлять это как результат нельзя: сигнал ниже разрешения набора. Примечание об исправлении: в предыдущей версии строка «−SEIS» показывала 0,0242 и ΔMAE ровно 0,0000; это была ошибка кода (флаг seis_enabled не действовал, update_seis вызывался безусловно), а не свойство модели. Настоящая абляция даёт 0,0166; заголовочные числа §6.1 не затронуты.</w:t>
       </w:r>
     </w:p>
     <w:p>
@@ -4835,9 +4835,10 @@
         </w:tblBorders>
       </w:tblPr>
       <w:tblGrid>
-        <w:gridCol w:w="5638"/>
-        <w:gridCol w:w="2000"/>
-        <w:gridCol w:w="2000"/>
+        <w:gridCol w:w="3600"/>
+        <w:gridCol w:w="1400"/>
+        <w:gridCol w:w="3400"/>
+        <w:gridCol w:w="1200"/>
       </w:tblGrid>
       <w:tr>
         <w:trPr>
@@ -4845,7 +4846,7 @@
         </w:trPr>
         <w:tc>
           <w:tcPr>
-            <w:tcW w:type="dxa" w:w="5638"/>
+            <w:tcW w:type="dxa" w:w="3600"/>
             <w:tcBorders>
               <w:bottom w:val="single" w:color="1A1A1A" w:sz="8"/>
             </w:tcBorders>
@@ -4876,7 +4877,7 @@
         </w:tc>
         <w:tc>
           <w:tcPr>
-            <w:tcW w:type="dxa" w:w="2000"/>
+            <w:tcW w:type="dxa" w:w="1400"/>
             <w:tcBorders>
               <w:bottom w:val="single" w:color="1A1A1A" w:sz="8"/>
             </w:tcBorders>
@@ -4907,7 +4908,7 @@
         </w:tc>
         <w:tc>
           <w:tcPr>
-            <w:tcW w:type="dxa" w:w="2000"/>
+            <w:tcW w:type="dxa" w:w="3400"/>
             <w:tcBorders>
               <w:bottom w:val="single" w:color="1A1A1A" w:sz="8"/>
             </w:tcBorders>
@@ -4932,7 +4933,38 @@
                 <w:sz w:val="16"/>
                 <w:szCs w:val="16"/>
               </w:rPr>
-              <w:t xml:space="preserve">ΔMAE к полной</w:t>
+              <w:t xml:space="preserve">ΔMAE к полной [95% ДИ]</w:t>
+            </w:r>
+          </w:p>
+        </w:tc>
+        <w:tc>
+          <w:tcPr>
+            <w:tcW w:type="dxa" w:w="1200"/>
+            <w:tcBorders>
+              <w:bottom w:val="single" w:color="1A1A1A" w:sz="8"/>
+            </w:tcBorders>
+            <w:shd w:fill="E8F3EC" w:val="clear"/>
+            <w:tcMar>
+              <w:top w:type="dxa" w:w="40"/>
+              <w:left w:type="dxa" w:w="80"/>
+              <w:bottom w:type="dxa" w:w="40"/>
+              <w:right w:type="dxa" w:w="80"/>
+            </w:tcMar>
+          </w:tcPr>
+          <w:p>
+            <w:pPr>
+              <w:spacing w:after="0" w:line="220"/>
+              <w:jc w:val="center"/>
+            </w:pPr>
+            <w:r>
+              <w:rPr>
+                <w:rFonts w:ascii="Palatino Linotype" w:cs="Palatino Linotype" w:eastAsia="Palatino Linotype" w:hAnsi="Palatino Linotype"/>
+                <w:b/>
+                <w:bCs/>
+                <w:sz w:val="16"/>
+                <w:szCs w:val="16"/>
+              </w:rPr>
+              <w:t xml:space="preserve">p (Холм)</w:t>
             </w:r>
           </w:p>
         </w:tc>
@@ -4943,7 +4975,7 @@
         </w:trPr>
         <w:tc>
           <w:tcPr>
-            <w:tcW w:type="dxa" w:w="5638"/>
+            <w:tcW w:type="dxa" w:w="3600"/>
             <w:tcMar>
               <w:top w:type="dxa" w:w="40"/>
               <w:left w:type="dxa" w:w="80"/>
@@ -4968,7 +5000,7 @@
         </w:tc>
         <w:tc>
           <w:tcPr>
-            <w:tcW w:type="dxa" w:w="2000"/>
+            <w:tcW w:type="dxa" w:w="1400"/>
             <w:tcMar>
               <w:top w:type="dxa" w:w="40"/>
               <w:left w:type="dxa" w:w="80"/>
@@ -4993,26 +5025,51 @@
         </w:tc>
         <w:tc>
           <w:tcPr>
-            <w:tcW w:type="dxa" w:w="2000"/>
-            <w:tcMar>
-              <w:top w:type="dxa" w:w="40"/>
-              <w:left w:type="dxa" w:w="80"/>
-              <w:bottom w:type="dxa" w:w="40"/>
-              <w:right w:type="dxa" w:w="80"/>
-            </w:tcMar>
-          </w:tcPr>
-          <w:p>
-            <w:pPr>
-              <w:spacing w:after="0" w:line="220"/>
-              <w:jc w:val="center"/>
-            </w:pPr>
-            <w:r>
-              <w:rPr>
-                <w:rFonts w:ascii="Palatino Linotype" w:cs="Palatino Linotype" w:eastAsia="Palatino Linotype" w:hAnsi="Palatino Linotype"/>
-                <w:sz w:val="16"/>
-                <w:szCs w:val="16"/>
-              </w:rPr>
-              <w:t xml:space="preserve">0</w:t>
+            <w:tcW w:type="dxa" w:w="3400"/>
+            <w:tcMar>
+              <w:top w:type="dxa" w:w="40"/>
+              <w:left w:type="dxa" w:w="80"/>
+              <w:bottom w:type="dxa" w:w="40"/>
+              <w:right w:type="dxa" w:w="80"/>
+            </w:tcMar>
+          </w:tcPr>
+          <w:p>
+            <w:pPr>
+              <w:spacing w:after="0" w:line="220"/>
+              <w:jc w:val="center"/>
+            </w:pPr>
+            <w:r>
+              <w:rPr>
+                <w:rFonts w:ascii="Palatino Linotype" w:cs="Palatino Linotype" w:eastAsia="Palatino Linotype" w:hAnsi="Palatino Linotype"/>
+                <w:sz w:val="16"/>
+                <w:szCs w:val="16"/>
+              </w:rPr>
+              <w:t xml:space="preserve">—</w:t>
+            </w:r>
+          </w:p>
+        </w:tc>
+        <w:tc>
+          <w:tcPr>
+            <w:tcW w:type="dxa" w:w="1200"/>
+            <w:tcMar>
+              <w:top w:type="dxa" w:w="40"/>
+              <w:left w:type="dxa" w:w="80"/>
+              <w:bottom w:type="dxa" w:w="40"/>
+              <w:right w:type="dxa" w:w="80"/>
+            </w:tcMar>
+          </w:tcPr>
+          <w:p>
+            <w:pPr>
+              <w:spacing w:after="0" w:line="220"/>
+              <w:jc w:val="center"/>
+            </w:pPr>
+            <w:r>
+              <w:rPr>
+                <w:rFonts w:ascii="Palatino Linotype" w:cs="Palatino Linotype" w:eastAsia="Palatino Linotype" w:hAnsi="Palatino Linotype"/>
+                <w:sz w:val="16"/>
+                <w:szCs w:val="16"/>
+              </w:rPr>
+              <w:t xml:space="preserve">—</w:t>
             </w:r>
           </w:p>
         </w:tc>
@@ -5023,7 +5080,7 @@
         </w:trPr>
         <w:tc>
           <w:tcPr>
-            <w:tcW w:type="dxa" w:w="5638"/>
+            <w:tcW w:type="dxa" w:w="3600"/>
             <w:tcMar>
               <w:top w:type="dxa" w:w="40"/>
               <w:left w:type="dxa" w:w="80"/>
@@ -5048,51 +5105,76 @@
         </w:tc>
         <w:tc>
           <w:tcPr>
-            <w:tcW w:type="dxa" w:w="2000"/>
-            <w:tcMar>
-              <w:top w:type="dxa" w:w="40"/>
-              <w:left w:type="dxa" w:w="80"/>
-              <w:bottom w:type="dxa" w:w="40"/>
-              <w:right w:type="dxa" w:w="80"/>
-            </w:tcMar>
-          </w:tcPr>
-          <w:p>
-            <w:pPr>
-              <w:spacing w:after="0" w:line="220"/>
-              <w:jc w:val="center"/>
-            </w:pPr>
-            <w:r>
-              <w:rPr>
-                <w:rFonts w:ascii="Palatino Linotype" w:cs="Palatino Linotype" w:eastAsia="Palatino Linotype" w:hAnsi="Palatino Linotype"/>
-                <w:sz w:val="16"/>
-                <w:szCs w:val="16"/>
-              </w:rPr>
-              <w:t xml:space="preserve">0,0242</w:t>
-            </w:r>
-          </w:p>
-        </w:tc>
-        <w:tc>
-          <w:tcPr>
-            <w:tcW w:type="dxa" w:w="2000"/>
-            <w:tcMar>
-              <w:top w:type="dxa" w:w="40"/>
-              <w:left w:type="dxa" w:w="80"/>
-              <w:bottom w:type="dxa" w:w="40"/>
-              <w:right w:type="dxa" w:w="80"/>
-            </w:tcMar>
-          </w:tcPr>
-          <w:p>
-            <w:pPr>
-              <w:spacing w:after="0" w:line="220"/>
-              <w:jc w:val="center"/>
-            </w:pPr>
-            <w:r>
-              <w:rPr>
-                <w:rFonts w:ascii="Palatino Linotype" w:cs="Palatino Linotype" w:eastAsia="Palatino Linotype" w:hAnsi="Palatino Linotype"/>
-                <w:sz w:val="16"/>
-                <w:szCs w:val="16"/>
-              </w:rPr>
-              <w:t xml:space="preserve">0,0000</w:t>
+            <w:tcW w:type="dxa" w:w="1400"/>
+            <w:tcMar>
+              <w:top w:type="dxa" w:w="40"/>
+              <w:left w:type="dxa" w:w="80"/>
+              <w:bottom w:type="dxa" w:w="40"/>
+              <w:right w:type="dxa" w:w="80"/>
+            </w:tcMar>
+          </w:tcPr>
+          <w:p>
+            <w:pPr>
+              <w:spacing w:after="0" w:line="220"/>
+              <w:jc w:val="center"/>
+            </w:pPr>
+            <w:r>
+              <w:rPr>
+                <w:rFonts w:ascii="Palatino Linotype" w:cs="Palatino Linotype" w:eastAsia="Palatino Linotype" w:hAnsi="Palatino Linotype"/>
+                <w:sz w:val="16"/>
+                <w:szCs w:val="16"/>
+              </w:rPr>
+              <w:t xml:space="preserve">0,0166</w:t>
+            </w:r>
+          </w:p>
+        </w:tc>
+        <w:tc>
+          <w:tcPr>
+            <w:tcW w:type="dxa" w:w="3400"/>
+            <w:tcMar>
+              <w:top w:type="dxa" w:w="40"/>
+              <w:left w:type="dxa" w:w="80"/>
+              <w:bottom w:type="dxa" w:w="40"/>
+              <w:right w:type="dxa" w:w="80"/>
+            </w:tcMar>
+          </w:tcPr>
+          <w:p>
+            <w:pPr>
+              <w:spacing w:after="0" w:line="220"/>
+              <w:jc w:val="center"/>
+            </w:pPr>
+            <w:r>
+              <w:rPr>
+                <w:rFonts w:ascii="Palatino Linotype" w:cs="Palatino Linotype" w:eastAsia="Palatino Linotype" w:hAnsi="Palatino Linotype"/>
+                <w:sz w:val="16"/>
+                <w:szCs w:val="16"/>
+              </w:rPr>
+              <w:t xml:space="preserve">−0,0076 [−0,0206; +0,0018]</w:t>
+            </w:r>
+          </w:p>
+        </w:tc>
+        <w:tc>
+          <w:tcPr>
+            <w:tcW w:type="dxa" w:w="1200"/>
+            <w:tcMar>
+              <w:top w:type="dxa" w:w="40"/>
+              <w:left w:type="dxa" w:w="80"/>
+              <w:bottom w:type="dxa" w:w="40"/>
+              <w:right w:type="dxa" w:w="80"/>
+            </w:tcMar>
+          </w:tcPr>
+          <w:p>
+            <w:pPr>
+              <w:spacing w:after="0" w:line="220"/>
+              <w:jc w:val="center"/>
+            </w:pPr>
+            <w:r>
+              <w:rPr>
+                <w:rFonts w:ascii="Palatino Linotype" w:cs="Palatino Linotype" w:eastAsia="Palatino Linotype" w:hAnsi="Palatino Linotype"/>
+                <w:sz w:val="16"/>
+                <w:szCs w:val="16"/>
+              </w:rPr>
+              <w:t xml:space="preserve">1,00</w:t>
             </w:r>
           </w:p>
         </w:tc>
@@ -5103,7 +5185,7 @@
         </w:trPr>
         <w:tc>
           <w:tcPr>
-            <w:tcW w:type="dxa" w:w="5638"/>
+            <w:tcW w:type="dxa" w:w="3600"/>
             <w:tcMar>
               <w:top w:type="dxa" w:w="40"/>
               <w:left w:type="dxa" w:w="80"/>
@@ -5122,57 +5204,82 @@
                 <w:sz w:val="16"/>
                 <w:szCs w:val="16"/>
               </w:rPr>
-              <w:t xml:space="preserve">−адаптивная перемаршрутизация</w:t>
-            </w:r>
-          </w:p>
-        </w:tc>
-        <w:tc>
-          <w:tcPr>
-            <w:tcW w:type="dxa" w:w="2000"/>
-            <w:tcMar>
-              <w:top w:type="dxa" w:w="40"/>
-              <w:left w:type="dxa" w:w="80"/>
-              <w:bottom w:type="dxa" w:w="40"/>
-              <w:right w:type="dxa" w:w="80"/>
-            </w:tcMar>
-          </w:tcPr>
-          <w:p>
-            <w:pPr>
-              <w:spacing w:after="0" w:line="220"/>
-              <w:jc w:val="center"/>
-            </w:pPr>
-            <w:r>
-              <w:rPr>
-                <w:rFonts w:ascii="Palatino Linotype" w:cs="Palatino Linotype" w:eastAsia="Palatino Linotype" w:hAnsi="Palatino Linotype"/>
-                <w:sz w:val="16"/>
-                <w:szCs w:val="16"/>
-              </w:rPr>
-              <w:t xml:space="preserve">0,0242</w:t>
-            </w:r>
-          </w:p>
-        </w:tc>
-        <w:tc>
-          <w:tcPr>
-            <w:tcW w:type="dxa" w:w="2000"/>
-            <w:tcMar>
-              <w:top w:type="dxa" w:w="40"/>
-              <w:left w:type="dxa" w:w="80"/>
-              <w:bottom w:type="dxa" w:w="40"/>
-              <w:right w:type="dxa" w:w="80"/>
-            </w:tcMar>
-          </w:tcPr>
-          <w:p>
-            <w:pPr>
-              <w:spacing w:after="0" w:line="220"/>
-              <w:jc w:val="center"/>
-            </w:pPr>
-            <w:r>
-              <w:rPr>
-                <w:rFonts w:ascii="Palatino Linotype" w:cs="Palatino Linotype" w:eastAsia="Palatino Linotype" w:hAnsi="Palatino Linotype"/>
-                <w:sz w:val="16"/>
-                <w:szCs w:val="16"/>
-              </w:rPr>
-              <w:t xml:space="preserve">0,0000</w:t>
+              <w:t xml:space="preserve">−пол R-состояния</w:t>
+            </w:r>
+          </w:p>
+        </w:tc>
+        <w:tc>
+          <w:tcPr>
+            <w:tcW w:type="dxa" w:w="1400"/>
+            <w:tcMar>
+              <w:top w:type="dxa" w:w="40"/>
+              <w:left w:type="dxa" w:w="80"/>
+              <w:bottom w:type="dxa" w:w="40"/>
+              <w:right w:type="dxa" w:w="80"/>
+            </w:tcMar>
+          </w:tcPr>
+          <w:p>
+            <w:pPr>
+              <w:spacing w:after="0" w:line="220"/>
+              <w:jc w:val="center"/>
+            </w:pPr>
+            <w:r>
+              <w:rPr>
+                <w:rFonts w:ascii="Palatino Linotype" w:cs="Palatino Linotype" w:eastAsia="Palatino Linotype" w:hAnsi="Palatino Linotype"/>
+                <w:sz w:val="16"/>
+                <w:szCs w:val="16"/>
+              </w:rPr>
+              <w:t xml:space="preserve">0,0169</w:t>
+            </w:r>
+          </w:p>
+        </w:tc>
+        <w:tc>
+          <w:tcPr>
+            <w:tcW w:type="dxa" w:w="3400"/>
+            <w:tcMar>
+              <w:top w:type="dxa" w:w="40"/>
+              <w:left w:type="dxa" w:w="80"/>
+              <w:bottom w:type="dxa" w:w="40"/>
+              <w:right w:type="dxa" w:w="80"/>
+            </w:tcMar>
+          </w:tcPr>
+          <w:p>
+            <w:pPr>
+              <w:spacing w:after="0" w:line="220"/>
+              <w:jc w:val="center"/>
+            </w:pPr>
+            <w:r>
+              <w:rPr>
+                <w:rFonts w:ascii="Palatino Linotype" w:cs="Palatino Linotype" w:eastAsia="Palatino Linotype" w:hAnsi="Palatino Linotype"/>
+                <w:sz w:val="16"/>
+                <w:szCs w:val="16"/>
+              </w:rPr>
+              <w:t xml:space="preserve">−0,0074 [−0,0200; +0,0018]</w:t>
+            </w:r>
+          </w:p>
+        </w:tc>
+        <w:tc>
+          <w:tcPr>
+            <w:tcW w:type="dxa" w:w="1200"/>
+            <w:tcMar>
+              <w:top w:type="dxa" w:w="40"/>
+              <w:left w:type="dxa" w:w="80"/>
+              <w:bottom w:type="dxa" w:w="40"/>
+              <w:right w:type="dxa" w:w="80"/>
+            </w:tcMar>
+          </w:tcPr>
+          <w:p>
+            <w:pPr>
+              <w:spacing w:after="0" w:line="220"/>
+              <w:jc w:val="center"/>
+            </w:pPr>
+            <w:r>
+              <w:rPr>
+                <w:rFonts w:ascii="Palatino Linotype" w:cs="Palatino Linotype" w:eastAsia="Palatino Linotype" w:hAnsi="Palatino Linotype"/>
+                <w:sz w:val="16"/>
+                <w:szCs w:val="16"/>
+              </w:rPr>
+              <w:t xml:space="preserve">1,00</w:t>
             </w:r>
           </w:p>
         </w:tc>
@@ -5183,7 +5290,7 @@
         </w:trPr>
         <w:tc>
           <w:tcPr>
-            <w:tcW w:type="dxa" w:w="5638"/>
+            <w:tcW w:type="dxa" w:w="3600"/>
             <w:tcMar>
               <w:top w:type="dxa" w:w="40"/>
               <w:left w:type="dxa" w:w="80"/>
@@ -5202,57 +5309,82 @@
                 <w:sz w:val="16"/>
                 <w:szCs w:val="16"/>
               </w:rPr>
-              <w:t xml:space="preserve">−bullwhip (β = 1)</w:t>
-            </w:r>
-          </w:p>
-        </w:tc>
-        <w:tc>
-          <w:tcPr>
-            <w:tcW w:type="dxa" w:w="2000"/>
-            <w:tcMar>
-              <w:top w:type="dxa" w:w="40"/>
-              <w:left w:type="dxa" w:w="80"/>
-              <w:bottom w:type="dxa" w:w="40"/>
-              <w:right w:type="dxa" w:w="80"/>
-            </w:tcMar>
-          </w:tcPr>
-          <w:p>
-            <w:pPr>
-              <w:spacing w:after="0" w:line="220"/>
-              <w:jc w:val="center"/>
-            </w:pPr>
-            <w:r>
-              <w:rPr>
-                <w:rFonts w:ascii="Palatino Linotype" w:cs="Palatino Linotype" w:eastAsia="Palatino Linotype" w:hAnsi="Palatino Linotype"/>
-                <w:sz w:val="16"/>
-                <w:szCs w:val="16"/>
-              </w:rPr>
-              <w:t xml:space="preserve">0,0266</w:t>
-            </w:r>
-          </w:p>
-        </w:tc>
-        <w:tc>
-          <w:tcPr>
-            <w:tcW w:type="dxa" w:w="2000"/>
-            <w:tcMar>
-              <w:top w:type="dxa" w:w="40"/>
-              <w:left w:type="dxa" w:w="80"/>
-              <w:bottom w:type="dxa" w:w="40"/>
-              <w:right w:type="dxa" w:w="80"/>
-            </w:tcMar>
-          </w:tcPr>
-          <w:p>
-            <w:pPr>
-              <w:spacing w:after="0" w:line="220"/>
-              <w:jc w:val="center"/>
-            </w:pPr>
-            <w:r>
-              <w:rPr>
-                <w:rFonts w:ascii="Palatino Linotype" w:cs="Palatino Linotype" w:eastAsia="Palatino Linotype" w:hAnsi="Palatino Linotype"/>
-                <w:sz w:val="16"/>
-                <w:szCs w:val="16"/>
-              </w:rPr>
-              <w:t xml:space="preserve">+0,0023</w:t>
+              <w:t xml:space="preserve">чистая линейная диффузия</w:t>
+            </w:r>
+          </w:p>
+        </w:tc>
+        <w:tc>
+          <w:tcPr>
+            <w:tcW w:type="dxa" w:w="1400"/>
+            <w:tcMar>
+              <w:top w:type="dxa" w:w="40"/>
+              <w:left w:type="dxa" w:w="80"/>
+              <w:bottom w:type="dxa" w:w="40"/>
+              <w:right w:type="dxa" w:w="80"/>
+            </w:tcMar>
+          </w:tcPr>
+          <w:p>
+            <w:pPr>
+              <w:spacing w:after="0" w:line="220"/>
+              <w:jc w:val="center"/>
+            </w:pPr>
+            <w:r>
+              <w:rPr>
+                <w:rFonts w:ascii="Palatino Linotype" w:cs="Palatino Linotype" w:eastAsia="Palatino Linotype" w:hAnsi="Palatino Linotype"/>
+                <w:sz w:val="16"/>
+                <w:szCs w:val="16"/>
+              </w:rPr>
+              <w:t xml:space="preserve">0,0171</w:t>
+            </w:r>
+          </w:p>
+        </w:tc>
+        <w:tc>
+          <w:tcPr>
+            <w:tcW w:type="dxa" w:w="3400"/>
+            <w:tcMar>
+              <w:top w:type="dxa" w:w="40"/>
+              <w:left w:type="dxa" w:w="80"/>
+              <w:bottom w:type="dxa" w:w="40"/>
+              <w:right w:type="dxa" w:w="80"/>
+            </w:tcMar>
+          </w:tcPr>
+          <w:p>
+            <w:pPr>
+              <w:spacing w:after="0" w:line="220"/>
+              <w:jc w:val="center"/>
+            </w:pPr>
+            <w:r>
+              <w:rPr>
+                <w:rFonts w:ascii="Palatino Linotype" w:cs="Palatino Linotype" w:eastAsia="Palatino Linotype" w:hAnsi="Palatino Linotype"/>
+                <w:sz w:val="16"/>
+                <w:szCs w:val="16"/>
+              </w:rPr>
+              <w:t xml:space="preserve">−0,0071 [−0,0182; +0,0018]</w:t>
+            </w:r>
+          </w:p>
+        </w:tc>
+        <w:tc>
+          <w:tcPr>
+            <w:tcW w:type="dxa" w:w="1200"/>
+            <w:tcMar>
+              <w:top w:type="dxa" w:w="40"/>
+              <w:left w:type="dxa" w:w="80"/>
+              <w:bottom w:type="dxa" w:w="40"/>
+              <w:right w:type="dxa" w:w="80"/>
+            </w:tcMar>
+          </w:tcPr>
+          <w:p>
+            <w:pPr>
+              <w:spacing w:after="0" w:line="220"/>
+              <w:jc w:val="center"/>
+            </w:pPr>
+            <w:r>
+              <w:rPr>
+                <w:rFonts w:ascii="Palatino Linotype" w:cs="Palatino Linotype" w:eastAsia="Palatino Linotype" w:hAnsi="Palatino Linotype"/>
+                <w:sz w:val="16"/>
+                <w:szCs w:val="16"/>
+              </w:rPr>
+              <w:t xml:space="preserve">1,00</w:t>
             </w:r>
           </w:p>
         </w:tc>
@@ -5263,7 +5395,7 @@
         </w:trPr>
         <w:tc>
           <w:tcPr>
-            <w:tcW w:type="dxa" w:w="5638"/>
+            <w:tcW w:type="dxa" w:w="3600"/>
             <w:tcMar>
               <w:top w:type="dxa" w:w="40"/>
               <w:left w:type="dxa" w:w="80"/>
@@ -5282,57 +5414,82 @@
                 <w:sz w:val="16"/>
                 <w:szCs w:val="16"/>
               </w:rPr>
-              <w:t xml:space="preserve">−пол R-состояния</w:t>
-            </w:r>
-          </w:p>
-        </w:tc>
-        <w:tc>
-          <w:tcPr>
-            <w:tcW w:type="dxa" w:w="2000"/>
-            <w:tcMar>
-              <w:top w:type="dxa" w:w="40"/>
-              <w:left w:type="dxa" w:w="80"/>
-              <w:bottom w:type="dxa" w:w="40"/>
-              <w:right w:type="dxa" w:w="80"/>
-            </w:tcMar>
-          </w:tcPr>
-          <w:p>
-            <w:pPr>
-              <w:spacing w:after="0" w:line="220"/>
-              <w:jc w:val="center"/>
-            </w:pPr>
-            <w:r>
-              <w:rPr>
-                <w:rFonts w:ascii="Palatino Linotype" w:cs="Palatino Linotype" w:eastAsia="Palatino Linotype" w:hAnsi="Palatino Linotype"/>
-                <w:sz w:val="16"/>
-                <w:szCs w:val="16"/>
-              </w:rPr>
-              <w:t xml:space="preserve">0,0169</w:t>
-            </w:r>
-          </w:p>
-        </w:tc>
-        <w:tc>
-          <w:tcPr>
-            <w:tcW w:type="dxa" w:w="2000"/>
-            <w:tcMar>
-              <w:top w:type="dxa" w:w="40"/>
-              <w:left w:type="dxa" w:w="80"/>
-              <w:bottom w:type="dxa" w:w="40"/>
-              <w:right w:type="dxa" w:w="80"/>
-            </w:tcMar>
-          </w:tcPr>
-          <w:p>
-            <w:pPr>
-              <w:spacing w:after="0" w:line="220"/>
-              <w:jc w:val="center"/>
-            </w:pPr>
-            <w:r>
-              <w:rPr>
-                <w:rFonts w:ascii="Palatino Linotype" w:cs="Palatino Linotype" w:eastAsia="Palatino Linotype" w:hAnsi="Palatino Linotype"/>
-                <w:sz w:val="16"/>
-                <w:szCs w:val="16"/>
-              </w:rPr>
-              <w:t xml:space="preserve">−0,0074</w:t>
+              <w:t xml:space="preserve">+поузловое восстановление</w:t>
+            </w:r>
+          </w:p>
+        </w:tc>
+        <w:tc>
+          <w:tcPr>
+            <w:tcW w:type="dxa" w:w="1400"/>
+            <w:tcMar>
+              <w:top w:type="dxa" w:w="40"/>
+              <w:left w:type="dxa" w:w="80"/>
+              <w:bottom w:type="dxa" w:w="40"/>
+              <w:right w:type="dxa" w:w="80"/>
+            </w:tcMar>
+          </w:tcPr>
+          <w:p>
+            <w:pPr>
+              <w:spacing w:after="0" w:line="220"/>
+              <w:jc w:val="center"/>
+            </w:pPr>
+            <w:r>
+              <w:rPr>
+                <w:rFonts w:ascii="Palatino Linotype" w:cs="Palatino Linotype" w:eastAsia="Palatino Linotype" w:hAnsi="Palatino Linotype"/>
+                <w:sz w:val="16"/>
+                <w:szCs w:val="16"/>
+              </w:rPr>
+              <w:t xml:space="preserve">0,0233</w:t>
+            </w:r>
+          </w:p>
+        </w:tc>
+        <w:tc>
+          <w:tcPr>
+            <w:tcW w:type="dxa" w:w="3400"/>
+            <w:tcMar>
+              <w:top w:type="dxa" w:w="40"/>
+              <w:left w:type="dxa" w:w="80"/>
+              <w:bottom w:type="dxa" w:w="40"/>
+              <w:right w:type="dxa" w:w="80"/>
+            </w:tcMar>
+          </w:tcPr>
+          <w:p>
+            <w:pPr>
+              <w:spacing w:after="0" w:line="220"/>
+              <w:jc w:val="center"/>
+            </w:pPr>
+            <w:r>
+              <w:rPr>
+                <w:rFonts w:ascii="Palatino Linotype" w:cs="Palatino Linotype" w:eastAsia="Palatino Linotype" w:hAnsi="Palatino Linotype"/>
+                <w:sz w:val="16"/>
+                <w:szCs w:val="16"/>
+              </w:rPr>
+              <w:t xml:space="preserve">−0,0009 [−0,0029; +0,0001]</w:t>
+            </w:r>
+          </w:p>
+        </w:tc>
+        <w:tc>
+          <w:tcPr>
+            <w:tcW w:type="dxa" w:w="1200"/>
+            <w:tcMar>
+              <w:top w:type="dxa" w:w="40"/>
+              <w:left w:type="dxa" w:w="80"/>
+              <w:bottom w:type="dxa" w:w="40"/>
+              <w:right w:type="dxa" w:w="80"/>
+            </w:tcMar>
+          </w:tcPr>
+          <w:p>
+            <w:pPr>
+              <w:spacing w:after="0" w:line="220"/>
+              <w:jc w:val="center"/>
+            </w:pPr>
+            <w:r>
+              <w:rPr>
+                <w:rFonts w:ascii="Palatino Linotype" w:cs="Palatino Linotype" w:eastAsia="Palatino Linotype" w:hAnsi="Palatino Linotype"/>
+                <w:sz w:val="16"/>
+                <w:szCs w:val="16"/>
+              </w:rPr>
+              <w:t xml:space="preserve">1,00</w:t>
             </w:r>
           </w:p>
         </w:tc>
@@ -5343,7 +5500,7 @@
         </w:trPr>
         <w:tc>
           <w:tcPr>
-            <w:tcW w:type="dxa" w:w="5638"/>
+            <w:tcW w:type="dxa" w:w="3600"/>
             <w:tcMar>
               <w:top w:type="dxa" w:w="40"/>
               <w:left w:type="dxa" w:w="80"/>
@@ -5362,57 +5519,82 @@
                 <w:sz w:val="16"/>
                 <w:szCs w:val="16"/>
               </w:rPr>
-              <w:t xml:space="preserve">+поузловое восстановление</w:t>
-            </w:r>
-          </w:p>
-        </w:tc>
-        <w:tc>
-          <w:tcPr>
-            <w:tcW w:type="dxa" w:w="2000"/>
-            <w:tcMar>
-              <w:top w:type="dxa" w:w="40"/>
-              <w:left w:type="dxa" w:w="80"/>
-              <w:bottom w:type="dxa" w:w="40"/>
-              <w:right w:type="dxa" w:w="80"/>
-            </w:tcMar>
-          </w:tcPr>
-          <w:p>
-            <w:pPr>
-              <w:spacing w:after="0" w:line="220"/>
-              <w:jc w:val="center"/>
-            </w:pPr>
-            <w:r>
-              <w:rPr>
-                <w:rFonts w:ascii="Palatino Linotype" w:cs="Palatino Linotype" w:eastAsia="Palatino Linotype" w:hAnsi="Palatino Linotype"/>
-                <w:sz w:val="16"/>
-                <w:szCs w:val="16"/>
-              </w:rPr>
-              <w:t xml:space="preserve">0,0233</w:t>
-            </w:r>
-          </w:p>
-        </w:tc>
-        <w:tc>
-          <w:tcPr>
-            <w:tcW w:type="dxa" w:w="2000"/>
-            <w:tcMar>
-              <w:top w:type="dxa" w:w="40"/>
-              <w:left w:type="dxa" w:w="80"/>
-              <w:bottom w:type="dxa" w:w="40"/>
-              <w:right w:type="dxa" w:w="80"/>
-            </w:tcMar>
-          </w:tcPr>
-          <w:p>
-            <w:pPr>
-              <w:spacing w:after="0" w:line="220"/>
-              <w:jc w:val="center"/>
-            </w:pPr>
-            <w:r>
-              <w:rPr>
-                <w:rFonts w:ascii="Palatino Linotype" w:cs="Palatino Linotype" w:eastAsia="Palatino Linotype" w:hAnsi="Palatino Linotype"/>
-                <w:sz w:val="16"/>
-                <w:szCs w:val="16"/>
-              </w:rPr>
-              <w:t xml:space="preserve">−0,0009</w:t>
+              <w:t xml:space="preserve">−адаптивная перемаршрутизация</w:t>
+            </w:r>
+          </w:p>
+        </w:tc>
+        <w:tc>
+          <w:tcPr>
+            <w:tcW w:type="dxa" w:w="1400"/>
+            <w:tcMar>
+              <w:top w:type="dxa" w:w="40"/>
+              <w:left w:type="dxa" w:w="80"/>
+              <w:bottom w:type="dxa" w:w="40"/>
+              <w:right w:type="dxa" w:w="80"/>
+            </w:tcMar>
+          </w:tcPr>
+          <w:p>
+            <w:pPr>
+              <w:spacing w:after="0" w:line="220"/>
+              <w:jc w:val="center"/>
+            </w:pPr>
+            <w:r>
+              <w:rPr>
+                <w:rFonts w:ascii="Palatino Linotype" w:cs="Palatino Linotype" w:eastAsia="Palatino Linotype" w:hAnsi="Palatino Linotype"/>
+                <w:sz w:val="16"/>
+                <w:szCs w:val="16"/>
+              </w:rPr>
+              <w:t xml:space="preserve">0,0242</w:t>
+            </w:r>
+          </w:p>
+        </w:tc>
+        <w:tc>
+          <w:tcPr>
+            <w:tcW w:type="dxa" w:w="3400"/>
+            <w:tcMar>
+              <w:top w:type="dxa" w:w="40"/>
+              <w:left w:type="dxa" w:w="80"/>
+              <w:bottom w:type="dxa" w:w="40"/>
+              <w:right w:type="dxa" w:w="80"/>
+            </w:tcMar>
+          </w:tcPr>
+          <w:p>
+            <w:pPr>
+              <w:spacing w:after="0" w:line="220"/>
+              <w:jc w:val="center"/>
+            </w:pPr>
+            <w:r>
+              <w:rPr>
+                <w:rFonts w:ascii="Palatino Linotype" w:cs="Palatino Linotype" w:eastAsia="Palatino Linotype" w:hAnsi="Palatino Linotype"/>
+                <w:sz w:val="16"/>
+                <w:szCs w:val="16"/>
+              </w:rPr>
+              <w:t xml:space="preserve">−0,0000 [−0,0001; +0,0001]</w:t>
+            </w:r>
+          </w:p>
+        </w:tc>
+        <w:tc>
+          <w:tcPr>
+            <w:tcW w:type="dxa" w:w="1200"/>
+            <w:tcMar>
+              <w:top w:type="dxa" w:w="40"/>
+              <w:left w:type="dxa" w:w="80"/>
+              <w:bottom w:type="dxa" w:w="40"/>
+              <w:right w:type="dxa" w:w="80"/>
+            </w:tcMar>
+          </w:tcPr>
+          <w:p>
+            <w:pPr>
+              <w:spacing w:after="0" w:line="220"/>
+              <w:jc w:val="center"/>
+            </w:pPr>
+            <w:r>
+              <w:rPr>
+                <w:rFonts w:ascii="Palatino Linotype" w:cs="Palatino Linotype" w:eastAsia="Palatino Linotype" w:hAnsi="Palatino Linotype"/>
+                <w:sz w:val="16"/>
+                <w:szCs w:val="16"/>
+              </w:rPr>
+              <w:t xml:space="preserve">1,00</w:t>
             </w:r>
           </w:p>
         </w:tc>
@@ -5423,7 +5605,7 @@
         </w:trPr>
         <w:tc>
           <w:tcPr>
-            <w:tcW w:type="dxa" w:w="5638"/>
+            <w:tcW w:type="dxa" w:w="3600"/>
             <w:tcMar>
               <w:top w:type="dxa" w:w="40"/>
               <w:left w:type="dxa" w:w="80"/>
@@ -5442,57 +5624,82 @@
                 <w:sz w:val="16"/>
                 <w:szCs w:val="16"/>
               </w:rPr>
-              <w:t xml:space="preserve">чистая линейная диффузия</w:t>
-            </w:r>
-          </w:p>
-        </w:tc>
-        <w:tc>
-          <w:tcPr>
-            <w:tcW w:type="dxa" w:w="2000"/>
-            <w:tcMar>
-              <w:top w:type="dxa" w:w="40"/>
-              <w:left w:type="dxa" w:w="80"/>
-              <w:bottom w:type="dxa" w:w="40"/>
-              <w:right w:type="dxa" w:w="80"/>
-            </w:tcMar>
-          </w:tcPr>
-          <w:p>
-            <w:pPr>
-              <w:spacing w:after="0" w:line="220"/>
-              <w:jc w:val="center"/>
-            </w:pPr>
-            <w:r>
-              <w:rPr>
-                <w:rFonts w:ascii="Palatino Linotype" w:cs="Palatino Linotype" w:eastAsia="Palatino Linotype" w:hAnsi="Palatino Linotype"/>
-                <w:sz w:val="16"/>
-                <w:szCs w:val="16"/>
-              </w:rPr>
-              <w:t xml:space="preserve">0,0171</w:t>
-            </w:r>
-          </w:p>
-        </w:tc>
-        <w:tc>
-          <w:tcPr>
-            <w:tcW w:type="dxa" w:w="2000"/>
-            <w:tcMar>
-              <w:top w:type="dxa" w:w="40"/>
-              <w:left w:type="dxa" w:w="80"/>
-              <w:bottom w:type="dxa" w:w="40"/>
-              <w:right w:type="dxa" w:w="80"/>
-            </w:tcMar>
-          </w:tcPr>
-          <w:p>
-            <w:pPr>
-              <w:spacing w:after="0" w:line="220"/>
-              <w:jc w:val="center"/>
-            </w:pPr>
-            <w:r>
-              <w:rPr>
-                <w:rFonts w:ascii="Palatino Linotype" w:cs="Palatino Linotype" w:eastAsia="Palatino Linotype" w:hAnsi="Palatino Linotype"/>
-                <w:sz w:val="16"/>
-                <w:szCs w:val="16"/>
-              </w:rPr>
-              <w:t xml:space="preserve">−0,0071</w:t>
+              <w:t xml:space="preserve">−bullwhip (β = 1)</w:t>
+            </w:r>
+          </w:p>
+        </w:tc>
+        <w:tc>
+          <w:tcPr>
+            <w:tcW w:type="dxa" w:w="1400"/>
+            <w:tcMar>
+              <w:top w:type="dxa" w:w="40"/>
+              <w:left w:type="dxa" w:w="80"/>
+              <w:bottom w:type="dxa" w:w="40"/>
+              <w:right w:type="dxa" w:w="80"/>
+            </w:tcMar>
+          </w:tcPr>
+          <w:p>
+            <w:pPr>
+              <w:spacing w:after="0" w:line="220"/>
+              <w:jc w:val="center"/>
+            </w:pPr>
+            <w:r>
+              <w:rPr>
+                <w:rFonts w:ascii="Palatino Linotype" w:cs="Palatino Linotype" w:eastAsia="Palatino Linotype" w:hAnsi="Palatino Linotype"/>
+                <w:sz w:val="16"/>
+                <w:szCs w:val="16"/>
+              </w:rPr>
+              <w:t xml:space="preserve">0,0266</w:t>
+            </w:r>
+          </w:p>
+        </w:tc>
+        <w:tc>
+          <w:tcPr>
+            <w:tcW w:type="dxa" w:w="3400"/>
+            <w:tcMar>
+              <w:top w:type="dxa" w:w="40"/>
+              <w:left w:type="dxa" w:w="80"/>
+              <w:bottom w:type="dxa" w:w="40"/>
+              <w:right w:type="dxa" w:w="80"/>
+            </w:tcMar>
+          </w:tcPr>
+          <w:p>
+            <w:pPr>
+              <w:spacing w:after="0" w:line="220"/>
+              <w:jc w:val="center"/>
+            </w:pPr>
+            <w:r>
+              <w:rPr>
+                <w:rFonts w:ascii="Palatino Linotype" w:cs="Palatino Linotype" w:eastAsia="Palatino Linotype" w:hAnsi="Palatino Linotype"/>
+                <w:sz w:val="16"/>
+                <w:szCs w:val="16"/>
+              </w:rPr>
+              <w:t xml:space="preserve">+0,0023 [−0,0009; +0,0079]</w:t>
+            </w:r>
+          </w:p>
+        </w:tc>
+        <w:tc>
+          <w:tcPr>
+            <w:tcW w:type="dxa" w:w="1200"/>
+            <w:tcMar>
+              <w:top w:type="dxa" w:w="40"/>
+              <w:left w:type="dxa" w:w="80"/>
+              <w:bottom w:type="dxa" w:w="40"/>
+              <w:right w:type="dxa" w:w="80"/>
+            </w:tcMar>
+          </w:tcPr>
+          <w:p>
+            <w:pPr>
+              <w:spacing w:after="0" w:line="220"/>
+              <w:jc w:val="center"/>
+            </w:pPr>
+            <w:r>
+              <w:rPr>
+                <w:rFonts w:ascii="Palatino Linotype" w:cs="Palatino Linotype" w:eastAsia="Palatino Linotype" w:hAnsi="Palatino Linotype"/>
+                <w:sz w:val="16"/>
+                <w:szCs w:val="16"/>
+              </w:rPr>
+              <w:t xml:space="preserve">1,00</w:t>
             </w:r>
           </w:p>
         </w:tc>
@@ -7283,43 +7490,7 @@
           <w:sz w:val="19"/>
           <w:szCs w:val="19"/>
         </w:rPr>
-        <w:t xml:space="preserve">Пятипараметрическая LOO-калибровка на плотном графе (24 фолда, пофолдовая дифференциальная эволюция) проведена и даёт неожиданный результат — Таблица 7. Парное сравнение одного параметра против пяти: ΔMAE = −0,0148, 95% ДИ [−0,0292; −0,0031], p = 0,037 — </w:t>
-      </w:r>
-      <w:r>
-        <w:rPr>
-          <w:rFonts w:ascii="Palatino Linotype" w:cs="Palatino Linotype" w:eastAsia="Palatino Linotype" w:hAnsi="Palatino Linotype"/>
-          <w:b/>
-          <w:bCs/>
-          <w:sz w:val="19"/>
-          <w:szCs w:val="19"/>
-        </w:rPr>
-        <w:t xml:space="preserve">значимо</w:t>
-      </w:r>
-      <w:r>
-        <w:rPr>
-          <w:rFonts w:ascii="Palatino Linotype" w:cs="Palatino Linotype" w:eastAsia="Palatino Linotype" w:hAnsi="Palatino Linotype"/>
-          <w:sz w:val="19"/>
-          <w:szCs w:val="19"/>
-        </w:rPr>
-        <w:t xml:space="preserve">. Это единственное статистически значимое различие моделей во всей работе, и оно про экономию параметров: на графе из 405 узлов при ~23 обучающих событиях на фолд четыре дополнительные степени свободы </w:t>
-      </w:r>
-      <w:r>
-        <w:rPr>
-          <w:rFonts w:ascii="Palatino Linotype" w:cs="Palatino Linotype" w:eastAsia="Palatino Linotype" w:hAnsi="Palatino Linotype"/>
-          <w:b/>
-          <w:bCs/>
-          <w:sz w:val="19"/>
-          <w:szCs w:val="19"/>
-        </w:rPr>
-        <w:t xml:space="preserve">измеримо ухудшают</w:t>
-      </w:r>
-      <w:r>
-        <w:rPr>
-          <w:rFonts w:ascii="Palatino Linotype" w:cs="Palatino Linotype" w:eastAsia="Palatino Linotype" w:hAnsi="Palatino Linotype"/>
-          <w:sz w:val="19"/>
-          <w:szCs w:val="19"/>
-        </w:rPr>
-        <w:t xml:space="preserve"> обобщение. Результат сходится с §6.6 (два компонента дают нулевой вклад) и §6.7 (три из пяти параметров неидентифицируемы) — три независимых метода приходят к одному выводу о переусложнении.</w:t>
+        <w:t xml:space="preserve">Пятипараметрическая LOO-калибровка на плотном графе (24 фолда, пофолдовая дифференциальная эволюция) проведена и даёт неожиданный результат — Таблица 7. Парное сравнение одного параметра против пяти: ΔMAE = −0,0148, 95% ДИ [−0,0292; −0,0031], сырое p = 0,037. Но это сравнение входит в семейство из пяти сравнений против одной опорной модели, и после поправки Холма скорректированное p = 0,18: значимых различий в семействе ноль. В предыдущей версии работы это сравнение объявлялось «единственным статистически значимым различием моделей»; корректная формулировка — на оси магнитуды в работе нет ни одного различия, устоявшего против поправки на множественность. Точечный результат тем не менее указывает туда же, куда и всё остальное: на графе из 405 узлов при ~23 обучающих событиях на фолд четыре дополнительные степени свободы не окупаются. Результат согласуется с §6.6 (ни одна абляция не значима), §6.7 (три из пяти параметров упираются в границы априорного ящика, один гуляет в 35 раз при удалении одного события) и §6.1 (не хватает мощности) — четыре независимых метода приходят к одному выводу о переусложнении.</w:t>
       </w:r>
     </w:p>
     <w:p>
@@ -9623,7 +9794,7 @@
           <w:sz w:val="19"/>
           <w:szCs w:val="19"/>
         </w:rPr>
-        <w:t xml:space="preserve">Конфигурация движка запинена (сиды фиксированы, стохастика выключена); результаты заморожены golden-тестами, любое численное изменение — явный диф в том же коммите. Статистический слой детерминирован (сид 20260718). Головной документ чисел и все фигуры генерируются скриптами из артефактов; каждая фигура сопровождается численной таблицей. 157 автотестов. Точные команды — Приложение B.</w:t>
+        <w:t xml:space="preserve">Конфигурация движка запинена (сиды фиксированы, стохастика выключена); результаты заморожены golden-тестами, любое численное изменение — явный диф в том же коммите. Статистический слой детерминирован (сид 20260718). Головной документ чисел и все фигуры генерируются скриптами из артефактов; каждая фигура сопровождается численной таблицей. 146 автотестов, все зелёные. Точные команды — Приложение B.</w:t>
       </w:r>
     </w:p>
     <w:p>
@@ -15285,7 +15456,33 @@
                 <w:sz w:val="16"/>
                 <w:szCs w:val="16"/>
               </w:rPr>
-              <w:t xml:space="preserve">python -m pytest --ignore=tests/test_portwatch.py   # 157 тестов</w:t>
+              <w:t xml:space="preserve">python -m scripts.identifiability_audit       # аудит идентифицируемости (6.7)</w:t>
+            </w:r>
+          </w:p>
+          <w:p>
+            <w:pPr>
+              <w:spacing w:after="0" w:line="220"/>
+            </w:pPr>
+            <w:r>
+              <w:rPr>
+                <w:rFonts w:ascii="Consolas" w:cs="Consolas" w:eastAsia="Consolas" w:hAnsi="Consolas"/>
+                <w:sz w:val="16"/>
+                <w:szCs w:val="16"/>
+              </w:rPr>
+              <w:t xml:space="preserve">python -m scripts.spatial_recall_robustness   # прогон по порогу (6.5)</w:t>
+            </w:r>
+          </w:p>
+          <w:p>
+            <w:pPr>
+              <w:spacing w:after="0" w:line="220"/>
+            </w:pPr>
+            <w:r>
+              <w:rPr>
+                <w:rFonts w:ascii="Consolas" w:cs="Consolas" w:eastAsia="Consolas" w:hAnsi="Consolas"/>
+                <w:sz w:val="16"/>
+                <w:szCs w:val="16"/>
+              </w:rPr>
+              <w:t xml:space="preserve">python -m pytest                              # 146 тестов, все зелёные</w:t>
             </w:r>
           </w:p>
         </w:tc>

--- a/docs/PAPER_MDPI.ru.docx
+++ b/docs/PAPER_MDPI.ru.docx
@@ -3260,7 +3260,7 @@
                 <w:sz w:val="16"/>
                 <w:szCs w:val="16"/>
               </w:rPr>
-              <w:t xml:space="preserve">5</w:t>
+              <w:t xml:space="preserve">6</w:t>
             </w:r>
           </w:p>
         </w:tc>
@@ -3285,7 +3285,7 @@
                 <w:sz w:val="16"/>
                 <w:szCs w:val="16"/>
               </w:rPr>
-              <w:t xml:space="preserve">0,60 [−1,00; 1,00] — не заявляем</w:t>
+              <w:t xml:space="preserve">0,71 [−0,09; 1,00] — не заявляем</w:t>
             </w:r>
           </w:p>
         </w:tc>
@@ -3310,7 +3310,7 @@
                 <w:sz w:val="16"/>
                 <w:szCs w:val="16"/>
               </w:rPr>
-              <w:t xml:space="preserve">0,43</w:t>
+              <w:t xml:space="preserve">0,40</w:t>
             </w:r>
           </w:p>
         </w:tc>
@@ -9794,7 +9794,7 @@
           <w:sz w:val="19"/>
           <w:szCs w:val="19"/>
         </w:rPr>
-        <w:t xml:space="preserve">Конфигурация движка запинена (сиды фиксированы, стохастика выключена); результаты заморожены golden-тестами, любое численное изменение — явный диф в том же коммите. Статистический слой детерминирован (сид 20260718). Головной документ чисел и все фигуры генерируются скриптами из артефактов; каждая фигура сопровождается численной таблицей. 146 автотестов, все зелёные. Точные команды — Приложение B.</w:t>
+        <w:t xml:space="preserve">Конфигурация движка запинена (сиды фиксированы, стохастика выключена); результаты заморожены golden-тестами, любое численное изменение — явный диф в том же коммите. Статистический слой детерминирован (сид 20260718). Головной документ чисел и все фигуры генерируются скриптами из артефактов; каждая фигура сопровождается численной таблицей. 147 автотестов, все зелёные. Точные команды — Приложение B.</w:t>
       </w:r>
     </w:p>
     <w:p>
@@ -15482,7 +15482,20 @@
                 <w:sz w:val="16"/>
                 <w:szCs w:val="16"/>
               </w:rPr>
-              <w:t xml:space="preserve">python -m pytest                              # 146 тестов, все зелёные</w:t>
+              <w:t xml:space="preserve">python -m scripts.clustering_icc --graph v3   # ICC узловых остатков (8.3)</w:t>
+            </w:r>
+          </w:p>
+          <w:p>
+            <w:pPr>
+              <w:spacing w:after="0" w:line="220"/>
+            </w:pPr>
+            <w:r>
+              <w:rPr>
+                <w:rFonts w:ascii="Consolas" w:cs="Consolas" w:eastAsia="Consolas" w:hAnsi="Consolas"/>
+                <w:sz w:val="16"/>
+                <w:szCs w:val="16"/>
+              </w:rPr>
+              <w:t xml:space="preserve">python -m pytest                              # 147 тестов, все зелёные</w:t>
             </w:r>
           </w:p>
         </w:tc>

--- a/docs/PAPER_MDPI.ru.docx
+++ b/docs/PAPER_MDPI.ru.docx
@@ -150,7 +150,7 @@
                 <w:sz w:val="18"/>
                 <w:szCs w:val="18"/>
               </w:rPr>
-              <w:t xml:space="preserve">Глобальные нарушения цепочек поставок — землетрясения, наводнения, блокировки каналов, финансовые кризисы — каскадируют между отраслями и странами, однако опубликованные имитационные модели, как правило, валидируются на одном-двух событиях и по одной метрике ошибки. Настоящая работа ставит вопрос: способна ли такая валидация вообще отличить содержательную модель от наивного бейслайна — и строит инфраструктуру, позволяющую на него ответить. Собран бенчмарк из 27 исторических событий (1999–2023, десять категорий), каждое откалибровано по первичным источникам согласно письменному протоколу иерархии источников, и трёхосевая система валидации, оценивающая (1) глобальную магнитуду потерь, (2) форму каскада на уровне узла (пик, тайминг, восстановление) и (3) пространственный охват. Протестированы четыре модели: авторский симулятор SEIRS-bullwhip-hysteresis (GEDS), межотраслевая модель Леонтьева, линейная сетевая диффузия и наивный предиктор среднего. По точечной магнитуде ни одна модель статистически значимо не превосходит другую (все шесть парных перестановочных тестов p ≥ 0,09 при N=27), и результат сохраняется при кросс-валидации с пофолдовой рекалибровкой (p = 0,89): валидация одним числом эти модели не различает. Анализ мощности показывает, что при N=27 минимальный детектируемый эффект (0,018 MAE) превышает реальные различия моделей (~0,007) — то есть паритет ограничен разрешением выборки, а не доказан. Траекторная валидация различает модели: GEDS, единственная модель, порождающая полные траектории, ранжирует длительности восстановления со Spearman 0,88 (95% ДИ 0,56–0,99) и тайминг пика с 0,69 (0,20–0,87). Замена ручного 12-странового графа на граф OECD ICIO из 405 узлов поднимает пространственный охват каскада с 0,29 до 0,79 без подстройки параметров. Все результаты детерминированы, зафиксированы golden-тестами и воспроизводятся из открытого репозитория.</w:t>
+              <w:t xml:space="preserve">Глобальные нарушения цепочек поставок — землетрясения, наводнения, блокировки каналов, финансовые кризисы — каскадируют между отраслями и странами, однако опубликованные имитационные модели, как правило, валидируются на одном-двух событиях и по одной метрике ошибки. Настоящая работа ставит вопрос: способна ли такая валидация вообще отличить содержательную модель от наивного бейслайна — и строит инфраструктуру, позволяющую на него ответить. Собран бенчмарк из 27 исторических событий (1999–2023, десять категорий), каждое откалибровано по первичным источникам согласно письменному протоколу иерархии источников, и трёхосевая система валидации, оценивающая (1) глобальную магнитуду потерь, (2) форму каскада на уровне узла (пик, тайминг, восстановление) и (3) пространственный охват. Протестированы четыре модели: авторский симулятор SEIRS-bullwhip-hysteresis (GEDS), межотраслевая модель Леонтьева, линейная сетевая диффузия и наивный предиктор среднего. По точечной магнитуде ни одна модель статистически значимо не превосходит другую (все шесть парных перестановочных тестов p ≥ 0,09 при N=27), и результат сохраняется при кросс-валидации с пофолдовой рекалибровкой (p = 0,89): валидация одним числом эти модели не различает. Анализ мощности показывает, что при N=27 минимальный детектируемый эффект (0,018 MAE) превышает реальные различия моделей (~0,007) — то есть паритет ограничен разрешением выборки, а не доказан. Траекторная валидация различает модели: GEDS, единственная модель, порождающая полные траектории, ранжирует длительности восстановления со Spearman 0,71 (95% ДИ 0,22–0,92) и тайминг пика с 0,69 (0,20–0,87). Опубликованное ранее значение 0,88 было смешано с правым цензурированием — окно симуляции задавалось под каждое событие вручную, и при недостижении восстановления засчитывалась длина окна; дефект устранён переводом всех событий на одно фиксированное окно, и разница 0,88 → 0,71 есть величина снятого артефакта. Замена ручного 12-странового графа на граф OECD ICIO из 405 узлов поднимает пространственный охват каскада с 0,29 до 0,79 без подстройки параметров. Все результаты детерминированы, зафиксированы golden-тестами и воспроизводятся из открытого репозитория.</w:t>
             </w:r>
           </w:p>
         </w:tc>
@@ -3024,7 +3024,7 @@
           <w:sz w:val="19"/>
           <w:szCs w:val="19"/>
         </w:rPr>
-        <w:t xml:space="preserve">Ни Леонтьев, ни наивное среднее траекторий не порождают; линейная диффузия даёт кривую без восстановления. Полную форму «пик → спад → восстановление» предсказывает только GEDS — и на этих осях результат значим (Таблица 2). Ранжирование восстановления (0,88) — сильнейший результат; ДИ обеих временных осей не содержат ноль. Ось магнитуды при n=5 статистически пуста и заявляется только как ограничение.</w:t>
+        <w:t xml:space="preserve">Ни Леонтьев, ни наивное среднее траекторий не порождают; линейная диффузия даёт кривую без восстановления. Полную форму «пик → спад → восстановление» предсказывает только GEDS — и на этих осях результат значим (Таблица 2). Ранжирование восстановления (0,71 после устранения цензурирования, §6.2.1) — сильнейший результат; ДИ обеих временных осей не содержат ноль. Ось магнитуды при n=6 близка к значимости, но ноль пока внутри интервала.</w:t>
       </w:r>
     </w:p>
     <w:p>
@@ -3495,7 +3495,7 @@
                 <w:sz w:val="16"/>
                 <w:szCs w:val="16"/>
               </w:rPr>
-              <w:t xml:space="preserve">0,88 [0,56; 0,99]</w:t>
+              <w:t xml:space="preserve">0,71 [0,22; 0,92]</w:t>
             </w:r>
           </w:p>
         </w:tc>
@@ -3520,7 +3520,7 @@
                 <w:sz w:val="16"/>
                 <w:szCs w:val="16"/>
               </w:rPr>
-              <w:t xml:space="preserve">8,5 нед</w:t>
+              <w:t xml:space="preserve">15,3 нед</w:t>
             </w:r>
           </w:p>
         </w:tc>
@@ -3560,7 +3560,7 @@
           <w:sz w:val="19"/>
           <w:szCs w:val="19"/>
         </w:rPr>
-        <w:t xml:space="preserve"> Тест leave-one-out (последовательно удаляем каждое событие и пересчитываем Spearman) опровергает подозрение, что корреляция держится на одной точке: для недель-до-пика полная оценка 0,691, диапазон LOO [0,619; 0,790]; для восстановления полная 0,883, диапазон LOO [0,843; 0,917]. Ни одно единичное событие не роняет корреляцию ниже 0,62 и 0,84 соответственно.</w:t>
+        <w:t xml:space="preserve"> Тест leave-one-out (последовательно удаляем каждое событие и пересчитываем Spearman) опровергает подозрение, что корреляция держится на одной точке: для недель-до-пика полная оценка 0,691, диапазон LOO [0,619; 0,790]; для восстановления полная 0,711, диапазон LOO [0,614; 0,760]. Ни одно единичное событие не роняет корреляцию ниже 0,62 и 0,61 соответственно.</w:t>
       </w:r>
     </w:p>
     <w:p>
@@ -9333,7 +9333,7 @@
           <w:sz w:val="19"/>
           <w:szCs w:val="19"/>
         </w:rPr>
-        <w:t xml:space="preserve">Три результата складываются в один вывод. (1) На оси, по которой отчитываются почти все работы — точечная магнитуда — четыре принципиально разные модели статистически неразличимы, и это не артефакт слабой настройки: паритет переживает пофолдовую рекалибровку и количественно ограничен мощностью. (2) Оси, различающие модели — временные и пространственные: там, где только полная динамическая модель способна конкурировать, её результаты значимы (0,69 и 0,88). (3) Наибольший прирост качества дала не динамика, а данные о структуре сети (recall 0,29 → 0,79 бесплатно по параметрам).</w:t>
+        <w:t xml:space="preserve">Три результата складываются в один вывод. (1) На оси, по которой отчитываются почти все работы — точечная магнитуда — четыре принципиально разные модели статистически неразличимы, и это не артефакт слабой настройки: паритет переживает пофолдовую рекалибровку и количественно ограничен мощностью. (2) Оси, различающие модели — временные и пространственные: там, где только полная динамическая модель способна конкурировать, её результаты значимы (0,69 и 0,71). (3) Наибольший прирост качества дала не динамика, а данные о структуре сети (recall 0,29 → 0,79 бесплатно по параметрам).</w:t>
       </w:r>
     </w:p>
     <w:p>

--- a/docs/PAPER_MDPI.ru.docx
+++ b/docs/PAPER_MDPI.ru.docx
@@ -9794,7 +9794,7 @@
           <w:sz w:val="19"/>
           <w:szCs w:val="19"/>
         </w:rPr>
-        <w:t xml:space="preserve">Конфигурация движка запинена (сиды фиксированы, стохастика выключена); результаты заморожены golden-тестами, любое численное изменение — явный диф в том же коммите. Статистический слой детерминирован (сид 20260718). Головной документ чисел и все фигуры генерируются скриптами из артефактов; каждая фигура сопровождается численной таблицей. 147 автотестов, все зелёные. Точные команды — Приложение B.</w:t>
+        <w:t xml:space="preserve">Конфигурация движка запинена (сиды фиксированы, стохастика выключена); результаты заморожены golden-тестами, любое численное изменение — явный диф в том же коммите. Статистический слой детерминирован (сид 20260718). Головной документ чисел и все фигуры генерируются скриптами из артефактов; каждая фигура сопровождается численной таблицей. 149 автотестов, все зелёные. Точные команды — Приложение B.</w:t>
       </w:r>
     </w:p>
     <w:p>
@@ -15495,7 +15495,7 @@
                 <w:sz w:val="16"/>
                 <w:szCs w:val="16"/>
               </w:rPr>
-              <w:t xml:space="preserve">python -m pytest                              # 147 тестов, все зелёные</w:t>
+              <w:t xml:space="preserve">python -m pytest                              # 149 тестов, все зелёные</w:t>
             </w:r>
           </w:p>
         </w:tc>
